--- a/УП 05/Практика 4/Шильников М.Ю. ПРАКТИКА 4.docx
+++ b/УП 05/Практика 4/Шильников М.Ю. ПРАКТИКА 4.docx
@@ -74,19 +74,8 @@
           <w:sz w:val="24"/>
           <w:szCs w:val="24"/>
         </w:rPr>
-        <w:t xml:space="preserve">Колледж </w:t>
-      </w:r>
-      <w:proofErr w:type="spellStart"/>
-      <w:r>
-        <w:rPr>
-          <w:rFonts w:ascii="Times New Roman" w:hAnsi="Times New Roman"/>
-          <w:b/>
-          <w:sz w:val="24"/>
-          <w:szCs w:val="24"/>
-        </w:rPr>
-        <w:t>ВятГУ</w:t>
-      </w:r>
-      <w:proofErr w:type="spellEnd"/>
+        <w:t>Колледж ВятГУ</w:t>
+      </w:r>
     </w:p>
     <w:p>
       <w:pPr>
@@ -258,49 +247,34 @@
         <w:rPr>
           <w:rFonts w:ascii="Times New Roman" w:eastAsia="Times New Roman" w:hAnsi="Times New Roman" w:cs="Times New Roman"/>
           <w:b/>
-          <w:color w:val="000000"/>
-          <w:sz w:val="28"/>
-          <w:szCs w:val="28"/>
-        </w:rPr>
-        <w:t>«МДК 0</w:t>
+          <w:bCs/>
+          <w:color w:val="000000" w:themeColor="text1"/>
+          <w:sz w:val="28"/>
+          <w:szCs w:val="28"/>
+        </w:rPr>
+        <w:t>«</w:t>
       </w:r>
       <w:r>
         <w:rPr>
           <w:rFonts w:ascii="Times New Roman" w:eastAsia="Times New Roman" w:hAnsi="Times New Roman" w:cs="Times New Roman"/>
           <w:b/>
-          <w:sz w:val="28"/>
-          <w:szCs w:val="28"/>
-        </w:rPr>
-        <w:t>6</w:t>
+          <w:bCs/>
+          <w:color w:val="000000" w:themeColor="text1"/>
+          <w:sz w:val="28"/>
+          <w:szCs w:val="28"/>
+        </w:rPr>
+        <w:t>УП.05</w:t>
       </w:r>
       <w:r>
         <w:rPr>
           <w:rFonts w:ascii="Times New Roman" w:eastAsia="Times New Roman" w:hAnsi="Times New Roman" w:cs="Times New Roman"/>
           <w:b/>
-          <w:color w:val="000000"/>
-          <w:sz w:val="28"/>
-          <w:szCs w:val="28"/>
-        </w:rPr>
-        <w:t xml:space="preserve">.01 </w:t>
-      </w:r>
-      <w:r>
-        <w:rPr>
-          <w:rFonts w:ascii="Times New Roman" w:eastAsia="Times New Roman" w:hAnsi="Times New Roman" w:cs="Times New Roman"/>
-          <w:b/>
-          <w:sz w:val="28"/>
-          <w:szCs w:val="28"/>
-        </w:rPr>
-        <w:t>Внедрение</w:t>
-      </w:r>
-      <w:r>
-        <w:rPr>
-          <w:rFonts w:ascii="Times New Roman" w:eastAsia="Times New Roman" w:hAnsi="Times New Roman" w:cs="Times New Roman"/>
-          <w:b/>
-          <w:color w:val="000000"/>
-          <w:sz w:val="28"/>
-          <w:szCs w:val="28"/>
-        </w:rPr>
-        <w:t xml:space="preserve"> информационных систем»</w:t>
+          <w:bCs/>
+          <w:color w:val="000000" w:themeColor="text1"/>
+          <w:sz w:val="28"/>
+          <w:szCs w:val="28"/>
+        </w:rPr>
+        <w:t>»</w:t>
       </w:r>
     </w:p>
     <w:p>
@@ -780,7 +754,7 @@
         <w:pStyle w:val="ae"/>
         <w:numPr>
           <w:ilvl w:val="0"/>
-          <w:numId w:val="31"/>
+          <w:numId w:val="37"/>
         </w:numPr>
         <w:spacing w:after="0" w:line="360" w:lineRule="auto"/>
         <w:jc w:val="both"/>
@@ -804,7 +778,7 @@
         <w:pStyle w:val="ae"/>
         <w:numPr>
           <w:ilvl w:val="0"/>
-          <w:numId w:val="31"/>
+          <w:numId w:val="37"/>
         </w:numPr>
         <w:spacing w:after="0" w:line="360" w:lineRule="auto"/>
         <w:jc w:val="both"/>
@@ -828,7 +802,7 @@
         <w:pStyle w:val="ae"/>
         <w:numPr>
           <w:ilvl w:val="0"/>
-          <w:numId w:val="31"/>
+          <w:numId w:val="37"/>
         </w:numPr>
         <w:spacing w:after="0" w:line="360" w:lineRule="auto"/>
         <w:jc w:val="both"/>
@@ -852,7 +826,7 @@
         <w:pStyle w:val="ae"/>
         <w:numPr>
           <w:ilvl w:val="0"/>
-          <w:numId w:val="31"/>
+          <w:numId w:val="37"/>
         </w:numPr>
         <w:spacing w:after="0" w:line="360" w:lineRule="auto"/>
         <w:jc w:val="both"/>
@@ -868,25 +842,7 @@
           <w:sz w:val="28"/>
           <w:szCs w:val="28"/>
         </w:rPr>
-        <w:t xml:space="preserve">Сдать отчет преподавателю. Для оформления используйте стандарты: государственный стандарт ГОСТ 7.32–2017 и стандарт предприятия СТП </w:t>
-      </w:r>
-      <w:proofErr w:type="spellStart"/>
-      <w:r>
-        <w:rPr>
-          <w:rFonts w:ascii="Times New Roman" w:eastAsia="Times New Roman" w:hAnsi="Times New Roman" w:cs="Times New Roman"/>
-          <w:sz w:val="28"/>
-          <w:szCs w:val="28"/>
-        </w:rPr>
-        <w:t>ВятГУ</w:t>
-      </w:r>
-      <w:proofErr w:type="spellEnd"/>
-      <w:r>
-        <w:rPr>
-          <w:rFonts w:ascii="Times New Roman" w:eastAsia="Times New Roman" w:hAnsi="Times New Roman" w:cs="Times New Roman"/>
-          <w:sz w:val="28"/>
-          <w:szCs w:val="28"/>
-        </w:rPr>
-        <w:t xml:space="preserve"> 101–2004 (он хоть и устаревший, но всё еще действующий).</w:t>
+        <w:t>Сдать отчет преподавателю. Для оформления используйте стандарты: государственный стандарт ГОСТ 7.32–2017 и стандарт предприятия СТП ВятГУ 101–2004 (он хоть и устаревший, но всё еще действующий).</w:t>
       </w:r>
     </w:p>
     <w:p>
@@ -922,6 +878,7 @@
         <w:rPr>
           <w:rFonts w:ascii="Times New Roman" w:eastAsia="Times New Roman" w:hAnsi="Times New Roman" w:cs="Times New Roman"/>
           <w:b/>
+          <w:bCs/>
           <w:sz w:val="28"/>
           <w:szCs w:val="28"/>
         </w:rPr>
@@ -933,13 +890,105 @@
     </w:p>
     <w:p>
       <w:pPr>
+        <w:tabs>
+          <w:tab w:val="num" w:pos="720"/>
+        </w:tabs>
         <w:spacing w:after="0" w:line="360" w:lineRule="auto"/>
         <w:ind w:firstLine="720"/>
         <w:jc w:val="both"/>
         <w:rPr>
           <w:rFonts w:ascii="Times New Roman" w:eastAsia="Times New Roman" w:hAnsi="Times New Roman" w:cs="Times New Roman"/>
-          <w:b/>
-          <w:bCs/>
+          <w:sz w:val="28"/>
+          <w:szCs w:val="28"/>
+        </w:rPr>
+      </w:pPr>
+      <w:r>
+        <w:rPr>
+          <w:rFonts w:ascii="Times New Roman" w:eastAsia="Times New Roman" w:hAnsi="Times New Roman" w:cs="Times New Roman"/>
+          <w:sz w:val="28"/>
+          <w:szCs w:val="28"/>
+        </w:rPr>
+        <w:t xml:space="preserve">«Змейка» (англ. Snake) – это классический жанр аркадных игр, где игрок управляет постоянно растущей линией, избегая столкновений. </w:t>
+      </w:r>
+    </w:p>
+    <w:p>
+      <w:pPr>
+        <w:tabs>
+          <w:tab w:val="num" w:pos="720"/>
+        </w:tabs>
+        <w:spacing w:after="0" w:line="360" w:lineRule="auto"/>
+        <w:ind w:firstLine="720"/>
+        <w:jc w:val="both"/>
+        <w:rPr>
+          <w:rFonts w:ascii="Times New Roman" w:eastAsia="Times New Roman" w:hAnsi="Times New Roman" w:cs="Times New Roman"/>
+          <w:sz w:val="28"/>
+          <w:szCs w:val="28"/>
+        </w:rPr>
+      </w:pPr>
+      <w:r>
+        <w:rPr>
+          <w:rFonts w:ascii="Times New Roman" w:eastAsia="Times New Roman" w:hAnsi="Times New Roman" w:cs="Times New Roman"/>
+          <w:sz w:val="28"/>
+          <w:szCs w:val="28"/>
+        </w:rPr>
+        <w:t>Основы жанра заложила аркадная игра Blockade от команды Gremlin Interactive. Это была игра для двух игроков, где движение оставляло неисчезающий след, а столкновение с ним означало проигрыш. Одну из первых компьютерных адаптаций концепции под названием Worm создал Питер Трефонас для компьютера TRS-80.</w:t>
+      </w:r>
+      <w:r>
+        <w:rPr>
+          <w:rFonts w:ascii="Times New Roman" w:eastAsia="Times New Roman" w:hAnsi="Times New Roman" w:cs="Times New Roman"/>
+          <w:sz w:val="28"/>
+          <w:szCs w:val="28"/>
+        </w:rPr>
+        <w:t xml:space="preserve"> </w:t>
+      </w:r>
+      <w:r>
+        <w:rPr>
+          <w:rFonts w:ascii="Times New Roman" w:eastAsia="Times New Roman" w:hAnsi="Times New Roman" w:cs="Times New Roman"/>
+          <w:sz w:val="28"/>
+          <w:szCs w:val="28"/>
+        </w:rPr>
+        <w:t>Каноническую версию</w:t>
+      </w:r>
+      <w:r>
+        <w:rPr>
+          <w:rFonts w:ascii="Times New Roman" w:eastAsia="Times New Roman" w:hAnsi="Times New Roman" w:cs="Times New Roman"/>
+          <w:sz w:val="28"/>
+          <w:szCs w:val="28"/>
+        </w:rPr>
+        <w:t xml:space="preserve"> </w:t>
+      </w:r>
+      <w:r>
+        <w:rPr>
+          <w:rFonts w:ascii="Times New Roman" w:eastAsia="Times New Roman" w:hAnsi="Times New Roman" w:cs="Times New Roman"/>
+          <w:sz w:val="28"/>
+          <w:szCs w:val="28"/>
+        </w:rPr>
+        <w:t>разработал Танели Арманто</w:t>
+      </w:r>
+      <w:r>
+        <w:rPr>
+          <w:rFonts w:ascii="Times New Roman" w:eastAsia="Times New Roman" w:hAnsi="Times New Roman" w:cs="Times New Roman"/>
+          <w:sz w:val="28"/>
+          <w:szCs w:val="28"/>
+        </w:rPr>
+        <w:t>,</w:t>
+      </w:r>
+      <w:r>
+        <w:rPr>
+          <w:rFonts w:ascii="Times New Roman" w:eastAsia="Times New Roman" w:hAnsi="Times New Roman" w:cs="Times New Roman"/>
+          <w:sz w:val="28"/>
+          <w:szCs w:val="28"/>
+        </w:rPr>
+        <w:t xml:space="preserve"> финский инженер Nokia. Он адаптировал идею для одиночной игры на телефоне Nokia 6110, добавив механику сбора точек (яблок) для роста змейки.</w:t>
+      </w:r>
+    </w:p>
+    <w:p>
+      <w:pPr>
+        <w:spacing w:after="0" w:line="360" w:lineRule="auto"/>
+        <w:ind w:firstLine="720"/>
+        <w:jc w:val="both"/>
+        <w:rPr>
+          <w:rFonts w:ascii="Times New Roman" w:eastAsia="Times New Roman" w:hAnsi="Times New Roman" w:cs="Times New Roman"/>
           <w:sz w:val="28"/>
           <w:szCs w:val="28"/>
         </w:rPr>
@@ -967,19 +1016,8 @@
           <w:bCs/>
           <w:sz w:val="28"/>
           <w:szCs w:val="28"/>
-          <w:lang w:val="en-US"/>
-        </w:rPr>
-        <w:t>1</w:t>
-      </w:r>
-      <w:r>
-        <w:rPr>
-          <w:rFonts w:ascii="Times New Roman" w:eastAsia="Times New Roman" w:hAnsi="Times New Roman" w:cs="Times New Roman"/>
-          <w:b/>
-          <w:bCs/>
-          <w:sz w:val="28"/>
-          <w:szCs w:val="28"/>
-        </w:rPr>
-        <w:t>. Описание правил игры «Змейка»</w:t>
+        </w:rPr>
+        <w:t>Описание правил игры «Змейка»</w:t>
       </w:r>
     </w:p>
     <w:p>
@@ -1021,13 +1059,85 @@
         </w:rPr>
         <w:t>Базовые правила игры:</w:t>
       </w:r>
+      <w:r>
+        <w:rPr>
+          <w:rFonts w:ascii="Times New Roman" w:eastAsia="Times New Roman" w:hAnsi="Times New Roman" w:cs="Times New Roman"/>
+          <w:sz w:val="28"/>
+          <w:szCs w:val="28"/>
+        </w:rPr>
+        <w:t xml:space="preserve"> </w:t>
+      </w:r>
+      <w:r>
+        <w:rPr>
+          <w:rFonts w:ascii="Times New Roman" w:eastAsia="Times New Roman" w:hAnsi="Times New Roman" w:cs="Times New Roman"/>
+          <w:sz w:val="28"/>
+          <w:szCs w:val="28"/>
+        </w:rPr>
+        <w:t>и</w:t>
+      </w:r>
+      <w:r>
+        <w:rPr>
+          <w:rFonts w:ascii="Times New Roman" w:eastAsia="Times New Roman" w:hAnsi="Times New Roman" w:cs="Times New Roman"/>
+          <w:sz w:val="28"/>
+          <w:szCs w:val="28"/>
+        </w:rPr>
+        <w:t>грок управляет направлением движения змейки (вверх, вниз, влево, вправо) с помощью клавиш клавиатуры</w:t>
+      </w:r>
+      <w:r>
+        <w:rPr>
+          <w:rFonts w:ascii="Times New Roman" w:eastAsia="Times New Roman" w:hAnsi="Times New Roman" w:cs="Times New Roman"/>
+          <w:sz w:val="28"/>
+          <w:szCs w:val="28"/>
+        </w:rPr>
+        <w:t xml:space="preserve">, </w:t>
+      </w:r>
+      <w:r>
+        <w:rPr>
+          <w:rFonts w:ascii="Times New Roman" w:eastAsia="Times New Roman" w:hAnsi="Times New Roman" w:cs="Times New Roman"/>
+          <w:sz w:val="28"/>
+          <w:szCs w:val="28"/>
+        </w:rPr>
+        <w:t>з</w:t>
+      </w:r>
+      <w:r>
+        <w:rPr>
+          <w:rFonts w:ascii="Times New Roman" w:eastAsia="Times New Roman" w:hAnsi="Times New Roman" w:cs="Times New Roman"/>
+          <w:sz w:val="28"/>
+          <w:szCs w:val="28"/>
+        </w:rPr>
+        <w:t>мейка непрерывно движется в текущем направлении</w:t>
+      </w:r>
+      <w:r>
+        <w:rPr>
+          <w:rFonts w:ascii="Times New Roman" w:eastAsia="Times New Roman" w:hAnsi="Times New Roman" w:cs="Times New Roman"/>
+          <w:sz w:val="28"/>
+          <w:szCs w:val="28"/>
+        </w:rPr>
+        <w:t xml:space="preserve">, </w:t>
+      </w:r>
+      <w:r>
+        <w:rPr>
+          <w:rFonts w:ascii="Times New Roman" w:eastAsia="Times New Roman" w:hAnsi="Times New Roman" w:cs="Times New Roman"/>
+          <w:sz w:val="28"/>
+          <w:szCs w:val="28"/>
+        </w:rPr>
+        <w:t>н</w:t>
+      </w:r>
+      <w:r>
+        <w:rPr>
+          <w:rFonts w:ascii="Times New Roman" w:eastAsia="Times New Roman" w:hAnsi="Times New Roman" w:cs="Times New Roman"/>
+          <w:sz w:val="28"/>
+          <w:szCs w:val="28"/>
+        </w:rPr>
+        <w:t>а игровом поле в случайных местах появляется еда (яблоко или другой объект). При столкновении головы змейки с едой происходит следующее:</w:t>
+      </w:r>
     </w:p>
     <w:p>
       <w:pPr>
         <w:pStyle w:val="ae"/>
         <w:numPr>
           <w:ilvl w:val="0"/>
-          <w:numId w:val="15"/>
+          <w:numId w:val="3"/>
         </w:numPr>
         <w:spacing w:after="0" w:line="360" w:lineRule="auto"/>
         <w:jc w:val="both"/>
@@ -1043,23 +1153,7 @@
           <w:sz w:val="28"/>
           <w:szCs w:val="28"/>
         </w:rPr>
-        <w:t xml:space="preserve">Управление: </w:t>
-      </w:r>
-      <w:r>
-        <w:rPr>
-          <w:rFonts w:ascii="Times New Roman" w:eastAsia="Times New Roman" w:hAnsi="Times New Roman" w:cs="Times New Roman"/>
-          <w:sz w:val="28"/>
-          <w:szCs w:val="28"/>
-        </w:rPr>
-        <w:t>и</w:t>
-      </w:r>
-      <w:r>
-        <w:rPr>
-          <w:rFonts w:ascii="Times New Roman" w:eastAsia="Times New Roman" w:hAnsi="Times New Roman" w:cs="Times New Roman"/>
-          <w:sz w:val="28"/>
-          <w:szCs w:val="28"/>
-        </w:rPr>
-        <w:t>грок управляет направлением движения змейки (вверх, вниз, влево, вправо) с помощью клавиш клавиатуры</w:t>
+        <w:t>Змейка увеличивается в длине на один сегмент</w:t>
       </w:r>
       <w:r>
         <w:rPr>
@@ -1075,7 +1169,7 @@
         <w:pStyle w:val="ae"/>
         <w:numPr>
           <w:ilvl w:val="0"/>
-          <w:numId w:val="15"/>
+          <w:numId w:val="3"/>
         </w:numPr>
         <w:spacing w:after="0" w:line="360" w:lineRule="auto"/>
         <w:jc w:val="both"/>
@@ -1091,23 +1185,7 @@
           <w:sz w:val="28"/>
           <w:szCs w:val="28"/>
         </w:rPr>
-        <w:t xml:space="preserve">Движение: </w:t>
-      </w:r>
-      <w:r>
-        <w:rPr>
-          <w:rFonts w:ascii="Times New Roman" w:eastAsia="Times New Roman" w:hAnsi="Times New Roman" w:cs="Times New Roman"/>
-          <w:sz w:val="28"/>
-          <w:szCs w:val="28"/>
-        </w:rPr>
-        <w:t>з</w:t>
-      </w:r>
-      <w:r>
-        <w:rPr>
-          <w:rFonts w:ascii="Times New Roman" w:eastAsia="Times New Roman" w:hAnsi="Times New Roman" w:cs="Times New Roman"/>
-          <w:sz w:val="28"/>
-          <w:szCs w:val="28"/>
-        </w:rPr>
-        <w:t>мейка непрерывно движется в текущем направлении</w:t>
+        <w:t>Счёт игрока увеличивается</w:t>
       </w:r>
       <w:r>
         <w:rPr>
@@ -1123,7 +1201,7 @@
         <w:pStyle w:val="ae"/>
         <w:numPr>
           <w:ilvl w:val="0"/>
-          <w:numId w:val="15"/>
+          <w:numId w:val="3"/>
         </w:numPr>
         <w:spacing w:after="0" w:line="360" w:lineRule="auto"/>
         <w:jc w:val="both"/>
@@ -1139,31 +1217,249 @@
           <w:sz w:val="28"/>
           <w:szCs w:val="28"/>
         </w:rPr>
-        <w:t xml:space="preserve">Сбор пищи: </w:t>
-      </w:r>
-      <w:r>
-        <w:rPr>
-          <w:rFonts w:ascii="Times New Roman" w:eastAsia="Times New Roman" w:hAnsi="Times New Roman" w:cs="Times New Roman"/>
-          <w:sz w:val="28"/>
-          <w:szCs w:val="28"/>
-        </w:rPr>
-        <w:t>н</w:t>
-      </w:r>
-      <w:r>
-        <w:rPr>
-          <w:rFonts w:ascii="Times New Roman" w:eastAsia="Times New Roman" w:hAnsi="Times New Roman" w:cs="Times New Roman"/>
-          <w:sz w:val="28"/>
-          <w:szCs w:val="28"/>
-        </w:rPr>
-        <w:t>а игровом поле в случайных местах появляется еда (яблоко или другой объект). При столкновении головы змейки с едой происходит следующее:</w:t>
+        <w:t>На поле генерируется новая еда</w:t>
+      </w:r>
+    </w:p>
+    <w:p>
+      <w:pPr>
+        <w:spacing w:after="0" w:line="360" w:lineRule="auto"/>
+        <w:jc w:val="both"/>
+        <w:rPr>
+          <w:rFonts w:ascii="Times New Roman" w:eastAsia="Times New Roman" w:hAnsi="Times New Roman" w:cs="Times New Roman"/>
+          <w:sz w:val="28"/>
+          <w:szCs w:val="28"/>
+        </w:rPr>
+      </w:pPr>
+      <w:r>
+        <w:rPr>
+          <w:rFonts w:ascii="Times New Roman" w:eastAsia="Times New Roman" w:hAnsi="Times New Roman" w:cs="Times New Roman"/>
+          <w:sz w:val="28"/>
+          <w:szCs w:val="28"/>
+        </w:rPr>
+        <w:t>При п</w:t>
+      </w:r>
+      <w:r>
+        <w:rPr>
+          <w:rFonts w:ascii="Times New Roman" w:eastAsia="Times New Roman" w:hAnsi="Times New Roman" w:cs="Times New Roman"/>
+          <w:sz w:val="28"/>
+          <w:szCs w:val="28"/>
+        </w:rPr>
+        <w:t>роигрыш</w:t>
+      </w:r>
+      <w:r>
+        <w:rPr>
+          <w:rFonts w:ascii="Times New Roman" w:eastAsia="Times New Roman" w:hAnsi="Times New Roman" w:cs="Times New Roman"/>
+          <w:sz w:val="28"/>
+          <w:szCs w:val="28"/>
+        </w:rPr>
+        <w:t>е</w:t>
+      </w:r>
+      <w:r>
+        <w:rPr>
+          <w:rFonts w:ascii="Times New Roman" w:eastAsia="Times New Roman" w:hAnsi="Times New Roman" w:cs="Times New Roman"/>
+          <w:sz w:val="28"/>
+          <w:szCs w:val="28"/>
+        </w:rPr>
+        <w:t xml:space="preserve">: </w:t>
+      </w:r>
+      <w:r>
+        <w:rPr>
+          <w:rFonts w:ascii="Times New Roman" w:eastAsia="Times New Roman" w:hAnsi="Times New Roman" w:cs="Times New Roman"/>
+          <w:sz w:val="28"/>
+          <w:szCs w:val="28"/>
+        </w:rPr>
+        <w:t>и</w:t>
+      </w:r>
+      <w:r>
+        <w:rPr>
+          <w:rFonts w:ascii="Times New Roman" w:eastAsia="Times New Roman" w:hAnsi="Times New Roman" w:cs="Times New Roman"/>
+          <w:sz w:val="28"/>
+          <w:szCs w:val="28"/>
+        </w:rPr>
+        <w:t xml:space="preserve">гра завершается поражением, если </w:t>
+      </w:r>
+      <w:r>
+        <w:rPr>
+          <w:rFonts w:ascii="Times New Roman" w:eastAsia="Times New Roman" w:hAnsi="Times New Roman" w:cs="Times New Roman"/>
+          <w:sz w:val="28"/>
+          <w:szCs w:val="28"/>
+        </w:rPr>
+        <w:t>г</w:t>
+      </w:r>
+      <w:r>
+        <w:rPr>
+          <w:rFonts w:ascii="Times New Roman" w:eastAsia="Times New Roman" w:hAnsi="Times New Roman" w:cs="Times New Roman"/>
+          <w:sz w:val="28"/>
+          <w:szCs w:val="28"/>
+        </w:rPr>
+        <w:t>олова змейки сталкивается с границами игрового</w:t>
+      </w:r>
+      <w:r>
+        <w:rPr>
+          <w:rFonts w:ascii="Times New Roman" w:eastAsia="Times New Roman" w:hAnsi="Times New Roman" w:cs="Times New Roman"/>
+          <w:sz w:val="28"/>
+          <w:szCs w:val="28"/>
+        </w:rPr>
+        <w:t xml:space="preserve"> или</w:t>
+      </w:r>
+      <w:r>
+        <w:rPr>
+          <w:rFonts w:ascii="Times New Roman" w:eastAsia="Times New Roman" w:hAnsi="Times New Roman" w:cs="Times New Roman"/>
+          <w:sz w:val="28"/>
+          <w:szCs w:val="28"/>
+        </w:rPr>
+        <w:t xml:space="preserve"> </w:t>
+      </w:r>
+      <w:r>
+        <w:rPr>
+          <w:rFonts w:ascii="Times New Roman" w:eastAsia="Times New Roman" w:hAnsi="Times New Roman" w:cs="Times New Roman"/>
+          <w:sz w:val="28"/>
+          <w:szCs w:val="28"/>
+        </w:rPr>
+        <w:t>с её собственным телом</w:t>
+      </w:r>
+      <w:r>
+        <w:rPr>
+          <w:rFonts w:ascii="Times New Roman" w:eastAsia="Times New Roman" w:hAnsi="Times New Roman" w:cs="Times New Roman"/>
+          <w:sz w:val="28"/>
+          <w:szCs w:val="28"/>
+        </w:rPr>
+        <w:t>.</w:t>
+      </w:r>
+    </w:p>
+    <w:p>
+      <w:pPr>
+        <w:spacing w:after="0" w:line="360" w:lineRule="auto"/>
+        <w:ind w:firstLine="709"/>
+        <w:jc w:val="both"/>
+        <w:rPr>
+          <w:rFonts w:ascii="Times New Roman" w:eastAsia="Times New Roman" w:hAnsi="Times New Roman" w:cs="Times New Roman"/>
+          <w:sz w:val="28"/>
+          <w:szCs w:val="28"/>
+        </w:rPr>
+      </w:pPr>
+    </w:p>
+    <w:p>
+      <w:pPr>
+        <w:spacing w:after="0" w:line="360" w:lineRule="auto"/>
+        <w:ind w:firstLine="709"/>
+        <w:jc w:val="both"/>
+        <w:rPr>
+          <w:rFonts w:ascii="Times New Roman" w:eastAsia="Times New Roman" w:hAnsi="Times New Roman" w:cs="Times New Roman"/>
+          <w:sz w:val="28"/>
+          <w:szCs w:val="28"/>
+        </w:rPr>
+      </w:pPr>
+      <w:r>
+        <w:rPr>
+          <w:rFonts w:ascii="Times New Roman" w:eastAsia="Times New Roman" w:hAnsi="Times New Roman" w:cs="Times New Roman"/>
+          <w:b/>
+          <w:bCs/>
+          <w:sz w:val="28"/>
+          <w:szCs w:val="28"/>
+        </w:rPr>
+        <w:t>Возможности пользователя</w:t>
+      </w:r>
+    </w:p>
+    <w:p>
+      <w:pPr>
+        <w:spacing w:after="0" w:line="360" w:lineRule="auto"/>
+        <w:ind w:firstLine="709"/>
+        <w:jc w:val="both"/>
+        <w:rPr>
+          <w:rFonts w:ascii="Times New Roman" w:eastAsia="Times New Roman" w:hAnsi="Times New Roman" w:cs="Times New Roman"/>
+          <w:sz w:val="28"/>
+          <w:szCs w:val="28"/>
+        </w:rPr>
+      </w:pPr>
+      <w:r>
+        <w:rPr>
+          <w:rFonts w:ascii="Times New Roman" w:eastAsia="Times New Roman" w:hAnsi="Times New Roman" w:cs="Times New Roman"/>
+          <w:sz w:val="28"/>
+          <w:szCs w:val="28"/>
+        </w:rPr>
+        <w:t>В рамках типовой реализации на Python с использованием библиотеки Tkinter, пользователю предоставляются следующие возможности:</w:t>
+      </w:r>
+      <w:r>
+        <w:rPr>
+          <w:rFonts w:ascii="Times New Roman" w:eastAsia="Times New Roman" w:hAnsi="Times New Roman" w:cs="Times New Roman"/>
+          <w:sz w:val="28"/>
+          <w:szCs w:val="28"/>
+        </w:rPr>
+        <w:t xml:space="preserve"> </w:t>
+      </w:r>
+      <w:r>
+        <w:rPr>
+          <w:rFonts w:ascii="Times New Roman" w:eastAsia="Times New Roman" w:hAnsi="Times New Roman" w:cs="Times New Roman"/>
+          <w:sz w:val="28"/>
+          <w:szCs w:val="28"/>
+        </w:rPr>
+        <w:t>з</w:t>
+      </w:r>
+      <w:r>
+        <w:rPr>
+          <w:rFonts w:ascii="Times New Roman" w:eastAsia="Times New Roman" w:hAnsi="Times New Roman" w:cs="Times New Roman"/>
+          <w:sz w:val="28"/>
+          <w:szCs w:val="28"/>
+        </w:rPr>
+        <w:t>апуск программы, после чего игра начинается автоматически</w:t>
+      </w:r>
+      <w:r>
+        <w:rPr>
+          <w:rFonts w:ascii="Times New Roman" w:eastAsia="Times New Roman" w:hAnsi="Times New Roman" w:cs="Times New Roman"/>
+          <w:sz w:val="28"/>
+          <w:szCs w:val="28"/>
+        </w:rPr>
+        <w:t xml:space="preserve">, </w:t>
+      </w:r>
+      <w:r>
+        <w:rPr>
+          <w:rFonts w:ascii="Times New Roman" w:eastAsia="Times New Roman" w:hAnsi="Times New Roman" w:cs="Times New Roman"/>
+          <w:sz w:val="28"/>
+          <w:szCs w:val="28"/>
+        </w:rPr>
+        <w:t>у</w:t>
+      </w:r>
+      <w:r>
+        <w:rPr>
+          <w:rFonts w:ascii="Times New Roman" w:eastAsia="Times New Roman" w:hAnsi="Times New Roman" w:cs="Times New Roman"/>
+          <w:sz w:val="28"/>
+          <w:szCs w:val="28"/>
+        </w:rPr>
+        <w:t xml:space="preserve">правление </w:t>
+      </w:r>
+      <w:r>
+        <w:rPr>
+          <w:rFonts w:ascii="Times New Roman" w:eastAsia="Times New Roman" w:hAnsi="Times New Roman" w:cs="Times New Roman"/>
+          <w:sz w:val="28"/>
+          <w:szCs w:val="28"/>
+        </w:rPr>
+        <w:lastRenderedPageBreak/>
+        <w:t>направлением движения змейки с помощью стандартных клавиш-стрелок на клавиатуре</w:t>
+      </w:r>
+      <w:r>
+        <w:rPr>
+          <w:rFonts w:ascii="Times New Roman" w:eastAsia="Times New Roman" w:hAnsi="Times New Roman" w:cs="Times New Roman"/>
+          <w:sz w:val="28"/>
+          <w:szCs w:val="28"/>
+        </w:rPr>
+        <w:t>, в</w:t>
+      </w:r>
+      <w:r>
+        <w:rPr>
+          <w:rFonts w:ascii="Times New Roman" w:eastAsia="Times New Roman" w:hAnsi="Times New Roman" w:cs="Times New Roman"/>
+          <w:sz w:val="28"/>
+          <w:szCs w:val="28"/>
+        </w:rPr>
+        <w:t>изуальная обратная связь:</w:t>
       </w:r>
     </w:p>
     <w:p>
       <w:pPr>
         <w:pStyle w:val="ae"/>
         <w:numPr>
-          <w:ilvl w:val="1"/>
-          <w:numId w:val="15"/>
+          <w:ilvl w:val="0"/>
+          <w:numId w:val="1"/>
         </w:numPr>
         <w:spacing w:after="0" w:line="360" w:lineRule="auto"/>
         <w:jc w:val="both"/>
@@ -1179,7 +1475,7 @@
           <w:sz w:val="28"/>
           <w:szCs w:val="28"/>
         </w:rPr>
-        <w:t>Змейка увеличивается в длине на один сегмент</w:t>
+        <w:t>Наблюдение за движением змейки и изменением её длины</w:t>
       </w:r>
       <w:r>
         <w:rPr>
@@ -1194,8 +1490,8 @@
       <w:pPr>
         <w:pStyle w:val="ae"/>
         <w:numPr>
-          <w:ilvl w:val="1"/>
-          <w:numId w:val="15"/>
+          <w:ilvl w:val="0"/>
+          <w:numId w:val="1"/>
         </w:numPr>
         <w:spacing w:after="0" w:line="360" w:lineRule="auto"/>
         <w:jc w:val="both"/>
@@ -1211,7 +1507,7 @@
           <w:sz w:val="28"/>
           <w:szCs w:val="28"/>
         </w:rPr>
-        <w:t>Счёт игрока увеличивается</w:t>
+        <w:t>Отображение текущего счёта в реальном времени</w:t>
       </w:r>
       <w:r>
         <w:rPr>
@@ -1226,8 +1522,8 @@
       <w:pPr>
         <w:pStyle w:val="ae"/>
         <w:numPr>
-          <w:ilvl w:val="1"/>
-          <w:numId w:val="15"/>
+          <w:ilvl w:val="0"/>
+          <w:numId w:val="1"/>
         </w:numPr>
         <w:spacing w:after="0" w:line="360" w:lineRule="auto"/>
         <w:jc w:val="both"/>
@@ -1243,7 +1539,31 @@
           <w:sz w:val="28"/>
           <w:szCs w:val="28"/>
         </w:rPr>
-        <w:t>На поле генерируется новая еда</w:t>
+        <w:t xml:space="preserve">Конец игры и рестарт: </w:t>
+      </w:r>
+      <w:r>
+        <w:rPr>
+          <w:rFonts w:ascii="Times New Roman" w:eastAsia="Times New Roman" w:hAnsi="Times New Roman" w:cs="Times New Roman"/>
+          <w:sz w:val="28"/>
+          <w:szCs w:val="28"/>
+        </w:rPr>
+        <w:t>п</w:t>
+      </w:r>
+      <w:r>
+        <w:rPr>
+          <w:rFonts w:ascii="Times New Roman" w:eastAsia="Times New Roman" w:hAnsi="Times New Roman" w:cs="Times New Roman"/>
+          <w:sz w:val="28"/>
+          <w:szCs w:val="28"/>
+        </w:rPr>
+        <w:t>ри проигрыше отображается сообщение о завершении игры (например, «Game Over»). Для повторной игры необходимо перезапустить программу</w:t>
+      </w:r>
+      <w:r>
+        <w:rPr>
+          <w:rFonts w:ascii="Times New Roman" w:eastAsia="Times New Roman" w:hAnsi="Times New Roman" w:cs="Times New Roman"/>
+          <w:sz w:val="28"/>
+          <w:szCs w:val="28"/>
+        </w:rPr>
+        <w:t>;</w:t>
       </w:r>
     </w:p>
     <w:p>
@@ -1251,7 +1571,7 @@
         <w:pStyle w:val="ae"/>
         <w:numPr>
           <w:ilvl w:val="0"/>
-          <w:numId w:val="15"/>
+          <w:numId w:val="1"/>
         </w:numPr>
         <w:spacing w:after="0" w:line="360" w:lineRule="auto"/>
         <w:jc w:val="both"/>
@@ -1267,79 +1587,23 @@
           <w:sz w:val="28"/>
           <w:szCs w:val="28"/>
         </w:rPr>
-        <w:t xml:space="preserve">Проигрыш: </w:t>
-      </w:r>
-      <w:r>
-        <w:rPr>
-          <w:rFonts w:ascii="Times New Roman" w:eastAsia="Times New Roman" w:hAnsi="Times New Roman" w:cs="Times New Roman"/>
-          <w:sz w:val="28"/>
-          <w:szCs w:val="28"/>
-        </w:rPr>
-        <w:t>и</w:t>
-      </w:r>
-      <w:r>
-        <w:rPr>
-          <w:rFonts w:ascii="Times New Roman" w:eastAsia="Times New Roman" w:hAnsi="Times New Roman" w:cs="Times New Roman"/>
-          <w:sz w:val="28"/>
-          <w:szCs w:val="28"/>
-        </w:rPr>
-        <w:t>гра завершается поражением, если происходит одно из двух событий:</w:t>
-      </w:r>
-    </w:p>
-    <w:p>
-      <w:pPr>
-        <w:pStyle w:val="ae"/>
-        <w:numPr>
-          <w:ilvl w:val="1"/>
-          <w:numId w:val="15"/>
-        </w:numPr>
-        <w:spacing w:after="0" w:line="360" w:lineRule="auto"/>
-        <w:jc w:val="both"/>
-        <w:rPr>
-          <w:rFonts w:ascii="Times New Roman" w:eastAsia="Times New Roman" w:hAnsi="Times New Roman" w:cs="Times New Roman"/>
-          <w:sz w:val="28"/>
-          <w:szCs w:val="28"/>
-        </w:rPr>
-      </w:pPr>
-      <w:r>
-        <w:rPr>
-          <w:rFonts w:ascii="Times New Roman" w:eastAsia="Times New Roman" w:hAnsi="Times New Roman" w:cs="Times New Roman"/>
-          <w:sz w:val="28"/>
-          <w:szCs w:val="28"/>
-        </w:rPr>
-        <w:t>Голова змейки сталкивается с границами игрового поля</w:t>
-      </w:r>
-      <w:r>
-        <w:rPr>
-          <w:rFonts w:ascii="Times New Roman" w:eastAsia="Times New Roman" w:hAnsi="Times New Roman" w:cs="Times New Roman"/>
-          <w:sz w:val="28"/>
-          <w:szCs w:val="28"/>
-        </w:rPr>
-        <w:t>;</w:t>
-      </w:r>
-    </w:p>
-    <w:p>
-      <w:pPr>
-        <w:pStyle w:val="ae"/>
-        <w:numPr>
-          <w:ilvl w:val="1"/>
-          <w:numId w:val="15"/>
-        </w:numPr>
-        <w:spacing w:after="0" w:line="360" w:lineRule="auto"/>
-        <w:jc w:val="both"/>
-        <w:rPr>
-          <w:rFonts w:ascii="Times New Roman" w:eastAsia="Times New Roman" w:hAnsi="Times New Roman" w:cs="Times New Roman"/>
-          <w:sz w:val="28"/>
-          <w:szCs w:val="28"/>
-        </w:rPr>
-      </w:pPr>
-      <w:r>
-        <w:rPr>
-          <w:rFonts w:ascii="Times New Roman" w:eastAsia="Times New Roman" w:hAnsi="Times New Roman" w:cs="Times New Roman"/>
-          <w:sz w:val="28"/>
-          <w:szCs w:val="28"/>
-        </w:rPr>
-        <w:t>Голова змейки сталкивается с её собственным телом</w:t>
+        <w:t xml:space="preserve">Простота восприятия: </w:t>
+      </w:r>
+      <w:r>
+        <w:rPr>
+          <w:rFonts w:ascii="Times New Roman" w:eastAsia="Times New Roman" w:hAnsi="Times New Roman" w:cs="Times New Roman"/>
+          <w:sz w:val="28"/>
+          <w:szCs w:val="28"/>
+        </w:rPr>
+        <w:t>ч</w:t>
+      </w:r>
+      <w:r>
+        <w:rPr>
+          <w:rFonts w:ascii="Times New Roman" w:eastAsia="Times New Roman" w:hAnsi="Times New Roman" w:cs="Times New Roman"/>
+          <w:sz w:val="28"/>
+          <w:szCs w:val="28"/>
+        </w:rPr>
+        <w:t>ёткое графическое представление игровых объектов (змейка, еда) на контрастном фоне</w:t>
       </w:r>
     </w:p>
     <w:p>
@@ -1361,29 +1625,21 @@
         <w:jc w:val="both"/>
         <w:rPr>
           <w:rFonts w:ascii="Times New Roman" w:eastAsia="Times New Roman" w:hAnsi="Times New Roman" w:cs="Times New Roman"/>
-          <w:sz w:val="28"/>
-          <w:szCs w:val="28"/>
-          <w:lang w:val="en-US"/>
-        </w:rPr>
-      </w:pPr>
-      <w:r>
-        <w:rPr>
-          <w:rFonts w:ascii="Times New Roman" w:eastAsia="Times New Roman" w:hAnsi="Times New Roman" w:cs="Times New Roman"/>
-          <w:sz w:val="28"/>
-          <w:szCs w:val="28"/>
-          <w:lang w:val="en-US"/>
-        </w:rPr>
-        <w:t>2</w:t>
-      </w:r>
-      <w:r>
-        <w:rPr>
-          <w:rFonts w:ascii="Times New Roman" w:eastAsia="Times New Roman" w:hAnsi="Times New Roman" w:cs="Times New Roman"/>
           <w:b/>
           <w:bCs/>
           <w:sz w:val="28"/>
           <w:szCs w:val="28"/>
         </w:rPr>
-        <w:t>. Возможности пользователя</w:t>
+      </w:pPr>
+      <w:r>
+        <w:rPr>
+          <w:rFonts w:ascii="Times New Roman" w:eastAsia="Times New Roman" w:hAnsi="Times New Roman" w:cs="Times New Roman"/>
+          <w:b/>
+          <w:bCs/>
+          <w:sz w:val="28"/>
+          <w:szCs w:val="28"/>
+        </w:rPr>
+        <w:t>Обзор аналогов программного продукта</w:t>
       </w:r>
     </w:p>
     <w:p>
@@ -1395,325 +1651,15 @@
           <w:rFonts w:ascii="Times New Roman" w:eastAsia="Times New Roman" w:hAnsi="Times New Roman" w:cs="Times New Roman"/>
           <w:sz w:val="28"/>
           <w:szCs w:val="28"/>
-          <w:lang w:val="en-US"/>
-        </w:rPr>
-      </w:pPr>
-      <w:r>
-        <w:rPr>
-          <w:rFonts w:ascii="Times New Roman" w:eastAsia="Times New Roman" w:hAnsi="Times New Roman" w:cs="Times New Roman"/>
-          <w:sz w:val="28"/>
-          <w:szCs w:val="28"/>
-        </w:rPr>
-        <w:t xml:space="preserve">В рамках типовой реализации на Python с использованием библиотеки </w:t>
-      </w:r>
-      <w:proofErr w:type="spellStart"/>
-      <w:r>
-        <w:rPr>
-          <w:rFonts w:ascii="Times New Roman" w:eastAsia="Times New Roman" w:hAnsi="Times New Roman" w:cs="Times New Roman"/>
-          <w:sz w:val="28"/>
-          <w:szCs w:val="28"/>
-        </w:rPr>
-        <w:t>Tkinter</w:t>
-      </w:r>
-      <w:proofErr w:type="spellEnd"/>
-      <w:r>
-        <w:rPr>
-          <w:rFonts w:ascii="Times New Roman" w:eastAsia="Times New Roman" w:hAnsi="Times New Roman" w:cs="Times New Roman"/>
-          <w:sz w:val="28"/>
-          <w:szCs w:val="28"/>
-        </w:rPr>
-        <w:t>, пользователю предоставляются следующие возможности:</w:t>
-      </w:r>
-    </w:p>
-    <w:p>
-      <w:pPr>
-        <w:pStyle w:val="ae"/>
-        <w:numPr>
-          <w:ilvl w:val="0"/>
-          <w:numId w:val="16"/>
-        </w:numPr>
-        <w:spacing w:after="0" w:line="360" w:lineRule="auto"/>
-        <w:jc w:val="both"/>
-        <w:rPr>
-          <w:rFonts w:ascii="Times New Roman" w:eastAsia="Times New Roman" w:hAnsi="Times New Roman" w:cs="Times New Roman"/>
-          <w:sz w:val="28"/>
-          <w:szCs w:val="28"/>
-        </w:rPr>
-      </w:pPr>
-      <w:r>
-        <w:rPr>
-          <w:rFonts w:ascii="Times New Roman" w:eastAsia="Times New Roman" w:hAnsi="Times New Roman" w:cs="Times New Roman"/>
-          <w:sz w:val="28"/>
-          <w:szCs w:val="28"/>
-        </w:rPr>
-        <w:t xml:space="preserve">Запуск и начало игры: </w:t>
-      </w:r>
-      <w:r>
-        <w:rPr>
-          <w:rFonts w:ascii="Times New Roman" w:eastAsia="Times New Roman" w:hAnsi="Times New Roman" w:cs="Times New Roman"/>
-          <w:sz w:val="28"/>
-          <w:szCs w:val="28"/>
-        </w:rPr>
-        <w:t>з</w:t>
-      </w:r>
-      <w:r>
-        <w:rPr>
-          <w:rFonts w:ascii="Times New Roman" w:eastAsia="Times New Roman" w:hAnsi="Times New Roman" w:cs="Times New Roman"/>
-          <w:sz w:val="28"/>
-          <w:szCs w:val="28"/>
-        </w:rPr>
-        <w:t>апуск программы, после чего игра начинается автоматически</w:t>
-      </w:r>
-      <w:r>
-        <w:rPr>
-          <w:rFonts w:ascii="Times New Roman" w:eastAsia="Times New Roman" w:hAnsi="Times New Roman" w:cs="Times New Roman"/>
-          <w:sz w:val="28"/>
-          <w:szCs w:val="28"/>
-        </w:rPr>
-        <w:t>;</w:t>
-      </w:r>
-    </w:p>
-    <w:p>
-      <w:pPr>
-        <w:pStyle w:val="ae"/>
-        <w:numPr>
-          <w:ilvl w:val="0"/>
-          <w:numId w:val="16"/>
-        </w:numPr>
-        <w:spacing w:after="0" w:line="360" w:lineRule="auto"/>
-        <w:jc w:val="both"/>
-        <w:rPr>
-          <w:rFonts w:ascii="Times New Roman" w:eastAsia="Times New Roman" w:hAnsi="Times New Roman" w:cs="Times New Roman"/>
-          <w:sz w:val="28"/>
-          <w:szCs w:val="28"/>
-        </w:rPr>
-      </w:pPr>
-      <w:r>
-        <w:rPr>
-          <w:rFonts w:ascii="Times New Roman" w:eastAsia="Times New Roman" w:hAnsi="Times New Roman" w:cs="Times New Roman"/>
-          <w:sz w:val="28"/>
-          <w:szCs w:val="28"/>
-        </w:rPr>
-        <w:t xml:space="preserve">Интуитивное управление: </w:t>
-      </w:r>
-      <w:r>
-        <w:rPr>
-          <w:rFonts w:ascii="Times New Roman" w:eastAsia="Times New Roman" w:hAnsi="Times New Roman" w:cs="Times New Roman"/>
-          <w:sz w:val="28"/>
-          <w:szCs w:val="28"/>
-        </w:rPr>
-        <w:t>у</w:t>
-      </w:r>
-      <w:r>
-        <w:rPr>
-          <w:rFonts w:ascii="Times New Roman" w:eastAsia="Times New Roman" w:hAnsi="Times New Roman" w:cs="Times New Roman"/>
-          <w:sz w:val="28"/>
-          <w:szCs w:val="28"/>
-        </w:rPr>
-        <w:t>правление направлением движения змейки с помощью стандартных клавиш-стрелок на клавиатуре</w:t>
-      </w:r>
-      <w:r>
-        <w:rPr>
-          <w:rFonts w:ascii="Times New Roman" w:eastAsia="Times New Roman" w:hAnsi="Times New Roman" w:cs="Times New Roman"/>
-          <w:sz w:val="28"/>
-          <w:szCs w:val="28"/>
-        </w:rPr>
-        <w:t>;</w:t>
-      </w:r>
-    </w:p>
-    <w:p>
-      <w:pPr>
-        <w:pStyle w:val="ae"/>
-        <w:numPr>
-          <w:ilvl w:val="0"/>
-          <w:numId w:val="16"/>
-        </w:numPr>
-        <w:spacing w:after="0" w:line="360" w:lineRule="auto"/>
-        <w:jc w:val="both"/>
-        <w:rPr>
-          <w:rFonts w:ascii="Times New Roman" w:eastAsia="Times New Roman" w:hAnsi="Times New Roman" w:cs="Times New Roman"/>
-          <w:sz w:val="28"/>
-          <w:szCs w:val="28"/>
-        </w:rPr>
-      </w:pPr>
-      <w:r>
-        <w:rPr>
-          <w:rFonts w:ascii="Times New Roman" w:eastAsia="Times New Roman" w:hAnsi="Times New Roman" w:cs="Times New Roman"/>
-          <w:sz w:val="28"/>
-          <w:szCs w:val="28"/>
-        </w:rPr>
-        <w:t>Визуальная обратная связь:</w:t>
-      </w:r>
-    </w:p>
-    <w:p>
-      <w:pPr>
-        <w:pStyle w:val="ae"/>
-        <w:numPr>
-          <w:ilvl w:val="1"/>
-          <w:numId w:val="16"/>
-        </w:numPr>
-        <w:spacing w:after="0" w:line="360" w:lineRule="auto"/>
-        <w:jc w:val="both"/>
-        <w:rPr>
-          <w:rFonts w:ascii="Times New Roman" w:eastAsia="Times New Roman" w:hAnsi="Times New Roman" w:cs="Times New Roman"/>
-          <w:sz w:val="28"/>
-          <w:szCs w:val="28"/>
-        </w:rPr>
-      </w:pPr>
-      <w:r>
-        <w:rPr>
-          <w:rFonts w:ascii="Times New Roman" w:eastAsia="Times New Roman" w:hAnsi="Times New Roman" w:cs="Times New Roman"/>
-          <w:sz w:val="28"/>
-          <w:szCs w:val="28"/>
-        </w:rPr>
-        <w:t>Наблюдение за движением змейки и изменением её длины</w:t>
-      </w:r>
-      <w:r>
-        <w:rPr>
-          <w:rFonts w:ascii="Times New Roman" w:eastAsia="Times New Roman" w:hAnsi="Times New Roman" w:cs="Times New Roman"/>
-          <w:sz w:val="28"/>
-          <w:szCs w:val="28"/>
-        </w:rPr>
-        <w:t>;</w:t>
-      </w:r>
-    </w:p>
-    <w:p>
-      <w:pPr>
-        <w:pStyle w:val="ae"/>
-        <w:numPr>
-          <w:ilvl w:val="1"/>
-          <w:numId w:val="16"/>
-        </w:numPr>
-        <w:spacing w:after="0" w:line="360" w:lineRule="auto"/>
-        <w:jc w:val="both"/>
-        <w:rPr>
-          <w:rFonts w:ascii="Times New Roman" w:eastAsia="Times New Roman" w:hAnsi="Times New Roman" w:cs="Times New Roman"/>
-          <w:sz w:val="28"/>
-          <w:szCs w:val="28"/>
-        </w:rPr>
-      </w:pPr>
-      <w:r>
-        <w:rPr>
-          <w:rFonts w:ascii="Times New Roman" w:eastAsia="Times New Roman" w:hAnsi="Times New Roman" w:cs="Times New Roman"/>
-          <w:sz w:val="28"/>
-          <w:szCs w:val="28"/>
-        </w:rPr>
-        <w:t>Отображение текущего счёта в реальном времени</w:t>
-      </w:r>
-      <w:r>
-        <w:rPr>
-          <w:rFonts w:ascii="Times New Roman" w:eastAsia="Times New Roman" w:hAnsi="Times New Roman" w:cs="Times New Roman"/>
-          <w:sz w:val="28"/>
-          <w:szCs w:val="28"/>
-        </w:rPr>
-        <w:t>;</w:t>
-      </w:r>
-    </w:p>
-    <w:p>
-      <w:pPr>
-        <w:pStyle w:val="ae"/>
-        <w:numPr>
-          <w:ilvl w:val="1"/>
-          <w:numId w:val="16"/>
-        </w:numPr>
-        <w:spacing w:after="0" w:line="360" w:lineRule="auto"/>
-        <w:jc w:val="both"/>
-        <w:rPr>
-          <w:rFonts w:ascii="Times New Roman" w:eastAsia="Times New Roman" w:hAnsi="Times New Roman" w:cs="Times New Roman"/>
-          <w:sz w:val="28"/>
-          <w:szCs w:val="28"/>
-        </w:rPr>
-      </w:pPr>
-      <w:r>
-        <w:rPr>
-          <w:rFonts w:ascii="Times New Roman" w:eastAsia="Times New Roman" w:hAnsi="Times New Roman" w:cs="Times New Roman"/>
-          <w:sz w:val="28"/>
-          <w:szCs w:val="28"/>
-        </w:rPr>
-        <w:lastRenderedPageBreak/>
-        <w:t xml:space="preserve">Конец игры и рестарт: </w:t>
-      </w:r>
-      <w:r>
-        <w:rPr>
-          <w:rFonts w:ascii="Times New Roman" w:eastAsia="Times New Roman" w:hAnsi="Times New Roman" w:cs="Times New Roman"/>
-          <w:sz w:val="28"/>
-          <w:szCs w:val="28"/>
-        </w:rPr>
-        <w:t>п</w:t>
-      </w:r>
-      <w:r>
-        <w:rPr>
-          <w:rFonts w:ascii="Times New Roman" w:eastAsia="Times New Roman" w:hAnsi="Times New Roman" w:cs="Times New Roman"/>
-          <w:sz w:val="28"/>
-          <w:szCs w:val="28"/>
-        </w:rPr>
-        <w:t xml:space="preserve">ри проигрыше отображается сообщение о завершении игры (например, «Game </w:t>
-      </w:r>
-      <w:proofErr w:type="spellStart"/>
-      <w:r>
-        <w:rPr>
-          <w:rFonts w:ascii="Times New Roman" w:eastAsia="Times New Roman" w:hAnsi="Times New Roman" w:cs="Times New Roman"/>
-          <w:sz w:val="28"/>
-          <w:szCs w:val="28"/>
-        </w:rPr>
-        <w:t>Over</w:t>
-      </w:r>
-      <w:proofErr w:type="spellEnd"/>
-      <w:r>
-        <w:rPr>
-          <w:rFonts w:ascii="Times New Roman" w:eastAsia="Times New Roman" w:hAnsi="Times New Roman" w:cs="Times New Roman"/>
-          <w:sz w:val="28"/>
-          <w:szCs w:val="28"/>
-        </w:rPr>
-        <w:t>»). Для повторной игры необходимо перезапустить программу</w:t>
-      </w:r>
-      <w:r>
-        <w:rPr>
-          <w:rFonts w:ascii="Times New Roman" w:eastAsia="Times New Roman" w:hAnsi="Times New Roman" w:cs="Times New Roman"/>
-          <w:sz w:val="28"/>
-          <w:szCs w:val="28"/>
-        </w:rPr>
-        <w:t>;</w:t>
-      </w:r>
-    </w:p>
-    <w:p>
-      <w:pPr>
-        <w:pStyle w:val="ae"/>
-        <w:numPr>
-          <w:ilvl w:val="1"/>
-          <w:numId w:val="16"/>
-        </w:numPr>
-        <w:spacing w:after="0" w:line="360" w:lineRule="auto"/>
-        <w:jc w:val="both"/>
-        <w:rPr>
-          <w:rFonts w:ascii="Times New Roman" w:eastAsia="Times New Roman" w:hAnsi="Times New Roman" w:cs="Times New Roman"/>
-          <w:sz w:val="28"/>
-          <w:szCs w:val="28"/>
-        </w:rPr>
-      </w:pPr>
-      <w:r>
-        <w:rPr>
-          <w:rFonts w:ascii="Times New Roman" w:eastAsia="Times New Roman" w:hAnsi="Times New Roman" w:cs="Times New Roman"/>
-          <w:sz w:val="28"/>
-          <w:szCs w:val="28"/>
-        </w:rPr>
-        <w:t xml:space="preserve">Простота восприятия: </w:t>
-      </w:r>
-      <w:r>
-        <w:rPr>
-          <w:rFonts w:ascii="Times New Roman" w:eastAsia="Times New Roman" w:hAnsi="Times New Roman" w:cs="Times New Roman"/>
-          <w:sz w:val="28"/>
-          <w:szCs w:val="28"/>
-        </w:rPr>
-        <w:t>ч</w:t>
-      </w:r>
-      <w:r>
-        <w:rPr>
-          <w:rFonts w:ascii="Times New Roman" w:eastAsia="Times New Roman" w:hAnsi="Times New Roman" w:cs="Times New Roman"/>
-          <w:sz w:val="28"/>
-          <w:szCs w:val="28"/>
-        </w:rPr>
-        <w:t>ёткое графическое представление игровых объектов (змейка, еда) на контрастном фоне</w:t>
+        </w:rPr>
+      </w:pPr>
+      <w:r>
+        <w:rPr>
+          <w:rFonts w:ascii="Times New Roman" w:eastAsia="Times New Roman" w:hAnsi="Times New Roman" w:cs="Times New Roman"/>
+          <w:sz w:val="28"/>
+          <w:szCs w:val="28"/>
+        </w:rPr>
+        <w:t>Классическая игра «Змейка» имеет множество реализаций на языке Python с использованием различных графических библиотек. Ниже представлен обзор трёх популярных подходов.</w:t>
       </w:r>
     </w:p>
     <w:p>
@@ -1748,19 +1694,8 @@
           <w:bCs/>
           <w:sz w:val="28"/>
           <w:szCs w:val="28"/>
-          <w:lang w:val="en-US"/>
-        </w:rPr>
-        <w:t>3</w:t>
-      </w:r>
-      <w:r>
-        <w:rPr>
-          <w:rFonts w:ascii="Times New Roman" w:eastAsia="Times New Roman" w:hAnsi="Times New Roman" w:cs="Times New Roman"/>
-          <w:b/>
-          <w:bCs/>
-          <w:sz w:val="28"/>
-          <w:szCs w:val="28"/>
-        </w:rPr>
-        <w:t>. Обзор аналогов программного продукта</w:t>
+        </w:rPr>
+        <w:t>Реализация на Tkinter</w:t>
       </w:r>
     </w:p>
     <w:p>
@@ -1772,16 +1707,39 @@
           <w:rFonts w:ascii="Times New Roman" w:eastAsia="Times New Roman" w:hAnsi="Times New Roman" w:cs="Times New Roman"/>
           <w:sz w:val="28"/>
           <w:szCs w:val="28"/>
-          <w:lang w:val="en-US"/>
-        </w:rPr>
-      </w:pPr>
-      <w:r>
-        <w:rPr>
-          <w:rFonts w:ascii="Times New Roman" w:eastAsia="Times New Roman" w:hAnsi="Times New Roman" w:cs="Times New Roman"/>
-          <w:sz w:val="28"/>
-          <w:szCs w:val="28"/>
-        </w:rPr>
-        <w:t>Классическая игра «Змейка» имеет множество реализаций на языке Python с использованием различных графических библиотек. Ниже представлен обзор трёх популярных подходов.</w:t>
+        </w:rPr>
+      </w:pPr>
+      <w:r>
+        <w:rPr>
+          <w:rFonts w:ascii="Times New Roman" w:eastAsia="Times New Roman" w:hAnsi="Times New Roman" w:cs="Times New Roman"/>
+          <w:sz w:val="28"/>
+          <w:szCs w:val="28"/>
+        </w:rPr>
+        <w:t>Описание:</w:t>
+      </w:r>
+      <w:r>
+        <w:rPr>
+          <w:rFonts w:ascii="Times New Roman" w:eastAsia="Times New Roman" w:hAnsi="Times New Roman" w:cs="Times New Roman"/>
+          <w:sz w:val="28"/>
+          <w:szCs w:val="28"/>
+        </w:rPr>
+        <w:t xml:space="preserve"> р</w:t>
+      </w:r>
+      <w:r>
+        <w:rPr>
+          <w:rFonts w:ascii="Times New Roman" w:eastAsia="Times New Roman" w:hAnsi="Times New Roman" w:cs="Times New Roman"/>
+          <w:sz w:val="28"/>
+          <w:szCs w:val="28"/>
+        </w:rPr>
+        <w:t>еализация с использованием стандартной библиотеки Tkinter, предназначенной для создания простых графических интерфейсов.</w:t>
+      </w:r>
+      <w:r>
+        <w:rPr>
+          <w:rFonts w:ascii="Times New Roman" w:eastAsia="Times New Roman" w:hAnsi="Times New Roman" w:cs="Times New Roman"/>
+          <w:sz w:val="28"/>
+          <w:szCs w:val="28"/>
+        </w:rPr>
+        <w:t xml:space="preserve"> </w:t>
       </w:r>
     </w:p>
     <w:p>
@@ -1793,9 +1751,134 @@
           <w:rFonts w:ascii="Times New Roman" w:eastAsia="Times New Roman" w:hAnsi="Times New Roman" w:cs="Times New Roman"/>
           <w:sz w:val="28"/>
           <w:szCs w:val="28"/>
+        </w:rPr>
+      </w:pPr>
+      <w:r>
+        <w:rPr>
+          <w:rFonts w:ascii="Times New Roman" w:eastAsia="Times New Roman" w:hAnsi="Times New Roman" w:cs="Times New Roman"/>
+          <w:sz w:val="28"/>
+          <w:szCs w:val="28"/>
+        </w:rPr>
+        <w:t xml:space="preserve">Из преимуществ </w:t>
+      </w:r>
+      <w:r>
+        <w:rPr>
+          <w:rFonts w:ascii="Times New Roman" w:eastAsia="Times New Roman" w:hAnsi="Times New Roman" w:cs="Times New Roman"/>
+          <w:sz w:val="28"/>
+          <w:szCs w:val="28"/>
           <w:lang w:val="en-US"/>
         </w:rPr>
-      </w:pPr>
+        <w:t>Tkinter</w:t>
+      </w:r>
+      <w:r>
+        <w:rPr>
+          <w:rFonts w:ascii="Times New Roman" w:eastAsia="Times New Roman" w:hAnsi="Times New Roman" w:cs="Times New Roman"/>
+          <w:sz w:val="28"/>
+          <w:szCs w:val="28"/>
+        </w:rPr>
+        <w:t xml:space="preserve"> имеет следующие атрибуты: он в</w:t>
+      </w:r>
+      <w:r>
+        <w:rPr>
+          <w:rFonts w:ascii="Times New Roman" w:eastAsia="Times New Roman" w:hAnsi="Times New Roman" w:cs="Times New Roman"/>
+          <w:sz w:val="28"/>
+          <w:szCs w:val="28"/>
+        </w:rPr>
+        <w:t>ходит в стандартную поставку Python, не требует установки дополнительных библиотек</w:t>
+      </w:r>
+      <w:r>
+        <w:rPr>
+          <w:rFonts w:ascii="Times New Roman" w:eastAsia="Times New Roman" w:hAnsi="Times New Roman" w:cs="Times New Roman"/>
+          <w:sz w:val="28"/>
+          <w:szCs w:val="28"/>
+        </w:rPr>
+        <w:t>, о</w:t>
+      </w:r>
+      <w:r>
+        <w:rPr>
+          <w:rFonts w:ascii="Times New Roman" w:eastAsia="Times New Roman" w:hAnsi="Times New Roman" w:cs="Times New Roman"/>
+          <w:sz w:val="28"/>
+          <w:szCs w:val="28"/>
+        </w:rPr>
+        <w:t>тносительно простой и понятный API для создания канваса и обработки событий клавиатуры</w:t>
+      </w:r>
+      <w:r>
+        <w:rPr>
+          <w:rFonts w:ascii="Times New Roman" w:eastAsia="Times New Roman" w:hAnsi="Times New Roman" w:cs="Times New Roman"/>
+          <w:sz w:val="28"/>
+          <w:szCs w:val="28"/>
+        </w:rPr>
+        <w:t>.</w:t>
+      </w:r>
+    </w:p>
+    <w:p>
+      <w:pPr>
+        <w:pStyle w:val="ae"/>
+        <w:spacing w:after="0" w:line="360" w:lineRule="auto"/>
+        <w:ind w:left="0" w:firstLine="720"/>
+        <w:jc w:val="both"/>
+        <w:rPr>
+          <w:rFonts w:ascii="Times New Roman" w:eastAsia="Times New Roman" w:hAnsi="Times New Roman" w:cs="Times New Roman"/>
+          <w:sz w:val="28"/>
+          <w:szCs w:val="28"/>
+        </w:rPr>
+      </w:pPr>
+      <w:r>
+        <w:rPr>
+          <w:rFonts w:ascii="Times New Roman" w:eastAsia="Times New Roman" w:hAnsi="Times New Roman" w:cs="Times New Roman"/>
+          <w:sz w:val="28"/>
+          <w:szCs w:val="28"/>
+        </w:rPr>
+        <w:t>Из недостатков могу отметить следующие</w:t>
+      </w:r>
+      <w:r>
+        <w:rPr>
+          <w:rFonts w:ascii="Times New Roman" w:eastAsia="Times New Roman" w:hAnsi="Times New Roman" w:cs="Times New Roman"/>
+          <w:sz w:val="28"/>
+          <w:szCs w:val="28"/>
+        </w:rPr>
+        <w:t xml:space="preserve">: </w:t>
+      </w:r>
+      <w:r>
+        <w:rPr>
+          <w:rFonts w:ascii="Times New Roman" w:eastAsia="Times New Roman" w:hAnsi="Times New Roman" w:cs="Times New Roman"/>
+          <w:sz w:val="28"/>
+          <w:szCs w:val="28"/>
+        </w:rPr>
+        <w:t>о</w:t>
+      </w:r>
+      <w:r>
+        <w:rPr>
+          <w:rFonts w:ascii="Times New Roman" w:eastAsia="Times New Roman" w:hAnsi="Times New Roman" w:cs="Times New Roman"/>
+          <w:sz w:val="28"/>
+          <w:szCs w:val="28"/>
+        </w:rPr>
+        <w:t>граниченная производительность и возможности для создания сложной графики или анимации</w:t>
+      </w:r>
+      <w:r>
+        <w:rPr>
+          <w:rFonts w:ascii="Times New Roman" w:eastAsia="Times New Roman" w:hAnsi="Times New Roman" w:cs="Times New Roman"/>
+          <w:sz w:val="28"/>
+          <w:szCs w:val="28"/>
+        </w:rPr>
+        <w:t>, о</w:t>
+      </w:r>
+      <w:r>
+        <w:rPr>
+          <w:rFonts w:ascii="Times New Roman" w:eastAsia="Times New Roman" w:hAnsi="Times New Roman" w:cs="Times New Roman"/>
+          <w:sz w:val="28"/>
+          <w:szCs w:val="28"/>
+        </w:rPr>
+        <w:t>тсутствие встроенной поддержки работы со звуком</w:t>
+      </w:r>
+      <w:r>
+        <w:rPr>
+          <w:rFonts w:ascii="Times New Roman" w:eastAsia="Times New Roman" w:hAnsi="Times New Roman" w:cs="Times New Roman"/>
+          <w:sz w:val="28"/>
+          <w:szCs w:val="28"/>
+        </w:rPr>
+        <w:t>.</w:t>
+      </w:r>
     </w:p>
     <w:p>
       <w:pPr>
@@ -1804,54 +1887,10 @@
         <w:jc w:val="both"/>
         <w:rPr>
           <w:rFonts w:ascii="Times New Roman" w:eastAsia="Times New Roman" w:hAnsi="Times New Roman" w:cs="Times New Roman"/>
-          <w:b/>
-          <w:bCs/>
-          <w:sz w:val="28"/>
-          <w:szCs w:val="28"/>
-        </w:rPr>
-      </w:pPr>
-      <w:r>
-        <w:rPr>
-          <w:rFonts w:ascii="Times New Roman" w:eastAsia="Times New Roman" w:hAnsi="Times New Roman" w:cs="Times New Roman"/>
-          <w:b/>
-          <w:bCs/>
-          <w:sz w:val="28"/>
-          <w:szCs w:val="28"/>
-        </w:rPr>
-        <w:t>3</w:t>
-      </w:r>
-      <w:r>
-        <w:rPr>
-          <w:rFonts w:ascii="Times New Roman" w:eastAsia="Times New Roman" w:hAnsi="Times New Roman" w:cs="Times New Roman"/>
-          <w:b/>
-          <w:bCs/>
-          <w:sz w:val="28"/>
-          <w:szCs w:val="28"/>
-        </w:rPr>
-        <w:t xml:space="preserve">.1. Реализация на </w:t>
-      </w:r>
-      <w:proofErr w:type="spellStart"/>
-      <w:r>
-        <w:rPr>
-          <w:rFonts w:ascii="Times New Roman" w:eastAsia="Times New Roman" w:hAnsi="Times New Roman" w:cs="Times New Roman"/>
-          <w:b/>
-          <w:bCs/>
-          <w:sz w:val="28"/>
-          <w:szCs w:val="28"/>
-        </w:rPr>
-        <w:t>Tkinter</w:t>
-      </w:r>
-      <w:proofErr w:type="spellEnd"/>
-      <w:r>
-        <w:rPr>
-          <w:rFonts w:ascii="Times New Roman" w:eastAsia="Times New Roman" w:hAnsi="Times New Roman" w:cs="Times New Roman"/>
-          <w:b/>
-          <w:bCs/>
-          <w:sz w:val="28"/>
-          <w:szCs w:val="28"/>
-        </w:rPr>
-        <w:t xml:space="preserve"> (предмет анализа)</w:t>
-      </w:r>
+          <w:sz w:val="28"/>
+          <w:szCs w:val="28"/>
+        </w:rPr>
+      </w:pPr>
     </w:p>
     <w:p>
       <w:pPr>
@@ -1860,61 +1899,6 @@
         <w:jc w:val="both"/>
         <w:rPr>
           <w:rFonts w:ascii="Times New Roman" w:eastAsia="Times New Roman" w:hAnsi="Times New Roman" w:cs="Times New Roman"/>
-          <w:sz w:val="28"/>
-          <w:szCs w:val="28"/>
-        </w:rPr>
-      </w:pPr>
-      <w:r>
-        <w:rPr>
-          <w:rFonts w:ascii="Times New Roman" w:eastAsia="Times New Roman" w:hAnsi="Times New Roman" w:cs="Times New Roman"/>
-          <w:sz w:val="28"/>
-          <w:szCs w:val="28"/>
-        </w:rPr>
-        <w:t>Описание:</w:t>
-      </w:r>
-      <w:r>
-        <w:rPr>
-          <w:rFonts w:ascii="Times New Roman" w:eastAsia="Times New Roman" w:hAnsi="Times New Roman" w:cs="Times New Roman"/>
-          <w:sz w:val="28"/>
-          <w:szCs w:val="28"/>
-        </w:rPr>
-        <w:t xml:space="preserve"> р</w:t>
-      </w:r>
-      <w:r>
-        <w:rPr>
-          <w:rFonts w:ascii="Times New Roman" w:eastAsia="Times New Roman" w:hAnsi="Times New Roman" w:cs="Times New Roman"/>
-          <w:sz w:val="28"/>
-          <w:szCs w:val="28"/>
-        </w:rPr>
-        <w:t xml:space="preserve">еализация с использованием стандартной библиотеки </w:t>
-      </w:r>
-      <w:proofErr w:type="spellStart"/>
-      <w:r>
-        <w:rPr>
-          <w:rFonts w:ascii="Times New Roman" w:eastAsia="Times New Roman" w:hAnsi="Times New Roman" w:cs="Times New Roman"/>
-          <w:sz w:val="28"/>
-          <w:szCs w:val="28"/>
-        </w:rPr>
-        <w:t>Tkinter</w:t>
-      </w:r>
-      <w:proofErr w:type="spellEnd"/>
-      <w:r>
-        <w:rPr>
-          <w:rFonts w:ascii="Times New Roman" w:eastAsia="Times New Roman" w:hAnsi="Times New Roman" w:cs="Times New Roman"/>
-          <w:sz w:val="28"/>
-          <w:szCs w:val="28"/>
-        </w:rPr>
-        <w:t>, предназначенной для создания простых графических интерфейсов.</w:t>
-      </w:r>
-    </w:p>
-    <w:p>
-      <w:pPr>
-        <w:pStyle w:val="ae"/>
-        <w:spacing w:after="0" w:line="360" w:lineRule="auto"/>
-        <w:ind w:left="360"/>
-        <w:jc w:val="both"/>
-        <w:rPr>
-          <w:rFonts w:ascii="Times New Roman" w:eastAsia="Times New Roman" w:hAnsi="Times New Roman" w:cs="Times New Roman"/>
           <w:b/>
           <w:bCs/>
           <w:sz w:val="28"/>
@@ -1929,144 +1913,7 @@
           <w:sz w:val="28"/>
           <w:szCs w:val="28"/>
         </w:rPr>
-        <w:t>Преимущества:</w:t>
-      </w:r>
-    </w:p>
-    <w:p>
-      <w:pPr>
-        <w:pStyle w:val="ae"/>
-        <w:numPr>
-          <w:ilvl w:val="0"/>
-          <w:numId w:val="27"/>
-        </w:numPr>
-        <w:spacing w:after="0" w:line="360" w:lineRule="auto"/>
-        <w:jc w:val="both"/>
-        <w:rPr>
-          <w:rFonts w:ascii="Times New Roman" w:eastAsia="Times New Roman" w:hAnsi="Times New Roman" w:cs="Times New Roman"/>
-          <w:sz w:val="28"/>
-          <w:szCs w:val="28"/>
-        </w:rPr>
-      </w:pPr>
-      <w:r>
-        <w:rPr>
-          <w:rFonts w:ascii="Times New Roman" w:eastAsia="Times New Roman" w:hAnsi="Times New Roman" w:cs="Times New Roman"/>
-          <w:sz w:val="28"/>
-          <w:szCs w:val="28"/>
-        </w:rPr>
-        <w:t>Входит в стандартную поставку Python, не требует установки дополнительных библиотек</w:t>
-      </w:r>
-      <w:r>
-        <w:rPr>
-          <w:rFonts w:ascii="Times New Roman" w:eastAsia="Times New Roman" w:hAnsi="Times New Roman" w:cs="Times New Roman"/>
-          <w:sz w:val="28"/>
-          <w:szCs w:val="28"/>
-        </w:rPr>
-        <w:t>;</w:t>
-      </w:r>
-    </w:p>
-    <w:p>
-      <w:pPr>
-        <w:pStyle w:val="ae"/>
-        <w:numPr>
-          <w:ilvl w:val="0"/>
-          <w:numId w:val="27"/>
-        </w:numPr>
-        <w:spacing w:after="0" w:line="360" w:lineRule="auto"/>
-        <w:jc w:val="both"/>
-        <w:rPr>
-          <w:rFonts w:ascii="Times New Roman" w:eastAsia="Times New Roman" w:hAnsi="Times New Roman" w:cs="Times New Roman"/>
-          <w:sz w:val="28"/>
-          <w:szCs w:val="28"/>
-        </w:rPr>
-      </w:pPr>
-      <w:r>
-        <w:rPr>
-          <w:rFonts w:ascii="Times New Roman" w:eastAsia="Times New Roman" w:hAnsi="Times New Roman" w:cs="Times New Roman"/>
-          <w:sz w:val="28"/>
-          <w:szCs w:val="28"/>
-        </w:rPr>
-        <w:t>Относительно простой и понятный API для создания канваса и обработки событий клавиатуры</w:t>
-      </w:r>
-    </w:p>
-    <w:p>
-      <w:pPr>
-        <w:pStyle w:val="ae"/>
-        <w:spacing w:after="0" w:line="360" w:lineRule="auto"/>
-        <w:ind w:left="360"/>
-        <w:jc w:val="both"/>
-        <w:rPr>
-          <w:rFonts w:ascii="Times New Roman" w:eastAsia="Times New Roman" w:hAnsi="Times New Roman" w:cs="Times New Roman"/>
-          <w:b/>
-          <w:bCs/>
-          <w:sz w:val="28"/>
-          <w:szCs w:val="28"/>
-        </w:rPr>
-      </w:pPr>
-      <w:r>
-        <w:rPr>
-          <w:rFonts w:ascii="Times New Roman" w:eastAsia="Times New Roman" w:hAnsi="Times New Roman" w:cs="Times New Roman"/>
-          <w:b/>
-          <w:bCs/>
-          <w:sz w:val="28"/>
-          <w:szCs w:val="28"/>
-        </w:rPr>
-        <w:t>Недостатки:</w:t>
-      </w:r>
-    </w:p>
-    <w:p>
-      <w:pPr>
-        <w:pStyle w:val="ae"/>
-        <w:numPr>
-          <w:ilvl w:val="0"/>
-          <w:numId w:val="28"/>
-        </w:numPr>
-        <w:spacing w:after="0" w:line="360" w:lineRule="auto"/>
-        <w:jc w:val="both"/>
-        <w:rPr>
-          <w:rFonts w:ascii="Times New Roman" w:eastAsia="Times New Roman" w:hAnsi="Times New Roman" w:cs="Times New Roman"/>
-          <w:sz w:val="28"/>
-          <w:szCs w:val="28"/>
-        </w:rPr>
-      </w:pPr>
-      <w:r>
-        <w:rPr>
-          <w:rFonts w:ascii="Times New Roman" w:eastAsia="Times New Roman" w:hAnsi="Times New Roman" w:cs="Times New Roman"/>
-          <w:sz w:val="28"/>
-          <w:szCs w:val="28"/>
-        </w:rPr>
-        <w:t>Ограниченная производительность и возможности для создания сложной графики или анимации</w:t>
-      </w:r>
-      <w:r>
-        <w:rPr>
-          <w:rFonts w:ascii="Times New Roman" w:eastAsia="Times New Roman" w:hAnsi="Times New Roman" w:cs="Times New Roman"/>
-          <w:sz w:val="28"/>
-          <w:szCs w:val="28"/>
-        </w:rPr>
-        <w:t>;</w:t>
-      </w:r>
-    </w:p>
-    <w:p>
-      <w:pPr>
-        <w:pStyle w:val="ae"/>
-        <w:numPr>
-          <w:ilvl w:val="0"/>
-          <w:numId w:val="28"/>
-        </w:numPr>
-        <w:spacing w:after="0" w:line="360" w:lineRule="auto"/>
-        <w:jc w:val="both"/>
-        <w:rPr>
-          <w:rFonts w:ascii="Times New Roman" w:eastAsia="Times New Roman" w:hAnsi="Times New Roman" w:cs="Times New Roman"/>
-          <w:sz w:val="28"/>
-          <w:szCs w:val="28"/>
-        </w:rPr>
-      </w:pPr>
-      <w:r>
-        <w:rPr>
-          <w:rFonts w:ascii="Times New Roman" w:eastAsia="Times New Roman" w:hAnsi="Times New Roman" w:cs="Times New Roman"/>
-          <w:sz w:val="28"/>
-          <w:szCs w:val="28"/>
-        </w:rPr>
-        <w:t>Отсутствие встроенной поддержки работы со звуком</w:t>
+        <w:t>Реализация на Pygame</w:t>
       </w:r>
     </w:p>
     <w:p>
@@ -2080,6 +1927,38 @@
           <w:szCs w:val="28"/>
         </w:rPr>
       </w:pPr>
+      <w:r>
+        <w:rPr>
+          <w:rFonts w:ascii="Times New Roman" w:eastAsia="Times New Roman" w:hAnsi="Times New Roman" w:cs="Times New Roman"/>
+          <w:sz w:val="28"/>
+          <w:szCs w:val="28"/>
+        </w:rPr>
+        <w:t xml:space="preserve">Описание: Реализация с использованием </w:t>
+      </w:r>
+      <w:r>
+        <w:rPr>
+          <w:rFonts w:ascii="Times New Roman" w:eastAsia="Times New Roman" w:hAnsi="Times New Roman" w:cs="Times New Roman"/>
+          <w:sz w:val="28"/>
+          <w:szCs w:val="28"/>
+        </w:rPr>
+        <w:t>фреймворка</w:t>
+      </w:r>
+      <w:r>
+        <w:rPr>
+          <w:rFonts w:ascii="Times New Roman" w:eastAsia="Times New Roman" w:hAnsi="Times New Roman" w:cs="Times New Roman"/>
+          <w:sz w:val="28"/>
+          <w:szCs w:val="28"/>
+        </w:rPr>
+        <w:t xml:space="preserve"> Pygame, созданной для разработки 2D-игр</w:t>
+      </w:r>
+      <w:r>
+        <w:rPr>
+          <w:rFonts w:ascii="Times New Roman" w:eastAsia="Times New Roman" w:hAnsi="Times New Roman" w:cs="Times New Roman"/>
+          <w:sz w:val="28"/>
+          <w:szCs w:val="28"/>
+        </w:rPr>
+        <w:t>.</w:t>
+      </w:r>
     </w:p>
     <w:p>
       <w:pPr>
@@ -2088,44 +1967,19 @@
         <w:jc w:val="both"/>
         <w:rPr>
           <w:rFonts w:ascii="Times New Roman" w:eastAsia="Times New Roman" w:hAnsi="Times New Roman" w:cs="Times New Roman"/>
-          <w:b/>
-          <w:bCs/>
-          <w:sz w:val="28"/>
-          <w:szCs w:val="28"/>
-        </w:rPr>
-      </w:pPr>
-      <w:r>
-        <w:rPr>
-          <w:rFonts w:ascii="Times New Roman" w:eastAsia="Times New Roman" w:hAnsi="Times New Roman" w:cs="Times New Roman"/>
-          <w:b/>
-          <w:bCs/>
-          <w:sz w:val="28"/>
-          <w:szCs w:val="28"/>
-        </w:rPr>
-        <w:t>3</w:t>
-      </w:r>
-      <w:r>
-        <w:rPr>
-          <w:rFonts w:ascii="Times New Roman" w:eastAsia="Times New Roman" w:hAnsi="Times New Roman" w:cs="Times New Roman"/>
-          <w:b/>
-          <w:bCs/>
-          <w:sz w:val="28"/>
-          <w:szCs w:val="28"/>
-        </w:rPr>
-        <w:t xml:space="preserve">.2. Реализация на </w:t>
-      </w:r>
-      <w:proofErr w:type="spellStart"/>
-      <w:r>
-        <w:rPr>
-          <w:rFonts w:ascii="Times New Roman" w:eastAsia="Times New Roman" w:hAnsi="Times New Roman" w:cs="Times New Roman"/>
-          <w:b/>
-          <w:bCs/>
-          <w:sz w:val="28"/>
-          <w:szCs w:val="28"/>
-        </w:rPr>
-        <w:t>Pygame</w:t>
-      </w:r>
-      <w:proofErr w:type="spellEnd"/>
+          <w:sz w:val="28"/>
+          <w:szCs w:val="28"/>
+        </w:rPr>
+      </w:pPr>
+      <w:r>
+        <w:rPr>
+          <w:rFonts w:ascii="Times New Roman" w:eastAsia="Times New Roman" w:hAnsi="Times New Roman" w:cs="Times New Roman"/>
+          <w:sz w:val="28"/>
+          <w:szCs w:val="28"/>
+        </w:rPr>
+        <w:lastRenderedPageBreak/>
+        <w:t>Ключевые особенности: Библиотека предоставляет мощный инструментарий для работы с графикой (включая ускоренную отрисовку), звуком, таймерами и вводом с различных устройств.</w:t>
+      </w:r>
     </w:p>
     <w:p>
       <w:pPr>
@@ -2144,15 +1998,16 @@
           <w:sz w:val="28"/>
           <w:szCs w:val="28"/>
         </w:rPr>
-        <w:t xml:space="preserve">Описание: Реализация с использованием </w:t>
-      </w:r>
-      <w:r>
-        <w:rPr>
-          <w:rFonts w:ascii="Times New Roman" w:eastAsia="Times New Roman" w:hAnsi="Times New Roman" w:cs="Times New Roman"/>
-          <w:sz w:val="28"/>
-          <w:szCs w:val="28"/>
-        </w:rPr>
-        <w:t>фреймворка</w:t>
+        <w:t xml:space="preserve">В сравнение с </w:t>
+      </w:r>
+      <w:r>
+        <w:rPr>
+          <w:rFonts w:ascii="Times New Roman" w:eastAsia="Times New Roman" w:hAnsi="Times New Roman" w:cs="Times New Roman"/>
+          <w:sz w:val="28"/>
+          <w:szCs w:val="28"/>
+          <w:lang w:val="en-US"/>
+        </w:rPr>
+        <w:t>Tkinter</w:t>
       </w:r>
       <w:r>
         <w:rPr>
@@ -2162,31 +2017,30 @@
         </w:rPr>
         <w:t xml:space="preserve"> </w:t>
       </w:r>
-      <w:proofErr w:type="spellStart"/>
-      <w:r>
-        <w:rPr>
-          <w:rFonts w:ascii="Times New Roman" w:eastAsia="Times New Roman" w:hAnsi="Times New Roman" w:cs="Times New Roman"/>
-          <w:sz w:val="28"/>
-          <w:szCs w:val="28"/>
-        </w:rPr>
-        <w:t>Pygame</w:t>
-      </w:r>
-      <w:proofErr w:type="spellEnd"/>
-      <w:r>
-        <w:rPr>
-          <w:rFonts w:ascii="Times New Roman" w:eastAsia="Times New Roman" w:hAnsi="Times New Roman" w:cs="Times New Roman"/>
-          <w:sz w:val="28"/>
-          <w:szCs w:val="28"/>
-        </w:rPr>
-        <w:t>, созданной для разработки 2D-игр</w:t>
-      </w:r>
-      <w:r>
-        <w:rPr>
-          <w:rFonts w:ascii="Times New Roman" w:eastAsia="Times New Roman" w:hAnsi="Times New Roman" w:cs="Times New Roman"/>
-          <w:sz w:val="28"/>
-          <w:szCs w:val="28"/>
-        </w:rPr>
-        <w:t>.</w:t>
+      <w:r>
+        <w:rPr>
+          <w:rFonts w:ascii="Times New Roman" w:eastAsia="Times New Roman" w:hAnsi="Times New Roman" w:cs="Times New Roman"/>
+          <w:sz w:val="28"/>
+          <w:szCs w:val="28"/>
+          <w:lang w:val="en-US"/>
+        </w:rPr>
+        <w:t>p</w:t>
+      </w:r>
+      <w:r>
+        <w:rPr>
+          <w:rFonts w:ascii="Times New Roman" w:eastAsia="Times New Roman" w:hAnsi="Times New Roman" w:cs="Times New Roman"/>
+          <w:sz w:val="28"/>
+          <w:szCs w:val="28"/>
+        </w:rPr>
+        <w:t>ygame обеспечивает более высокую частоту кадров и плавность анимации</w:t>
+      </w:r>
+      <w:r>
+        <w:rPr>
+          <w:rFonts w:ascii="Times New Roman" w:eastAsia="Times New Roman" w:hAnsi="Times New Roman" w:cs="Times New Roman"/>
+          <w:sz w:val="28"/>
+          <w:szCs w:val="28"/>
+        </w:rPr>
+        <w:t>, а также позволяет легко добавить звуковые эффекты, фоновую музыку, более сложную графику и спрайты.</w:t>
       </w:r>
     </w:p>
     <w:p>
@@ -2200,171 +2054,6 @@
           <w:szCs w:val="28"/>
         </w:rPr>
       </w:pPr>
-      <w:r>
-        <w:rPr>
-          <w:rFonts w:ascii="Times New Roman" w:eastAsia="Times New Roman" w:hAnsi="Times New Roman" w:cs="Times New Roman"/>
-          <w:sz w:val="28"/>
-          <w:szCs w:val="28"/>
-        </w:rPr>
-        <w:t>Ключевые особенности: Библиотека предоставляет мощный инструментарий для работы с графикой (включая ускоренную отрисовку), звуком, таймерами и вводом с различных устройств.</w:t>
-      </w:r>
-    </w:p>
-    <w:p>
-      <w:pPr>
-        <w:spacing w:after="0" w:line="360" w:lineRule="auto"/>
-        <w:ind w:firstLine="360"/>
-        <w:jc w:val="both"/>
-        <w:rPr>
-          <w:rFonts w:ascii="Times New Roman" w:eastAsia="Times New Roman" w:hAnsi="Times New Roman" w:cs="Times New Roman"/>
-          <w:b/>
-          <w:bCs/>
-          <w:sz w:val="28"/>
-          <w:szCs w:val="28"/>
-        </w:rPr>
-      </w:pPr>
-      <w:r>
-        <w:rPr>
-          <w:rFonts w:ascii="Times New Roman" w:eastAsia="Times New Roman" w:hAnsi="Times New Roman" w:cs="Times New Roman"/>
-          <w:b/>
-          <w:bCs/>
-          <w:sz w:val="28"/>
-          <w:szCs w:val="28"/>
-        </w:rPr>
-        <w:lastRenderedPageBreak/>
-        <w:t xml:space="preserve">Сравнение с </w:t>
-      </w:r>
-      <w:proofErr w:type="spellStart"/>
-      <w:r>
-        <w:rPr>
-          <w:rFonts w:ascii="Times New Roman" w:eastAsia="Times New Roman" w:hAnsi="Times New Roman" w:cs="Times New Roman"/>
-          <w:b/>
-          <w:bCs/>
-          <w:sz w:val="28"/>
-          <w:szCs w:val="28"/>
-        </w:rPr>
-        <w:t>Tkinter</w:t>
-      </w:r>
-      <w:proofErr w:type="spellEnd"/>
-      <w:r>
-        <w:rPr>
-          <w:rFonts w:ascii="Times New Roman" w:eastAsia="Times New Roman" w:hAnsi="Times New Roman" w:cs="Times New Roman"/>
-          <w:b/>
-          <w:bCs/>
-          <w:sz w:val="28"/>
-          <w:szCs w:val="28"/>
-        </w:rPr>
-        <w:t>:</w:t>
-      </w:r>
-    </w:p>
-    <w:p>
-      <w:pPr>
-        <w:pStyle w:val="ae"/>
-        <w:numPr>
-          <w:ilvl w:val="0"/>
-          <w:numId w:val="24"/>
-        </w:numPr>
-        <w:spacing w:after="0" w:line="360" w:lineRule="auto"/>
-        <w:jc w:val="both"/>
-        <w:rPr>
-          <w:rFonts w:ascii="Times New Roman" w:eastAsia="Times New Roman" w:hAnsi="Times New Roman" w:cs="Times New Roman"/>
-          <w:sz w:val="28"/>
-          <w:szCs w:val="28"/>
-        </w:rPr>
-      </w:pPr>
-      <w:r>
-        <w:rPr>
-          <w:rFonts w:ascii="Times New Roman" w:eastAsia="Times New Roman" w:hAnsi="Times New Roman" w:cs="Times New Roman"/>
-          <w:sz w:val="28"/>
-          <w:szCs w:val="28"/>
-        </w:rPr>
-        <w:t xml:space="preserve">Производительность: </w:t>
-      </w:r>
-      <w:r>
-        <w:rPr>
-          <w:rFonts w:ascii="Times New Roman" w:eastAsia="Times New Roman" w:hAnsi="Times New Roman" w:cs="Times New Roman"/>
-          <w:sz w:val="28"/>
-          <w:szCs w:val="28"/>
-          <w:lang w:val="en-US"/>
-        </w:rPr>
-        <w:t>p</w:t>
-      </w:r>
-      <w:proofErr w:type="spellStart"/>
-      <w:r>
-        <w:rPr>
-          <w:rFonts w:ascii="Times New Roman" w:eastAsia="Times New Roman" w:hAnsi="Times New Roman" w:cs="Times New Roman"/>
-          <w:sz w:val="28"/>
-          <w:szCs w:val="28"/>
-        </w:rPr>
-        <w:t>ygame</w:t>
-      </w:r>
-      <w:proofErr w:type="spellEnd"/>
-      <w:r>
-        <w:rPr>
-          <w:rFonts w:ascii="Times New Roman" w:eastAsia="Times New Roman" w:hAnsi="Times New Roman" w:cs="Times New Roman"/>
-          <w:sz w:val="28"/>
-          <w:szCs w:val="28"/>
-        </w:rPr>
-        <w:t xml:space="preserve"> обеспечивает более высокую частоту кадров и плавность анимации</w:t>
-      </w:r>
-      <w:r>
-        <w:rPr>
-          <w:rFonts w:ascii="Times New Roman" w:eastAsia="Times New Roman" w:hAnsi="Times New Roman" w:cs="Times New Roman"/>
-          <w:sz w:val="28"/>
-          <w:szCs w:val="28"/>
-        </w:rPr>
-        <w:t>;</w:t>
-      </w:r>
-    </w:p>
-    <w:p>
-      <w:pPr>
-        <w:pStyle w:val="ae"/>
-        <w:numPr>
-          <w:ilvl w:val="0"/>
-          <w:numId w:val="24"/>
-        </w:numPr>
-        <w:spacing w:after="0" w:line="360" w:lineRule="auto"/>
-        <w:jc w:val="both"/>
-        <w:rPr>
-          <w:rFonts w:ascii="Times New Roman" w:eastAsia="Times New Roman" w:hAnsi="Times New Roman" w:cs="Times New Roman"/>
-          <w:sz w:val="28"/>
-          <w:szCs w:val="28"/>
-        </w:rPr>
-      </w:pPr>
-      <w:r>
-        <w:rPr>
-          <w:rFonts w:ascii="Times New Roman" w:eastAsia="Times New Roman" w:hAnsi="Times New Roman" w:cs="Times New Roman"/>
-          <w:sz w:val="28"/>
-          <w:szCs w:val="28"/>
-        </w:rPr>
-        <w:t xml:space="preserve">Функциональность: </w:t>
-      </w:r>
-      <w:r>
-        <w:rPr>
-          <w:rFonts w:ascii="Times New Roman" w:eastAsia="Times New Roman" w:hAnsi="Times New Roman" w:cs="Times New Roman"/>
-          <w:sz w:val="28"/>
-          <w:szCs w:val="28"/>
-        </w:rPr>
-        <w:t>п</w:t>
-      </w:r>
-      <w:r>
-        <w:rPr>
-          <w:rFonts w:ascii="Times New Roman" w:eastAsia="Times New Roman" w:hAnsi="Times New Roman" w:cs="Times New Roman"/>
-          <w:sz w:val="28"/>
-          <w:szCs w:val="28"/>
-        </w:rPr>
-        <w:t>озволяет легко добавить звуковые эффекты, фоновую музыку, более сложную графику и спрайты</w:t>
-      </w:r>
-    </w:p>
-    <w:p>
-      <w:pPr>
-        <w:spacing w:after="0" w:line="360" w:lineRule="auto"/>
-        <w:jc w:val="both"/>
-        <w:rPr>
-          <w:rFonts w:ascii="Times New Roman" w:eastAsia="Times New Roman" w:hAnsi="Times New Roman" w:cs="Times New Roman"/>
-          <w:sz w:val="28"/>
-          <w:szCs w:val="28"/>
-        </w:rPr>
-      </w:pPr>
     </w:p>
     <w:p>
       <w:pPr>
@@ -2387,30 +2076,8 @@
           <w:sz w:val="28"/>
           <w:szCs w:val="28"/>
         </w:rPr>
-        <w:t>3</w:t>
-      </w:r>
-      <w:r>
-        <w:rPr>
-          <w:rFonts w:ascii="Times New Roman" w:eastAsia="Times New Roman" w:hAnsi="Times New Roman" w:cs="Times New Roman"/>
-          <w:b/>
-          <w:bCs/>
-          <w:sz w:val="28"/>
-          <w:szCs w:val="28"/>
-        </w:rPr>
-        <w:t xml:space="preserve">.3. Реализация на </w:t>
-      </w:r>
-      <w:proofErr w:type="spellStart"/>
-      <w:r>
-        <w:rPr>
-          <w:rFonts w:ascii="Times New Roman" w:eastAsia="Times New Roman" w:hAnsi="Times New Roman" w:cs="Times New Roman"/>
-          <w:b/>
-          <w:bCs/>
-          <w:sz w:val="28"/>
-          <w:szCs w:val="28"/>
-        </w:rPr>
-        <w:t>Turtle</w:t>
-      </w:r>
-      <w:proofErr w:type="spellEnd"/>
+        <w:t>Реализация на Turtle</w:t>
+      </w:r>
     </w:p>
     <w:p>
       <w:pPr>
@@ -2445,25 +2112,7 @@
           <w:sz w:val="28"/>
           <w:szCs w:val="28"/>
         </w:rPr>
-        <w:t xml:space="preserve">еализация с использованием модуля </w:t>
-      </w:r>
-      <w:proofErr w:type="spellStart"/>
-      <w:r>
-        <w:rPr>
-          <w:rFonts w:ascii="Times New Roman" w:eastAsia="Times New Roman" w:hAnsi="Times New Roman" w:cs="Times New Roman"/>
-          <w:sz w:val="28"/>
-          <w:szCs w:val="28"/>
-        </w:rPr>
-        <w:t>Turtle</w:t>
-      </w:r>
-      <w:proofErr w:type="spellEnd"/>
-      <w:r>
-        <w:rPr>
-          <w:rFonts w:ascii="Times New Roman" w:eastAsia="Times New Roman" w:hAnsi="Times New Roman" w:cs="Times New Roman"/>
-          <w:sz w:val="28"/>
-          <w:szCs w:val="28"/>
-        </w:rPr>
-        <w:t xml:space="preserve">, входящего в стандартную </w:t>
+        <w:t xml:space="preserve">еализация с использованием модуля Turtle, входящего в стандартную </w:t>
       </w:r>
       <w:r>
         <w:rPr>
@@ -2530,179 +2179,86 @@
       <w:pPr>
         <w:pStyle w:val="ae"/>
         <w:spacing w:after="0" w:line="360" w:lineRule="auto"/>
-        <w:ind w:left="360" w:firstLine="349"/>
+        <w:ind w:left="0" w:firstLine="709"/>
         <w:jc w:val="both"/>
         <w:rPr>
           <w:rFonts w:ascii="Times New Roman" w:eastAsia="Times New Roman" w:hAnsi="Times New Roman" w:cs="Times New Roman"/>
-          <w:b/>
-          <w:bCs/>
-          <w:sz w:val="28"/>
-          <w:szCs w:val="28"/>
-        </w:rPr>
-      </w:pPr>
-      <w:r>
-        <w:rPr>
-          <w:rFonts w:ascii="Times New Roman" w:eastAsia="Times New Roman" w:hAnsi="Times New Roman" w:cs="Times New Roman"/>
-          <w:b/>
-          <w:bCs/>
-          <w:sz w:val="28"/>
-          <w:szCs w:val="28"/>
-        </w:rPr>
-        <w:t xml:space="preserve">Сравнение с </w:t>
-      </w:r>
-      <w:proofErr w:type="spellStart"/>
-      <w:r>
-        <w:rPr>
-          <w:rFonts w:ascii="Times New Roman" w:eastAsia="Times New Roman" w:hAnsi="Times New Roman" w:cs="Times New Roman"/>
-          <w:b/>
-          <w:bCs/>
-          <w:sz w:val="28"/>
-          <w:szCs w:val="28"/>
+          <w:sz w:val="28"/>
+          <w:szCs w:val="28"/>
+        </w:rPr>
+      </w:pPr>
+      <w:r>
+        <w:rPr>
+          <w:rFonts w:ascii="Times New Roman" w:eastAsia="Times New Roman" w:hAnsi="Times New Roman" w:cs="Times New Roman"/>
+          <w:sz w:val="28"/>
+          <w:szCs w:val="28"/>
+        </w:rPr>
+        <w:t xml:space="preserve">В сравнение с </w:t>
+      </w:r>
+      <w:r>
+        <w:rPr>
+          <w:rFonts w:ascii="Times New Roman" w:eastAsia="Times New Roman" w:hAnsi="Times New Roman" w:cs="Times New Roman"/>
+          <w:sz w:val="28"/>
+          <w:szCs w:val="28"/>
+          <w:lang w:val="en-US"/>
         </w:rPr>
         <w:t>Tkinter</w:t>
       </w:r>
-      <w:proofErr w:type="spellEnd"/>
-      <w:r>
-        <w:rPr>
-          <w:rFonts w:ascii="Times New Roman" w:eastAsia="Times New Roman" w:hAnsi="Times New Roman" w:cs="Times New Roman"/>
-          <w:b/>
-          <w:bCs/>
-          <w:sz w:val="28"/>
-          <w:szCs w:val="28"/>
-        </w:rPr>
-        <w:t>:</w:t>
-      </w:r>
-    </w:p>
-    <w:p>
-      <w:pPr>
-        <w:pStyle w:val="ae"/>
-        <w:numPr>
-          <w:ilvl w:val="0"/>
-          <w:numId w:val="23"/>
-        </w:numPr>
-        <w:spacing w:after="0" w:line="360" w:lineRule="auto"/>
-        <w:jc w:val="both"/>
-        <w:rPr>
-          <w:rFonts w:ascii="Times New Roman" w:eastAsia="Times New Roman" w:hAnsi="Times New Roman" w:cs="Times New Roman"/>
-          <w:sz w:val="28"/>
-          <w:szCs w:val="28"/>
-        </w:rPr>
-      </w:pPr>
-      <w:r>
-        <w:rPr>
-          <w:rFonts w:ascii="Times New Roman" w:eastAsia="Times New Roman" w:hAnsi="Times New Roman" w:cs="Times New Roman"/>
-          <w:sz w:val="28"/>
-          <w:szCs w:val="28"/>
-        </w:rPr>
-        <w:t xml:space="preserve">Простота: </w:t>
-      </w:r>
-      <w:r>
-        <w:rPr>
-          <w:rFonts w:ascii="Times New Roman" w:eastAsia="Times New Roman" w:hAnsi="Times New Roman" w:cs="Times New Roman"/>
-          <w:sz w:val="28"/>
-          <w:szCs w:val="28"/>
-        </w:rPr>
-        <w:t>с</w:t>
-      </w:r>
-      <w:r>
-        <w:rPr>
-          <w:rFonts w:ascii="Times New Roman" w:eastAsia="Times New Roman" w:hAnsi="Times New Roman" w:cs="Times New Roman"/>
-          <w:sz w:val="28"/>
-          <w:szCs w:val="28"/>
-        </w:rPr>
-        <w:t xml:space="preserve">интаксис </w:t>
-      </w:r>
-      <w:proofErr w:type="spellStart"/>
-      <w:r>
-        <w:rPr>
-          <w:rFonts w:ascii="Times New Roman" w:eastAsia="Times New Roman" w:hAnsi="Times New Roman" w:cs="Times New Roman"/>
-          <w:sz w:val="28"/>
-          <w:szCs w:val="28"/>
-        </w:rPr>
-        <w:t>Turtle</w:t>
-      </w:r>
-      <w:proofErr w:type="spellEnd"/>
-      <w:r>
-        <w:rPr>
-          <w:rFonts w:ascii="Times New Roman" w:eastAsia="Times New Roman" w:hAnsi="Times New Roman" w:cs="Times New Roman"/>
-          <w:sz w:val="28"/>
-          <w:szCs w:val="28"/>
-        </w:rPr>
-        <w:t xml:space="preserve"> очень нагляден и прос</w:t>
-      </w:r>
-      <w:r>
-        <w:rPr>
-          <w:rFonts w:ascii="Times New Roman" w:eastAsia="Times New Roman" w:hAnsi="Times New Roman" w:cs="Times New Roman"/>
-          <w:sz w:val="28"/>
-          <w:szCs w:val="28"/>
-        </w:rPr>
-        <w:t>т</w:t>
-      </w:r>
-      <w:r>
-        <w:rPr>
-          <w:rFonts w:ascii="Times New Roman" w:eastAsia="Times New Roman" w:hAnsi="Times New Roman" w:cs="Times New Roman"/>
-          <w:sz w:val="28"/>
-          <w:szCs w:val="28"/>
-        </w:rPr>
-        <w:t>;</w:t>
-      </w:r>
-    </w:p>
-    <w:p>
-      <w:pPr>
-        <w:pStyle w:val="ae"/>
-        <w:numPr>
-          <w:ilvl w:val="0"/>
-          <w:numId w:val="23"/>
-        </w:numPr>
-        <w:spacing w:after="0" w:line="360" w:lineRule="auto"/>
-        <w:jc w:val="both"/>
-        <w:rPr>
-          <w:rFonts w:ascii="Times New Roman" w:eastAsia="Times New Roman" w:hAnsi="Times New Roman" w:cs="Times New Roman"/>
-          <w:sz w:val="28"/>
-          <w:szCs w:val="28"/>
-        </w:rPr>
-      </w:pPr>
-      <w:r>
-        <w:rPr>
-          <w:rFonts w:ascii="Times New Roman" w:eastAsia="Times New Roman" w:hAnsi="Times New Roman" w:cs="Times New Roman"/>
-          <w:sz w:val="28"/>
-          <w:szCs w:val="28"/>
-        </w:rPr>
-        <w:t xml:space="preserve">Производительность и контроль: </w:t>
-      </w:r>
-      <w:r>
-        <w:rPr>
-          <w:rFonts w:ascii="Times New Roman" w:eastAsia="Times New Roman" w:hAnsi="Times New Roman" w:cs="Times New Roman"/>
-          <w:sz w:val="28"/>
-          <w:szCs w:val="28"/>
-        </w:rPr>
-        <w:t>з</w:t>
-      </w:r>
-      <w:r>
-        <w:rPr>
-          <w:rFonts w:ascii="Times New Roman" w:eastAsia="Times New Roman" w:hAnsi="Times New Roman" w:cs="Times New Roman"/>
-          <w:sz w:val="28"/>
-          <w:szCs w:val="28"/>
-        </w:rPr>
-        <w:t xml:space="preserve">начительно уступает </w:t>
-      </w:r>
-      <w:proofErr w:type="spellStart"/>
-      <w:r>
-        <w:rPr>
-          <w:rFonts w:ascii="Times New Roman" w:eastAsia="Times New Roman" w:hAnsi="Times New Roman" w:cs="Times New Roman"/>
-          <w:sz w:val="28"/>
-          <w:szCs w:val="28"/>
-        </w:rPr>
-        <w:t>Tkinter</w:t>
-      </w:r>
-      <w:proofErr w:type="spellEnd"/>
-      <w:r>
-        <w:rPr>
-          <w:rFonts w:ascii="Times New Roman" w:eastAsia="Times New Roman" w:hAnsi="Times New Roman" w:cs="Times New Roman"/>
-          <w:sz w:val="28"/>
-          <w:szCs w:val="28"/>
-        </w:rPr>
-        <w:t xml:space="preserve"> в скорости и гибкости управления графикой</w:t>
+      <w:r>
+        <w:rPr>
+          <w:rFonts w:ascii="Times New Roman" w:eastAsia="Times New Roman" w:hAnsi="Times New Roman" w:cs="Times New Roman"/>
+          <w:sz w:val="28"/>
+          <w:szCs w:val="28"/>
+        </w:rPr>
+        <w:t xml:space="preserve"> </w:t>
+      </w:r>
+      <w:r>
+        <w:rPr>
+          <w:rFonts w:ascii="Times New Roman" w:eastAsia="Times New Roman" w:hAnsi="Times New Roman" w:cs="Times New Roman"/>
+          <w:sz w:val="28"/>
+          <w:szCs w:val="28"/>
+        </w:rPr>
+        <w:t>синтаксис Turtle очень нагляден и прост</w:t>
+      </w:r>
+      <w:r>
+        <w:rPr>
+          <w:rFonts w:ascii="Times New Roman" w:eastAsia="Times New Roman" w:hAnsi="Times New Roman" w:cs="Times New Roman"/>
+          <w:sz w:val="28"/>
+          <w:szCs w:val="28"/>
+        </w:rPr>
+        <w:t xml:space="preserve">, </w:t>
+      </w:r>
+      <w:r>
+        <w:rPr>
+          <w:rFonts w:ascii="Times New Roman" w:eastAsia="Times New Roman" w:hAnsi="Times New Roman" w:cs="Times New Roman"/>
+          <w:sz w:val="28"/>
+          <w:szCs w:val="28"/>
+        </w:rPr>
+        <w:t xml:space="preserve"> </w:t>
+      </w:r>
+      <w:r>
+        <w:rPr>
+          <w:rFonts w:ascii="Times New Roman" w:eastAsia="Times New Roman" w:hAnsi="Times New Roman" w:cs="Times New Roman"/>
+          <w:sz w:val="28"/>
+          <w:szCs w:val="28"/>
+        </w:rPr>
+        <w:t xml:space="preserve">а производительность и контроль </w:t>
+      </w:r>
+      <w:r>
+        <w:rPr>
+          <w:rFonts w:ascii="Times New Roman" w:eastAsia="Times New Roman" w:hAnsi="Times New Roman" w:cs="Times New Roman"/>
+          <w:sz w:val="28"/>
+          <w:szCs w:val="28"/>
+        </w:rPr>
+        <w:t>значительно уступает Tkinter в скорости и гибкости управления графикой</w:t>
+      </w:r>
+      <w:r>
+        <w:rPr>
+          <w:rFonts w:ascii="Times New Roman" w:eastAsia="Times New Roman" w:hAnsi="Times New Roman" w:cs="Times New Roman"/>
+          <w:sz w:val="28"/>
+          <w:szCs w:val="28"/>
+        </w:rPr>
+        <w:t>.</w:t>
       </w:r>
     </w:p>
     <w:p>
@@ -2816,61 +2372,7 @@
           <w:sz w:val="28"/>
           <w:szCs w:val="28"/>
         </w:rPr>
-        <w:t>показал, что выбор технологии реализации (</w:t>
-      </w:r>
-      <w:proofErr w:type="spellStart"/>
-      <w:r>
-        <w:rPr>
-          <w:rFonts w:ascii="Times New Roman" w:eastAsia="Times New Roman" w:hAnsi="Times New Roman" w:cs="Times New Roman"/>
-          <w:sz w:val="28"/>
-          <w:szCs w:val="28"/>
-        </w:rPr>
-        <w:t>Tkinter</w:t>
-      </w:r>
-      <w:proofErr w:type="spellEnd"/>
-      <w:r>
-        <w:rPr>
-          <w:rFonts w:ascii="Times New Roman" w:eastAsia="Times New Roman" w:hAnsi="Times New Roman" w:cs="Times New Roman"/>
-          <w:sz w:val="28"/>
-          <w:szCs w:val="28"/>
-        </w:rPr>
-        <w:t xml:space="preserve">, </w:t>
-      </w:r>
-      <w:proofErr w:type="spellStart"/>
-      <w:r>
-        <w:rPr>
-          <w:rFonts w:ascii="Times New Roman" w:eastAsia="Times New Roman" w:hAnsi="Times New Roman" w:cs="Times New Roman"/>
-          <w:sz w:val="28"/>
-          <w:szCs w:val="28"/>
-        </w:rPr>
-        <w:t>Pygame</w:t>
-      </w:r>
-      <w:proofErr w:type="spellEnd"/>
-      <w:r>
-        <w:rPr>
-          <w:rFonts w:ascii="Times New Roman" w:eastAsia="Times New Roman" w:hAnsi="Times New Roman" w:cs="Times New Roman"/>
-          <w:sz w:val="28"/>
-          <w:szCs w:val="28"/>
-        </w:rPr>
-        <w:t xml:space="preserve">, </w:t>
-      </w:r>
-      <w:proofErr w:type="spellStart"/>
-      <w:r>
-        <w:rPr>
-          <w:rFonts w:ascii="Times New Roman" w:eastAsia="Times New Roman" w:hAnsi="Times New Roman" w:cs="Times New Roman"/>
-          <w:sz w:val="28"/>
-          <w:szCs w:val="28"/>
-        </w:rPr>
-        <w:t>Turtle</w:t>
-      </w:r>
-      <w:proofErr w:type="spellEnd"/>
-      <w:r>
-        <w:rPr>
-          <w:rFonts w:ascii="Times New Roman" w:eastAsia="Times New Roman" w:hAnsi="Times New Roman" w:cs="Times New Roman"/>
-          <w:sz w:val="28"/>
-          <w:szCs w:val="28"/>
-        </w:rPr>
-        <w:t>) напрямую определяет потенциал, производительность и сложность разработки итогового продукта.</w:t>
+        <w:t>показал, что выбор технологии реализации (Tkinter, Pygame, Turtle) напрямую определяет потенциал, производительность и сложность разработки итогового продукта.</w:t>
       </w:r>
     </w:p>
     <w:p>
@@ -2949,7 +2451,7 @@
         <w:pStyle w:val="ae"/>
         <w:numPr>
           <w:ilvl w:val="2"/>
-          <w:numId w:val="19"/>
+          <w:numId w:val="25"/>
         </w:numPr>
         <w:spacing w:after="0" w:line="360" w:lineRule="auto"/>
         <w:ind w:left="0" w:firstLine="0"/>
@@ -2960,77 +2462,13 @@
           <w:szCs w:val="28"/>
         </w:rPr>
       </w:pPr>
-      <w:proofErr w:type="spellStart"/>
-      <w:r>
-        <w:rPr>
-          <w:rFonts w:ascii="Times New Roman" w:eastAsia="Times New Roman" w:hAnsi="Times New Roman" w:cs="Times New Roman"/>
-          <w:sz w:val="28"/>
-          <w:szCs w:val="28"/>
-        </w:rPr>
-        <w:t>Snake</w:t>
-      </w:r>
-      <w:proofErr w:type="spellEnd"/>
-      <w:r>
-        <w:rPr>
-          <w:rFonts w:ascii="Times New Roman" w:eastAsia="Times New Roman" w:hAnsi="Times New Roman" w:cs="Times New Roman"/>
-          <w:sz w:val="28"/>
-          <w:szCs w:val="28"/>
-        </w:rPr>
-        <w:t xml:space="preserve"> Game </w:t>
-      </w:r>
-      <w:proofErr w:type="spellStart"/>
-      <w:r>
-        <w:rPr>
-          <w:rFonts w:ascii="Times New Roman" w:eastAsia="Times New Roman" w:hAnsi="Times New Roman" w:cs="Times New Roman"/>
-          <w:sz w:val="28"/>
-          <w:szCs w:val="28"/>
-        </w:rPr>
-        <w:t>Using</w:t>
-      </w:r>
-      <w:proofErr w:type="spellEnd"/>
-      <w:r>
-        <w:rPr>
-          <w:rFonts w:ascii="Times New Roman" w:eastAsia="Times New Roman" w:hAnsi="Times New Roman" w:cs="Times New Roman"/>
-          <w:sz w:val="28"/>
-          <w:szCs w:val="28"/>
-        </w:rPr>
-        <w:t xml:space="preserve"> </w:t>
-      </w:r>
-      <w:proofErr w:type="spellStart"/>
-      <w:r>
-        <w:rPr>
-          <w:rFonts w:ascii="Times New Roman" w:eastAsia="Times New Roman" w:hAnsi="Times New Roman" w:cs="Times New Roman"/>
-          <w:sz w:val="28"/>
-          <w:szCs w:val="28"/>
-        </w:rPr>
-        <w:t>Tkinter</w:t>
-      </w:r>
-      <w:proofErr w:type="spellEnd"/>
-      <w:r>
-        <w:rPr>
-          <w:rFonts w:ascii="Times New Roman" w:eastAsia="Times New Roman" w:hAnsi="Times New Roman" w:cs="Times New Roman"/>
-          <w:sz w:val="28"/>
-          <w:szCs w:val="28"/>
-        </w:rPr>
-        <w:t xml:space="preserve"> – Python // </w:t>
-      </w:r>
-      <w:proofErr w:type="spellStart"/>
-      <w:r>
-        <w:rPr>
-          <w:rFonts w:ascii="Times New Roman" w:eastAsia="Times New Roman" w:hAnsi="Times New Roman" w:cs="Times New Roman"/>
-          <w:sz w:val="28"/>
-          <w:szCs w:val="28"/>
-        </w:rPr>
-        <w:t>GeeksforGeeks</w:t>
-      </w:r>
-      <w:proofErr w:type="spellEnd"/>
-      <w:r>
-        <w:rPr>
-          <w:rFonts w:ascii="Times New Roman" w:eastAsia="Times New Roman" w:hAnsi="Times New Roman" w:cs="Times New Roman"/>
-          <w:sz w:val="28"/>
-          <w:szCs w:val="28"/>
-        </w:rPr>
-        <w:t>. – [Электронный ресурс]. – URL: https://www.geeksforgeeks.org/python/snake-game-using-tkinter-python/ (дата обращения: 25.01.2026).</w:t>
+      <w:r>
+        <w:rPr>
+          <w:rFonts w:ascii="Times New Roman" w:eastAsia="Times New Roman" w:hAnsi="Times New Roman" w:cs="Times New Roman"/>
+          <w:sz w:val="28"/>
+          <w:szCs w:val="28"/>
+        </w:rPr>
+        <w:t>Snake Game Using Tkinter – Python // GeeksforGeeks. – [Электронный ресурс]. – URL: https://www.geeksforgeeks.org/python/snake-game-using-tkinter-python/ (дата обращения: 25.01.2026).</w:t>
       </w:r>
     </w:p>
     <w:p>
@@ -3038,7 +2476,7 @@
         <w:pStyle w:val="ae"/>
         <w:numPr>
           <w:ilvl w:val="2"/>
-          <w:numId w:val="19"/>
+          <w:numId w:val="25"/>
         </w:numPr>
         <w:spacing w:after="0" w:line="360" w:lineRule="auto"/>
         <w:ind w:left="0" w:firstLine="0"/>
@@ -3049,113 +2487,13 @@
           <w:szCs w:val="28"/>
         </w:rPr>
       </w:pPr>
-      <w:proofErr w:type="spellStart"/>
-      <w:r>
-        <w:rPr>
-          <w:rFonts w:ascii="Times New Roman" w:eastAsia="Times New Roman" w:hAnsi="Times New Roman" w:cs="Times New Roman"/>
-          <w:sz w:val="28"/>
-          <w:szCs w:val="28"/>
-        </w:rPr>
-        <w:t>Snake</w:t>
-      </w:r>
-      <w:proofErr w:type="spellEnd"/>
-      <w:r>
-        <w:rPr>
-          <w:rFonts w:ascii="Times New Roman" w:eastAsia="Times New Roman" w:hAnsi="Times New Roman" w:cs="Times New Roman"/>
-          <w:sz w:val="28"/>
-          <w:szCs w:val="28"/>
-        </w:rPr>
-        <w:t xml:space="preserve"> Game </w:t>
-      </w:r>
-      <w:proofErr w:type="spellStart"/>
-      <w:r>
-        <w:rPr>
-          <w:rFonts w:ascii="Times New Roman" w:eastAsia="Times New Roman" w:hAnsi="Times New Roman" w:cs="Times New Roman"/>
-          <w:sz w:val="28"/>
-          <w:szCs w:val="28"/>
-        </w:rPr>
-        <w:t>in</w:t>
-      </w:r>
-      <w:proofErr w:type="spellEnd"/>
-      <w:r>
-        <w:rPr>
-          <w:rFonts w:ascii="Times New Roman" w:eastAsia="Times New Roman" w:hAnsi="Times New Roman" w:cs="Times New Roman"/>
-          <w:sz w:val="28"/>
-          <w:szCs w:val="28"/>
-        </w:rPr>
-        <w:t xml:space="preserve"> Python – </w:t>
-      </w:r>
-      <w:proofErr w:type="spellStart"/>
-      <w:r>
-        <w:rPr>
-          <w:rFonts w:ascii="Times New Roman" w:eastAsia="Times New Roman" w:hAnsi="Times New Roman" w:cs="Times New Roman"/>
-          <w:sz w:val="28"/>
-          <w:szCs w:val="28"/>
-        </w:rPr>
-        <w:t>Using</w:t>
-      </w:r>
-      <w:proofErr w:type="spellEnd"/>
-      <w:r>
-        <w:rPr>
-          <w:rFonts w:ascii="Times New Roman" w:eastAsia="Times New Roman" w:hAnsi="Times New Roman" w:cs="Times New Roman"/>
-          <w:sz w:val="28"/>
-          <w:szCs w:val="28"/>
-        </w:rPr>
-        <w:t xml:space="preserve"> </w:t>
-      </w:r>
-      <w:proofErr w:type="spellStart"/>
-      <w:r>
-        <w:rPr>
-          <w:rFonts w:ascii="Times New Roman" w:eastAsia="Times New Roman" w:hAnsi="Times New Roman" w:cs="Times New Roman"/>
-          <w:sz w:val="28"/>
-          <w:szCs w:val="28"/>
-        </w:rPr>
-        <w:t>Pygame</w:t>
-      </w:r>
-      <w:proofErr w:type="spellEnd"/>
-      <w:r>
-        <w:rPr>
-          <w:rFonts w:ascii="Times New Roman" w:eastAsia="Times New Roman" w:hAnsi="Times New Roman" w:cs="Times New Roman"/>
-          <w:sz w:val="28"/>
-          <w:szCs w:val="28"/>
-        </w:rPr>
-        <w:t xml:space="preserve"> </w:t>
-      </w:r>
-      <w:proofErr w:type="spellStart"/>
-      <w:r>
-        <w:rPr>
-          <w:rFonts w:ascii="Times New Roman" w:eastAsia="Times New Roman" w:hAnsi="Times New Roman" w:cs="Times New Roman"/>
-          <w:sz w:val="28"/>
-          <w:szCs w:val="28"/>
-        </w:rPr>
-        <w:t>module</w:t>
-      </w:r>
-      <w:proofErr w:type="spellEnd"/>
-      <w:r>
-        <w:rPr>
-          <w:rFonts w:ascii="Times New Roman" w:eastAsia="Times New Roman" w:hAnsi="Times New Roman" w:cs="Times New Roman"/>
-          <w:sz w:val="28"/>
-          <w:szCs w:val="28"/>
-        </w:rPr>
-        <w:t xml:space="preserve"> // </w:t>
-      </w:r>
-      <w:proofErr w:type="spellStart"/>
-      <w:r>
-        <w:rPr>
-          <w:rFonts w:ascii="Times New Roman" w:eastAsia="Times New Roman" w:hAnsi="Times New Roman" w:cs="Times New Roman"/>
-          <w:sz w:val="28"/>
-          <w:szCs w:val="28"/>
-        </w:rPr>
-        <w:t>GeeksforGeeks</w:t>
-      </w:r>
-      <w:proofErr w:type="spellEnd"/>
-      <w:r>
-        <w:rPr>
-          <w:rFonts w:ascii="Times New Roman" w:eastAsia="Times New Roman" w:hAnsi="Times New Roman" w:cs="Times New Roman"/>
-          <w:sz w:val="28"/>
-          <w:szCs w:val="28"/>
-        </w:rPr>
-        <w:t>. – [Электронный ресурс]. – URL: https://www.geeksforgeeks.org/python/snake-game-in-python-using-pygame-module/ (дата обращения: 25.01.2026).</w:t>
+      <w:r>
+        <w:rPr>
+          <w:rFonts w:ascii="Times New Roman" w:eastAsia="Times New Roman" w:hAnsi="Times New Roman" w:cs="Times New Roman"/>
+          <w:sz w:val="28"/>
+          <w:szCs w:val="28"/>
+        </w:rPr>
+        <w:t>Snake Game in Python – Using Pygame module // GeeksforGeeks. – [Электронный ресурс]. – URL: https://www.geeksforgeeks.org/python/snake-game-in-python-using-pygame-module/ (дата обращения: 25.01.2026).</w:t>
       </w:r>
     </w:p>
     <w:p>
@@ -3163,7 +2501,7 @@
         <w:pStyle w:val="ae"/>
         <w:numPr>
           <w:ilvl w:val="2"/>
-          <w:numId w:val="19"/>
+          <w:numId w:val="25"/>
         </w:numPr>
         <w:spacing w:after="0" w:line="360" w:lineRule="auto"/>
         <w:ind w:left="0" w:firstLine="0"/>
@@ -3182,9 +2520,16 @@
           <w:szCs w:val="28"/>
           <w:lang w:val="en-US"/>
         </w:rPr>
-        <w:t xml:space="preserve">Create a Snake-Game using Turtle in Python // </w:t>
-      </w:r>
-      <w:proofErr w:type="spellStart"/>
+        <w:t>Create a Snake-Game using Turtle in Python // GeeksforGeeks. – [</w:t>
+      </w:r>
+      <w:r>
+        <w:rPr>
+          <w:rFonts w:ascii="Times New Roman" w:eastAsia="Times New Roman" w:hAnsi="Times New Roman" w:cs="Times New Roman"/>
+          <w:sz w:val="28"/>
+          <w:szCs w:val="28"/>
+        </w:rPr>
+        <w:t>Электронный</w:t>
+      </w:r>
       <w:r>
         <w:rPr>
           <w:rFonts w:ascii="Times New Roman" w:eastAsia="Times New Roman" w:hAnsi="Times New Roman" w:cs="Times New Roman"/>
@@ -3192,9 +2537,16 @@
           <w:szCs w:val="28"/>
           <w:lang w:val="en-US"/>
         </w:rPr>
-        <w:t>GeeksforGeeks</w:t>
-      </w:r>
-      <w:proofErr w:type="spellEnd"/>
+        <w:t xml:space="preserve"> </w:t>
+      </w:r>
+      <w:r>
+        <w:rPr>
+          <w:rFonts w:ascii="Times New Roman" w:eastAsia="Times New Roman" w:hAnsi="Times New Roman" w:cs="Times New Roman"/>
+          <w:sz w:val="28"/>
+          <w:szCs w:val="28"/>
+        </w:rPr>
+        <w:t>ресурс</w:t>
+      </w:r>
       <w:r>
         <w:rPr>
           <w:rFonts w:ascii="Times New Roman" w:eastAsia="Times New Roman" w:hAnsi="Times New Roman" w:cs="Times New Roman"/>
@@ -3202,15 +2554,15 @@
           <w:szCs w:val="28"/>
           <w:lang w:val="en-US"/>
         </w:rPr>
-        <w:t>. – [</w:t>
-      </w:r>
-      <w:r>
-        <w:rPr>
-          <w:rFonts w:ascii="Times New Roman" w:eastAsia="Times New Roman" w:hAnsi="Times New Roman" w:cs="Times New Roman"/>
-          <w:sz w:val="28"/>
-          <w:szCs w:val="28"/>
-        </w:rPr>
-        <w:t>Электронный</w:t>
+        <w:t>]. – URL: https://www.geeksforgeeks.org/python/create-a-snake-game-using-turtle-in-python/ (</w:t>
+      </w:r>
+      <w:r>
+        <w:rPr>
+          <w:rFonts w:ascii="Times New Roman" w:eastAsia="Times New Roman" w:hAnsi="Times New Roman" w:cs="Times New Roman"/>
+          <w:sz w:val="28"/>
+          <w:szCs w:val="28"/>
+        </w:rPr>
+        <w:t>дата</w:t>
       </w:r>
       <w:r>
         <w:rPr>
@@ -3227,7 +2579,7 @@
           <w:sz w:val="28"/>
           <w:szCs w:val="28"/>
         </w:rPr>
-        <w:t>ресурс</w:t>
+        <w:t>обращения</w:t>
       </w:r>
       <w:r>
         <w:rPr>
@@ -3236,120 +2588,8 @@
           <w:szCs w:val="28"/>
           <w:lang w:val="en-US"/>
         </w:rPr>
-        <w:t>]. – URL: https://www.geeksforgeeks.org/python/create-a-snake-game-using-turtle-in-python/ (</w:t>
-      </w:r>
-      <w:r>
-        <w:rPr>
-          <w:rFonts w:ascii="Times New Roman" w:eastAsia="Times New Roman" w:hAnsi="Times New Roman" w:cs="Times New Roman"/>
-          <w:sz w:val="28"/>
-          <w:szCs w:val="28"/>
-        </w:rPr>
-        <w:t>дата</w:t>
-      </w:r>
-      <w:r>
-        <w:rPr>
-          <w:rFonts w:ascii="Times New Roman" w:eastAsia="Times New Roman" w:hAnsi="Times New Roman" w:cs="Times New Roman"/>
-          <w:sz w:val="28"/>
-          <w:szCs w:val="28"/>
-          <w:lang w:val="en-US"/>
-        </w:rPr>
-        <w:t xml:space="preserve"> </w:t>
-      </w:r>
-      <w:r>
-        <w:rPr>
-          <w:rFonts w:ascii="Times New Roman" w:eastAsia="Times New Roman" w:hAnsi="Times New Roman" w:cs="Times New Roman"/>
-          <w:sz w:val="28"/>
-          <w:szCs w:val="28"/>
-        </w:rPr>
-        <w:t>обращения</w:t>
-      </w:r>
-      <w:r>
-        <w:rPr>
-          <w:rFonts w:ascii="Times New Roman" w:eastAsia="Times New Roman" w:hAnsi="Times New Roman" w:cs="Times New Roman"/>
-          <w:sz w:val="28"/>
-          <w:szCs w:val="28"/>
-          <w:lang w:val="en-US"/>
-        </w:rPr>
         <w:t>: 25.01.2026).</w:t>
       </w:r>
-    </w:p>
-    <w:p>
-      <w:pPr>
-        <w:pStyle w:val="ae"/>
-        <w:numPr>
-          <w:ilvl w:val="2"/>
-          <w:numId w:val="19"/>
-        </w:numPr>
-        <w:spacing w:after="0" w:line="360" w:lineRule="auto"/>
-        <w:ind w:left="0" w:firstLine="0"/>
-        <w:jc w:val="both"/>
-        <w:rPr>
-          <w:rFonts w:ascii="Times New Roman" w:eastAsia="Times New Roman" w:hAnsi="Times New Roman" w:cs="Times New Roman"/>
-          <w:sz w:val="28"/>
-          <w:szCs w:val="28"/>
-        </w:rPr>
-      </w:pPr>
-      <w:r>
-        <w:rPr>
-          <w:rFonts w:ascii="Times New Roman" w:eastAsia="Times New Roman" w:hAnsi="Times New Roman" w:cs="Times New Roman"/>
-          <w:sz w:val="28"/>
-          <w:szCs w:val="28"/>
-        </w:rPr>
-        <w:t>ГОСТ 7.32–2017. Система стандартов по информации, библиотечному и издательскому делу. Отчет о научно-исследовательской работе. Структура и правила оформления. – [Электронный ресурс]. – URL: https://docs.cntd.ru/document/1200156395 (дата обращения: 25.01.2026).</w:t>
-      </w:r>
-    </w:p>
-    <w:p>
-      <w:pPr>
-        <w:pStyle w:val="ae"/>
-        <w:numPr>
-          <w:ilvl w:val="2"/>
-          <w:numId w:val="19"/>
-        </w:numPr>
-        <w:spacing w:after="0" w:line="360" w:lineRule="auto"/>
-        <w:ind w:left="0" w:firstLine="0"/>
-        <w:jc w:val="both"/>
-        <w:rPr>
-          <w:rFonts w:ascii="Times New Roman" w:eastAsia="Times New Roman" w:hAnsi="Times New Roman" w:cs="Times New Roman"/>
-          <w:sz w:val="28"/>
-          <w:szCs w:val="28"/>
-        </w:rPr>
-      </w:pPr>
-      <w:r>
-        <w:rPr>
-          <w:rFonts w:ascii="Times New Roman" w:eastAsia="Times New Roman" w:hAnsi="Times New Roman" w:cs="Times New Roman"/>
-          <w:sz w:val="28"/>
-          <w:szCs w:val="28"/>
-        </w:rPr>
-        <w:t xml:space="preserve">СТП </w:t>
-      </w:r>
-      <w:proofErr w:type="spellStart"/>
-      <w:r>
-        <w:rPr>
-          <w:rFonts w:ascii="Times New Roman" w:eastAsia="Times New Roman" w:hAnsi="Times New Roman" w:cs="Times New Roman"/>
-          <w:sz w:val="28"/>
-          <w:szCs w:val="28"/>
-        </w:rPr>
-        <w:t>ВятГУ</w:t>
-      </w:r>
-      <w:proofErr w:type="spellEnd"/>
-      <w:r>
-        <w:rPr>
-          <w:rFonts w:ascii="Times New Roman" w:eastAsia="Times New Roman" w:hAnsi="Times New Roman" w:cs="Times New Roman"/>
-          <w:sz w:val="28"/>
-          <w:szCs w:val="28"/>
-        </w:rPr>
-        <w:t xml:space="preserve"> 101–2004. Общие требования к оформлению текстовых документов. – [Электронный ресурс]. – URL: https://studfile.net/preview/4676959/ (дата обращения: 25.01.2026</w:t>
-      </w:r>
-      <w:proofErr w:type="gramStart"/>
-      <w:r>
-        <w:rPr>
-          <w:rFonts w:ascii="Times New Roman" w:eastAsia="Times New Roman" w:hAnsi="Times New Roman" w:cs="Times New Roman"/>
-          <w:sz w:val="28"/>
-          <w:szCs w:val="28"/>
-        </w:rPr>
-        <w:t>).</w:t>
-      </w:r>
-      <w:proofErr w:type="gramEnd"/>
     </w:p>
     <w:sectPr>
       <w:headerReference w:type="even" r:id="rId10"/>
@@ -3853,6 +3093,155 @@
     </w:lvl>
   </w:abstractNum>
   <w:abstractNum w:abstractNumId="4" w15:restartNumberingAfterBreak="0">
+    <w:nsid w:val="0B4929F9"/>
+    <w:multiLevelType w:val="multilevel"/>
+    <w:tmpl w:val="DCC636EA"/>
+    <w:lvl w:ilvl="0">
+      <w:start w:val="1"/>
+      <w:numFmt w:val="bullet"/>
+      <w:lvlText w:val=""/>
+      <w:lvlJc w:val="left"/>
+      <w:pPr>
+        <w:tabs>
+          <w:tab w:val="num" w:pos="720"/>
+        </w:tabs>
+        <w:ind w:left="720" w:hanging="360"/>
+      </w:pPr>
+      <w:rPr>
+        <w:rFonts w:ascii="Symbol" w:hAnsi="Symbol" w:hint="default"/>
+        <w:sz w:val="20"/>
+      </w:rPr>
+    </w:lvl>
+    <w:lvl w:ilvl="1" w:tentative="1">
+      <w:start w:val="1"/>
+      <w:numFmt w:val="bullet"/>
+      <w:lvlText w:val="o"/>
+      <w:lvlJc w:val="left"/>
+      <w:pPr>
+        <w:tabs>
+          <w:tab w:val="num" w:pos="1440"/>
+        </w:tabs>
+        <w:ind w:left="1440" w:hanging="360"/>
+      </w:pPr>
+      <w:rPr>
+        <w:rFonts w:ascii="Courier New" w:hAnsi="Courier New" w:hint="default"/>
+        <w:sz w:val="20"/>
+      </w:rPr>
+    </w:lvl>
+    <w:lvl w:ilvl="2" w:tentative="1">
+      <w:start w:val="1"/>
+      <w:numFmt w:val="bullet"/>
+      <w:lvlText w:val=""/>
+      <w:lvlJc w:val="left"/>
+      <w:pPr>
+        <w:tabs>
+          <w:tab w:val="num" w:pos="2160"/>
+        </w:tabs>
+        <w:ind w:left="2160" w:hanging="360"/>
+      </w:pPr>
+      <w:rPr>
+        <w:rFonts w:ascii="Wingdings" w:hAnsi="Wingdings" w:hint="default"/>
+        <w:sz w:val="20"/>
+      </w:rPr>
+    </w:lvl>
+    <w:lvl w:ilvl="3" w:tentative="1">
+      <w:start w:val="1"/>
+      <w:numFmt w:val="bullet"/>
+      <w:lvlText w:val=""/>
+      <w:lvlJc w:val="left"/>
+      <w:pPr>
+        <w:tabs>
+          <w:tab w:val="num" w:pos="2880"/>
+        </w:tabs>
+        <w:ind w:left="2880" w:hanging="360"/>
+      </w:pPr>
+      <w:rPr>
+        <w:rFonts w:ascii="Wingdings" w:hAnsi="Wingdings" w:hint="default"/>
+        <w:sz w:val="20"/>
+      </w:rPr>
+    </w:lvl>
+    <w:lvl w:ilvl="4" w:tentative="1">
+      <w:start w:val="1"/>
+      <w:numFmt w:val="bullet"/>
+      <w:lvlText w:val=""/>
+      <w:lvlJc w:val="left"/>
+      <w:pPr>
+        <w:tabs>
+          <w:tab w:val="num" w:pos="3600"/>
+        </w:tabs>
+        <w:ind w:left="3600" w:hanging="360"/>
+      </w:pPr>
+      <w:rPr>
+        <w:rFonts w:ascii="Wingdings" w:hAnsi="Wingdings" w:hint="default"/>
+        <w:sz w:val="20"/>
+      </w:rPr>
+    </w:lvl>
+    <w:lvl w:ilvl="5" w:tentative="1">
+      <w:start w:val="1"/>
+      <w:numFmt w:val="bullet"/>
+      <w:lvlText w:val=""/>
+      <w:lvlJc w:val="left"/>
+      <w:pPr>
+        <w:tabs>
+          <w:tab w:val="num" w:pos="4320"/>
+        </w:tabs>
+        <w:ind w:left="4320" w:hanging="360"/>
+      </w:pPr>
+      <w:rPr>
+        <w:rFonts w:ascii="Wingdings" w:hAnsi="Wingdings" w:hint="default"/>
+        <w:sz w:val="20"/>
+      </w:rPr>
+    </w:lvl>
+    <w:lvl w:ilvl="6" w:tentative="1">
+      <w:start w:val="1"/>
+      <w:numFmt w:val="bullet"/>
+      <w:lvlText w:val=""/>
+      <w:lvlJc w:val="left"/>
+      <w:pPr>
+        <w:tabs>
+          <w:tab w:val="num" w:pos="5040"/>
+        </w:tabs>
+        <w:ind w:left="5040" w:hanging="360"/>
+      </w:pPr>
+      <w:rPr>
+        <w:rFonts w:ascii="Wingdings" w:hAnsi="Wingdings" w:hint="default"/>
+        <w:sz w:val="20"/>
+      </w:rPr>
+    </w:lvl>
+    <w:lvl w:ilvl="7" w:tentative="1">
+      <w:start w:val="1"/>
+      <w:numFmt w:val="bullet"/>
+      <w:lvlText w:val=""/>
+      <w:lvlJc w:val="left"/>
+      <w:pPr>
+        <w:tabs>
+          <w:tab w:val="num" w:pos="5760"/>
+        </w:tabs>
+        <w:ind w:left="5760" w:hanging="360"/>
+      </w:pPr>
+      <w:rPr>
+        <w:rFonts w:ascii="Wingdings" w:hAnsi="Wingdings" w:hint="default"/>
+        <w:sz w:val="20"/>
+      </w:rPr>
+    </w:lvl>
+    <w:lvl w:ilvl="8" w:tentative="1">
+      <w:start w:val="1"/>
+      <w:numFmt w:val="bullet"/>
+      <w:lvlText w:val=""/>
+      <w:lvlJc w:val="left"/>
+      <w:pPr>
+        <w:tabs>
+          <w:tab w:val="num" w:pos="6480"/>
+        </w:tabs>
+        <w:ind w:left="6480" w:hanging="360"/>
+      </w:pPr>
+      <w:rPr>
+        <w:rFonts w:ascii="Wingdings" w:hAnsi="Wingdings" w:hint="default"/>
+        <w:sz w:val="20"/>
+      </w:rPr>
+    </w:lvl>
+  </w:abstractNum>
+  <w:abstractNum w:abstractNumId="5" w15:restartNumberingAfterBreak="0">
     <w:nsid w:val="0C4B55A1"/>
     <w:multiLevelType w:val="multilevel"/>
     <w:tmpl w:val="0419001D"/>
@@ -3938,7 +3327,7 @@
       </w:pPr>
     </w:lvl>
   </w:abstractNum>
-  <w:abstractNum w:abstractNumId="5" w15:restartNumberingAfterBreak="0">
+  <w:abstractNum w:abstractNumId="6" w15:restartNumberingAfterBreak="0">
     <w:nsid w:val="1088620D"/>
     <w:multiLevelType w:val="multilevel"/>
     <w:tmpl w:val="0419001F"/>
@@ -4024,7 +3413,233 @@
       </w:pPr>
     </w:lvl>
   </w:abstractNum>
-  <w:abstractNum w:abstractNumId="6" w15:restartNumberingAfterBreak="0">
+  <w:abstractNum w:abstractNumId="7" w15:restartNumberingAfterBreak="0">
+    <w:nsid w:val="1497CC34"/>
+    <w:multiLevelType w:val="hybridMultilevel"/>
+    <w:tmpl w:val="DA161046"/>
+    <w:lvl w:ilvl="0" w:tplc="A88A23FC">
+      <w:start w:val="1"/>
+      <w:numFmt w:val="bullet"/>
+      <w:lvlText w:val=""/>
+      <w:lvlJc w:val="left"/>
+      <w:pPr>
+        <w:ind w:left="720" w:hanging="360"/>
+      </w:pPr>
+      <w:rPr>
+        <w:rFonts w:ascii="Symbol" w:hAnsi="Symbol" w:hint="default"/>
+      </w:rPr>
+    </w:lvl>
+    <w:lvl w:ilvl="1" w:tplc="EF76346A">
+      <w:start w:val="1"/>
+      <w:numFmt w:val="bullet"/>
+      <w:lvlText w:val="o"/>
+      <w:lvlJc w:val="left"/>
+      <w:pPr>
+        <w:ind w:left="1440" w:hanging="360"/>
+      </w:pPr>
+      <w:rPr>
+        <w:rFonts w:ascii="Courier New" w:hAnsi="Courier New" w:hint="default"/>
+      </w:rPr>
+    </w:lvl>
+    <w:lvl w:ilvl="2" w:tplc="4E00EE1A">
+      <w:start w:val="1"/>
+      <w:numFmt w:val="bullet"/>
+      <w:lvlText w:val=""/>
+      <w:lvlJc w:val="left"/>
+      <w:pPr>
+        <w:ind w:left="2160" w:hanging="360"/>
+      </w:pPr>
+      <w:rPr>
+        <w:rFonts w:ascii="Wingdings" w:hAnsi="Wingdings" w:hint="default"/>
+      </w:rPr>
+    </w:lvl>
+    <w:lvl w:ilvl="3" w:tplc="DD6ADFDE">
+      <w:start w:val="1"/>
+      <w:numFmt w:val="bullet"/>
+      <w:lvlText w:val=""/>
+      <w:lvlJc w:val="left"/>
+      <w:pPr>
+        <w:ind w:left="2880" w:hanging="360"/>
+      </w:pPr>
+      <w:rPr>
+        <w:rFonts w:ascii="Symbol" w:hAnsi="Symbol" w:hint="default"/>
+      </w:rPr>
+    </w:lvl>
+    <w:lvl w:ilvl="4" w:tplc="E7CAE664">
+      <w:start w:val="1"/>
+      <w:numFmt w:val="bullet"/>
+      <w:lvlText w:val="o"/>
+      <w:lvlJc w:val="left"/>
+      <w:pPr>
+        <w:ind w:left="3600" w:hanging="360"/>
+      </w:pPr>
+      <w:rPr>
+        <w:rFonts w:ascii="Courier New" w:hAnsi="Courier New" w:hint="default"/>
+      </w:rPr>
+    </w:lvl>
+    <w:lvl w:ilvl="5" w:tplc="37705520">
+      <w:start w:val="1"/>
+      <w:numFmt w:val="bullet"/>
+      <w:lvlText w:val=""/>
+      <w:lvlJc w:val="left"/>
+      <w:pPr>
+        <w:ind w:left="4320" w:hanging="360"/>
+      </w:pPr>
+      <w:rPr>
+        <w:rFonts w:ascii="Wingdings" w:hAnsi="Wingdings" w:hint="default"/>
+      </w:rPr>
+    </w:lvl>
+    <w:lvl w:ilvl="6" w:tplc="40742FF0">
+      <w:start w:val="1"/>
+      <w:numFmt w:val="bullet"/>
+      <w:lvlText w:val=""/>
+      <w:lvlJc w:val="left"/>
+      <w:pPr>
+        <w:ind w:left="5040" w:hanging="360"/>
+      </w:pPr>
+      <w:rPr>
+        <w:rFonts w:ascii="Symbol" w:hAnsi="Symbol" w:hint="default"/>
+      </w:rPr>
+    </w:lvl>
+    <w:lvl w:ilvl="7" w:tplc="79C4D8BC">
+      <w:start w:val="1"/>
+      <w:numFmt w:val="bullet"/>
+      <w:lvlText w:val="o"/>
+      <w:lvlJc w:val="left"/>
+      <w:pPr>
+        <w:ind w:left="5760" w:hanging="360"/>
+      </w:pPr>
+      <w:rPr>
+        <w:rFonts w:ascii="Courier New" w:hAnsi="Courier New" w:hint="default"/>
+      </w:rPr>
+    </w:lvl>
+    <w:lvl w:ilvl="8" w:tplc="401E32F4">
+      <w:start w:val="1"/>
+      <w:numFmt w:val="bullet"/>
+      <w:lvlText w:val=""/>
+      <w:lvlJc w:val="left"/>
+      <w:pPr>
+        <w:ind w:left="6480" w:hanging="360"/>
+      </w:pPr>
+      <w:rPr>
+        <w:rFonts w:ascii="Wingdings" w:hAnsi="Wingdings" w:hint="default"/>
+      </w:rPr>
+    </w:lvl>
+  </w:abstractNum>
+  <w:abstractNum w:abstractNumId="8" w15:restartNumberingAfterBreak="0">
+    <w:nsid w:val="1889214C"/>
+    <w:multiLevelType w:val="hybridMultilevel"/>
+    <w:tmpl w:val="C430F2C6"/>
+    <w:lvl w:ilvl="0" w:tplc="598EFFFA">
+      <w:start w:val="1"/>
+      <w:numFmt w:val="bullet"/>
+      <w:lvlText w:val=""/>
+      <w:lvlJc w:val="left"/>
+      <w:pPr>
+        <w:ind w:left="720" w:hanging="360"/>
+      </w:pPr>
+      <w:rPr>
+        <w:rFonts w:ascii="Symbol" w:hAnsi="Symbol" w:hint="default"/>
+      </w:rPr>
+    </w:lvl>
+    <w:lvl w:ilvl="1" w:tplc="E4AE6402">
+      <w:start w:val="1"/>
+      <w:numFmt w:val="bullet"/>
+      <w:lvlText w:val="o"/>
+      <w:lvlJc w:val="left"/>
+      <w:pPr>
+        <w:ind w:left="1440" w:hanging="360"/>
+      </w:pPr>
+      <w:rPr>
+        <w:rFonts w:ascii="Courier New" w:hAnsi="Courier New" w:hint="default"/>
+      </w:rPr>
+    </w:lvl>
+    <w:lvl w:ilvl="2" w:tplc="3478607E">
+      <w:start w:val="1"/>
+      <w:numFmt w:val="bullet"/>
+      <w:lvlText w:val=""/>
+      <w:lvlJc w:val="left"/>
+      <w:pPr>
+        <w:ind w:left="2160" w:hanging="360"/>
+      </w:pPr>
+      <w:rPr>
+        <w:rFonts w:ascii="Wingdings" w:hAnsi="Wingdings" w:hint="default"/>
+      </w:rPr>
+    </w:lvl>
+    <w:lvl w:ilvl="3" w:tplc="29C4C222">
+      <w:start w:val="1"/>
+      <w:numFmt w:val="bullet"/>
+      <w:lvlText w:val=""/>
+      <w:lvlJc w:val="left"/>
+      <w:pPr>
+        <w:ind w:left="2880" w:hanging="360"/>
+      </w:pPr>
+      <w:rPr>
+        <w:rFonts w:ascii="Symbol" w:hAnsi="Symbol" w:hint="default"/>
+      </w:rPr>
+    </w:lvl>
+    <w:lvl w:ilvl="4" w:tplc="184EE2C0">
+      <w:start w:val="1"/>
+      <w:numFmt w:val="bullet"/>
+      <w:lvlText w:val="o"/>
+      <w:lvlJc w:val="left"/>
+      <w:pPr>
+        <w:ind w:left="3600" w:hanging="360"/>
+      </w:pPr>
+      <w:rPr>
+        <w:rFonts w:ascii="Courier New" w:hAnsi="Courier New" w:hint="default"/>
+      </w:rPr>
+    </w:lvl>
+    <w:lvl w:ilvl="5" w:tplc="9692F432">
+      <w:start w:val="1"/>
+      <w:numFmt w:val="bullet"/>
+      <w:lvlText w:val=""/>
+      <w:lvlJc w:val="left"/>
+      <w:pPr>
+        <w:ind w:left="4320" w:hanging="360"/>
+      </w:pPr>
+      <w:rPr>
+        <w:rFonts w:ascii="Wingdings" w:hAnsi="Wingdings" w:hint="default"/>
+      </w:rPr>
+    </w:lvl>
+    <w:lvl w:ilvl="6" w:tplc="DCAA1E3A">
+      <w:start w:val="1"/>
+      <w:numFmt w:val="bullet"/>
+      <w:lvlText w:val=""/>
+      <w:lvlJc w:val="left"/>
+      <w:pPr>
+        <w:ind w:left="5040" w:hanging="360"/>
+      </w:pPr>
+      <w:rPr>
+        <w:rFonts w:ascii="Symbol" w:hAnsi="Symbol" w:hint="default"/>
+      </w:rPr>
+    </w:lvl>
+    <w:lvl w:ilvl="7" w:tplc="2284A57C">
+      <w:start w:val="1"/>
+      <w:numFmt w:val="bullet"/>
+      <w:lvlText w:val="o"/>
+      <w:lvlJc w:val="left"/>
+      <w:pPr>
+        <w:ind w:left="5760" w:hanging="360"/>
+      </w:pPr>
+      <w:rPr>
+        <w:rFonts w:ascii="Courier New" w:hAnsi="Courier New" w:hint="default"/>
+      </w:rPr>
+    </w:lvl>
+    <w:lvl w:ilvl="8" w:tplc="36C0CAF6">
+      <w:start w:val="1"/>
+      <w:numFmt w:val="bullet"/>
+      <w:lvlText w:val=""/>
+      <w:lvlJc w:val="left"/>
+      <w:pPr>
+        <w:ind w:left="6480" w:hanging="360"/>
+      </w:pPr>
+      <w:rPr>
+        <w:rFonts w:ascii="Wingdings" w:hAnsi="Wingdings" w:hint="default"/>
+      </w:rPr>
+    </w:lvl>
+  </w:abstractNum>
+  <w:abstractNum w:abstractNumId="9" w15:restartNumberingAfterBreak="0">
     <w:nsid w:val="19620754"/>
     <w:multiLevelType w:val="multilevel"/>
     <w:tmpl w:val="89E6DA1E"/>
@@ -4137,7 +3752,7 @@
       </w:pPr>
     </w:lvl>
   </w:abstractNum>
-  <w:abstractNum w:abstractNumId="7" w15:restartNumberingAfterBreak="0">
+  <w:abstractNum w:abstractNumId="10" w15:restartNumberingAfterBreak="0">
     <w:nsid w:val="19772504"/>
     <w:multiLevelType w:val="multilevel"/>
     <w:tmpl w:val="0419001F"/>
@@ -4223,7 +3838,120 @@
       </w:pPr>
     </w:lvl>
   </w:abstractNum>
-  <w:abstractNum w:abstractNumId="8" w15:restartNumberingAfterBreak="0">
+  <w:abstractNum w:abstractNumId="11" w15:restartNumberingAfterBreak="0">
+    <w:nsid w:val="1DDB1F89"/>
+    <w:multiLevelType w:val="hybridMultilevel"/>
+    <w:tmpl w:val="64BA8F9C"/>
+    <w:lvl w:ilvl="0" w:tplc="D898EACC">
+      <w:start w:val="1"/>
+      <w:numFmt w:val="bullet"/>
+      <w:lvlText w:val=""/>
+      <w:lvlJc w:val="left"/>
+      <w:pPr>
+        <w:ind w:left="720" w:hanging="360"/>
+      </w:pPr>
+      <w:rPr>
+        <w:rFonts w:ascii="Symbol" w:hAnsi="Symbol" w:hint="default"/>
+      </w:rPr>
+    </w:lvl>
+    <w:lvl w:ilvl="1" w:tplc="490CC820">
+      <w:start w:val="1"/>
+      <w:numFmt w:val="bullet"/>
+      <w:lvlText w:val="o"/>
+      <w:lvlJc w:val="left"/>
+      <w:pPr>
+        <w:ind w:left="1440" w:hanging="360"/>
+      </w:pPr>
+      <w:rPr>
+        <w:rFonts w:ascii="Courier New" w:hAnsi="Courier New" w:hint="default"/>
+      </w:rPr>
+    </w:lvl>
+    <w:lvl w:ilvl="2" w:tplc="265A93AC">
+      <w:start w:val="1"/>
+      <w:numFmt w:val="bullet"/>
+      <w:lvlText w:val=""/>
+      <w:lvlJc w:val="left"/>
+      <w:pPr>
+        <w:ind w:left="2160" w:hanging="360"/>
+      </w:pPr>
+      <w:rPr>
+        <w:rFonts w:ascii="Wingdings" w:hAnsi="Wingdings" w:hint="default"/>
+      </w:rPr>
+    </w:lvl>
+    <w:lvl w:ilvl="3" w:tplc="C26430CC">
+      <w:start w:val="1"/>
+      <w:numFmt w:val="bullet"/>
+      <w:lvlText w:val=""/>
+      <w:lvlJc w:val="left"/>
+      <w:pPr>
+        <w:ind w:left="2880" w:hanging="360"/>
+      </w:pPr>
+      <w:rPr>
+        <w:rFonts w:ascii="Symbol" w:hAnsi="Symbol" w:hint="default"/>
+      </w:rPr>
+    </w:lvl>
+    <w:lvl w:ilvl="4" w:tplc="62F01CAC">
+      <w:start w:val="1"/>
+      <w:numFmt w:val="bullet"/>
+      <w:lvlText w:val="o"/>
+      <w:lvlJc w:val="left"/>
+      <w:pPr>
+        <w:ind w:left="3600" w:hanging="360"/>
+      </w:pPr>
+      <w:rPr>
+        <w:rFonts w:ascii="Courier New" w:hAnsi="Courier New" w:hint="default"/>
+      </w:rPr>
+    </w:lvl>
+    <w:lvl w:ilvl="5" w:tplc="69B22DC4">
+      <w:start w:val="1"/>
+      <w:numFmt w:val="bullet"/>
+      <w:lvlText w:val=""/>
+      <w:lvlJc w:val="left"/>
+      <w:pPr>
+        <w:ind w:left="4320" w:hanging="360"/>
+      </w:pPr>
+      <w:rPr>
+        <w:rFonts w:ascii="Wingdings" w:hAnsi="Wingdings" w:hint="default"/>
+      </w:rPr>
+    </w:lvl>
+    <w:lvl w:ilvl="6" w:tplc="23166D96">
+      <w:start w:val="1"/>
+      <w:numFmt w:val="bullet"/>
+      <w:lvlText w:val=""/>
+      <w:lvlJc w:val="left"/>
+      <w:pPr>
+        <w:ind w:left="5040" w:hanging="360"/>
+      </w:pPr>
+      <w:rPr>
+        <w:rFonts w:ascii="Symbol" w:hAnsi="Symbol" w:hint="default"/>
+      </w:rPr>
+    </w:lvl>
+    <w:lvl w:ilvl="7" w:tplc="81CCD5FE">
+      <w:start w:val="1"/>
+      <w:numFmt w:val="bullet"/>
+      <w:lvlText w:val="o"/>
+      <w:lvlJc w:val="left"/>
+      <w:pPr>
+        <w:ind w:left="5760" w:hanging="360"/>
+      </w:pPr>
+      <w:rPr>
+        <w:rFonts w:ascii="Courier New" w:hAnsi="Courier New" w:hint="default"/>
+      </w:rPr>
+    </w:lvl>
+    <w:lvl w:ilvl="8" w:tplc="2098D87A">
+      <w:start w:val="1"/>
+      <w:numFmt w:val="bullet"/>
+      <w:lvlText w:val=""/>
+      <w:lvlJc w:val="left"/>
+      <w:pPr>
+        <w:ind w:left="6480" w:hanging="360"/>
+      </w:pPr>
+      <w:rPr>
+        <w:rFonts w:ascii="Wingdings" w:hAnsi="Wingdings" w:hint="default"/>
+      </w:rPr>
+    </w:lvl>
+  </w:abstractNum>
+  <w:abstractNum w:abstractNumId="12" w15:restartNumberingAfterBreak="0">
     <w:nsid w:val="1EB549C4"/>
     <w:multiLevelType w:val="hybridMultilevel"/>
     <w:tmpl w:val="8534C3C6"/>
@@ -4312,7 +4040,7 @@
       </w:pPr>
     </w:lvl>
   </w:abstractNum>
-  <w:abstractNum w:abstractNumId="9" w15:restartNumberingAfterBreak="0">
+  <w:abstractNum w:abstractNumId="13" w15:restartNumberingAfterBreak="0">
     <w:nsid w:val="231753F7"/>
     <w:multiLevelType w:val="multilevel"/>
     <w:tmpl w:val="0419001D"/>
@@ -4398,7 +4126,7 @@
       </w:pPr>
     </w:lvl>
   </w:abstractNum>
-  <w:abstractNum w:abstractNumId="10" w15:restartNumberingAfterBreak="0">
+  <w:abstractNum w:abstractNumId="14" w15:restartNumberingAfterBreak="0">
     <w:nsid w:val="240516B8"/>
     <w:multiLevelType w:val="hybridMultilevel"/>
     <w:tmpl w:val="9E56EC66"/>
@@ -4511,7 +4239,120 @@
       </w:rPr>
     </w:lvl>
   </w:abstractNum>
-  <w:abstractNum w:abstractNumId="11" w15:restartNumberingAfterBreak="0">
+  <w:abstractNum w:abstractNumId="15" w15:restartNumberingAfterBreak="0">
+    <w:nsid w:val="28499591"/>
+    <w:multiLevelType w:val="hybridMultilevel"/>
+    <w:tmpl w:val="8EC8335E"/>
+    <w:lvl w:ilvl="0" w:tplc="F536E4DA">
+      <w:start w:val="1"/>
+      <w:numFmt w:val="bullet"/>
+      <w:lvlText w:val=""/>
+      <w:lvlJc w:val="left"/>
+      <w:pPr>
+        <w:ind w:left="720" w:hanging="360"/>
+      </w:pPr>
+      <w:rPr>
+        <w:rFonts w:ascii="Symbol" w:hAnsi="Symbol" w:hint="default"/>
+      </w:rPr>
+    </w:lvl>
+    <w:lvl w:ilvl="1" w:tplc="3864C10E">
+      <w:start w:val="1"/>
+      <w:numFmt w:val="bullet"/>
+      <w:lvlText w:val="o"/>
+      <w:lvlJc w:val="left"/>
+      <w:pPr>
+        <w:ind w:left="1440" w:hanging="360"/>
+      </w:pPr>
+      <w:rPr>
+        <w:rFonts w:ascii="Courier New" w:hAnsi="Courier New" w:hint="default"/>
+      </w:rPr>
+    </w:lvl>
+    <w:lvl w:ilvl="2" w:tplc="C6EE148C">
+      <w:start w:val="1"/>
+      <w:numFmt w:val="bullet"/>
+      <w:lvlText w:val=""/>
+      <w:lvlJc w:val="left"/>
+      <w:pPr>
+        <w:ind w:left="2160" w:hanging="360"/>
+      </w:pPr>
+      <w:rPr>
+        <w:rFonts w:ascii="Wingdings" w:hAnsi="Wingdings" w:hint="default"/>
+      </w:rPr>
+    </w:lvl>
+    <w:lvl w:ilvl="3" w:tplc="ACCC9BB8">
+      <w:start w:val="1"/>
+      <w:numFmt w:val="bullet"/>
+      <w:lvlText w:val=""/>
+      <w:lvlJc w:val="left"/>
+      <w:pPr>
+        <w:ind w:left="2880" w:hanging="360"/>
+      </w:pPr>
+      <w:rPr>
+        <w:rFonts w:ascii="Symbol" w:hAnsi="Symbol" w:hint="default"/>
+      </w:rPr>
+    </w:lvl>
+    <w:lvl w:ilvl="4" w:tplc="57ACFBC0">
+      <w:start w:val="1"/>
+      <w:numFmt w:val="bullet"/>
+      <w:lvlText w:val="o"/>
+      <w:lvlJc w:val="left"/>
+      <w:pPr>
+        <w:ind w:left="3600" w:hanging="360"/>
+      </w:pPr>
+      <w:rPr>
+        <w:rFonts w:ascii="Courier New" w:hAnsi="Courier New" w:hint="default"/>
+      </w:rPr>
+    </w:lvl>
+    <w:lvl w:ilvl="5" w:tplc="7AB26150">
+      <w:start w:val="1"/>
+      <w:numFmt w:val="bullet"/>
+      <w:lvlText w:val=""/>
+      <w:lvlJc w:val="left"/>
+      <w:pPr>
+        <w:ind w:left="4320" w:hanging="360"/>
+      </w:pPr>
+      <w:rPr>
+        <w:rFonts w:ascii="Wingdings" w:hAnsi="Wingdings" w:hint="default"/>
+      </w:rPr>
+    </w:lvl>
+    <w:lvl w:ilvl="6" w:tplc="D4EE4236">
+      <w:start w:val="1"/>
+      <w:numFmt w:val="bullet"/>
+      <w:lvlText w:val=""/>
+      <w:lvlJc w:val="left"/>
+      <w:pPr>
+        <w:ind w:left="5040" w:hanging="360"/>
+      </w:pPr>
+      <w:rPr>
+        <w:rFonts w:ascii="Symbol" w:hAnsi="Symbol" w:hint="default"/>
+      </w:rPr>
+    </w:lvl>
+    <w:lvl w:ilvl="7" w:tplc="80C21AF6">
+      <w:start w:val="1"/>
+      <w:numFmt w:val="bullet"/>
+      <w:lvlText w:val="o"/>
+      <w:lvlJc w:val="left"/>
+      <w:pPr>
+        <w:ind w:left="5760" w:hanging="360"/>
+      </w:pPr>
+      <w:rPr>
+        <w:rFonts w:ascii="Courier New" w:hAnsi="Courier New" w:hint="default"/>
+      </w:rPr>
+    </w:lvl>
+    <w:lvl w:ilvl="8" w:tplc="906CEE8C">
+      <w:start w:val="1"/>
+      <w:numFmt w:val="bullet"/>
+      <w:lvlText w:val=""/>
+      <w:lvlJc w:val="left"/>
+      <w:pPr>
+        <w:ind w:left="6480" w:hanging="360"/>
+      </w:pPr>
+      <w:rPr>
+        <w:rFonts w:ascii="Wingdings" w:hAnsi="Wingdings" w:hint="default"/>
+      </w:rPr>
+    </w:lvl>
+  </w:abstractNum>
+  <w:abstractNum w:abstractNumId="16" w15:restartNumberingAfterBreak="0">
     <w:nsid w:val="28AD2323"/>
     <w:multiLevelType w:val="hybridMultilevel"/>
     <w:tmpl w:val="6CB6E9AC"/>
@@ -4624,7 +4465,7 @@
       </w:rPr>
     </w:lvl>
   </w:abstractNum>
-  <w:abstractNum w:abstractNumId="12" w15:restartNumberingAfterBreak="0">
+  <w:abstractNum w:abstractNumId="17" w15:restartNumberingAfterBreak="0">
     <w:nsid w:val="2AE425FD"/>
     <w:multiLevelType w:val="multilevel"/>
     <w:tmpl w:val="23B420E2"/>
@@ -4737,7 +4578,7 @@
       </w:pPr>
     </w:lvl>
   </w:abstractNum>
-  <w:abstractNum w:abstractNumId="13" w15:restartNumberingAfterBreak="0">
+  <w:abstractNum w:abstractNumId="18" w15:restartNumberingAfterBreak="0">
     <w:nsid w:val="2BE51D6B"/>
     <w:multiLevelType w:val="hybridMultilevel"/>
     <w:tmpl w:val="AF946A2A"/>
@@ -4850,7 +4691,7 @@
       </w:rPr>
     </w:lvl>
   </w:abstractNum>
-  <w:abstractNum w:abstractNumId="14" w15:restartNumberingAfterBreak="0">
+  <w:abstractNum w:abstractNumId="19" w15:restartNumberingAfterBreak="0">
     <w:nsid w:val="2E6E6AAA"/>
     <w:multiLevelType w:val="multilevel"/>
     <w:tmpl w:val="B2469E9A"/>
@@ -4972,7 +4813,7 @@
       </w:pPr>
     </w:lvl>
   </w:abstractNum>
-  <w:abstractNum w:abstractNumId="15" w15:restartNumberingAfterBreak="0">
+  <w:abstractNum w:abstractNumId="20" w15:restartNumberingAfterBreak="0">
     <w:nsid w:val="361214B2"/>
     <w:multiLevelType w:val="multilevel"/>
     <w:tmpl w:val="0419001F"/>
@@ -5058,7 +4899,7 @@
       </w:pPr>
     </w:lvl>
   </w:abstractNum>
-  <w:abstractNum w:abstractNumId="16" w15:restartNumberingAfterBreak="0">
+  <w:abstractNum w:abstractNumId="21" w15:restartNumberingAfterBreak="0">
     <w:nsid w:val="376845F6"/>
     <w:multiLevelType w:val="multilevel"/>
     <w:tmpl w:val="0419001D"/>
@@ -5144,7 +4985,120 @@
       </w:pPr>
     </w:lvl>
   </w:abstractNum>
-  <w:abstractNum w:abstractNumId="17" w15:restartNumberingAfterBreak="0">
+  <w:abstractNum w:abstractNumId="22" w15:restartNumberingAfterBreak="0">
+    <w:nsid w:val="38736794"/>
+    <w:multiLevelType w:val="hybridMultilevel"/>
+    <w:tmpl w:val="0638F1C0"/>
+    <w:lvl w:ilvl="0" w:tplc="1C56720E">
+      <w:start w:val="1"/>
+      <w:numFmt w:val="bullet"/>
+      <w:lvlText w:val=""/>
+      <w:lvlJc w:val="left"/>
+      <w:pPr>
+        <w:ind w:left="720" w:hanging="360"/>
+      </w:pPr>
+      <w:rPr>
+        <w:rFonts w:ascii="Symbol" w:hAnsi="Symbol" w:hint="default"/>
+      </w:rPr>
+    </w:lvl>
+    <w:lvl w:ilvl="1" w:tplc="0E22A42E">
+      <w:start w:val="1"/>
+      <w:numFmt w:val="bullet"/>
+      <w:lvlText w:val="o"/>
+      <w:lvlJc w:val="left"/>
+      <w:pPr>
+        <w:ind w:left="1440" w:hanging="360"/>
+      </w:pPr>
+      <w:rPr>
+        <w:rFonts w:ascii="Courier New" w:hAnsi="Courier New" w:hint="default"/>
+      </w:rPr>
+    </w:lvl>
+    <w:lvl w:ilvl="2" w:tplc="FFE817BA">
+      <w:start w:val="1"/>
+      <w:numFmt w:val="bullet"/>
+      <w:lvlText w:val=""/>
+      <w:lvlJc w:val="left"/>
+      <w:pPr>
+        <w:ind w:left="2160" w:hanging="360"/>
+      </w:pPr>
+      <w:rPr>
+        <w:rFonts w:ascii="Wingdings" w:hAnsi="Wingdings" w:hint="default"/>
+      </w:rPr>
+    </w:lvl>
+    <w:lvl w:ilvl="3" w:tplc="8FAEA242">
+      <w:start w:val="1"/>
+      <w:numFmt w:val="bullet"/>
+      <w:lvlText w:val=""/>
+      <w:lvlJc w:val="left"/>
+      <w:pPr>
+        <w:ind w:left="2880" w:hanging="360"/>
+      </w:pPr>
+      <w:rPr>
+        <w:rFonts w:ascii="Symbol" w:hAnsi="Symbol" w:hint="default"/>
+      </w:rPr>
+    </w:lvl>
+    <w:lvl w:ilvl="4" w:tplc="34D6406A">
+      <w:start w:val="1"/>
+      <w:numFmt w:val="bullet"/>
+      <w:lvlText w:val="o"/>
+      <w:lvlJc w:val="left"/>
+      <w:pPr>
+        <w:ind w:left="3600" w:hanging="360"/>
+      </w:pPr>
+      <w:rPr>
+        <w:rFonts w:ascii="Courier New" w:hAnsi="Courier New" w:hint="default"/>
+      </w:rPr>
+    </w:lvl>
+    <w:lvl w:ilvl="5" w:tplc="AEE656CE">
+      <w:start w:val="1"/>
+      <w:numFmt w:val="bullet"/>
+      <w:lvlText w:val=""/>
+      <w:lvlJc w:val="left"/>
+      <w:pPr>
+        <w:ind w:left="4320" w:hanging="360"/>
+      </w:pPr>
+      <w:rPr>
+        <w:rFonts w:ascii="Wingdings" w:hAnsi="Wingdings" w:hint="default"/>
+      </w:rPr>
+    </w:lvl>
+    <w:lvl w:ilvl="6" w:tplc="984E56A0">
+      <w:start w:val="1"/>
+      <w:numFmt w:val="bullet"/>
+      <w:lvlText w:val=""/>
+      <w:lvlJc w:val="left"/>
+      <w:pPr>
+        <w:ind w:left="5040" w:hanging="360"/>
+      </w:pPr>
+      <w:rPr>
+        <w:rFonts w:ascii="Symbol" w:hAnsi="Symbol" w:hint="default"/>
+      </w:rPr>
+    </w:lvl>
+    <w:lvl w:ilvl="7" w:tplc="938AAE34">
+      <w:start w:val="1"/>
+      <w:numFmt w:val="bullet"/>
+      <w:lvlText w:val="o"/>
+      <w:lvlJc w:val="left"/>
+      <w:pPr>
+        <w:ind w:left="5760" w:hanging="360"/>
+      </w:pPr>
+      <w:rPr>
+        <w:rFonts w:ascii="Courier New" w:hAnsi="Courier New" w:hint="default"/>
+      </w:rPr>
+    </w:lvl>
+    <w:lvl w:ilvl="8" w:tplc="863ABF1C">
+      <w:start w:val="1"/>
+      <w:numFmt w:val="bullet"/>
+      <w:lvlText w:val=""/>
+      <w:lvlJc w:val="left"/>
+      <w:pPr>
+        <w:ind w:left="6480" w:hanging="360"/>
+      </w:pPr>
+      <w:rPr>
+        <w:rFonts w:ascii="Wingdings" w:hAnsi="Wingdings" w:hint="default"/>
+      </w:rPr>
+    </w:lvl>
+  </w:abstractNum>
+  <w:abstractNum w:abstractNumId="23" w15:restartNumberingAfterBreak="0">
     <w:nsid w:val="40123AA4"/>
     <w:multiLevelType w:val="hybridMultilevel"/>
     <w:tmpl w:val="CBEA6842"/>
@@ -5257,7 +5211,7 @@
       </w:rPr>
     </w:lvl>
   </w:abstractNum>
-  <w:abstractNum w:abstractNumId="18" w15:restartNumberingAfterBreak="0">
+  <w:abstractNum w:abstractNumId="24" w15:restartNumberingAfterBreak="0">
     <w:nsid w:val="427951B4"/>
     <w:multiLevelType w:val="multilevel"/>
     <w:tmpl w:val="0419001F"/>
@@ -5343,7 +5297,7 @@
       </w:pPr>
     </w:lvl>
   </w:abstractNum>
-  <w:abstractNum w:abstractNumId="19" w15:restartNumberingAfterBreak="0">
+  <w:abstractNum w:abstractNumId="25" w15:restartNumberingAfterBreak="0">
     <w:nsid w:val="4C6A3D29"/>
     <w:multiLevelType w:val="hybridMultilevel"/>
     <w:tmpl w:val="F6A4B2E6"/>
@@ -5456,7 +5410,7 @@
       </w:rPr>
     </w:lvl>
   </w:abstractNum>
-  <w:abstractNum w:abstractNumId="20" w15:restartNumberingAfterBreak="0">
+  <w:abstractNum w:abstractNumId="26" w15:restartNumberingAfterBreak="0">
     <w:nsid w:val="4F9B3F6C"/>
     <w:multiLevelType w:val="hybridMultilevel"/>
     <w:tmpl w:val="A480709E"/>
@@ -5545,7 +5499,7 @@
       </w:pPr>
     </w:lvl>
   </w:abstractNum>
-  <w:abstractNum w:abstractNumId="21" w15:restartNumberingAfterBreak="0">
+  <w:abstractNum w:abstractNumId="27" w15:restartNumberingAfterBreak="0">
     <w:nsid w:val="53942C05"/>
     <w:multiLevelType w:val="multilevel"/>
     <w:tmpl w:val="0419001D"/>
@@ -5631,7 +5585,7 @@
       </w:pPr>
     </w:lvl>
   </w:abstractNum>
-  <w:abstractNum w:abstractNumId="22" w15:restartNumberingAfterBreak="0">
+  <w:abstractNum w:abstractNumId="28" w15:restartNumberingAfterBreak="0">
     <w:nsid w:val="58910B12"/>
     <w:multiLevelType w:val="multilevel"/>
     <w:tmpl w:val="BB346898"/>
@@ -5771,7 +5725,7 @@
       </w:rPr>
     </w:lvl>
   </w:abstractNum>
-  <w:abstractNum w:abstractNumId="23" w15:restartNumberingAfterBreak="0">
+  <w:abstractNum w:abstractNumId="29" w15:restartNumberingAfterBreak="0">
     <w:nsid w:val="5E5F1EB2"/>
     <w:multiLevelType w:val="hybridMultilevel"/>
     <w:tmpl w:val="8A2A06A6"/>
@@ -5884,7 +5838,7 @@
       </w:rPr>
     </w:lvl>
   </w:abstractNum>
-  <w:abstractNum w:abstractNumId="24" w15:restartNumberingAfterBreak="0">
+  <w:abstractNum w:abstractNumId="30" w15:restartNumberingAfterBreak="0">
     <w:nsid w:val="5F7E3006"/>
     <w:multiLevelType w:val="multilevel"/>
     <w:tmpl w:val="42423C7A"/>
@@ -5997,7 +5951,7 @@
       </w:pPr>
     </w:lvl>
   </w:abstractNum>
-  <w:abstractNum w:abstractNumId="25" w15:restartNumberingAfterBreak="0">
+  <w:abstractNum w:abstractNumId="31" w15:restartNumberingAfterBreak="0">
     <w:nsid w:val="623E2BCE"/>
     <w:multiLevelType w:val="multilevel"/>
     <w:tmpl w:val="0419001D"/>
@@ -6083,7 +6037,7 @@
       </w:pPr>
     </w:lvl>
   </w:abstractNum>
-  <w:abstractNum w:abstractNumId="26" w15:restartNumberingAfterBreak="0">
+  <w:abstractNum w:abstractNumId="32" w15:restartNumberingAfterBreak="0">
     <w:nsid w:val="63975423"/>
     <w:multiLevelType w:val="multilevel"/>
     <w:tmpl w:val="0419001F"/>
@@ -6169,7 +6123,7 @@
       </w:pPr>
     </w:lvl>
   </w:abstractNum>
-  <w:abstractNum w:abstractNumId="27" w15:restartNumberingAfterBreak="0">
+  <w:abstractNum w:abstractNumId="33" w15:restartNumberingAfterBreak="0">
     <w:nsid w:val="648643D9"/>
     <w:multiLevelType w:val="multilevel"/>
     <w:tmpl w:val="1D06D070"/>
@@ -6282,7 +6236,7 @@
       </w:pPr>
     </w:lvl>
   </w:abstractNum>
-  <w:abstractNum w:abstractNumId="28" w15:restartNumberingAfterBreak="0">
+  <w:abstractNum w:abstractNumId="34" w15:restartNumberingAfterBreak="0">
     <w:nsid w:val="66157033"/>
     <w:multiLevelType w:val="multilevel"/>
     <w:tmpl w:val="0419001D"/>
@@ -6368,7 +6322,7 @@
       </w:pPr>
     </w:lvl>
   </w:abstractNum>
-  <w:abstractNum w:abstractNumId="29" w15:restartNumberingAfterBreak="0">
+  <w:abstractNum w:abstractNumId="35" w15:restartNumberingAfterBreak="0">
     <w:nsid w:val="691237F8"/>
     <w:multiLevelType w:val="multilevel"/>
     <w:tmpl w:val="0419001F"/>
@@ -6454,7 +6408,7 @@
       </w:pPr>
     </w:lvl>
   </w:abstractNum>
-  <w:abstractNum w:abstractNumId="30" w15:restartNumberingAfterBreak="0">
+  <w:abstractNum w:abstractNumId="36" w15:restartNumberingAfterBreak="0">
     <w:nsid w:val="6FEA3757"/>
     <w:multiLevelType w:val="hybridMultilevel"/>
     <w:tmpl w:val="641047D2"/>
@@ -6567,98 +6521,232 @@
       </w:rPr>
     </w:lvl>
   </w:abstractNum>
-  <w:num w:numId="1" w16cid:durableId="1380783327">
+  <w:abstractNum w:abstractNumId="37" w15:restartNumberingAfterBreak="0">
+    <w:nsid w:val="79D8B828"/>
+    <w:multiLevelType w:val="hybridMultilevel"/>
+    <w:tmpl w:val="053C2154"/>
+    <w:lvl w:ilvl="0" w:tplc="10165C1E">
+      <w:start w:val="1"/>
+      <w:numFmt w:val="bullet"/>
+      <w:lvlText w:val=""/>
+      <w:lvlJc w:val="left"/>
+      <w:pPr>
+        <w:ind w:left="720" w:hanging="360"/>
+      </w:pPr>
+      <w:rPr>
+        <w:rFonts w:ascii="Symbol" w:hAnsi="Symbol" w:hint="default"/>
+      </w:rPr>
+    </w:lvl>
+    <w:lvl w:ilvl="1" w:tplc="50E82D88">
+      <w:start w:val="1"/>
+      <w:numFmt w:val="bullet"/>
+      <w:lvlText w:val="o"/>
+      <w:lvlJc w:val="left"/>
+      <w:pPr>
+        <w:ind w:left="1440" w:hanging="360"/>
+      </w:pPr>
+      <w:rPr>
+        <w:rFonts w:ascii="Courier New" w:hAnsi="Courier New" w:hint="default"/>
+      </w:rPr>
+    </w:lvl>
+    <w:lvl w:ilvl="2" w:tplc="18501862">
+      <w:start w:val="1"/>
+      <w:numFmt w:val="bullet"/>
+      <w:lvlText w:val=""/>
+      <w:lvlJc w:val="left"/>
+      <w:pPr>
+        <w:ind w:left="2160" w:hanging="360"/>
+      </w:pPr>
+      <w:rPr>
+        <w:rFonts w:ascii="Wingdings" w:hAnsi="Wingdings" w:hint="default"/>
+      </w:rPr>
+    </w:lvl>
+    <w:lvl w:ilvl="3" w:tplc="E2B28C98">
+      <w:start w:val="1"/>
+      <w:numFmt w:val="bullet"/>
+      <w:lvlText w:val=""/>
+      <w:lvlJc w:val="left"/>
+      <w:pPr>
+        <w:ind w:left="2880" w:hanging="360"/>
+      </w:pPr>
+      <w:rPr>
+        <w:rFonts w:ascii="Symbol" w:hAnsi="Symbol" w:hint="default"/>
+      </w:rPr>
+    </w:lvl>
+    <w:lvl w:ilvl="4" w:tplc="2EAE386C">
+      <w:start w:val="1"/>
+      <w:numFmt w:val="bullet"/>
+      <w:lvlText w:val="o"/>
+      <w:lvlJc w:val="left"/>
+      <w:pPr>
+        <w:ind w:left="3600" w:hanging="360"/>
+      </w:pPr>
+      <w:rPr>
+        <w:rFonts w:ascii="Courier New" w:hAnsi="Courier New" w:hint="default"/>
+      </w:rPr>
+    </w:lvl>
+    <w:lvl w:ilvl="5" w:tplc="EB9C75F8">
+      <w:start w:val="1"/>
+      <w:numFmt w:val="bullet"/>
+      <w:lvlText w:val=""/>
+      <w:lvlJc w:val="left"/>
+      <w:pPr>
+        <w:ind w:left="4320" w:hanging="360"/>
+      </w:pPr>
+      <w:rPr>
+        <w:rFonts w:ascii="Wingdings" w:hAnsi="Wingdings" w:hint="default"/>
+      </w:rPr>
+    </w:lvl>
+    <w:lvl w:ilvl="6" w:tplc="26E819E4">
+      <w:start w:val="1"/>
+      <w:numFmt w:val="bullet"/>
+      <w:lvlText w:val=""/>
+      <w:lvlJc w:val="left"/>
+      <w:pPr>
+        <w:ind w:left="5040" w:hanging="360"/>
+      </w:pPr>
+      <w:rPr>
+        <w:rFonts w:ascii="Symbol" w:hAnsi="Symbol" w:hint="default"/>
+      </w:rPr>
+    </w:lvl>
+    <w:lvl w:ilvl="7" w:tplc="AD668C64">
+      <w:start w:val="1"/>
+      <w:numFmt w:val="bullet"/>
+      <w:lvlText w:val="o"/>
+      <w:lvlJc w:val="left"/>
+      <w:pPr>
+        <w:ind w:left="5760" w:hanging="360"/>
+      </w:pPr>
+      <w:rPr>
+        <w:rFonts w:ascii="Courier New" w:hAnsi="Courier New" w:hint="default"/>
+      </w:rPr>
+    </w:lvl>
+    <w:lvl w:ilvl="8" w:tplc="3E12B48E">
+      <w:start w:val="1"/>
+      <w:numFmt w:val="bullet"/>
+      <w:lvlText w:val=""/>
+      <w:lvlJc w:val="left"/>
+      <w:pPr>
+        <w:ind w:left="6480" w:hanging="360"/>
+      </w:pPr>
+      <w:rPr>
+        <w:rFonts w:ascii="Wingdings" w:hAnsi="Wingdings" w:hint="default"/>
+      </w:rPr>
+    </w:lvl>
+  </w:abstractNum>
+  <w:num w:numId="1" w16cid:durableId="1537961111">
+    <w:abstractNumId w:val="11"/>
+  </w:num>
+  <w:num w:numId="2" w16cid:durableId="442848644">
+    <w:abstractNumId w:val="15"/>
+  </w:num>
+  <w:num w:numId="3" w16cid:durableId="1729110417">
+    <w:abstractNumId w:val="22"/>
+  </w:num>
+  <w:num w:numId="4" w16cid:durableId="1409114535">
+    <w:abstractNumId w:val="7"/>
+  </w:num>
+  <w:num w:numId="5" w16cid:durableId="1493377098">
+    <w:abstractNumId w:val="37"/>
+  </w:num>
+  <w:num w:numId="6" w16cid:durableId="1822115703">
+    <w:abstractNumId w:val="8"/>
+  </w:num>
+  <w:num w:numId="7" w16cid:durableId="1380783327">
+    <w:abstractNumId w:val="9"/>
+  </w:num>
+  <w:num w:numId="8" w16cid:durableId="60106203">
+    <w:abstractNumId w:val="19"/>
+  </w:num>
+  <w:num w:numId="9" w16cid:durableId="350882937">
+    <w:abstractNumId w:val="28"/>
+  </w:num>
+  <w:num w:numId="10" w16cid:durableId="615987238">
+    <w:abstractNumId w:val="20"/>
+  </w:num>
+  <w:num w:numId="11" w16cid:durableId="1614744299">
+    <w:abstractNumId w:val="10"/>
+  </w:num>
+  <w:num w:numId="12" w16cid:durableId="771626668">
+    <w:abstractNumId w:val="35"/>
+  </w:num>
+  <w:num w:numId="13" w16cid:durableId="86393830">
     <w:abstractNumId w:val="6"/>
   </w:num>
-  <w:num w:numId="2" w16cid:durableId="60106203">
+  <w:num w:numId="14" w16cid:durableId="1435898065">
+    <w:abstractNumId w:val="24"/>
+  </w:num>
+  <w:num w:numId="15" w16cid:durableId="2061859807">
+    <w:abstractNumId w:val="32"/>
+  </w:num>
+  <w:num w:numId="16" w16cid:durableId="708602639">
+    <w:abstractNumId w:val="2"/>
+  </w:num>
+  <w:num w:numId="17" w16cid:durableId="1983729988">
+    <w:abstractNumId w:val="33"/>
+  </w:num>
+  <w:num w:numId="18" w16cid:durableId="1138764099">
+    <w:abstractNumId w:val="30"/>
+  </w:num>
+  <w:num w:numId="19" w16cid:durableId="1635675216">
+    <w:abstractNumId w:val="17"/>
+  </w:num>
+  <w:num w:numId="20" w16cid:durableId="639269118">
+    <w:abstractNumId w:val="26"/>
+  </w:num>
+  <w:num w:numId="21" w16cid:durableId="1436292200">
+    <w:abstractNumId w:val="5"/>
+  </w:num>
+  <w:num w:numId="22" w16cid:durableId="785464205">
+    <w:abstractNumId w:val="31"/>
+  </w:num>
+  <w:num w:numId="23" w16cid:durableId="2038853138">
+    <w:abstractNumId w:val="34"/>
+  </w:num>
+  <w:num w:numId="24" w16cid:durableId="2120223158">
+    <w:abstractNumId w:val="21"/>
+  </w:num>
+  <w:num w:numId="25" w16cid:durableId="1366445438">
+    <w:abstractNumId w:val="1"/>
+  </w:num>
+  <w:num w:numId="26" w16cid:durableId="458034603">
+    <w:abstractNumId w:val="3"/>
+  </w:num>
+  <w:num w:numId="27" w16cid:durableId="657074279">
+    <w:abstractNumId w:val="13"/>
+  </w:num>
+  <w:num w:numId="28" w16cid:durableId="1047684074">
+    <w:abstractNumId w:val="29"/>
+  </w:num>
+  <w:num w:numId="29" w16cid:durableId="573975785">
+    <w:abstractNumId w:val="18"/>
+  </w:num>
+  <w:num w:numId="30" w16cid:durableId="875964920">
+    <w:abstractNumId w:val="25"/>
+  </w:num>
+  <w:num w:numId="31" w16cid:durableId="729233001">
+    <w:abstractNumId w:val="16"/>
+  </w:num>
+  <w:num w:numId="32" w16cid:durableId="1343897965">
     <w:abstractNumId w:val="14"/>
   </w:num>
-  <w:num w:numId="3" w16cid:durableId="350882937">
-    <w:abstractNumId w:val="22"/>
+  <w:num w:numId="33" w16cid:durableId="1050806461">
+    <w:abstractNumId w:val="36"/>
   </w:num>
-  <w:num w:numId="4" w16cid:durableId="615987238">
-    <w:abstractNumId w:val="15"/>
+  <w:num w:numId="34" w16cid:durableId="116264651">
+    <w:abstractNumId w:val="23"/>
   </w:num>
-  <w:num w:numId="5" w16cid:durableId="1614744299">
-    <w:abstractNumId w:val="7"/>
-  </w:num>
-  <w:num w:numId="6" w16cid:durableId="771626668">
-    <w:abstractNumId w:val="29"/>
-  </w:num>
-  <w:num w:numId="7" w16cid:durableId="86393830">
-    <w:abstractNumId w:val="5"/>
-  </w:num>
-  <w:num w:numId="8" w16cid:durableId="1435898065">
-    <w:abstractNumId w:val="18"/>
-  </w:num>
-  <w:num w:numId="9" w16cid:durableId="2061859807">
-    <w:abstractNumId w:val="26"/>
-  </w:num>
-  <w:num w:numId="10" w16cid:durableId="708602639">
-    <w:abstractNumId w:val="2"/>
-  </w:num>
-  <w:num w:numId="11" w16cid:durableId="1983729988">
+  <w:num w:numId="35" w16cid:durableId="1110004846">
     <w:abstractNumId w:val="27"/>
   </w:num>
-  <w:num w:numId="12" w16cid:durableId="1138764099">
-    <w:abstractNumId w:val="24"/>
+  <w:num w:numId="36" w16cid:durableId="63602662">
+    <w:abstractNumId w:val="0"/>
   </w:num>
-  <w:num w:numId="13" w16cid:durableId="1635675216">
+  <w:num w:numId="37" w16cid:durableId="112553312">
     <w:abstractNumId w:val="12"/>
   </w:num>
-  <w:num w:numId="14" w16cid:durableId="639269118">
-    <w:abstractNumId w:val="20"/>
-  </w:num>
-  <w:num w:numId="15" w16cid:durableId="1436292200">
+  <w:num w:numId="38" w16cid:durableId="170410713">
     <w:abstractNumId w:val="4"/>
-  </w:num>
-  <w:num w:numId="16" w16cid:durableId="785464205">
-    <w:abstractNumId w:val="25"/>
-  </w:num>
-  <w:num w:numId="17" w16cid:durableId="2038853138">
-    <w:abstractNumId w:val="28"/>
-  </w:num>
-  <w:num w:numId="18" w16cid:durableId="2120223158">
-    <w:abstractNumId w:val="16"/>
-  </w:num>
-  <w:num w:numId="19" w16cid:durableId="1366445438">
-    <w:abstractNumId w:val="1"/>
-  </w:num>
-  <w:num w:numId="20" w16cid:durableId="458034603">
-    <w:abstractNumId w:val="3"/>
-  </w:num>
-  <w:num w:numId="21" w16cid:durableId="657074279">
-    <w:abstractNumId w:val="9"/>
-  </w:num>
-  <w:num w:numId="22" w16cid:durableId="1047684074">
-    <w:abstractNumId w:val="23"/>
-  </w:num>
-  <w:num w:numId="23" w16cid:durableId="573975785">
-    <w:abstractNumId w:val="13"/>
-  </w:num>
-  <w:num w:numId="24" w16cid:durableId="875964920">
-    <w:abstractNumId w:val="19"/>
-  </w:num>
-  <w:num w:numId="25" w16cid:durableId="729233001">
-    <w:abstractNumId w:val="11"/>
-  </w:num>
-  <w:num w:numId="26" w16cid:durableId="1343897965">
-    <w:abstractNumId w:val="10"/>
-  </w:num>
-  <w:num w:numId="27" w16cid:durableId="1050806461">
-    <w:abstractNumId w:val="30"/>
-  </w:num>
-  <w:num w:numId="28" w16cid:durableId="116264651">
-    <w:abstractNumId w:val="17"/>
-  </w:num>
-  <w:num w:numId="29" w16cid:durableId="1110004846">
-    <w:abstractNumId w:val="21"/>
-  </w:num>
-  <w:num w:numId="30" w16cid:durableId="63602662">
-    <w:abstractNumId w:val="0"/>
-  </w:num>
-  <w:num w:numId="31" w16cid:durableId="112553312">
-    <w:abstractNumId w:val="8"/>
   </w:num>
 </w:numbering>
 </file>
@@ -7168,6 +7256,7 @@
   <w:style w:type="character" w:default="1" w:styleId="a0">
     <w:name w:val="Default Paragraph Font"/>
     <w:uiPriority w:val="1"/>
+    <w:semiHidden/>
     <w:unhideWhenUsed/>
   </w:style>
   <w:style w:type="table" w:default="1" w:styleId="a1">
@@ -7348,7 +7437,7 @@
     </w:tblPr>
   </w:style>
   <w:style w:type="table" w:customStyle="1" w:styleId="TableNormal0">
-    <w:name w:val="Table Normal"/>
+    <w:name w:val="Table Normal0"/>
     <w:tblPr>
       <w:tblCellMar>
         <w:top w:w="0" w:type="dxa"/>

--- a/УП 05/Практика 4/Шильников М.Ю. ПРАКТИКА 4.docx
+++ b/УП 05/Практика 4/Шильников М.Ю. ПРАКТИКА 4.docx
@@ -7,13 +7,13 @@
         <w:spacing w:after="0" w:line="240" w:lineRule="auto"/>
         <w:jc w:val="center"/>
         <w:rPr>
-          <w:rFonts w:ascii="Times New Roman" w:hAnsi="Times New Roman"/>
+          <w:rFonts w:ascii="Times New Roman" w:hAnsi="Times New Roman" w:cs="Times New Roman"/>
           <w:b/>
         </w:rPr>
       </w:pPr>
       <w:r>
         <w:rPr>
-          <w:rFonts w:ascii="Times New Roman" w:hAnsi="Times New Roman"/>
+          <w:rFonts w:ascii="Times New Roman" w:hAnsi="Times New Roman" w:cs="Times New Roman"/>
           <w:b/>
           <w:noProof/>
           <w:sz w:val="24"/>
@@ -63,13 +63,13 @@
         <w:spacing w:after="0" w:line="240" w:lineRule="auto"/>
         <w:jc w:val="center"/>
         <w:rPr>
-          <w:rFonts w:ascii="Times New Roman" w:hAnsi="Times New Roman"/>
+          <w:rFonts w:ascii="Times New Roman" w:hAnsi="Times New Roman" w:cs="Times New Roman"/>
           <w:b/>
         </w:rPr>
       </w:pPr>
       <w:r>
         <w:rPr>
-          <w:rFonts w:ascii="Times New Roman" w:hAnsi="Times New Roman"/>
+          <w:rFonts w:ascii="Times New Roman" w:hAnsi="Times New Roman" w:cs="Times New Roman"/>
           <w:b/>
           <w:sz w:val="24"/>
           <w:szCs w:val="24"/>
@@ -628,6 +628,7 @@
         <w:spacing w:after="0" w:line="240" w:lineRule="auto"/>
         <w:jc w:val="center"/>
         <w:rPr>
+          <w:rFonts w:ascii="Times New Roman" w:hAnsi="Times New Roman" w:cs="Times New Roman"/>
           <w:color w:val="000000"/>
           <w:sz w:val="28"/>
           <w:szCs w:val="28"/>
@@ -654,6 +655,9 @@
         <w:t>6</w:t>
       </w:r>
       <w:r>
+        <w:rPr>
+          <w:rFonts w:ascii="Times New Roman" w:hAnsi="Times New Roman" w:cs="Times New Roman"/>
+        </w:rPr>
         <w:br w:type="page"/>
       </w:r>
     </w:p>
@@ -857,6 +861,9 @@
         </w:rPr>
       </w:pPr>
       <w:r>
+        <w:rPr>
+          <w:rFonts w:ascii="Times New Roman" w:hAnsi="Times New Roman" w:cs="Times New Roman"/>
+        </w:rPr>
         <w:br w:type="page"/>
       </w:r>
     </w:p>
@@ -1018,26 +1025,6 @@
           <w:szCs w:val="28"/>
         </w:rPr>
         <w:t>Описание правил игры «Змейка»</w:t>
-      </w:r>
-    </w:p>
-    <w:p>
-      <w:pPr>
-        <w:spacing w:after="0" w:line="360" w:lineRule="auto"/>
-        <w:ind w:firstLine="709"/>
-        <w:jc w:val="both"/>
-        <w:rPr>
-          <w:rFonts w:ascii="Times New Roman" w:eastAsia="Times New Roman" w:hAnsi="Times New Roman" w:cs="Times New Roman"/>
-          <w:sz w:val="28"/>
-          <w:szCs w:val="28"/>
-        </w:rPr>
-      </w:pPr>
-      <w:r>
-        <w:rPr>
-          <w:rFonts w:ascii="Times New Roman" w:eastAsia="Times New Roman" w:hAnsi="Times New Roman" w:cs="Times New Roman"/>
-          <w:sz w:val="28"/>
-          <w:szCs w:val="28"/>
-        </w:rPr>
-        <w:t>«Змейка» – классическая аркадная игра, цель которой – контролировать движение змейки по игровому полю, собирая пищу и избегая столкновений.</w:t>
       </w:r>
     </w:p>
     <w:p>
@@ -1140,6 +1127,7 @@
           <w:numId w:val="3"/>
         </w:numPr>
         <w:spacing w:after="0" w:line="360" w:lineRule="auto"/>
+        <w:ind w:left="1276"/>
         <w:jc w:val="both"/>
         <w:rPr>
           <w:rFonts w:ascii="Times New Roman" w:eastAsia="Times New Roman" w:hAnsi="Times New Roman" w:cs="Times New Roman"/>
@@ -1153,7 +1141,15 @@
           <w:sz w:val="28"/>
           <w:szCs w:val="28"/>
         </w:rPr>
-        <w:t>Змейка увеличивается в длине на один сегмент</w:t>
+        <w:t>З</w:t>
+      </w:r>
+      <w:r>
+        <w:rPr>
+          <w:rFonts w:ascii="Times New Roman" w:eastAsia="Times New Roman" w:hAnsi="Times New Roman" w:cs="Times New Roman"/>
+          <w:sz w:val="28"/>
+          <w:szCs w:val="28"/>
+        </w:rPr>
+        <w:t>мейка увеличивается в длине на один сегмент</w:t>
       </w:r>
       <w:r>
         <w:rPr>
@@ -1172,6 +1168,7 @@
           <w:numId w:val="3"/>
         </w:numPr>
         <w:spacing w:after="0" w:line="360" w:lineRule="auto"/>
+        <w:ind w:left="1276"/>
         <w:jc w:val="both"/>
         <w:rPr>
           <w:rFonts w:ascii="Times New Roman" w:eastAsia="Times New Roman" w:hAnsi="Times New Roman" w:cs="Times New Roman"/>
@@ -1185,7 +1182,15 @@
           <w:sz w:val="28"/>
           <w:szCs w:val="28"/>
         </w:rPr>
-        <w:t>Счёт игрока увеличивается</w:t>
+        <w:t>с</w:t>
+      </w:r>
+      <w:r>
+        <w:rPr>
+          <w:rFonts w:ascii="Times New Roman" w:eastAsia="Times New Roman" w:hAnsi="Times New Roman" w:cs="Times New Roman"/>
+          <w:sz w:val="28"/>
+          <w:szCs w:val="28"/>
+        </w:rPr>
+        <w:t>чёт игрока увеличивается</w:t>
       </w:r>
       <w:r>
         <w:rPr>
@@ -1204,6 +1209,7 @@
           <w:numId w:val="3"/>
         </w:numPr>
         <w:spacing w:after="0" w:line="360" w:lineRule="auto"/>
+        <w:ind w:left="1276"/>
         <w:jc w:val="both"/>
         <w:rPr>
           <w:rFonts w:ascii="Times New Roman" w:eastAsia="Times New Roman" w:hAnsi="Times New Roman" w:cs="Times New Roman"/>
@@ -1217,114 +1223,15 @@
           <w:sz w:val="28"/>
           <w:szCs w:val="28"/>
         </w:rPr>
-        <w:t>На поле генерируется новая еда</w:t>
-      </w:r>
-    </w:p>
-    <w:p>
-      <w:pPr>
-        <w:spacing w:after="0" w:line="360" w:lineRule="auto"/>
-        <w:jc w:val="both"/>
-        <w:rPr>
-          <w:rFonts w:ascii="Times New Roman" w:eastAsia="Times New Roman" w:hAnsi="Times New Roman" w:cs="Times New Roman"/>
-          <w:sz w:val="28"/>
-          <w:szCs w:val="28"/>
-        </w:rPr>
-      </w:pPr>
-      <w:r>
-        <w:rPr>
-          <w:rFonts w:ascii="Times New Roman" w:eastAsia="Times New Roman" w:hAnsi="Times New Roman" w:cs="Times New Roman"/>
-          <w:sz w:val="28"/>
-          <w:szCs w:val="28"/>
-        </w:rPr>
-        <w:t>При п</w:t>
-      </w:r>
-      <w:r>
-        <w:rPr>
-          <w:rFonts w:ascii="Times New Roman" w:eastAsia="Times New Roman" w:hAnsi="Times New Roman" w:cs="Times New Roman"/>
-          <w:sz w:val="28"/>
-          <w:szCs w:val="28"/>
-        </w:rPr>
-        <w:t>роигрыш</w:t>
-      </w:r>
-      <w:r>
-        <w:rPr>
-          <w:rFonts w:ascii="Times New Roman" w:eastAsia="Times New Roman" w:hAnsi="Times New Roman" w:cs="Times New Roman"/>
-          <w:sz w:val="28"/>
-          <w:szCs w:val="28"/>
-        </w:rPr>
-        <w:t>е</w:t>
-      </w:r>
-      <w:r>
-        <w:rPr>
-          <w:rFonts w:ascii="Times New Roman" w:eastAsia="Times New Roman" w:hAnsi="Times New Roman" w:cs="Times New Roman"/>
-          <w:sz w:val="28"/>
-          <w:szCs w:val="28"/>
-        </w:rPr>
-        <w:t xml:space="preserve">: </w:t>
-      </w:r>
-      <w:r>
-        <w:rPr>
-          <w:rFonts w:ascii="Times New Roman" w:eastAsia="Times New Roman" w:hAnsi="Times New Roman" w:cs="Times New Roman"/>
-          <w:sz w:val="28"/>
-          <w:szCs w:val="28"/>
-        </w:rPr>
-        <w:t>и</w:t>
-      </w:r>
-      <w:r>
-        <w:rPr>
-          <w:rFonts w:ascii="Times New Roman" w:eastAsia="Times New Roman" w:hAnsi="Times New Roman" w:cs="Times New Roman"/>
-          <w:sz w:val="28"/>
-          <w:szCs w:val="28"/>
-        </w:rPr>
-        <w:t xml:space="preserve">гра завершается поражением, если </w:t>
-      </w:r>
-      <w:r>
-        <w:rPr>
-          <w:rFonts w:ascii="Times New Roman" w:eastAsia="Times New Roman" w:hAnsi="Times New Roman" w:cs="Times New Roman"/>
-          <w:sz w:val="28"/>
-          <w:szCs w:val="28"/>
-        </w:rPr>
-        <w:t>г</w:t>
-      </w:r>
-      <w:r>
-        <w:rPr>
-          <w:rFonts w:ascii="Times New Roman" w:eastAsia="Times New Roman" w:hAnsi="Times New Roman" w:cs="Times New Roman"/>
-          <w:sz w:val="28"/>
-          <w:szCs w:val="28"/>
-        </w:rPr>
-        <w:t>олова змейки сталкивается с границами игрового</w:t>
-      </w:r>
-      <w:r>
-        <w:rPr>
-          <w:rFonts w:ascii="Times New Roman" w:eastAsia="Times New Roman" w:hAnsi="Times New Roman" w:cs="Times New Roman"/>
-          <w:sz w:val="28"/>
-          <w:szCs w:val="28"/>
-        </w:rPr>
-        <w:t xml:space="preserve"> или</w:t>
-      </w:r>
-      <w:r>
-        <w:rPr>
-          <w:rFonts w:ascii="Times New Roman" w:eastAsia="Times New Roman" w:hAnsi="Times New Roman" w:cs="Times New Roman"/>
-          <w:sz w:val="28"/>
-          <w:szCs w:val="28"/>
-        </w:rPr>
-        <w:t xml:space="preserve"> </w:t>
-      </w:r>
-      <w:r>
-        <w:rPr>
-          <w:rFonts w:ascii="Times New Roman" w:eastAsia="Times New Roman" w:hAnsi="Times New Roman" w:cs="Times New Roman"/>
-          <w:sz w:val="28"/>
-          <w:szCs w:val="28"/>
-        </w:rPr>
-        <w:t>с её собственным телом</w:t>
-      </w:r>
-      <w:r>
-        <w:rPr>
-          <w:rFonts w:ascii="Times New Roman" w:eastAsia="Times New Roman" w:hAnsi="Times New Roman" w:cs="Times New Roman"/>
-          <w:sz w:val="28"/>
-          <w:szCs w:val="28"/>
-        </w:rPr>
-        <w:t>.</w:t>
+        <w:t>н</w:t>
+      </w:r>
+      <w:r>
+        <w:rPr>
+          <w:rFonts w:ascii="Times New Roman" w:eastAsia="Times New Roman" w:hAnsi="Times New Roman" w:cs="Times New Roman"/>
+          <w:sz w:val="28"/>
+          <w:szCs w:val="28"/>
+        </w:rPr>
+        <w:t>а поле генерируется новая еда</w:t>
       </w:r>
     </w:p>
     <w:p>
@@ -1338,6 +1245,46 @@
           <w:szCs w:val="28"/>
         </w:rPr>
       </w:pPr>
+      <w:r>
+        <w:rPr>
+          <w:rFonts w:ascii="Times New Roman" w:eastAsia="Times New Roman" w:hAnsi="Times New Roman" w:cs="Times New Roman"/>
+          <w:sz w:val="28"/>
+          <w:szCs w:val="28"/>
+        </w:rPr>
+        <w:t>И</w:t>
+      </w:r>
+      <w:r>
+        <w:rPr>
+          <w:rFonts w:ascii="Times New Roman" w:eastAsia="Times New Roman" w:hAnsi="Times New Roman" w:cs="Times New Roman"/>
+          <w:sz w:val="28"/>
+          <w:szCs w:val="28"/>
+        </w:rPr>
+        <w:t xml:space="preserve">гра завершается поражением, если </w:t>
+      </w:r>
+      <w:r>
+        <w:rPr>
+          <w:rFonts w:ascii="Times New Roman" w:eastAsia="Times New Roman" w:hAnsi="Times New Roman" w:cs="Times New Roman"/>
+          <w:sz w:val="28"/>
+          <w:szCs w:val="28"/>
+        </w:rPr>
+        <w:t xml:space="preserve">голова змейки сталкивается с границами игрового или </w:t>
+      </w:r>
+      <w:r>
+        <w:rPr>
+          <w:rFonts w:ascii="Times New Roman" w:eastAsia="Times New Roman" w:hAnsi="Times New Roman" w:cs="Times New Roman"/>
+          <w:sz w:val="28"/>
+          <w:szCs w:val="28"/>
+        </w:rPr>
+        <w:t>с её собственным телом</w:t>
+      </w:r>
+      <w:r>
+        <w:rPr>
+          <w:rFonts w:ascii="Times New Roman" w:eastAsia="Times New Roman" w:hAnsi="Times New Roman" w:cs="Times New Roman"/>
+          <w:sz w:val="28"/>
+          <w:szCs w:val="28"/>
+        </w:rPr>
+        <w:t>.</w:t>
+      </w:r>
     </w:p>
     <w:p>
       <w:pPr>
@@ -1350,16 +1297,6 @@
           <w:szCs w:val="28"/>
         </w:rPr>
       </w:pPr>
-      <w:r>
-        <w:rPr>
-          <w:rFonts w:ascii="Times New Roman" w:eastAsia="Times New Roman" w:hAnsi="Times New Roman" w:cs="Times New Roman"/>
-          <w:b/>
-          <w:bCs/>
-          <w:sz w:val="28"/>
-          <w:szCs w:val="28"/>
-        </w:rPr>
-        <w:t>Возможности пользователя</w:t>
-      </w:r>
     </w:p>
     <w:p>
       <w:pPr>
@@ -1375,10 +1312,32 @@
       <w:r>
         <w:rPr>
           <w:rFonts w:ascii="Times New Roman" w:eastAsia="Times New Roman" w:hAnsi="Times New Roman" w:cs="Times New Roman"/>
-          <w:sz w:val="28"/>
-          <w:szCs w:val="28"/>
-        </w:rPr>
-        <w:t>В рамках типовой реализации на Python с использованием библиотеки Tkinter, пользователю предоставляются следующие возможности:</w:t>
+          <w:b/>
+          <w:bCs/>
+          <w:sz w:val="28"/>
+          <w:szCs w:val="28"/>
+        </w:rPr>
+        <w:t>Возможности пользователя</w:t>
+      </w:r>
+    </w:p>
+    <w:p>
+      <w:pPr>
+        <w:spacing w:after="0" w:line="360" w:lineRule="auto"/>
+        <w:ind w:firstLine="709"/>
+        <w:jc w:val="both"/>
+        <w:rPr>
+          <w:rFonts w:ascii="Times New Roman" w:eastAsia="Times New Roman" w:hAnsi="Times New Roman" w:cs="Times New Roman"/>
+          <w:sz w:val="28"/>
+          <w:szCs w:val="28"/>
+        </w:rPr>
+      </w:pPr>
+      <w:r>
+        <w:rPr>
+          <w:rFonts w:ascii="Times New Roman" w:eastAsia="Times New Roman" w:hAnsi="Times New Roman" w:cs="Times New Roman"/>
+          <w:sz w:val="28"/>
+          <w:szCs w:val="28"/>
+        </w:rPr>
+        <w:t>В рамках реализации на Python с использованием библиотеки Tkinter, пользователю предоставляются следующие возможности:</w:t>
       </w:r>
       <w:r>
         <w:rPr>
@@ -1402,7 +1361,32 @@
           <w:sz w:val="28"/>
           <w:szCs w:val="28"/>
         </w:rPr>
-        <w:t>апуск программы, после чего игра начинается автоматически</w:t>
+        <w:t xml:space="preserve">апуск программы, после чего </w:t>
+      </w:r>
+      <w:r>
+        <w:rPr>
+          <w:rFonts w:ascii="Times New Roman" w:eastAsia="Times New Roman" w:hAnsi="Times New Roman" w:cs="Times New Roman"/>
+          <w:sz w:val="28"/>
+          <w:szCs w:val="28"/>
+        </w:rPr>
+        <w:t>он попадает в меню, где нажав кнопку «</w:t>
+      </w:r>
+      <w:r>
+        <w:rPr>
+          <w:rFonts w:ascii="Times New Roman" w:eastAsia="Times New Roman" w:hAnsi="Times New Roman" w:cs="Times New Roman"/>
+          <w:sz w:val="28"/>
+          <w:szCs w:val="28"/>
+          <w:lang w:val="en-US"/>
+        </w:rPr>
+        <w:t>start</w:t>
+      </w:r>
+      <w:r>
+        <w:rPr>
+          <w:rFonts w:ascii="Times New Roman" w:eastAsia="Times New Roman" w:hAnsi="Times New Roman" w:cs="Times New Roman"/>
+          <w:sz w:val="28"/>
+          <w:szCs w:val="28"/>
+        </w:rPr>
+        <w:t>» начинается игра</w:t>
       </w:r>
       <w:r>
         <w:rPr>
@@ -1426,8 +1410,28 @@
           <w:sz w:val="28"/>
           <w:szCs w:val="28"/>
         </w:rPr>
-        <w:t xml:space="preserve">правление </w:t>
-      </w:r>
+        <w:t>правление направлением движения змейки с помощью клавиш-стрелок на клавиатуре</w:t>
+      </w:r>
+      <w:r>
+        <w:rPr>
+          <w:rFonts w:ascii="Times New Roman" w:eastAsia="Times New Roman" w:hAnsi="Times New Roman" w:cs="Times New Roman"/>
+          <w:sz w:val="28"/>
+          <w:szCs w:val="28"/>
+        </w:rPr>
+        <w:t>.</w:t>
+      </w:r>
+    </w:p>
+    <w:p>
+      <w:pPr>
+        <w:spacing w:after="0" w:line="360" w:lineRule="auto"/>
+        <w:ind w:firstLine="709"/>
+        <w:jc w:val="both"/>
+        <w:rPr>
+          <w:rFonts w:ascii="Times New Roman" w:eastAsia="Times New Roman" w:hAnsi="Times New Roman" w:cs="Times New Roman"/>
+          <w:sz w:val="28"/>
+          <w:szCs w:val="28"/>
+        </w:rPr>
+      </w:pPr>
       <w:r>
         <w:rPr>
           <w:rFonts w:ascii="Times New Roman" w:eastAsia="Times New Roman" w:hAnsi="Times New Roman" w:cs="Times New Roman"/>
@@ -1435,23 +1439,60 @@
           <w:szCs w:val="28"/>
         </w:rPr>
         <w:lastRenderedPageBreak/>
-        <w:t>направлением движения змейки с помощью стандартных клавиш-стрелок на клавиатуре</w:t>
-      </w:r>
-      <w:r>
-        <w:rPr>
-          <w:rFonts w:ascii="Times New Roman" w:eastAsia="Times New Roman" w:hAnsi="Times New Roman" w:cs="Times New Roman"/>
-          <w:sz w:val="28"/>
-          <w:szCs w:val="28"/>
-        </w:rPr>
-        <w:t>, в</w:t>
-      </w:r>
-      <w:r>
-        <w:rPr>
-          <w:rFonts w:ascii="Times New Roman" w:eastAsia="Times New Roman" w:hAnsi="Times New Roman" w:cs="Times New Roman"/>
-          <w:sz w:val="28"/>
-          <w:szCs w:val="28"/>
-        </w:rPr>
-        <w:t>изуальная обратная связь:</w:t>
+        <w:t>Из визуальных возможностей это н</w:t>
+      </w:r>
+      <w:r>
+        <w:rPr>
+          <w:rFonts w:ascii="Times New Roman" w:eastAsia="Times New Roman" w:hAnsi="Times New Roman" w:cs="Times New Roman"/>
+          <w:sz w:val="28"/>
+          <w:szCs w:val="28"/>
+        </w:rPr>
+        <w:t>аблюдение за движением змейки и изменением её длины</w:t>
+      </w:r>
+      <w:r>
+        <w:rPr>
+          <w:rFonts w:ascii="Times New Roman" w:eastAsia="Times New Roman" w:hAnsi="Times New Roman" w:cs="Times New Roman"/>
+          <w:sz w:val="28"/>
+          <w:szCs w:val="28"/>
+        </w:rPr>
+        <w:t>, отображение текущего счета, при проигрыше отображается сообщение о конце игры.</w:t>
+      </w:r>
+    </w:p>
+    <w:p>
+      <w:pPr>
+        <w:spacing w:after="0" w:line="360" w:lineRule="auto"/>
+        <w:ind w:firstLine="709"/>
+        <w:jc w:val="both"/>
+        <w:rPr>
+          <w:rFonts w:ascii="Times New Roman" w:eastAsia="Times New Roman" w:hAnsi="Times New Roman" w:cs="Times New Roman"/>
+          <w:sz w:val="28"/>
+          <w:szCs w:val="28"/>
+        </w:rPr>
+      </w:pPr>
+    </w:p>
+    <w:p>
+      <w:pPr>
+        <w:spacing w:after="0" w:line="360" w:lineRule="auto"/>
+        <w:ind w:firstLine="709"/>
+        <w:jc w:val="both"/>
+        <w:rPr>
+          <w:rFonts w:ascii="Times New Roman" w:eastAsia="Times New Roman" w:hAnsi="Times New Roman" w:cs="Times New Roman"/>
+          <w:b/>
+          <w:bCs/>
+          <w:sz w:val="28"/>
+          <w:szCs w:val="28"/>
+          <w:lang w:val="en-US"/>
+        </w:rPr>
+      </w:pPr>
+      <w:r>
+        <w:rPr>
+          <w:rFonts w:ascii="Times New Roman" w:eastAsia="Times New Roman" w:hAnsi="Times New Roman" w:cs="Times New Roman"/>
+          <w:b/>
+          <w:bCs/>
+          <w:sz w:val="28"/>
+          <w:szCs w:val="28"/>
+        </w:rPr>
+        <w:t>Обзор аналогов программного продукта</w:t>
       </w:r>
     </w:p>
     <w:p>
@@ -1459,7 +1500,7 @@
         <w:pStyle w:val="ae"/>
         <w:numPr>
           <w:ilvl w:val="0"/>
-          <w:numId w:val="1"/>
+          <w:numId w:val="41"/>
         </w:numPr>
         <w:spacing w:after="0" w:line="360" w:lineRule="auto"/>
         <w:jc w:val="both"/>
@@ -1475,15 +1516,501 @@
           <w:sz w:val="28"/>
           <w:szCs w:val="28"/>
         </w:rPr>
-        <w:t>Наблюдение за движением змейки и изменением её длины</w:t>
-      </w:r>
-      <w:r>
-        <w:rPr>
-          <w:rFonts w:ascii="Times New Roman" w:eastAsia="Times New Roman" w:hAnsi="Times New Roman" w:cs="Times New Roman"/>
+        <w:t>Змейка!</w:t>
+      </w:r>
+      <w:r>
+        <w:rPr>
+          <w:rFonts w:ascii="Times New Roman" w:eastAsia="Times New Roman" w:hAnsi="Times New Roman" w:cs="Times New Roman"/>
+          <w:sz w:val="28"/>
+          <w:szCs w:val="28"/>
+        </w:rPr>
+        <w:t xml:space="preserve"> </w:t>
+      </w:r>
+      <w:r>
+        <w:rPr>
+          <w:rStyle w:val="af4"/>
+          <w:rFonts w:ascii="Times New Roman" w:eastAsia="Times New Roman" w:hAnsi="Times New Roman" w:cs="Times New Roman"/>
+          <w:sz w:val="28"/>
+          <w:szCs w:val="28"/>
+        </w:rPr>
+        <w:footnoteReference w:id="1"/>
+      </w:r>
+      <w:r>
+        <w:rPr>
+          <w:rFonts w:ascii="Times New Roman" w:eastAsia="Times New Roman" w:hAnsi="Times New Roman" w:cs="Times New Roman"/>
+          <w:sz w:val="28"/>
+          <w:szCs w:val="28"/>
+        </w:rPr>
+        <w:t xml:space="preserve">– </w:t>
+      </w:r>
+      <w:r>
+        <w:rPr>
+          <w:rFonts w:ascii="Times New Roman" w:eastAsia="Times New Roman" w:hAnsi="Times New Roman" w:cs="Times New Roman"/>
+          <w:sz w:val="28"/>
+          <w:szCs w:val="28"/>
+          <w:lang w:val="en-US"/>
+        </w:rPr>
+        <w:t>Pitraev</w:t>
+      </w:r>
+      <w:r>
+        <w:rPr>
+          <w:rFonts w:ascii="Times New Roman" w:eastAsia="Times New Roman" w:hAnsi="Times New Roman" w:cs="Times New Roman"/>
+          <w:sz w:val="28"/>
+          <w:szCs w:val="28"/>
+        </w:rPr>
+        <w:t xml:space="preserve"> </w:t>
+      </w:r>
+      <w:r>
+        <w:rPr>
+          <w:rFonts w:ascii="Times New Roman" w:eastAsia="Times New Roman" w:hAnsi="Times New Roman" w:cs="Times New Roman"/>
+          <w:sz w:val="28"/>
+          <w:szCs w:val="28"/>
+          <w:lang w:val="en-US"/>
+        </w:rPr>
+        <w:t>Vlad</w:t>
+      </w:r>
+      <w:r>
+        <w:rPr>
+          <w:rFonts w:ascii="Times New Roman" w:eastAsia="Times New Roman" w:hAnsi="Times New Roman" w:cs="Times New Roman"/>
+          <w:sz w:val="28"/>
+          <w:szCs w:val="28"/>
+        </w:rPr>
+        <w:t>, 2020 год:</w:t>
+      </w:r>
+    </w:p>
+    <w:p>
+      <w:pPr>
+        <w:spacing w:after="0" w:line="360" w:lineRule="auto"/>
+        <w:jc w:val="both"/>
+        <w:rPr>
+          <w:rFonts w:ascii="Times New Roman" w:eastAsia="Times New Roman" w:hAnsi="Times New Roman" w:cs="Times New Roman"/>
+          <w:sz w:val="28"/>
+          <w:szCs w:val="28"/>
+          <w:lang w:val="en-US"/>
+        </w:rPr>
+      </w:pPr>
+      <w:r>
+        <w:rPr>
+          <w:rFonts w:ascii="Times New Roman" w:eastAsia="Times New Roman" w:hAnsi="Times New Roman" w:cs="Times New Roman"/>
+          <w:noProof/>
+          <w:sz w:val="28"/>
+          <w:szCs w:val="28"/>
+          <w:lang w:val="en-US"/>
+        </w:rPr>
+        <w:drawing>
+          <wp:inline distT="0" distB="0" distL="0" distR="0" wp14:anchorId="69F2AA40" wp14:editId="77CCBC04">
+            <wp:extent cx="5966460" cy="4470699"/>
+            <wp:effectExtent l="0" t="0" r="0" b="6350"/>
+            <wp:docPr id="1263363866" name="Рисунок 1" descr="Изображение выглядит как снимок экрана, программное обеспечение&#10;&#10;Содержимое, созданное искусственным интеллектом, может быть неверным."/>
+            <wp:cNvGraphicFramePr>
+              <a:graphicFrameLocks xmlns:a="http://schemas.openxmlformats.org/drawingml/2006/main" noChangeAspect="1"/>
+            </wp:cNvGraphicFramePr>
+            <a:graphic xmlns:a="http://schemas.openxmlformats.org/drawingml/2006/main">
+              <a:graphicData uri="http://schemas.openxmlformats.org/drawingml/2006/picture">
+                <pic:pic xmlns:pic="http://schemas.openxmlformats.org/drawingml/2006/picture">
+                  <pic:nvPicPr>
+                    <pic:cNvPr id="1263363866" name="Рисунок 1" descr="Изображение выглядит как снимок экрана, программное обеспечение&#10;&#10;Содержимое, созданное искусственным интеллектом, может быть неверным."/>
+                    <pic:cNvPicPr/>
+                  </pic:nvPicPr>
+                  <pic:blipFill>
+                    <a:blip r:embed="rId10"/>
+                    <a:stretch>
+                      <a:fillRect/>
+                    </a:stretch>
+                  </pic:blipFill>
+                  <pic:spPr>
+                    <a:xfrm>
+                      <a:off x="0" y="0"/>
+                      <a:ext cx="5980477" cy="4481202"/>
+                    </a:xfrm>
+                    <a:prstGeom prst="rect">
+                      <a:avLst/>
+                    </a:prstGeom>
+                  </pic:spPr>
+                </pic:pic>
+              </a:graphicData>
+            </a:graphic>
+          </wp:inline>
+        </w:drawing>
+      </w:r>
+    </w:p>
+    <w:p>
+      <w:pPr>
+        <w:pStyle w:val="ae"/>
+        <w:spacing w:line="360" w:lineRule="auto"/>
+        <w:ind w:left="643"/>
+        <w:jc w:val="center"/>
+        <w:rPr>
+          <w:rFonts w:ascii="Times New Roman" w:hAnsi="Times New Roman" w:cs="Times New Roman"/>
+          <w:sz w:val="28"/>
+          <w:szCs w:val="28"/>
+        </w:rPr>
+      </w:pPr>
+      <w:r>
+        <w:rPr>
+          <w:rFonts w:ascii="Times New Roman" w:hAnsi="Times New Roman" w:cs="Times New Roman"/>
+          <w:sz w:val="28"/>
+          <w:szCs w:val="28"/>
+        </w:rPr>
+        <w:t>Рисунок 1 – Скриншот интерфейса игры «Змейка!»</w:t>
+      </w:r>
+    </w:p>
+    <w:p>
+      <w:pPr>
+        <w:spacing w:line="360" w:lineRule="auto"/>
+        <w:jc w:val="both"/>
+        <w:rPr>
+          <w:rFonts w:ascii="Times New Roman" w:eastAsiaTheme="majorEastAsia" w:hAnsi="Times New Roman" w:cs="Times New Roman"/>
+          <w:sz w:val="28"/>
+          <w:szCs w:val="28"/>
+        </w:rPr>
+      </w:pPr>
+      <w:r>
+        <w:rPr>
+          <w:rFonts w:ascii="Times New Roman" w:eastAsia="Times New Roman" w:hAnsi="Times New Roman" w:cs="Times New Roman"/>
+          <w:sz w:val="28"/>
+          <w:szCs w:val="28"/>
+        </w:rPr>
+        <w:t>Змейка! (</w:t>
+      </w:r>
+      <w:r>
+        <w:rPr>
+          <w:rFonts w:ascii="Times New Roman" w:eastAsia="Times New Roman" w:hAnsi="Times New Roman" w:cs="Times New Roman"/>
+          <w:sz w:val="28"/>
+          <w:szCs w:val="28"/>
+        </w:rPr>
+        <w:t xml:space="preserve">см. </w:t>
+      </w:r>
+      <w:r>
+        <w:rPr>
+          <w:rFonts w:ascii="Times New Roman" w:eastAsia="Times New Roman" w:hAnsi="Times New Roman" w:cs="Times New Roman"/>
+          <w:sz w:val="28"/>
+          <w:szCs w:val="28"/>
+        </w:rPr>
+        <w:t>рис</w:t>
+      </w:r>
+      <w:r>
+        <w:rPr>
+          <w:rFonts w:ascii="Times New Roman" w:eastAsia="Times New Roman" w:hAnsi="Times New Roman" w:cs="Times New Roman"/>
+          <w:sz w:val="28"/>
+          <w:szCs w:val="28"/>
+        </w:rPr>
+        <w:t>унок</w:t>
+      </w:r>
+      <w:r>
+        <w:rPr>
+          <w:rFonts w:ascii="Times New Roman" w:eastAsia="Times New Roman" w:hAnsi="Times New Roman" w:cs="Times New Roman"/>
+          <w:sz w:val="28"/>
+          <w:szCs w:val="28"/>
+        </w:rPr>
+        <w:t xml:space="preserve"> 1) – традиционная игра змейка, из популярного магазина приложений </w:t>
+      </w:r>
+      <w:r>
+        <w:rPr>
+          <w:rFonts w:ascii="Times New Roman" w:eastAsia="Times New Roman" w:hAnsi="Times New Roman" w:cs="Times New Roman"/>
+          <w:sz w:val="28"/>
+          <w:szCs w:val="28"/>
+          <w:lang w:val="en-US"/>
+        </w:rPr>
+        <w:t>Microsoft</w:t>
+      </w:r>
+      <w:r>
+        <w:rPr>
+          <w:rFonts w:ascii="Times New Roman" w:eastAsia="Times New Roman" w:hAnsi="Times New Roman" w:cs="Times New Roman"/>
+          <w:sz w:val="28"/>
+          <w:szCs w:val="28"/>
+        </w:rPr>
+        <w:t xml:space="preserve"> </w:t>
+      </w:r>
+      <w:r>
+        <w:rPr>
+          <w:rFonts w:ascii="Times New Roman" w:eastAsia="Times New Roman" w:hAnsi="Times New Roman" w:cs="Times New Roman"/>
+          <w:sz w:val="28"/>
+          <w:szCs w:val="28"/>
+          <w:lang w:val="en-US"/>
+        </w:rPr>
+        <w:t>Store</w:t>
+      </w:r>
+      <w:r>
+        <w:rPr>
+          <w:rFonts w:ascii="Times New Roman" w:eastAsia="Times New Roman" w:hAnsi="Times New Roman" w:cs="Times New Roman"/>
+          <w:sz w:val="28"/>
+          <w:szCs w:val="28"/>
+        </w:rPr>
+        <w:t xml:space="preserve">. Была разработана в 2020 году разработчиком </w:t>
+      </w:r>
+      <w:r>
+        <w:rPr>
+          <w:rFonts w:ascii="Times New Roman" w:eastAsia="Times New Roman" w:hAnsi="Times New Roman" w:cs="Times New Roman"/>
+          <w:sz w:val="28"/>
+          <w:szCs w:val="28"/>
+          <w:lang w:val="en-US"/>
+        </w:rPr>
+        <w:t>Pitraev</w:t>
+      </w:r>
+      <w:r>
+        <w:rPr>
+          <w:rFonts w:ascii="Times New Roman" w:eastAsia="Times New Roman" w:hAnsi="Times New Roman" w:cs="Times New Roman"/>
+          <w:sz w:val="28"/>
+          <w:szCs w:val="28"/>
+        </w:rPr>
+        <w:t xml:space="preserve"> </w:t>
+      </w:r>
+      <w:r>
+        <w:rPr>
+          <w:rFonts w:ascii="Times New Roman" w:eastAsia="Times New Roman" w:hAnsi="Times New Roman" w:cs="Times New Roman"/>
+          <w:sz w:val="28"/>
+          <w:szCs w:val="28"/>
+          <w:lang w:val="en-US"/>
+        </w:rPr>
+        <w:t>Vlad</w:t>
+      </w:r>
+      <w:r>
+        <w:rPr>
+          <w:rFonts w:ascii="Times New Roman" w:eastAsia="Times New Roman" w:hAnsi="Times New Roman" w:cs="Times New Roman"/>
+          <w:sz w:val="28"/>
+          <w:szCs w:val="28"/>
+        </w:rPr>
+        <w:t>.</w:t>
+      </w:r>
+    </w:p>
+    <w:p>
+      <w:pPr>
+        <w:spacing w:after="0" w:line="360" w:lineRule="auto"/>
+        <w:jc w:val="both"/>
+        <w:rPr>
+          <w:rFonts w:ascii="Times New Roman" w:hAnsi="Times New Roman" w:cs="Times New Roman"/>
+          <w:sz w:val="28"/>
+          <w:szCs w:val="28"/>
+          <w:lang w:val="en-US"/>
+        </w:rPr>
+      </w:pPr>
+      <w:r>
+        <w:rPr>
+          <w:rFonts w:ascii="Times New Roman" w:eastAsiaTheme="majorEastAsia" w:hAnsi="Times New Roman" w:cs="Times New Roman"/>
+          <w:sz w:val="28"/>
+          <w:szCs w:val="28"/>
+        </w:rPr>
+        <w:t>Преимущества</w:t>
+      </w:r>
+      <w:r>
+        <w:rPr>
+          <w:rFonts w:ascii="Times New Roman" w:hAnsi="Times New Roman" w:cs="Times New Roman"/>
+          <w:sz w:val="28"/>
+          <w:szCs w:val="28"/>
+          <w:lang w:val="en-US"/>
+        </w:rPr>
+        <w:t>:</w:t>
+      </w:r>
+    </w:p>
+    <w:p>
+      <w:pPr>
+        <w:numPr>
+          <w:ilvl w:val="0"/>
+          <w:numId w:val="39"/>
+        </w:numPr>
+        <w:suppressAutoHyphens w:val="0"/>
+        <w:spacing w:after="0" w:line="360" w:lineRule="auto"/>
+        <w:ind w:left="357" w:firstLine="0"/>
+        <w:jc w:val="both"/>
+        <w:rPr>
+          <w:rFonts w:ascii="Times New Roman" w:hAnsi="Times New Roman" w:cs="Times New Roman"/>
+          <w:sz w:val="28"/>
+          <w:szCs w:val="28"/>
+        </w:rPr>
+      </w:pPr>
+      <w:r>
+        <w:rPr>
+          <w:rFonts w:ascii="Times New Roman" w:hAnsi="Times New Roman" w:cs="Times New Roman"/>
+          <w:sz w:val="28"/>
+          <w:szCs w:val="28"/>
+        </w:rPr>
+        <w:t>П</w:t>
+      </w:r>
+      <w:r>
+        <w:rPr>
+          <w:rFonts w:ascii="Times New Roman" w:hAnsi="Times New Roman" w:cs="Times New Roman"/>
+          <w:sz w:val="28"/>
+          <w:szCs w:val="28"/>
+        </w:rPr>
+        <w:t>ростая, но затягивающая механика</w:t>
+      </w:r>
+      <w:r>
+        <w:rPr>
+          <w:rFonts w:ascii="Times New Roman" w:hAnsi="Times New Roman" w:cs="Times New Roman"/>
           <w:sz w:val="28"/>
           <w:szCs w:val="28"/>
         </w:rPr>
         <w:t>;</w:t>
+      </w:r>
+    </w:p>
+    <w:p>
+      <w:pPr>
+        <w:numPr>
+          <w:ilvl w:val="0"/>
+          <w:numId w:val="39"/>
+        </w:numPr>
+        <w:suppressAutoHyphens w:val="0"/>
+        <w:spacing w:after="0" w:line="360" w:lineRule="auto"/>
+        <w:ind w:left="357" w:firstLine="0"/>
+        <w:jc w:val="both"/>
+        <w:rPr>
+          <w:rFonts w:ascii="Times New Roman" w:hAnsi="Times New Roman" w:cs="Times New Roman"/>
+          <w:sz w:val="28"/>
+          <w:szCs w:val="28"/>
+        </w:rPr>
+      </w:pPr>
+      <w:r>
+        <w:rPr>
+          <w:rFonts w:ascii="Times New Roman" w:hAnsi="Times New Roman" w:cs="Times New Roman"/>
+          <w:sz w:val="28"/>
+          <w:szCs w:val="28"/>
+        </w:rPr>
+        <w:lastRenderedPageBreak/>
+        <w:t>н</w:t>
+      </w:r>
+      <w:r>
+        <w:rPr>
+          <w:rFonts w:ascii="Times New Roman" w:hAnsi="Times New Roman" w:cs="Times New Roman"/>
+          <w:sz w:val="28"/>
+          <w:szCs w:val="28"/>
+        </w:rPr>
+        <w:t>остальгичный визуальный стиль</w:t>
+      </w:r>
+      <w:r>
+        <w:rPr>
+          <w:rFonts w:ascii="Times New Roman" w:hAnsi="Times New Roman" w:cs="Times New Roman"/>
+          <w:sz w:val="28"/>
+          <w:szCs w:val="28"/>
+        </w:rPr>
+        <w:t>;</w:t>
+      </w:r>
+    </w:p>
+    <w:p>
+      <w:pPr>
+        <w:spacing w:after="0" w:line="360" w:lineRule="auto"/>
+        <w:jc w:val="both"/>
+        <w:rPr>
+          <w:rFonts w:ascii="Times New Roman" w:hAnsi="Times New Roman" w:cs="Times New Roman"/>
+          <w:sz w:val="28"/>
+          <w:szCs w:val="28"/>
+        </w:rPr>
+      </w:pPr>
+      <w:r>
+        <w:rPr>
+          <w:rFonts w:ascii="Times New Roman" w:eastAsiaTheme="majorEastAsia" w:hAnsi="Times New Roman" w:cs="Times New Roman"/>
+          <w:sz w:val="28"/>
+          <w:szCs w:val="28"/>
+        </w:rPr>
+        <w:t>Недостатки</w:t>
+      </w:r>
+      <w:r>
+        <w:rPr>
+          <w:rFonts w:ascii="Times New Roman" w:hAnsi="Times New Roman" w:cs="Times New Roman"/>
+          <w:sz w:val="28"/>
+          <w:szCs w:val="28"/>
+        </w:rPr>
+        <w:t>:</w:t>
+      </w:r>
+    </w:p>
+    <w:p>
+      <w:pPr>
+        <w:numPr>
+          <w:ilvl w:val="0"/>
+          <w:numId w:val="40"/>
+        </w:numPr>
+        <w:suppressAutoHyphens w:val="0"/>
+        <w:spacing w:after="0" w:line="360" w:lineRule="auto"/>
+        <w:ind w:left="357" w:firstLine="0"/>
+        <w:jc w:val="both"/>
+        <w:rPr>
+          <w:rFonts w:ascii="Times New Roman" w:hAnsi="Times New Roman" w:cs="Times New Roman"/>
+          <w:sz w:val="28"/>
+          <w:szCs w:val="28"/>
+        </w:rPr>
+      </w:pPr>
+      <w:r>
+        <w:rPr>
+          <w:rFonts w:ascii="Times New Roman" w:hAnsi="Times New Roman" w:cs="Times New Roman"/>
+          <w:sz w:val="28"/>
+          <w:szCs w:val="28"/>
+        </w:rPr>
+        <w:t>Н</w:t>
+      </w:r>
+      <w:r>
+        <w:rPr>
+          <w:rFonts w:ascii="Times New Roman" w:hAnsi="Times New Roman" w:cs="Times New Roman"/>
+          <w:sz w:val="28"/>
+          <w:szCs w:val="28"/>
+        </w:rPr>
+        <w:t>едоработана логика передвижения змейки(В игре она может двигаться в противоположном направление)</w:t>
+      </w:r>
+      <w:r>
+        <w:rPr>
+          <w:rFonts w:ascii="Times New Roman" w:hAnsi="Times New Roman" w:cs="Times New Roman"/>
+          <w:sz w:val="28"/>
+          <w:szCs w:val="28"/>
+        </w:rPr>
+        <w:t>;</w:t>
+      </w:r>
+    </w:p>
+    <w:p>
+      <w:pPr>
+        <w:numPr>
+          <w:ilvl w:val="0"/>
+          <w:numId w:val="40"/>
+        </w:numPr>
+        <w:suppressAutoHyphens w:val="0"/>
+        <w:spacing w:after="0" w:line="360" w:lineRule="auto"/>
+        <w:ind w:left="357" w:firstLine="0"/>
+        <w:jc w:val="both"/>
+        <w:rPr>
+          <w:rFonts w:ascii="Times New Roman" w:hAnsi="Times New Roman" w:cs="Times New Roman"/>
+          <w:sz w:val="28"/>
+          <w:szCs w:val="28"/>
+        </w:rPr>
+      </w:pPr>
+      <w:r>
+        <w:rPr>
+          <w:rFonts w:ascii="Times New Roman" w:hAnsi="Times New Roman" w:cs="Times New Roman"/>
+          <w:sz w:val="28"/>
+          <w:szCs w:val="28"/>
+        </w:rPr>
+        <w:t>о</w:t>
+      </w:r>
+      <w:r>
+        <w:rPr>
+          <w:rFonts w:ascii="Times New Roman" w:hAnsi="Times New Roman" w:cs="Times New Roman"/>
+          <w:sz w:val="28"/>
+          <w:szCs w:val="28"/>
+        </w:rPr>
+        <w:t>тсут</w:t>
+      </w:r>
+      <w:r>
+        <w:rPr>
+          <w:rFonts w:ascii="Times New Roman" w:hAnsi="Times New Roman" w:cs="Times New Roman"/>
+          <w:sz w:val="28"/>
+          <w:szCs w:val="28"/>
+        </w:rPr>
+        <w:t>ствие какого либо экрана проигрыша</w:t>
+      </w:r>
+    </w:p>
+    <w:p>
+      <w:pPr>
+        <w:spacing w:line="360" w:lineRule="auto"/>
+        <w:rPr>
+          <w:rFonts w:ascii="Times New Roman" w:hAnsi="Times New Roman" w:cs="Times New Roman"/>
+          <w:sz w:val="28"/>
+          <w:szCs w:val="28"/>
+        </w:rPr>
+      </w:pPr>
+      <w:r>
+        <w:rPr>
+          <w:rFonts w:ascii="Times New Roman" w:eastAsia="Times New Roman" w:hAnsi="Times New Roman" w:cs="Times New Roman"/>
+          <w:sz w:val="28"/>
+          <w:szCs w:val="28"/>
+        </w:rPr>
+        <w:br w:type="page"/>
       </w:r>
     </w:p>
     <w:p>
@@ -1491,7 +2018,7 @@
         <w:pStyle w:val="ae"/>
         <w:numPr>
           <w:ilvl w:val="0"/>
-          <w:numId w:val="1"/>
+          <w:numId w:val="41"/>
         </w:numPr>
         <w:spacing w:after="0" w:line="360" w:lineRule="auto"/>
         <w:jc w:val="both"/>
@@ -1507,15 +2034,403 @@
           <w:sz w:val="28"/>
           <w:szCs w:val="28"/>
         </w:rPr>
-        <w:t>Отображение текущего счёта в реальном времени</w:t>
-      </w:r>
-      <w:r>
-        <w:rPr>
-          <w:rFonts w:ascii="Times New Roman" w:eastAsia="Times New Roman" w:hAnsi="Times New Roman" w:cs="Times New Roman"/>
-          <w:sz w:val="28"/>
-          <w:szCs w:val="28"/>
-        </w:rPr>
-        <w:t>;</w:t>
+        <w:lastRenderedPageBreak/>
+        <w:t>Змейка 2</w:t>
+      </w:r>
+      <w:r>
+        <w:rPr>
+          <w:rFonts w:ascii="Times New Roman" w:eastAsia="Times New Roman" w:hAnsi="Times New Roman" w:cs="Times New Roman"/>
+          <w:sz w:val="28"/>
+          <w:szCs w:val="28"/>
+          <w:lang w:val="en-US"/>
+        </w:rPr>
+        <w:t>D</w:t>
+      </w:r>
+      <w:r>
+        <w:rPr>
+          <w:rFonts w:ascii="Times New Roman" w:eastAsia="Times New Roman" w:hAnsi="Times New Roman" w:cs="Times New Roman"/>
+          <w:sz w:val="28"/>
+          <w:szCs w:val="28"/>
+        </w:rPr>
+        <w:t xml:space="preserve"> </w:t>
+      </w:r>
+      <w:r>
+        <w:rPr>
+          <w:rStyle w:val="af4"/>
+          <w:rFonts w:ascii="Times New Roman" w:eastAsia="Times New Roman" w:hAnsi="Times New Roman" w:cs="Times New Roman"/>
+          <w:sz w:val="28"/>
+          <w:szCs w:val="28"/>
+        </w:rPr>
+        <w:footnoteReference w:id="2"/>
+      </w:r>
+      <w:r>
+        <w:rPr>
+          <w:rFonts w:ascii="Times New Roman" w:eastAsia="Times New Roman" w:hAnsi="Times New Roman" w:cs="Times New Roman"/>
+          <w:sz w:val="28"/>
+          <w:szCs w:val="28"/>
+        </w:rPr>
+        <w:t xml:space="preserve">– </w:t>
+      </w:r>
+      <w:r>
+        <w:rPr>
+          <w:rFonts w:ascii="Times New Roman" w:eastAsia="Times New Roman" w:hAnsi="Times New Roman" w:cs="Times New Roman"/>
+          <w:sz w:val="28"/>
+          <w:szCs w:val="28"/>
+          <w:lang w:val="en-US"/>
+        </w:rPr>
+        <w:t>DevKD</w:t>
+      </w:r>
+      <w:r>
+        <w:rPr>
+          <w:rFonts w:ascii="Times New Roman" w:eastAsia="Times New Roman" w:hAnsi="Times New Roman" w:cs="Times New Roman"/>
+          <w:sz w:val="28"/>
+          <w:szCs w:val="28"/>
+        </w:rPr>
+        <w:t>, 27 фев. 2024года:</w:t>
+      </w:r>
+    </w:p>
+    <w:p>
+      <w:pPr>
+        <w:spacing w:after="0" w:line="360" w:lineRule="auto"/>
+        <w:ind w:firstLine="643"/>
+        <w:jc w:val="both"/>
+        <w:rPr>
+          <w:rFonts w:ascii="Times New Roman" w:eastAsia="Times New Roman" w:hAnsi="Times New Roman" w:cs="Times New Roman"/>
+          <w:sz w:val="28"/>
+          <w:szCs w:val="28"/>
+        </w:rPr>
+      </w:pPr>
+      <w:r>
+        <w:rPr>
+          <w:rFonts w:ascii="Times New Roman" w:eastAsia="Times New Roman" w:hAnsi="Times New Roman" w:cs="Times New Roman"/>
+          <w:noProof/>
+          <w:sz w:val="28"/>
+          <w:szCs w:val="28"/>
+          <w:lang w:val="en-US"/>
+        </w:rPr>
+        <w:drawing>
+          <wp:inline distT="0" distB="0" distL="0" distR="0" wp14:anchorId="7D626199" wp14:editId="2E04008F">
+            <wp:extent cx="5805054" cy="7348596"/>
+            <wp:effectExtent l="0" t="0" r="5715" b="5080"/>
+            <wp:docPr id="1209087502" name="Рисунок 1"/>
+            <wp:cNvGraphicFramePr>
+              <a:graphicFrameLocks xmlns:a="http://schemas.openxmlformats.org/drawingml/2006/main" noChangeAspect="1"/>
+            </wp:cNvGraphicFramePr>
+            <a:graphic xmlns:a="http://schemas.openxmlformats.org/drawingml/2006/main">
+              <a:graphicData uri="http://schemas.openxmlformats.org/drawingml/2006/picture">
+                <pic:pic xmlns:pic="http://schemas.openxmlformats.org/drawingml/2006/picture">
+                  <pic:nvPicPr>
+                    <pic:cNvPr id="1209087502" name="Рисунок 1"/>
+                    <pic:cNvPicPr/>
+                  </pic:nvPicPr>
+                  <pic:blipFill>
+                    <a:blip r:embed="rId11">
+                      <a:extLst>
+                        <a:ext uri="{28A0092B-C50C-407E-A947-70E740481C1C}">
+                          <a14:useLocalDpi xmlns:a14="http://schemas.microsoft.com/office/drawing/2010/main" val="0"/>
+                        </a:ext>
+                      </a:extLst>
+                    </a:blip>
+                    <a:stretch>
+                      <a:fillRect/>
+                    </a:stretch>
+                  </pic:blipFill>
+                  <pic:spPr>
+                    <a:xfrm>
+                      <a:off x="0" y="0"/>
+                      <a:ext cx="5821634" cy="7369585"/>
+                    </a:xfrm>
+                    <a:prstGeom prst="rect">
+                      <a:avLst/>
+                    </a:prstGeom>
+                  </pic:spPr>
+                </pic:pic>
+              </a:graphicData>
+            </a:graphic>
+          </wp:inline>
+        </w:drawing>
+      </w:r>
+    </w:p>
+    <w:p>
+      <w:pPr>
+        <w:pStyle w:val="ae"/>
+        <w:spacing w:line="360" w:lineRule="auto"/>
+        <w:ind w:left="643"/>
+        <w:jc w:val="center"/>
+        <w:rPr>
+          <w:rFonts w:ascii="Times New Roman" w:hAnsi="Times New Roman" w:cs="Times New Roman"/>
+          <w:sz w:val="28"/>
+          <w:szCs w:val="28"/>
+        </w:rPr>
+      </w:pPr>
+      <w:r>
+        <w:rPr>
+          <w:rFonts w:ascii="Times New Roman" w:hAnsi="Times New Roman" w:cs="Times New Roman"/>
+          <w:sz w:val="28"/>
+          <w:szCs w:val="28"/>
+        </w:rPr>
+        <w:t xml:space="preserve">Рисунок </w:t>
+      </w:r>
+      <w:r>
+        <w:rPr>
+          <w:rFonts w:ascii="Times New Roman" w:hAnsi="Times New Roman" w:cs="Times New Roman"/>
+          <w:sz w:val="28"/>
+          <w:szCs w:val="28"/>
+        </w:rPr>
+        <w:t>2</w:t>
+      </w:r>
+      <w:r>
+        <w:rPr>
+          <w:rFonts w:ascii="Times New Roman" w:hAnsi="Times New Roman" w:cs="Times New Roman"/>
+          <w:sz w:val="28"/>
+          <w:szCs w:val="28"/>
+        </w:rPr>
+        <w:t xml:space="preserve"> – Скриншот интерфейса игры «Змейка</w:t>
+      </w:r>
+      <w:r>
+        <w:rPr>
+          <w:rFonts w:ascii="Times New Roman" w:hAnsi="Times New Roman" w:cs="Times New Roman"/>
+          <w:sz w:val="28"/>
+          <w:szCs w:val="28"/>
+        </w:rPr>
+        <w:t xml:space="preserve"> 2</w:t>
+      </w:r>
+      <w:r>
+        <w:rPr>
+          <w:rFonts w:ascii="Times New Roman" w:hAnsi="Times New Roman" w:cs="Times New Roman"/>
+          <w:sz w:val="28"/>
+          <w:szCs w:val="28"/>
+          <w:lang w:val="en-US"/>
+        </w:rPr>
+        <w:t>D</w:t>
+      </w:r>
+      <w:r>
+        <w:rPr>
+          <w:rFonts w:ascii="Times New Roman" w:hAnsi="Times New Roman" w:cs="Times New Roman"/>
+          <w:sz w:val="28"/>
+          <w:szCs w:val="28"/>
+        </w:rPr>
+        <w:t>»</w:t>
+      </w:r>
+    </w:p>
+    <w:p>
+      <w:pPr>
+        <w:spacing w:line="360" w:lineRule="auto"/>
+        <w:jc w:val="both"/>
+        <w:rPr>
+          <w:rFonts w:ascii="Times New Roman" w:eastAsiaTheme="majorEastAsia" w:hAnsi="Times New Roman" w:cs="Times New Roman"/>
+          <w:sz w:val="28"/>
+          <w:szCs w:val="28"/>
+        </w:rPr>
+      </w:pPr>
+      <w:r>
+        <w:rPr>
+          <w:rFonts w:ascii="Times New Roman" w:eastAsia="Times New Roman" w:hAnsi="Times New Roman" w:cs="Times New Roman"/>
+          <w:sz w:val="28"/>
+          <w:szCs w:val="28"/>
+        </w:rPr>
+        <w:lastRenderedPageBreak/>
+        <w:t>Змейка</w:t>
+      </w:r>
+      <w:r>
+        <w:rPr>
+          <w:rFonts w:ascii="Times New Roman" w:eastAsia="Times New Roman" w:hAnsi="Times New Roman" w:cs="Times New Roman"/>
+          <w:sz w:val="28"/>
+          <w:szCs w:val="28"/>
+        </w:rPr>
+        <w:t xml:space="preserve"> 2</w:t>
+      </w:r>
+      <w:r>
+        <w:rPr>
+          <w:rFonts w:ascii="Times New Roman" w:eastAsia="Times New Roman" w:hAnsi="Times New Roman" w:cs="Times New Roman"/>
+          <w:sz w:val="28"/>
+          <w:szCs w:val="28"/>
+          <w:lang w:val="en-US"/>
+        </w:rPr>
+        <w:t>D</w:t>
+      </w:r>
+      <w:r>
+        <w:rPr>
+          <w:rFonts w:ascii="Times New Roman" w:eastAsia="Times New Roman" w:hAnsi="Times New Roman" w:cs="Times New Roman"/>
+          <w:sz w:val="28"/>
+          <w:szCs w:val="28"/>
+        </w:rPr>
+        <w:t xml:space="preserve"> (</w:t>
+      </w:r>
+      <w:r>
+        <w:rPr>
+          <w:rFonts w:ascii="Times New Roman" w:eastAsia="Times New Roman" w:hAnsi="Times New Roman" w:cs="Times New Roman"/>
+          <w:sz w:val="28"/>
+          <w:szCs w:val="28"/>
+        </w:rPr>
+        <w:t xml:space="preserve">см. </w:t>
+      </w:r>
+      <w:r>
+        <w:rPr>
+          <w:rFonts w:ascii="Times New Roman" w:eastAsia="Times New Roman" w:hAnsi="Times New Roman" w:cs="Times New Roman"/>
+          <w:sz w:val="28"/>
+          <w:szCs w:val="28"/>
+        </w:rPr>
+        <w:t>рис</w:t>
+      </w:r>
+      <w:r>
+        <w:rPr>
+          <w:rFonts w:ascii="Times New Roman" w:eastAsia="Times New Roman" w:hAnsi="Times New Roman" w:cs="Times New Roman"/>
+          <w:sz w:val="28"/>
+          <w:szCs w:val="28"/>
+        </w:rPr>
+        <w:t>унок</w:t>
+      </w:r>
+      <w:r>
+        <w:rPr>
+          <w:rFonts w:ascii="Times New Roman" w:eastAsia="Times New Roman" w:hAnsi="Times New Roman" w:cs="Times New Roman"/>
+          <w:sz w:val="28"/>
+          <w:szCs w:val="28"/>
+        </w:rPr>
+        <w:t xml:space="preserve"> </w:t>
+      </w:r>
+      <w:r>
+        <w:rPr>
+          <w:rFonts w:ascii="Times New Roman" w:eastAsia="Times New Roman" w:hAnsi="Times New Roman" w:cs="Times New Roman"/>
+          <w:sz w:val="28"/>
+          <w:szCs w:val="28"/>
+        </w:rPr>
+        <w:t>2</w:t>
+      </w:r>
+      <w:r>
+        <w:rPr>
+          <w:rFonts w:ascii="Times New Roman" w:eastAsia="Times New Roman" w:hAnsi="Times New Roman" w:cs="Times New Roman"/>
+          <w:sz w:val="28"/>
+          <w:szCs w:val="28"/>
+        </w:rPr>
+        <w:t xml:space="preserve">) – </w:t>
+      </w:r>
+      <w:r>
+        <w:rPr>
+          <w:rFonts w:ascii="Times New Roman" w:eastAsia="Times New Roman" w:hAnsi="Times New Roman" w:cs="Times New Roman"/>
+          <w:sz w:val="28"/>
+          <w:szCs w:val="28"/>
+        </w:rPr>
+        <w:t>классическая аркадная</w:t>
+      </w:r>
+      <w:r>
+        <w:rPr>
+          <w:rFonts w:ascii="Times New Roman" w:eastAsia="Times New Roman" w:hAnsi="Times New Roman" w:cs="Times New Roman"/>
+          <w:sz w:val="28"/>
+          <w:szCs w:val="28"/>
+        </w:rPr>
+        <w:t xml:space="preserve"> змейка, из популярного магазина приложений </w:t>
+      </w:r>
+      <w:r>
+        <w:rPr>
+          <w:rFonts w:ascii="Times New Roman" w:eastAsia="Times New Roman" w:hAnsi="Times New Roman" w:cs="Times New Roman"/>
+          <w:sz w:val="28"/>
+          <w:szCs w:val="28"/>
+          <w:lang w:val="en-US"/>
+        </w:rPr>
+        <w:t>Rustore</w:t>
+      </w:r>
+      <w:r>
+        <w:rPr>
+          <w:rFonts w:ascii="Times New Roman" w:eastAsia="Times New Roman" w:hAnsi="Times New Roman" w:cs="Times New Roman"/>
+          <w:sz w:val="28"/>
+          <w:szCs w:val="28"/>
+        </w:rPr>
+        <w:t xml:space="preserve">. Была разработана в </w:t>
+      </w:r>
+      <w:r>
+        <w:rPr>
+          <w:rFonts w:ascii="Times New Roman" w:eastAsia="Times New Roman" w:hAnsi="Times New Roman" w:cs="Times New Roman"/>
+          <w:sz w:val="28"/>
+          <w:szCs w:val="28"/>
+        </w:rPr>
+        <w:t xml:space="preserve">27фев. </w:t>
+      </w:r>
+      <w:r>
+        <w:rPr>
+          <w:rFonts w:ascii="Times New Roman" w:eastAsia="Times New Roman" w:hAnsi="Times New Roman" w:cs="Times New Roman"/>
+          <w:sz w:val="28"/>
+          <w:szCs w:val="28"/>
+        </w:rPr>
+        <w:t>202</w:t>
+      </w:r>
+      <w:r>
+        <w:rPr>
+          <w:rFonts w:ascii="Times New Roman" w:eastAsia="Times New Roman" w:hAnsi="Times New Roman" w:cs="Times New Roman"/>
+          <w:sz w:val="28"/>
+          <w:szCs w:val="28"/>
+        </w:rPr>
+        <w:t>4</w:t>
+      </w:r>
+      <w:r>
+        <w:rPr>
+          <w:rFonts w:ascii="Times New Roman" w:eastAsia="Times New Roman" w:hAnsi="Times New Roman" w:cs="Times New Roman"/>
+          <w:sz w:val="28"/>
+          <w:szCs w:val="28"/>
+        </w:rPr>
+        <w:t xml:space="preserve"> год</w:t>
+      </w:r>
+      <w:r>
+        <w:rPr>
+          <w:rFonts w:ascii="Times New Roman" w:eastAsia="Times New Roman" w:hAnsi="Times New Roman" w:cs="Times New Roman"/>
+          <w:sz w:val="28"/>
+          <w:szCs w:val="28"/>
+        </w:rPr>
+        <w:t>а</w:t>
+      </w:r>
+      <w:r>
+        <w:rPr>
+          <w:rFonts w:ascii="Times New Roman" w:eastAsia="Times New Roman" w:hAnsi="Times New Roman" w:cs="Times New Roman"/>
+          <w:sz w:val="28"/>
+          <w:szCs w:val="28"/>
+        </w:rPr>
+        <w:t xml:space="preserve"> разработчиком </w:t>
+      </w:r>
+      <w:r>
+        <w:rPr>
+          <w:rFonts w:ascii="Times New Roman" w:eastAsia="Times New Roman" w:hAnsi="Times New Roman" w:cs="Times New Roman"/>
+          <w:sz w:val="28"/>
+          <w:szCs w:val="28"/>
+          <w:lang w:val="en-US"/>
+        </w:rPr>
+        <w:t>DevKD</w:t>
+      </w:r>
+      <w:r>
+        <w:rPr>
+          <w:rFonts w:ascii="Times New Roman" w:eastAsiaTheme="majorEastAsia" w:hAnsi="Times New Roman" w:cs="Times New Roman"/>
+          <w:sz w:val="28"/>
+          <w:szCs w:val="28"/>
+        </w:rPr>
+        <w:t>.</w:t>
+      </w:r>
+    </w:p>
+    <w:p>
+      <w:pPr>
+        <w:spacing w:after="0" w:line="360" w:lineRule="auto"/>
+        <w:jc w:val="both"/>
+        <w:rPr>
+          <w:rFonts w:ascii="Times New Roman" w:hAnsi="Times New Roman" w:cs="Times New Roman"/>
+          <w:sz w:val="28"/>
+          <w:szCs w:val="28"/>
+          <w:lang w:val="en-US"/>
+        </w:rPr>
+      </w:pPr>
+      <w:r>
+        <w:rPr>
+          <w:rFonts w:ascii="Times New Roman" w:eastAsiaTheme="majorEastAsia" w:hAnsi="Times New Roman" w:cs="Times New Roman"/>
+          <w:sz w:val="28"/>
+          <w:szCs w:val="28"/>
+        </w:rPr>
+        <w:t>Преимущества</w:t>
+      </w:r>
+      <w:r>
+        <w:rPr>
+          <w:rFonts w:ascii="Times New Roman" w:hAnsi="Times New Roman" w:cs="Times New Roman"/>
+          <w:sz w:val="28"/>
+          <w:szCs w:val="28"/>
+          <w:lang w:val="en-US"/>
+        </w:rPr>
+        <w:t>:</w:t>
       </w:r>
     </w:p>
     <w:p>
@@ -1523,7 +2438,208 @@
         <w:pStyle w:val="ae"/>
         <w:numPr>
           <w:ilvl w:val="0"/>
-          <w:numId w:val="1"/>
+          <w:numId w:val="42"/>
+        </w:numPr>
+        <w:suppressAutoHyphens w:val="0"/>
+        <w:spacing w:after="0" w:line="360" w:lineRule="auto"/>
+        <w:ind w:left="709"/>
+        <w:jc w:val="both"/>
+        <w:rPr>
+          <w:rFonts w:ascii="Times New Roman" w:hAnsi="Times New Roman" w:cs="Times New Roman"/>
+          <w:sz w:val="28"/>
+          <w:szCs w:val="28"/>
+        </w:rPr>
+      </w:pPr>
+      <w:r>
+        <w:rPr>
+          <w:rFonts w:ascii="Times New Roman" w:hAnsi="Times New Roman" w:cs="Times New Roman"/>
+          <w:sz w:val="28"/>
+          <w:szCs w:val="28"/>
+        </w:rPr>
+        <w:t xml:space="preserve">Простая, но </w:t>
+      </w:r>
+      <w:r>
+        <w:rPr>
+          <w:rFonts w:ascii="Times New Roman" w:hAnsi="Times New Roman" w:cs="Times New Roman"/>
+          <w:sz w:val="28"/>
+          <w:szCs w:val="28"/>
+        </w:rPr>
+        <w:t>проверенная механика</w:t>
+      </w:r>
+      <w:r>
+        <w:rPr>
+          <w:rFonts w:ascii="Times New Roman" w:hAnsi="Times New Roman" w:cs="Times New Roman"/>
+          <w:sz w:val="28"/>
+          <w:szCs w:val="28"/>
+        </w:rPr>
+        <w:t>;</w:t>
+      </w:r>
+    </w:p>
+    <w:p>
+      <w:pPr>
+        <w:pStyle w:val="ae"/>
+        <w:numPr>
+          <w:ilvl w:val="0"/>
+          <w:numId w:val="42"/>
+        </w:numPr>
+        <w:suppressAutoHyphens w:val="0"/>
+        <w:spacing w:after="0" w:line="360" w:lineRule="auto"/>
+        <w:ind w:left="709"/>
+        <w:jc w:val="both"/>
+        <w:rPr>
+          <w:rFonts w:ascii="Times New Roman" w:hAnsi="Times New Roman" w:cs="Times New Roman"/>
+          <w:sz w:val="28"/>
+          <w:szCs w:val="28"/>
+        </w:rPr>
+      </w:pPr>
+      <w:r>
+        <w:rPr>
+          <w:rFonts w:ascii="Times New Roman" w:hAnsi="Times New Roman" w:cs="Times New Roman"/>
+          <w:sz w:val="28"/>
+          <w:szCs w:val="28"/>
+        </w:rPr>
+        <w:t>н</w:t>
+      </w:r>
+      <w:r>
+        <w:rPr>
+          <w:rFonts w:ascii="Times New Roman" w:hAnsi="Times New Roman" w:cs="Times New Roman"/>
+          <w:sz w:val="28"/>
+          <w:szCs w:val="28"/>
+        </w:rPr>
+        <w:t>остальгичный визуальный стиль</w:t>
+      </w:r>
+      <w:r>
+        <w:rPr>
+          <w:rFonts w:ascii="Times New Roman" w:hAnsi="Times New Roman" w:cs="Times New Roman"/>
+          <w:sz w:val="28"/>
+          <w:szCs w:val="28"/>
+        </w:rPr>
+        <w:t>;</w:t>
+      </w:r>
+    </w:p>
+    <w:p>
+      <w:pPr>
+        <w:spacing w:after="0" w:line="360" w:lineRule="auto"/>
+        <w:jc w:val="both"/>
+        <w:rPr>
+          <w:rFonts w:ascii="Times New Roman" w:hAnsi="Times New Roman" w:cs="Times New Roman"/>
+          <w:sz w:val="28"/>
+          <w:szCs w:val="28"/>
+        </w:rPr>
+      </w:pPr>
+      <w:r>
+        <w:rPr>
+          <w:rFonts w:ascii="Times New Roman" w:eastAsiaTheme="majorEastAsia" w:hAnsi="Times New Roman" w:cs="Times New Roman"/>
+          <w:sz w:val="28"/>
+          <w:szCs w:val="28"/>
+        </w:rPr>
+        <w:t>Недостатки</w:t>
+      </w:r>
+      <w:r>
+        <w:rPr>
+          <w:rFonts w:ascii="Times New Roman" w:hAnsi="Times New Roman" w:cs="Times New Roman"/>
+          <w:sz w:val="28"/>
+          <w:szCs w:val="28"/>
+        </w:rPr>
+        <w:t>:</w:t>
+      </w:r>
+    </w:p>
+    <w:p>
+      <w:pPr>
+        <w:numPr>
+          <w:ilvl w:val="0"/>
+          <w:numId w:val="43"/>
+        </w:numPr>
+        <w:suppressAutoHyphens w:val="0"/>
+        <w:spacing w:after="0" w:line="360" w:lineRule="auto"/>
+        <w:jc w:val="both"/>
+        <w:rPr>
+          <w:rFonts w:ascii="Times New Roman" w:hAnsi="Times New Roman" w:cs="Times New Roman"/>
+          <w:sz w:val="28"/>
+          <w:szCs w:val="28"/>
+        </w:rPr>
+      </w:pPr>
+      <w:r>
+        <w:rPr>
+          <w:rFonts w:ascii="Times New Roman" w:hAnsi="Times New Roman" w:cs="Times New Roman"/>
+          <w:sz w:val="28"/>
+          <w:szCs w:val="28"/>
+        </w:rPr>
+        <w:t>Возможны зависания, особенно при первом запуске</w:t>
+      </w:r>
+      <w:r>
+        <w:rPr>
+          <w:rFonts w:ascii="Times New Roman" w:hAnsi="Times New Roman" w:cs="Times New Roman"/>
+          <w:sz w:val="28"/>
+          <w:szCs w:val="28"/>
+        </w:rPr>
+        <w:t>;</w:t>
+      </w:r>
+    </w:p>
+    <w:p>
+      <w:pPr>
+        <w:numPr>
+          <w:ilvl w:val="0"/>
+          <w:numId w:val="43"/>
+        </w:numPr>
+        <w:suppressAutoHyphens w:val="0"/>
+        <w:spacing w:after="0" w:line="360" w:lineRule="auto"/>
+        <w:jc w:val="both"/>
+        <w:rPr>
+          <w:rFonts w:ascii="Times New Roman" w:hAnsi="Times New Roman" w:cs="Times New Roman"/>
+          <w:sz w:val="28"/>
+          <w:szCs w:val="28"/>
+        </w:rPr>
+      </w:pPr>
+      <w:r>
+        <w:rPr>
+          <w:rFonts w:ascii="Times New Roman" w:hAnsi="Times New Roman" w:cs="Times New Roman"/>
+          <w:sz w:val="28"/>
+          <w:szCs w:val="28"/>
+        </w:rPr>
+        <w:t>о</w:t>
+      </w:r>
+      <w:r>
+        <w:rPr>
+          <w:rFonts w:ascii="Times New Roman" w:hAnsi="Times New Roman" w:cs="Times New Roman"/>
+          <w:sz w:val="28"/>
+          <w:szCs w:val="28"/>
+        </w:rPr>
+        <w:t>тсутствие какого либо экрана проигрыша</w:t>
+      </w:r>
+      <w:r>
+        <w:rPr>
+          <w:rFonts w:ascii="Times New Roman" w:hAnsi="Times New Roman" w:cs="Times New Roman"/>
+          <w:sz w:val="28"/>
+          <w:szCs w:val="28"/>
+        </w:rPr>
+        <w:t>;</w:t>
+      </w:r>
+    </w:p>
+    <w:p>
+      <w:pPr>
+        <w:spacing w:after="0" w:line="240" w:lineRule="auto"/>
+        <w:rPr>
+          <w:rFonts w:ascii="Times New Roman" w:hAnsi="Times New Roman" w:cs="Times New Roman"/>
+          <w:sz w:val="28"/>
+          <w:szCs w:val="28"/>
+        </w:rPr>
+      </w:pPr>
+      <w:r>
+        <w:rPr>
+          <w:rFonts w:ascii="Times New Roman" w:hAnsi="Times New Roman" w:cs="Times New Roman"/>
+          <w:sz w:val="28"/>
+          <w:szCs w:val="28"/>
+        </w:rPr>
+        <w:br w:type="page"/>
+      </w:r>
+    </w:p>
+    <w:p>
+      <w:pPr>
+        <w:pStyle w:val="ae"/>
+        <w:numPr>
+          <w:ilvl w:val="0"/>
+          <w:numId w:val="41"/>
         </w:numPr>
         <w:spacing w:after="0" w:line="360" w:lineRule="auto"/>
         <w:jc w:val="both"/>
@@ -1539,71 +2655,521 @@
           <w:sz w:val="28"/>
           <w:szCs w:val="28"/>
         </w:rPr>
-        <w:t xml:space="preserve">Конец игры и рестарт: </w:t>
-      </w:r>
-      <w:r>
-        <w:rPr>
-          <w:rFonts w:ascii="Times New Roman" w:eastAsia="Times New Roman" w:hAnsi="Times New Roman" w:cs="Times New Roman"/>
-          <w:sz w:val="28"/>
-          <w:szCs w:val="28"/>
-        </w:rPr>
-        <w:t>п</w:t>
-      </w:r>
-      <w:r>
-        <w:rPr>
-          <w:rFonts w:ascii="Times New Roman" w:eastAsia="Times New Roman" w:hAnsi="Times New Roman" w:cs="Times New Roman"/>
-          <w:sz w:val="28"/>
-          <w:szCs w:val="28"/>
-        </w:rPr>
-        <w:t>ри проигрыше отображается сообщение о завершении игры (например, «Game Over»). Для повторной игры необходимо перезапустить программу</w:t>
-      </w:r>
-      <w:r>
-        <w:rPr>
-          <w:rFonts w:ascii="Times New Roman" w:eastAsia="Times New Roman" w:hAnsi="Times New Roman" w:cs="Times New Roman"/>
-          <w:sz w:val="28"/>
-          <w:szCs w:val="28"/>
-        </w:rPr>
-        <w:t>;</w:t>
+        <w:lastRenderedPageBreak/>
+        <w:t>Змейка</w:t>
+      </w:r>
+      <w:r>
+        <w:rPr>
+          <w:rStyle w:val="af4"/>
+          <w:rFonts w:ascii="Times New Roman" w:eastAsia="Times New Roman" w:hAnsi="Times New Roman" w:cs="Times New Roman"/>
+          <w:sz w:val="28"/>
+          <w:szCs w:val="28"/>
+        </w:rPr>
+        <w:footnoteReference w:id="3"/>
+      </w:r>
+      <w:r>
+        <w:rPr>
+          <w:rFonts w:ascii="Times New Roman" w:eastAsia="Times New Roman" w:hAnsi="Times New Roman" w:cs="Times New Roman"/>
+          <w:sz w:val="28"/>
+          <w:szCs w:val="28"/>
+        </w:rPr>
+        <w:t xml:space="preserve"> –</w:t>
+      </w:r>
+      <w:r>
+        <w:rPr>
+          <w:rFonts w:ascii="Times New Roman" w:eastAsia="Times New Roman" w:hAnsi="Times New Roman" w:cs="Times New Roman"/>
+          <w:sz w:val="28"/>
+          <w:szCs w:val="28"/>
+        </w:rPr>
+        <w:t xml:space="preserve"> </w:t>
+      </w:r>
+      <w:r>
+        <w:rPr>
+          <w:rFonts w:ascii="Times New Roman" w:eastAsia="Times New Roman" w:hAnsi="Times New Roman" w:cs="Times New Roman"/>
+          <w:sz w:val="28"/>
+          <w:szCs w:val="28"/>
+          <w:lang w:val="en-US"/>
+        </w:rPr>
+        <w:t>SpateTech</w:t>
+      </w:r>
+      <w:r>
+        <w:rPr>
+          <w:rFonts w:ascii="Times New Roman" w:eastAsia="Times New Roman" w:hAnsi="Times New Roman" w:cs="Times New Roman"/>
+          <w:sz w:val="28"/>
+          <w:szCs w:val="28"/>
+        </w:rPr>
+        <w:t xml:space="preserve">, </w:t>
+      </w:r>
+      <w:r>
+        <w:rPr>
+          <w:rFonts w:ascii="Times New Roman" w:eastAsia="Times New Roman" w:hAnsi="Times New Roman" w:cs="Times New Roman"/>
+          <w:sz w:val="28"/>
+          <w:szCs w:val="28"/>
+          <w:lang w:val="en-US"/>
+        </w:rPr>
+        <w:t>23</w:t>
+      </w:r>
+      <w:r>
+        <w:rPr>
+          <w:rFonts w:ascii="Times New Roman" w:eastAsia="Times New Roman" w:hAnsi="Times New Roman" w:cs="Times New Roman"/>
+          <w:sz w:val="28"/>
+          <w:szCs w:val="28"/>
+        </w:rPr>
+        <w:t xml:space="preserve">мар. </w:t>
+      </w:r>
+      <w:r>
+        <w:rPr>
+          <w:rFonts w:ascii="Times New Roman" w:eastAsia="Times New Roman" w:hAnsi="Times New Roman" w:cs="Times New Roman"/>
+          <w:sz w:val="28"/>
+          <w:szCs w:val="28"/>
+        </w:rPr>
+        <w:t>202</w:t>
+      </w:r>
+      <w:r>
+        <w:rPr>
+          <w:rFonts w:ascii="Times New Roman" w:eastAsia="Times New Roman" w:hAnsi="Times New Roman" w:cs="Times New Roman"/>
+          <w:sz w:val="28"/>
+          <w:szCs w:val="28"/>
+        </w:rPr>
+        <w:t>4</w:t>
+      </w:r>
+      <w:r>
+        <w:rPr>
+          <w:rFonts w:ascii="Times New Roman" w:eastAsia="Times New Roman" w:hAnsi="Times New Roman" w:cs="Times New Roman"/>
+          <w:sz w:val="28"/>
+          <w:szCs w:val="28"/>
+        </w:rPr>
+        <w:t xml:space="preserve"> год:</w:t>
+      </w:r>
+    </w:p>
+    <w:p>
+      <w:pPr>
+        <w:spacing w:after="0" w:line="360" w:lineRule="auto"/>
+        <w:ind w:firstLine="643"/>
+        <w:rPr>
+          <w:rFonts w:ascii="Times New Roman" w:eastAsia="Times New Roman" w:hAnsi="Times New Roman" w:cs="Times New Roman"/>
+          <w:sz w:val="28"/>
+          <w:szCs w:val="28"/>
+        </w:rPr>
+      </w:pPr>
+      <w:r>
+        <w:rPr>
+          <w:rFonts w:ascii="Times New Roman" w:eastAsia="Times New Roman" w:hAnsi="Times New Roman" w:cs="Times New Roman"/>
+          <w:noProof/>
+          <w:sz w:val="28"/>
+          <w:szCs w:val="28"/>
+          <w:lang w:val="en-US"/>
+        </w:rPr>
+        <w:drawing>
+          <wp:inline distT="0" distB="0" distL="0" distR="0" wp14:anchorId="2AFE1271" wp14:editId="15424566">
+            <wp:extent cx="5638800" cy="5361894"/>
+            <wp:effectExtent l="0" t="0" r="0" b="0"/>
+            <wp:docPr id="1211606436" name="Рисунок 1"/>
+            <wp:cNvGraphicFramePr>
+              <a:graphicFrameLocks xmlns:a="http://schemas.openxmlformats.org/drawingml/2006/main" noChangeAspect="1"/>
+            </wp:cNvGraphicFramePr>
+            <a:graphic xmlns:a="http://schemas.openxmlformats.org/drawingml/2006/main">
+              <a:graphicData uri="http://schemas.openxmlformats.org/drawingml/2006/picture">
+                <pic:pic xmlns:pic="http://schemas.openxmlformats.org/drawingml/2006/picture">
+                  <pic:nvPicPr>
+                    <pic:cNvPr id="1211606436" name="Рисунок 1"/>
+                    <pic:cNvPicPr/>
+                  </pic:nvPicPr>
+                  <pic:blipFill>
+                    <a:blip r:embed="rId12">
+                      <a:extLst>
+                        <a:ext uri="{28A0092B-C50C-407E-A947-70E740481C1C}">
+                          <a14:useLocalDpi xmlns:a14="http://schemas.microsoft.com/office/drawing/2010/main" val="0"/>
+                        </a:ext>
+                      </a:extLst>
+                    </a:blip>
+                    <a:stretch>
+                      <a:fillRect/>
+                    </a:stretch>
+                  </pic:blipFill>
+                  <pic:spPr>
+                    <a:xfrm>
+                      <a:off x="0" y="0"/>
+                      <a:ext cx="5651410" cy="5373884"/>
+                    </a:xfrm>
+                    <a:prstGeom prst="rect">
+                      <a:avLst/>
+                    </a:prstGeom>
+                  </pic:spPr>
+                </pic:pic>
+              </a:graphicData>
+            </a:graphic>
+          </wp:inline>
+        </w:drawing>
       </w:r>
     </w:p>
     <w:p>
       <w:pPr>
         <w:pStyle w:val="ae"/>
+        <w:spacing w:line="360" w:lineRule="auto"/>
+        <w:ind w:left="643"/>
+        <w:jc w:val="center"/>
+        <w:rPr>
+          <w:rFonts w:ascii="Times New Roman" w:hAnsi="Times New Roman" w:cs="Times New Roman"/>
+          <w:sz w:val="28"/>
+          <w:szCs w:val="28"/>
+        </w:rPr>
+      </w:pPr>
+      <w:r>
+        <w:rPr>
+          <w:rFonts w:ascii="Times New Roman" w:hAnsi="Times New Roman" w:cs="Times New Roman"/>
+          <w:sz w:val="28"/>
+          <w:szCs w:val="28"/>
+        </w:rPr>
+        <w:t xml:space="preserve">Рисунок </w:t>
+      </w:r>
+      <w:r>
+        <w:rPr>
+          <w:rFonts w:ascii="Times New Roman" w:hAnsi="Times New Roman" w:cs="Times New Roman"/>
+          <w:sz w:val="28"/>
+          <w:szCs w:val="28"/>
+        </w:rPr>
+        <w:t>3</w:t>
+      </w:r>
+      <w:r>
+        <w:rPr>
+          <w:rFonts w:ascii="Times New Roman" w:hAnsi="Times New Roman" w:cs="Times New Roman"/>
+          <w:sz w:val="28"/>
+          <w:szCs w:val="28"/>
+        </w:rPr>
+        <w:t xml:space="preserve"> – Скриншот интерфейса игры «Змейка!»</w:t>
+      </w:r>
+    </w:p>
+    <w:p>
+      <w:pPr>
+        <w:spacing w:line="360" w:lineRule="auto"/>
+        <w:jc w:val="both"/>
+        <w:rPr>
+          <w:rFonts w:ascii="Times New Roman" w:eastAsiaTheme="majorEastAsia" w:hAnsi="Times New Roman" w:cs="Times New Roman"/>
+          <w:sz w:val="28"/>
+          <w:szCs w:val="28"/>
+          <w:lang w:val="en-US"/>
+        </w:rPr>
+      </w:pPr>
+      <w:r>
+        <w:rPr>
+          <w:rFonts w:ascii="Times New Roman" w:eastAsia="Times New Roman" w:hAnsi="Times New Roman" w:cs="Times New Roman"/>
+          <w:sz w:val="28"/>
+          <w:szCs w:val="28"/>
+        </w:rPr>
+        <w:t xml:space="preserve">Змейка (рис. </w:t>
+      </w:r>
+      <w:r>
+        <w:rPr>
+          <w:rFonts w:ascii="Times New Roman" w:eastAsia="Times New Roman" w:hAnsi="Times New Roman" w:cs="Times New Roman"/>
+          <w:sz w:val="28"/>
+          <w:szCs w:val="28"/>
+        </w:rPr>
+        <w:t>3</w:t>
+      </w:r>
+      <w:r>
+        <w:rPr>
+          <w:rFonts w:ascii="Times New Roman" w:eastAsia="Times New Roman" w:hAnsi="Times New Roman" w:cs="Times New Roman"/>
+          <w:sz w:val="28"/>
+          <w:szCs w:val="28"/>
+        </w:rPr>
+        <w:t xml:space="preserve">) – </w:t>
+      </w:r>
+      <w:r>
+        <w:rPr>
+          <w:rFonts w:ascii="Times New Roman" w:eastAsia="Times New Roman" w:hAnsi="Times New Roman" w:cs="Times New Roman"/>
+          <w:sz w:val="28"/>
+          <w:szCs w:val="28"/>
+        </w:rPr>
+        <w:t xml:space="preserve">классическая аркадная змейка, из популярного магазина приложений </w:t>
+      </w:r>
+      <w:r>
+        <w:rPr>
+          <w:rFonts w:ascii="Times New Roman" w:eastAsia="Times New Roman" w:hAnsi="Times New Roman" w:cs="Times New Roman"/>
+          <w:sz w:val="28"/>
+          <w:szCs w:val="28"/>
+          <w:lang w:val="en-US"/>
+        </w:rPr>
+        <w:t>Rustore</w:t>
+      </w:r>
+      <w:r>
+        <w:rPr>
+          <w:rFonts w:ascii="Times New Roman" w:eastAsia="Times New Roman" w:hAnsi="Times New Roman" w:cs="Times New Roman"/>
+          <w:sz w:val="28"/>
+          <w:szCs w:val="28"/>
+        </w:rPr>
+        <w:t xml:space="preserve">. Была разработана в 23мар. 2024 года разработчиком </w:t>
+      </w:r>
+      <w:r>
+        <w:rPr>
+          <w:rFonts w:ascii="Times New Roman" w:eastAsia="Times New Roman" w:hAnsi="Times New Roman" w:cs="Times New Roman"/>
+          <w:sz w:val="28"/>
+          <w:szCs w:val="28"/>
+          <w:lang w:val="en-US"/>
+        </w:rPr>
+        <w:t>SpateTech.</w:t>
+      </w:r>
+    </w:p>
+    <w:p>
+      <w:pPr>
+        <w:spacing w:line="360" w:lineRule="auto"/>
+        <w:rPr>
+          <w:rFonts w:ascii="Times New Roman" w:hAnsi="Times New Roman" w:cs="Times New Roman"/>
+          <w:sz w:val="28"/>
+          <w:szCs w:val="28"/>
+          <w:lang w:val="en-US"/>
+        </w:rPr>
+      </w:pPr>
+      <w:r>
+        <w:rPr>
+          <w:rFonts w:ascii="Times New Roman" w:eastAsiaTheme="majorEastAsia" w:hAnsi="Times New Roman" w:cs="Times New Roman"/>
+          <w:sz w:val="28"/>
+          <w:szCs w:val="28"/>
+        </w:rPr>
+        <w:t>Преимущества</w:t>
+      </w:r>
+      <w:r>
+        <w:rPr>
+          <w:rFonts w:ascii="Times New Roman" w:hAnsi="Times New Roman" w:cs="Times New Roman"/>
+          <w:sz w:val="28"/>
+          <w:szCs w:val="28"/>
+          <w:lang w:val="en-US"/>
+        </w:rPr>
+        <w:t>:</w:t>
+      </w:r>
+    </w:p>
+    <w:p>
+      <w:pPr>
         <w:numPr>
           <w:ilvl w:val="0"/>
-          <w:numId w:val="1"/>
+          <w:numId w:val="44"/>
         </w:numPr>
+        <w:suppressAutoHyphens w:val="0"/>
         <w:spacing w:after="0" w:line="360" w:lineRule="auto"/>
         <w:jc w:val="both"/>
         <w:rPr>
-          <w:rFonts w:ascii="Times New Roman" w:eastAsia="Times New Roman" w:hAnsi="Times New Roman" w:cs="Times New Roman"/>
-          <w:sz w:val="28"/>
-          <w:szCs w:val="28"/>
-        </w:rPr>
-      </w:pPr>
-      <w:r>
-        <w:rPr>
-          <w:rFonts w:ascii="Times New Roman" w:eastAsia="Times New Roman" w:hAnsi="Times New Roman" w:cs="Times New Roman"/>
-          <w:sz w:val="28"/>
-          <w:szCs w:val="28"/>
-        </w:rPr>
-        <w:t xml:space="preserve">Простота восприятия: </w:t>
-      </w:r>
-      <w:r>
-        <w:rPr>
-          <w:rFonts w:ascii="Times New Roman" w:eastAsia="Times New Roman" w:hAnsi="Times New Roman" w:cs="Times New Roman"/>
-          <w:sz w:val="28"/>
-          <w:szCs w:val="28"/>
-        </w:rPr>
-        <w:t>ч</w:t>
-      </w:r>
-      <w:r>
-        <w:rPr>
-          <w:rFonts w:ascii="Times New Roman" w:eastAsia="Times New Roman" w:hAnsi="Times New Roman" w:cs="Times New Roman"/>
-          <w:sz w:val="28"/>
-          <w:szCs w:val="28"/>
-        </w:rPr>
-        <w:t>ёткое графическое представление игровых объектов (змейка, еда) на контрастном фоне</w:t>
+          <w:rFonts w:ascii="Times New Roman" w:hAnsi="Times New Roman" w:cs="Times New Roman"/>
+          <w:sz w:val="28"/>
+          <w:szCs w:val="28"/>
+        </w:rPr>
+      </w:pPr>
+      <w:r>
+        <w:rPr>
+          <w:rFonts w:ascii="Times New Roman" w:hAnsi="Times New Roman" w:cs="Times New Roman"/>
+          <w:sz w:val="28"/>
+          <w:szCs w:val="28"/>
+        </w:rPr>
+        <w:t>Четкое и отзывчивое управление кнопками;</w:t>
+      </w:r>
+    </w:p>
+    <w:p>
+      <w:pPr>
+        <w:numPr>
+          <w:ilvl w:val="0"/>
+          <w:numId w:val="44"/>
+        </w:numPr>
+        <w:suppressAutoHyphens w:val="0"/>
+        <w:spacing w:after="0" w:line="360" w:lineRule="auto"/>
+        <w:jc w:val="both"/>
+        <w:rPr>
+          <w:rFonts w:ascii="Times New Roman" w:hAnsi="Times New Roman" w:cs="Times New Roman"/>
+          <w:sz w:val="28"/>
+          <w:szCs w:val="28"/>
+        </w:rPr>
+      </w:pPr>
+      <w:r>
+        <w:rPr>
+          <w:rFonts w:ascii="Times New Roman" w:hAnsi="Times New Roman" w:cs="Times New Roman"/>
+          <w:sz w:val="28"/>
+          <w:szCs w:val="28"/>
+        </w:rPr>
+        <w:t>ностальгическая графика в стиле старых тетрисов;</w:t>
+      </w:r>
+    </w:p>
+    <w:p>
+      <w:pPr>
+        <w:spacing w:after="0" w:line="360" w:lineRule="auto"/>
+        <w:jc w:val="both"/>
+        <w:rPr>
+          <w:rFonts w:ascii="Times New Roman" w:hAnsi="Times New Roman" w:cs="Times New Roman"/>
+          <w:sz w:val="28"/>
+          <w:szCs w:val="28"/>
+        </w:rPr>
+      </w:pPr>
+      <w:r>
+        <w:rPr>
+          <w:rFonts w:ascii="Times New Roman" w:eastAsiaTheme="majorEastAsia" w:hAnsi="Times New Roman" w:cs="Times New Roman"/>
+          <w:sz w:val="28"/>
+          <w:szCs w:val="28"/>
+        </w:rPr>
+        <w:t>Недостатки</w:t>
+      </w:r>
+      <w:r>
+        <w:rPr>
+          <w:rFonts w:ascii="Times New Roman" w:hAnsi="Times New Roman" w:cs="Times New Roman"/>
+          <w:sz w:val="28"/>
+          <w:szCs w:val="28"/>
+        </w:rPr>
+        <w:t>:</w:t>
+      </w:r>
+    </w:p>
+    <w:p>
+      <w:pPr>
+        <w:numPr>
+          <w:ilvl w:val="0"/>
+          <w:numId w:val="45"/>
+        </w:numPr>
+        <w:suppressAutoHyphens w:val="0"/>
+        <w:spacing w:after="0" w:line="360" w:lineRule="auto"/>
+        <w:jc w:val="both"/>
+        <w:rPr>
+          <w:rFonts w:ascii="Times New Roman" w:hAnsi="Times New Roman" w:cs="Times New Roman"/>
+          <w:sz w:val="28"/>
+          <w:szCs w:val="28"/>
+        </w:rPr>
+      </w:pPr>
+      <w:r>
+        <w:rPr>
+          <w:rFonts w:ascii="Times New Roman" w:hAnsi="Times New Roman" w:cs="Times New Roman"/>
+          <w:sz w:val="28"/>
+          <w:szCs w:val="28"/>
+        </w:rPr>
+        <w:lastRenderedPageBreak/>
+        <w:t xml:space="preserve">Недоработана логика передвижения змейки(В игре она может двигаться </w:t>
+      </w:r>
+      <w:r>
+        <w:rPr>
+          <w:rFonts w:ascii="Times New Roman" w:hAnsi="Times New Roman" w:cs="Times New Roman"/>
+          <w:sz w:val="28"/>
+          <w:szCs w:val="28"/>
+        </w:rPr>
+        <w:t>сама в себя</w:t>
+      </w:r>
+      <w:r>
+        <w:rPr>
+          <w:rFonts w:ascii="Times New Roman" w:hAnsi="Times New Roman" w:cs="Times New Roman"/>
+          <w:sz w:val="28"/>
+          <w:szCs w:val="28"/>
+        </w:rPr>
+        <w:t>)</w:t>
+      </w:r>
+      <w:r>
+        <w:rPr>
+          <w:rFonts w:ascii="Times New Roman" w:hAnsi="Times New Roman" w:cs="Times New Roman"/>
+          <w:sz w:val="28"/>
+          <w:szCs w:val="28"/>
+        </w:rPr>
+        <w:t>;</w:t>
+      </w:r>
+    </w:p>
+    <w:p>
+      <w:pPr>
+        <w:numPr>
+          <w:ilvl w:val="0"/>
+          <w:numId w:val="45"/>
+        </w:numPr>
+        <w:suppressAutoHyphens w:val="0"/>
+        <w:spacing w:after="0" w:line="360" w:lineRule="auto"/>
+        <w:jc w:val="both"/>
+        <w:rPr>
+          <w:rFonts w:ascii="Times New Roman" w:hAnsi="Times New Roman" w:cs="Times New Roman"/>
+          <w:sz w:val="28"/>
+          <w:szCs w:val="28"/>
+        </w:rPr>
+      </w:pPr>
+      <w:r>
+        <w:rPr>
+          <w:rFonts w:ascii="Times New Roman" w:hAnsi="Times New Roman" w:cs="Times New Roman"/>
+          <w:sz w:val="28"/>
+          <w:szCs w:val="28"/>
+        </w:rPr>
+        <w:t>о</w:t>
+      </w:r>
+      <w:r>
+        <w:rPr>
+          <w:rFonts w:ascii="Times New Roman" w:hAnsi="Times New Roman" w:cs="Times New Roman"/>
+          <w:sz w:val="28"/>
+          <w:szCs w:val="28"/>
+        </w:rPr>
+        <w:t>тсутствие какого либо экрана проигрыша</w:t>
+      </w:r>
+      <w:r>
+        <w:rPr>
+          <w:rFonts w:ascii="Times New Roman" w:hAnsi="Times New Roman" w:cs="Times New Roman"/>
+          <w:sz w:val="28"/>
+          <w:szCs w:val="28"/>
+        </w:rPr>
+        <w:t>;</w:t>
+      </w:r>
+    </w:p>
+    <w:p>
+      <w:pPr>
+        <w:numPr>
+          <w:ilvl w:val="0"/>
+          <w:numId w:val="45"/>
+        </w:numPr>
+        <w:suppressAutoHyphens w:val="0"/>
+        <w:spacing w:after="0" w:line="360" w:lineRule="auto"/>
+        <w:jc w:val="both"/>
+        <w:rPr>
+          <w:rFonts w:ascii="Times New Roman" w:hAnsi="Times New Roman" w:cs="Times New Roman"/>
+          <w:sz w:val="28"/>
+          <w:szCs w:val="28"/>
+        </w:rPr>
+      </w:pPr>
+      <w:r>
+        <w:rPr>
+          <w:rFonts w:ascii="Times New Roman" w:hAnsi="Times New Roman" w:cs="Times New Roman"/>
+          <w:sz w:val="28"/>
+          <w:szCs w:val="28"/>
+        </w:rPr>
+        <w:t>отсутствие сохранения рекорда</w:t>
+      </w:r>
+    </w:p>
+    <w:p>
+      <w:pPr>
+        <w:spacing w:after="0" w:line="240" w:lineRule="auto"/>
+        <w:rPr>
+          <w:rFonts w:ascii="Times New Roman" w:eastAsia="Times New Roman" w:hAnsi="Times New Roman" w:cs="Times New Roman"/>
+          <w:b/>
+          <w:bCs/>
+          <w:sz w:val="28"/>
+          <w:szCs w:val="28"/>
+        </w:rPr>
+      </w:pPr>
+      <w:r>
+        <w:rPr>
+          <w:rFonts w:ascii="Times New Roman" w:eastAsia="Times New Roman" w:hAnsi="Times New Roman" w:cs="Times New Roman"/>
+          <w:b/>
+          <w:bCs/>
+          <w:sz w:val="28"/>
+          <w:szCs w:val="28"/>
+        </w:rPr>
+        <w:br w:type="page"/>
+      </w:r>
+    </w:p>
+    <w:p>
+      <w:pPr>
+        <w:spacing w:after="0" w:line="360" w:lineRule="auto"/>
+        <w:jc w:val="both"/>
+        <w:rPr>
+          <w:rFonts w:ascii="Times New Roman" w:eastAsia="Times New Roman" w:hAnsi="Times New Roman" w:cs="Times New Roman"/>
+          <w:b/>
+          <w:bCs/>
+          <w:sz w:val="28"/>
+          <w:szCs w:val="28"/>
+        </w:rPr>
+      </w:pPr>
+      <w:r>
+        <w:rPr>
+          <w:rFonts w:ascii="Times New Roman" w:eastAsia="Times New Roman" w:hAnsi="Times New Roman" w:cs="Times New Roman"/>
+          <w:b/>
+          <w:bCs/>
+          <w:sz w:val="28"/>
+          <w:szCs w:val="28"/>
+        </w:rPr>
+        <w:lastRenderedPageBreak/>
+        <w:t>Вывод по работе</w:t>
       </w:r>
     </w:p>
     <w:p>
@@ -1617,121 +3183,13 @@
           <w:szCs w:val="28"/>
         </w:rPr>
       </w:pPr>
-    </w:p>
-    <w:p>
-      <w:pPr>
-        <w:spacing w:after="0" w:line="360" w:lineRule="auto"/>
-        <w:ind w:firstLine="709"/>
-        <w:jc w:val="both"/>
-        <w:rPr>
-          <w:rFonts w:ascii="Times New Roman" w:eastAsia="Times New Roman" w:hAnsi="Times New Roman" w:cs="Times New Roman"/>
-          <w:b/>
-          <w:bCs/>
-          <w:sz w:val="28"/>
-          <w:szCs w:val="28"/>
-        </w:rPr>
-      </w:pPr>
-      <w:r>
-        <w:rPr>
-          <w:rFonts w:ascii="Times New Roman" w:eastAsia="Times New Roman" w:hAnsi="Times New Roman" w:cs="Times New Roman"/>
-          <w:b/>
-          <w:bCs/>
-          <w:sz w:val="28"/>
-          <w:szCs w:val="28"/>
-        </w:rPr>
-        <w:t>Обзор аналогов программного продукта</w:t>
-      </w:r>
-    </w:p>
-    <w:p>
-      <w:pPr>
-        <w:spacing w:after="0" w:line="360" w:lineRule="auto"/>
-        <w:ind w:firstLine="709"/>
-        <w:jc w:val="both"/>
-        <w:rPr>
-          <w:rFonts w:ascii="Times New Roman" w:eastAsia="Times New Roman" w:hAnsi="Times New Roman" w:cs="Times New Roman"/>
-          <w:sz w:val="28"/>
-          <w:szCs w:val="28"/>
-        </w:rPr>
-      </w:pPr>
-      <w:r>
-        <w:rPr>
-          <w:rFonts w:ascii="Times New Roman" w:eastAsia="Times New Roman" w:hAnsi="Times New Roman" w:cs="Times New Roman"/>
-          <w:sz w:val="28"/>
-          <w:szCs w:val="28"/>
-        </w:rPr>
-        <w:t>Классическая игра «Змейка» имеет множество реализаций на языке Python с использованием различных графических библиотек. Ниже представлен обзор трёх популярных подходов.</w:t>
-      </w:r>
-    </w:p>
-    <w:p>
-      <w:pPr>
-        <w:spacing w:after="0" w:line="360" w:lineRule="auto"/>
-        <w:ind w:firstLine="709"/>
-        <w:jc w:val="both"/>
-        <w:rPr>
-          <w:rFonts w:ascii="Times New Roman" w:eastAsia="Times New Roman" w:hAnsi="Times New Roman" w:cs="Times New Roman"/>
-          <w:sz w:val="28"/>
-          <w:szCs w:val="28"/>
-        </w:rPr>
-      </w:pPr>
-    </w:p>
-    <w:p>
-      <w:pPr>
-        <w:spacing w:after="0" w:line="360" w:lineRule="auto"/>
-        <w:ind w:firstLine="709"/>
-        <w:jc w:val="both"/>
-        <w:rPr>
-          <w:rFonts w:ascii="Times New Roman" w:eastAsia="Times New Roman" w:hAnsi="Times New Roman" w:cs="Times New Roman"/>
-          <w:b/>
-          <w:bCs/>
-          <w:sz w:val="28"/>
-          <w:szCs w:val="28"/>
-        </w:rPr>
-      </w:pPr>
-      <w:r>
-        <w:rPr>
-          <w:rFonts w:ascii="Times New Roman" w:eastAsia="Times New Roman" w:hAnsi="Times New Roman" w:cs="Times New Roman"/>
-          <w:b/>
-          <w:bCs/>
-          <w:sz w:val="28"/>
-          <w:szCs w:val="28"/>
-        </w:rPr>
-        <w:t>Реализация на Tkinter</w:t>
-      </w:r>
-    </w:p>
-    <w:p>
-      <w:pPr>
-        <w:spacing w:after="0" w:line="360" w:lineRule="auto"/>
-        <w:ind w:firstLine="709"/>
-        <w:jc w:val="both"/>
-        <w:rPr>
-          <w:rFonts w:ascii="Times New Roman" w:eastAsia="Times New Roman" w:hAnsi="Times New Roman" w:cs="Times New Roman"/>
-          <w:sz w:val="28"/>
-          <w:szCs w:val="28"/>
-        </w:rPr>
-      </w:pPr>
-      <w:r>
-        <w:rPr>
-          <w:rFonts w:ascii="Times New Roman" w:eastAsia="Times New Roman" w:hAnsi="Times New Roman" w:cs="Times New Roman"/>
-          <w:sz w:val="28"/>
-          <w:szCs w:val="28"/>
-        </w:rPr>
-        <w:t>Описание:</w:t>
-      </w:r>
-      <w:r>
-        <w:rPr>
-          <w:rFonts w:ascii="Times New Roman" w:eastAsia="Times New Roman" w:hAnsi="Times New Roman" w:cs="Times New Roman"/>
-          <w:sz w:val="28"/>
-          <w:szCs w:val="28"/>
-        </w:rPr>
-        <w:t xml:space="preserve"> р</w:t>
-      </w:r>
-      <w:r>
-        <w:rPr>
-          <w:rFonts w:ascii="Times New Roman" w:eastAsia="Times New Roman" w:hAnsi="Times New Roman" w:cs="Times New Roman"/>
-          <w:sz w:val="28"/>
-          <w:szCs w:val="28"/>
-        </w:rPr>
-        <w:t>еализация с использованием стандартной библиотеки Tkinter, предназначенной для создания простых графических интерфейсов.</w:t>
+      <w:r>
+        <w:rPr>
+          <w:rFonts w:ascii="Times New Roman" w:eastAsia="Times New Roman" w:hAnsi="Times New Roman" w:cs="Times New Roman"/>
+          <w:sz w:val="28"/>
+          <w:szCs w:val="28"/>
+        </w:rPr>
+        <w:t>В ходе практической работы был проведён анализ предметной области классической игры «Змейка». Сформулированы правила игры и</w:t>
       </w:r>
       <w:r>
         <w:rPr>
@@ -1741,649 +3199,22 @@
         </w:rPr>
         <w:t xml:space="preserve"> </w:t>
       </w:r>
-    </w:p>
-    <w:p>
-      <w:pPr>
-        <w:spacing w:after="0" w:line="360" w:lineRule="auto"/>
-        <w:ind w:firstLine="709"/>
-        <w:jc w:val="both"/>
-        <w:rPr>
-          <w:rFonts w:ascii="Times New Roman" w:eastAsia="Times New Roman" w:hAnsi="Times New Roman" w:cs="Times New Roman"/>
-          <w:sz w:val="28"/>
-          <w:szCs w:val="28"/>
-        </w:rPr>
-      </w:pPr>
-      <w:r>
-        <w:rPr>
-          <w:rFonts w:ascii="Times New Roman" w:eastAsia="Times New Roman" w:hAnsi="Times New Roman" w:cs="Times New Roman"/>
-          <w:sz w:val="28"/>
-          <w:szCs w:val="28"/>
-        </w:rPr>
-        <w:t xml:space="preserve">Из преимуществ </w:t>
-      </w:r>
-      <w:r>
-        <w:rPr>
-          <w:rFonts w:ascii="Times New Roman" w:eastAsia="Times New Roman" w:hAnsi="Times New Roman" w:cs="Times New Roman"/>
-          <w:sz w:val="28"/>
-          <w:szCs w:val="28"/>
-          <w:lang w:val="en-US"/>
-        </w:rPr>
-        <w:t>Tkinter</w:t>
-      </w:r>
-      <w:r>
-        <w:rPr>
-          <w:rFonts w:ascii="Times New Roman" w:eastAsia="Times New Roman" w:hAnsi="Times New Roman" w:cs="Times New Roman"/>
-          <w:sz w:val="28"/>
-          <w:szCs w:val="28"/>
-        </w:rPr>
-        <w:t xml:space="preserve"> имеет следующие атрибуты: он в</w:t>
-      </w:r>
-      <w:r>
-        <w:rPr>
-          <w:rFonts w:ascii="Times New Roman" w:eastAsia="Times New Roman" w:hAnsi="Times New Roman" w:cs="Times New Roman"/>
-          <w:sz w:val="28"/>
-          <w:szCs w:val="28"/>
-        </w:rPr>
-        <w:t>ходит в стандартную поставку Python, не требует установки дополнительных библиотек</w:t>
-      </w:r>
-      <w:r>
-        <w:rPr>
-          <w:rFonts w:ascii="Times New Roman" w:eastAsia="Times New Roman" w:hAnsi="Times New Roman" w:cs="Times New Roman"/>
-          <w:sz w:val="28"/>
-          <w:szCs w:val="28"/>
-        </w:rPr>
-        <w:t>, о</w:t>
-      </w:r>
-      <w:r>
-        <w:rPr>
-          <w:rFonts w:ascii="Times New Roman" w:eastAsia="Times New Roman" w:hAnsi="Times New Roman" w:cs="Times New Roman"/>
-          <w:sz w:val="28"/>
-          <w:szCs w:val="28"/>
-        </w:rPr>
-        <w:t>тносительно простой и понятный API для создания канваса и обработки событий клавиатуры</w:t>
-      </w:r>
-      <w:r>
-        <w:rPr>
-          <w:rFonts w:ascii="Times New Roman" w:eastAsia="Times New Roman" w:hAnsi="Times New Roman" w:cs="Times New Roman"/>
-          <w:sz w:val="28"/>
-          <w:szCs w:val="28"/>
-        </w:rPr>
-        <w:t>.</w:t>
-      </w:r>
-    </w:p>
-    <w:p>
-      <w:pPr>
-        <w:pStyle w:val="ae"/>
-        <w:spacing w:after="0" w:line="360" w:lineRule="auto"/>
-        <w:ind w:left="0" w:firstLine="720"/>
-        <w:jc w:val="both"/>
-        <w:rPr>
-          <w:rFonts w:ascii="Times New Roman" w:eastAsia="Times New Roman" w:hAnsi="Times New Roman" w:cs="Times New Roman"/>
-          <w:sz w:val="28"/>
-          <w:szCs w:val="28"/>
-        </w:rPr>
-      </w:pPr>
-      <w:r>
-        <w:rPr>
-          <w:rFonts w:ascii="Times New Roman" w:eastAsia="Times New Roman" w:hAnsi="Times New Roman" w:cs="Times New Roman"/>
-          <w:sz w:val="28"/>
-          <w:szCs w:val="28"/>
-        </w:rPr>
-        <w:t>Из недостатков могу отметить следующие</w:t>
-      </w:r>
-      <w:r>
-        <w:rPr>
-          <w:rFonts w:ascii="Times New Roman" w:eastAsia="Times New Roman" w:hAnsi="Times New Roman" w:cs="Times New Roman"/>
-          <w:sz w:val="28"/>
-          <w:szCs w:val="28"/>
-        </w:rPr>
-        <w:t xml:space="preserve">: </w:t>
-      </w:r>
-      <w:r>
-        <w:rPr>
-          <w:rFonts w:ascii="Times New Roman" w:eastAsia="Times New Roman" w:hAnsi="Times New Roman" w:cs="Times New Roman"/>
-          <w:sz w:val="28"/>
-          <w:szCs w:val="28"/>
-        </w:rPr>
-        <w:t>о</w:t>
-      </w:r>
-      <w:r>
-        <w:rPr>
-          <w:rFonts w:ascii="Times New Roman" w:eastAsia="Times New Roman" w:hAnsi="Times New Roman" w:cs="Times New Roman"/>
-          <w:sz w:val="28"/>
-          <w:szCs w:val="28"/>
-        </w:rPr>
-        <w:t>граниченная производительность и возможности для создания сложной графики или анимации</w:t>
-      </w:r>
-      <w:r>
-        <w:rPr>
-          <w:rFonts w:ascii="Times New Roman" w:eastAsia="Times New Roman" w:hAnsi="Times New Roman" w:cs="Times New Roman"/>
-          <w:sz w:val="28"/>
-          <w:szCs w:val="28"/>
-        </w:rPr>
-        <w:t>, о</w:t>
-      </w:r>
-      <w:r>
-        <w:rPr>
-          <w:rFonts w:ascii="Times New Roman" w:eastAsia="Times New Roman" w:hAnsi="Times New Roman" w:cs="Times New Roman"/>
-          <w:sz w:val="28"/>
-          <w:szCs w:val="28"/>
-        </w:rPr>
-        <w:t>тсутствие встроенной поддержки работы со звуком</w:t>
-      </w:r>
-      <w:r>
-        <w:rPr>
-          <w:rFonts w:ascii="Times New Roman" w:eastAsia="Times New Roman" w:hAnsi="Times New Roman" w:cs="Times New Roman"/>
-          <w:sz w:val="28"/>
-          <w:szCs w:val="28"/>
-        </w:rPr>
-        <w:t>.</w:t>
-      </w:r>
-    </w:p>
-    <w:p>
-      <w:pPr>
-        <w:spacing w:after="0" w:line="360" w:lineRule="auto"/>
-        <w:ind w:firstLine="709"/>
-        <w:jc w:val="both"/>
-        <w:rPr>
-          <w:rFonts w:ascii="Times New Roman" w:eastAsia="Times New Roman" w:hAnsi="Times New Roman" w:cs="Times New Roman"/>
-          <w:sz w:val="28"/>
-          <w:szCs w:val="28"/>
-        </w:rPr>
-      </w:pPr>
-    </w:p>
-    <w:p>
-      <w:pPr>
-        <w:spacing w:after="0" w:line="360" w:lineRule="auto"/>
-        <w:ind w:firstLine="709"/>
-        <w:jc w:val="both"/>
-        <w:rPr>
-          <w:rFonts w:ascii="Times New Roman" w:eastAsia="Times New Roman" w:hAnsi="Times New Roman" w:cs="Times New Roman"/>
-          <w:b/>
-          <w:bCs/>
-          <w:sz w:val="28"/>
-          <w:szCs w:val="28"/>
-        </w:rPr>
-      </w:pPr>
-      <w:r>
-        <w:rPr>
-          <w:rFonts w:ascii="Times New Roman" w:eastAsia="Times New Roman" w:hAnsi="Times New Roman" w:cs="Times New Roman"/>
-          <w:b/>
-          <w:bCs/>
-          <w:sz w:val="28"/>
-          <w:szCs w:val="28"/>
-        </w:rPr>
-        <w:t>Реализация на Pygame</w:t>
-      </w:r>
-    </w:p>
-    <w:p>
-      <w:pPr>
-        <w:spacing w:after="0" w:line="360" w:lineRule="auto"/>
-        <w:ind w:firstLine="709"/>
-        <w:jc w:val="both"/>
-        <w:rPr>
-          <w:rFonts w:ascii="Times New Roman" w:eastAsia="Times New Roman" w:hAnsi="Times New Roman" w:cs="Times New Roman"/>
-          <w:sz w:val="28"/>
-          <w:szCs w:val="28"/>
-        </w:rPr>
-      </w:pPr>
-      <w:r>
-        <w:rPr>
-          <w:rFonts w:ascii="Times New Roman" w:eastAsia="Times New Roman" w:hAnsi="Times New Roman" w:cs="Times New Roman"/>
-          <w:sz w:val="28"/>
-          <w:szCs w:val="28"/>
-        </w:rPr>
-        <w:t xml:space="preserve">Описание: Реализация с использованием </w:t>
-      </w:r>
-      <w:r>
-        <w:rPr>
-          <w:rFonts w:ascii="Times New Roman" w:eastAsia="Times New Roman" w:hAnsi="Times New Roman" w:cs="Times New Roman"/>
-          <w:sz w:val="28"/>
-          <w:szCs w:val="28"/>
-        </w:rPr>
-        <w:t>фреймворка</w:t>
-      </w:r>
-      <w:r>
-        <w:rPr>
-          <w:rFonts w:ascii="Times New Roman" w:eastAsia="Times New Roman" w:hAnsi="Times New Roman" w:cs="Times New Roman"/>
-          <w:sz w:val="28"/>
-          <w:szCs w:val="28"/>
-        </w:rPr>
-        <w:t xml:space="preserve"> Pygame, созданной для разработки 2D-игр</w:t>
-      </w:r>
-      <w:r>
-        <w:rPr>
-          <w:rFonts w:ascii="Times New Roman" w:eastAsia="Times New Roman" w:hAnsi="Times New Roman" w:cs="Times New Roman"/>
-          <w:sz w:val="28"/>
-          <w:szCs w:val="28"/>
-        </w:rPr>
-        <w:t>.</w:t>
-      </w:r>
-    </w:p>
-    <w:p>
-      <w:pPr>
-        <w:spacing w:after="0" w:line="360" w:lineRule="auto"/>
-        <w:ind w:firstLine="709"/>
-        <w:jc w:val="both"/>
-        <w:rPr>
-          <w:rFonts w:ascii="Times New Roman" w:eastAsia="Times New Roman" w:hAnsi="Times New Roman" w:cs="Times New Roman"/>
-          <w:sz w:val="28"/>
-          <w:szCs w:val="28"/>
-        </w:rPr>
-      </w:pPr>
-      <w:r>
-        <w:rPr>
-          <w:rFonts w:ascii="Times New Roman" w:eastAsia="Times New Roman" w:hAnsi="Times New Roman" w:cs="Times New Roman"/>
-          <w:sz w:val="28"/>
-          <w:szCs w:val="28"/>
-        </w:rPr>
-        <w:lastRenderedPageBreak/>
-        <w:t>Ключевые особенности: Библиотека предоставляет мощный инструментарий для работы с графикой (включая ускоренную отрисовку), звуком, таймерами и вводом с различных устройств.</w:t>
-      </w:r>
-    </w:p>
-    <w:p>
-      <w:pPr>
-        <w:spacing w:after="0" w:line="360" w:lineRule="auto"/>
-        <w:ind w:firstLine="709"/>
-        <w:jc w:val="both"/>
-        <w:rPr>
-          <w:rFonts w:ascii="Times New Roman" w:eastAsia="Times New Roman" w:hAnsi="Times New Roman" w:cs="Times New Roman"/>
-          <w:sz w:val="28"/>
-          <w:szCs w:val="28"/>
-        </w:rPr>
-      </w:pPr>
-      <w:r>
-        <w:rPr>
-          <w:rFonts w:ascii="Times New Roman" w:eastAsia="Times New Roman" w:hAnsi="Times New Roman" w:cs="Times New Roman"/>
-          <w:sz w:val="28"/>
-          <w:szCs w:val="28"/>
-        </w:rPr>
-        <w:t xml:space="preserve">В сравнение с </w:t>
-      </w:r>
-      <w:r>
-        <w:rPr>
-          <w:rFonts w:ascii="Times New Roman" w:eastAsia="Times New Roman" w:hAnsi="Times New Roman" w:cs="Times New Roman"/>
-          <w:sz w:val="28"/>
-          <w:szCs w:val="28"/>
-          <w:lang w:val="en-US"/>
-        </w:rPr>
-        <w:t>Tkinter</w:t>
-      </w:r>
-      <w:r>
-        <w:rPr>
-          <w:rFonts w:ascii="Times New Roman" w:eastAsia="Times New Roman" w:hAnsi="Times New Roman" w:cs="Times New Roman"/>
-          <w:sz w:val="28"/>
-          <w:szCs w:val="28"/>
-        </w:rPr>
-        <w:t xml:space="preserve"> </w:t>
-      </w:r>
-      <w:r>
-        <w:rPr>
-          <w:rFonts w:ascii="Times New Roman" w:eastAsia="Times New Roman" w:hAnsi="Times New Roman" w:cs="Times New Roman"/>
-          <w:sz w:val="28"/>
-          <w:szCs w:val="28"/>
-          <w:lang w:val="en-US"/>
-        </w:rPr>
-        <w:t>p</w:t>
-      </w:r>
-      <w:r>
-        <w:rPr>
-          <w:rFonts w:ascii="Times New Roman" w:eastAsia="Times New Roman" w:hAnsi="Times New Roman" w:cs="Times New Roman"/>
-          <w:sz w:val="28"/>
-          <w:szCs w:val="28"/>
-        </w:rPr>
-        <w:t>ygame обеспечивает более высокую частоту кадров и плавность анимации</w:t>
-      </w:r>
-      <w:r>
-        <w:rPr>
-          <w:rFonts w:ascii="Times New Roman" w:eastAsia="Times New Roman" w:hAnsi="Times New Roman" w:cs="Times New Roman"/>
-          <w:sz w:val="28"/>
-          <w:szCs w:val="28"/>
-        </w:rPr>
-        <w:t>, а также позволяет легко добавить звуковые эффекты, фоновую музыку, более сложную графику и спрайты.</w:t>
-      </w:r>
-    </w:p>
-    <w:p>
-      <w:pPr>
-        <w:spacing w:after="0" w:line="360" w:lineRule="auto"/>
-        <w:ind w:firstLine="709"/>
-        <w:jc w:val="both"/>
-        <w:rPr>
-          <w:rFonts w:ascii="Times New Roman" w:eastAsia="Times New Roman" w:hAnsi="Times New Roman" w:cs="Times New Roman"/>
-          <w:sz w:val="28"/>
-          <w:szCs w:val="28"/>
-        </w:rPr>
-      </w:pPr>
-    </w:p>
-    <w:p>
-      <w:pPr>
-        <w:spacing w:after="0" w:line="360" w:lineRule="auto"/>
-        <w:ind w:firstLine="709"/>
-        <w:jc w:val="both"/>
-        <w:rPr>
-          <w:rFonts w:ascii="Times New Roman" w:eastAsia="Times New Roman" w:hAnsi="Times New Roman" w:cs="Times New Roman"/>
-          <w:b/>
-          <w:bCs/>
-          <w:sz w:val="28"/>
-          <w:szCs w:val="28"/>
-        </w:rPr>
-      </w:pPr>
-      <w:r>
-        <w:rPr>
-          <w:rFonts w:ascii="Times New Roman" w:eastAsia="Times New Roman" w:hAnsi="Times New Roman" w:cs="Times New Roman"/>
-          <w:b/>
-          <w:bCs/>
-          <w:sz w:val="28"/>
-          <w:szCs w:val="28"/>
-        </w:rPr>
-        <w:t>Реализация на Turtle</w:t>
-      </w:r>
-    </w:p>
-    <w:p>
-      <w:pPr>
-        <w:spacing w:after="0" w:line="360" w:lineRule="auto"/>
-        <w:ind w:firstLine="709"/>
-        <w:jc w:val="both"/>
-        <w:rPr>
-          <w:rFonts w:ascii="Times New Roman" w:eastAsia="Times New Roman" w:hAnsi="Times New Roman" w:cs="Times New Roman"/>
-          <w:sz w:val="28"/>
-          <w:szCs w:val="28"/>
-        </w:rPr>
-      </w:pPr>
-      <w:r>
-        <w:rPr>
-          <w:rFonts w:ascii="Times New Roman" w:eastAsia="Times New Roman" w:hAnsi="Times New Roman" w:cs="Times New Roman"/>
-          <w:sz w:val="28"/>
-          <w:szCs w:val="28"/>
-        </w:rPr>
-        <w:t>Описание:</w:t>
-      </w:r>
-      <w:r>
-        <w:rPr>
-          <w:rFonts w:ascii="Times New Roman" w:eastAsia="Times New Roman" w:hAnsi="Times New Roman" w:cs="Times New Roman"/>
-          <w:sz w:val="28"/>
-          <w:szCs w:val="28"/>
-        </w:rPr>
-        <w:t xml:space="preserve"> р</w:t>
-      </w:r>
-      <w:r>
-        <w:rPr>
-          <w:rFonts w:ascii="Times New Roman" w:eastAsia="Times New Roman" w:hAnsi="Times New Roman" w:cs="Times New Roman"/>
-          <w:sz w:val="28"/>
-          <w:szCs w:val="28"/>
-        </w:rPr>
-        <w:t xml:space="preserve">еализация с использованием модуля Turtle, входящего в стандартную </w:t>
-      </w:r>
-      <w:r>
-        <w:rPr>
-          <w:rFonts w:ascii="Times New Roman" w:eastAsia="Times New Roman" w:hAnsi="Times New Roman" w:cs="Times New Roman"/>
-          <w:sz w:val="28"/>
-          <w:szCs w:val="28"/>
-        </w:rPr>
-        <w:t>комплектацию</w:t>
-      </w:r>
-      <w:r>
-        <w:rPr>
-          <w:rFonts w:ascii="Times New Roman" w:eastAsia="Times New Roman" w:hAnsi="Times New Roman" w:cs="Times New Roman"/>
-          <w:sz w:val="28"/>
-          <w:szCs w:val="28"/>
-        </w:rPr>
-        <w:t xml:space="preserve"> Python</w:t>
-      </w:r>
-      <w:r>
-        <w:rPr>
-          <w:rFonts w:ascii="Times New Roman" w:eastAsia="Times New Roman" w:hAnsi="Times New Roman" w:cs="Times New Roman"/>
-          <w:sz w:val="28"/>
-          <w:szCs w:val="28"/>
-        </w:rPr>
-        <w:t>.</w:t>
-      </w:r>
-    </w:p>
-    <w:p>
-      <w:pPr>
-        <w:spacing w:after="0" w:line="360" w:lineRule="auto"/>
-        <w:ind w:firstLine="709"/>
-        <w:jc w:val="both"/>
-        <w:rPr>
-          <w:rFonts w:ascii="Times New Roman" w:eastAsia="Times New Roman" w:hAnsi="Times New Roman" w:cs="Times New Roman"/>
-          <w:sz w:val="28"/>
-          <w:szCs w:val="28"/>
-        </w:rPr>
-      </w:pPr>
-      <w:r>
-        <w:rPr>
-          <w:rFonts w:ascii="Times New Roman" w:eastAsia="Times New Roman" w:hAnsi="Times New Roman" w:cs="Times New Roman"/>
-          <w:sz w:val="28"/>
-          <w:szCs w:val="28"/>
-        </w:rPr>
-        <w:t xml:space="preserve">Ключевые особенности: </w:t>
-      </w:r>
-      <w:r>
-        <w:rPr>
-          <w:rFonts w:ascii="Times New Roman" w:eastAsia="Times New Roman" w:hAnsi="Times New Roman" w:cs="Times New Roman"/>
-          <w:sz w:val="28"/>
-          <w:szCs w:val="28"/>
-        </w:rPr>
-        <w:t>г</w:t>
-      </w:r>
-      <w:r>
-        <w:rPr>
-          <w:rFonts w:ascii="Times New Roman" w:eastAsia="Times New Roman" w:hAnsi="Times New Roman" w:cs="Times New Roman"/>
-          <w:sz w:val="28"/>
-          <w:szCs w:val="28"/>
-        </w:rPr>
-        <w:t>рафика основана на управлении «черепашкой», оставляющей след. Подход сильно отличается от работы с пикселями или объектами на канвасе.</w:t>
-      </w:r>
-    </w:p>
-    <w:p>
-      <w:pPr>
-        <w:pStyle w:val="ae"/>
-        <w:spacing w:after="0" w:line="360" w:lineRule="auto"/>
-        <w:ind w:left="0" w:firstLine="709"/>
-        <w:jc w:val="both"/>
-        <w:rPr>
-          <w:rFonts w:ascii="Times New Roman" w:eastAsia="Times New Roman" w:hAnsi="Times New Roman" w:cs="Times New Roman"/>
-          <w:sz w:val="28"/>
-          <w:szCs w:val="28"/>
-        </w:rPr>
-      </w:pPr>
-      <w:r>
-        <w:rPr>
-          <w:rFonts w:ascii="Times New Roman" w:eastAsia="Times New Roman" w:hAnsi="Times New Roman" w:cs="Times New Roman"/>
-          <w:sz w:val="28"/>
-          <w:szCs w:val="28"/>
-        </w:rPr>
-        <w:t xml:space="preserve">В сравнение с </w:t>
-      </w:r>
-      <w:r>
-        <w:rPr>
-          <w:rFonts w:ascii="Times New Roman" w:eastAsia="Times New Roman" w:hAnsi="Times New Roman" w:cs="Times New Roman"/>
-          <w:sz w:val="28"/>
-          <w:szCs w:val="28"/>
-          <w:lang w:val="en-US"/>
-        </w:rPr>
-        <w:t>Tkinter</w:t>
-      </w:r>
-      <w:r>
-        <w:rPr>
-          <w:rFonts w:ascii="Times New Roman" w:eastAsia="Times New Roman" w:hAnsi="Times New Roman" w:cs="Times New Roman"/>
-          <w:sz w:val="28"/>
-          <w:szCs w:val="28"/>
-        </w:rPr>
-        <w:t xml:space="preserve"> </w:t>
-      </w:r>
-      <w:r>
-        <w:rPr>
-          <w:rFonts w:ascii="Times New Roman" w:eastAsia="Times New Roman" w:hAnsi="Times New Roman" w:cs="Times New Roman"/>
-          <w:sz w:val="28"/>
-          <w:szCs w:val="28"/>
-        </w:rPr>
-        <w:t>синтаксис Turtle очень нагляден и прост</w:t>
-      </w:r>
-      <w:r>
-        <w:rPr>
-          <w:rFonts w:ascii="Times New Roman" w:eastAsia="Times New Roman" w:hAnsi="Times New Roman" w:cs="Times New Roman"/>
-          <w:sz w:val="28"/>
-          <w:szCs w:val="28"/>
-        </w:rPr>
-        <w:t xml:space="preserve">, </w:t>
-      </w:r>
-      <w:r>
-        <w:rPr>
-          <w:rFonts w:ascii="Times New Roman" w:eastAsia="Times New Roman" w:hAnsi="Times New Roman" w:cs="Times New Roman"/>
-          <w:sz w:val="28"/>
-          <w:szCs w:val="28"/>
-        </w:rPr>
-        <w:t xml:space="preserve"> </w:t>
-      </w:r>
-      <w:r>
-        <w:rPr>
-          <w:rFonts w:ascii="Times New Roman" w:eastAsia="Times New Roman" w:hAnsi="Times New Roman" w:cs="Times New Roman"/>
-          <w:sz w:val="28"/>
-          <w:szCs w:val="28"/>
-        </w:rPr>
-        <w:t xml:space="preserve">а производительность и контроль </w:t>
-      </w:r>
-      <w:r>
-        <w:rPr>
-          <w:rFonts w:ascii="Times New Roman" w:eastAsia="Times New Roman" w:hAnsi="Times New Roman" w:cs="Times New Roman"/>
-          <w:sz w:val="28"/>
-          <w:szCs w:val="28"/>
-        </w:rPr>
-        <w:t>значительно уступает Tkinter в скорости и гибкости управления графикой</w:t>
-      </w:r>
-      <w:r>
-        <w:rPr>
-          <w:rFonts w:ascii="Times New Roman" w:eastAsia="Times New Roman" w:hAnsi="Times New Roman" w:cs="Times New Roman"/>
-          <w:sz w:val="28"/>
-          <w:szCs w:val="28"/>
-        </w:rPr>
-        <w:t>.</w:t>
-      </w:r>
-    </w:p>
-    <w:p>
-      <w:pPr>
-        <w:spacing w:after="0" w:line="240" w:lineRule="auto"/>
-        <w:rPr>
-          <w:rFonts w:ascii="Times New Roman" w:eastAsia="Times New Roman" w:hAnsi="Times New Roman" w:cs="Times New Roman"/>
-          <w:sz w:val="28"/>
-          <w:szCs w:val="28"/>
-        </w:rPr>
-      </w:pPr>
-      <w:r>
-        <w:rPr>
-          <w:rFonts w:ascii="Times New Roman" w:eastAsia="Times New Roman" w:hAnsi="Times New Roman" w:cs="Times New Roman"/>
-          <w:sz w:val="28"/>
-          <w:szCs w:val="28"/>
-        </w:rPr>
-        <w:br w:type="page"/>
-      </w:r>
-    </w:p>
-    <w:p>
-      <w:pPr>
-        <w:spacing w:after="0" w:line="360" w:lineRule="auto"/>
-        <w:jc w:val="both"/>
-        <w:rPr>
-          <w:rFonts w:ascii="Times New Roman" w:eastAsia="Times New Roman" w:hAnsi="Times New Roman" w:cs="Times New Roman"/>
-          <w:b/>
-          <w:bCs/>
-          <w:sz w:val="28"/>
-          <w:szCs w:val="28"/>
-        </w:rPr>
-      </w:pPr>
-      <w:r>
-        <w:rPr>
-          <w:rFonts w:ascii="Times New Roman" w:eastAsia="Times New Roman" w:hAnsi="Times New Roman" w:cs="Times New Roman"/>
-          <w:b/>
-          <w:bCs/>
-          <w:sz w:val="28"/>
-          <w:szCs w:val="28"/>
-        </w:rPr>
-        <w:lastRenderedPageBreak/>
-        <w:t>Вывод по работе</w:t>
-      </w:r>
-    </w:p>
-    <w:p>
-      <w:pPr>
-        <w:spacing w:after="0" w:line="360" w:lineRule="auto"/>
-        <w:ind w:firstLine="709"/>
-        <w:jc w:val="both"/>
-        <w:rPr>
-          <w:rFonts w:ascii="Times New Roman" w:eastAsia="Times New Roman" w:hAnsi="Times New Roman" w:cs="Times New Roman"/>
-          <w:sz w:val="28"/>
-          <w:szCs w:val="28"/>
-        </w:rPr>
-      </w:pPr>
-      <w:r>
-        <w:rPr>
-          <w:rFonts w:ascii="Times New Roman" w:eastAsia="Times New Roman" w:hAnsi="Times New Roman" w:cs="Times New Roman"/>
-          <w:sz w:val="28"/>
-          <w:szCs w:val="28"/>
-        </w:rPr>
-        <w:t xml:space="preserve">В ходе практической работы был проведён анализ предметной области классической игры «Змейка». Сформулированы универсальные правила игры и базовые пользовательские </w:t>
-      </w:r>
-      <w:r>
-        <w:rPr>
-          <w:rFonts w:ascii="Times New Roman" w:eastAsia="Times New Roman" w:hAnsi="Times New Roman" w:cs="Times New Roman"/>
-          <w:sz w:val="28"/>
-          <w:szCs w:val="28"/>
-        </w:rPr>
-        <w:t>возможности</w:t>
-      </w:r>
-    </w:p>
-    <w:p>
-      <w:pPr>
-        <w:spacing w:after="0" w:line="360" w:lineRule="auto"/>
-        <w:ind w:firstLine="709"/>
-        <w:jc w:val="both"/>
-        <w:rPr>
-          <w:rFonts w:ascii="Times New Roman" w:eastAsia="Times New Roman" w:hAnsi="Times New Roman" w:cs="Times New Roman"/>
-          <w:sz w:val="28"/>
-          <w:szCs w:val="28"/>
-        </w:rPr>
-      </w:pPr>
-      <w:r>
-        <w:rPr>
-          <w:rFonts w:ascii="Times New Roman" w:eastAsia="Times New Roman" w:hAnsi="Times New Roman" w:cs="Times New Roman"/>
-          <w:sz w:val="28"/>
-          <w:szCs w:val="28"/>
-        </w:rPr>
-        <w:t>Проведённый обзор аналогов</w:t>
-      </w:r>
-      <w:r>
-        <w:rPr>
-          <w:rFonts w:ascii="Times New Roman" w:eastAsia="Times New Roman" w:hAnsi="Times New Roman" w:cs="Times New Roman"/>
-          <w:sz w:val="28"/>
-          <w:szCs w:val="28"/>
-        </w:rPr>
-        <w:t>,</w:t>
-      </w:r>
-      <w:r>
-        <w:rPr>
-          <w:rFonts w:ascii="Times New Roman" w:eastAsia="Times New Roman" w:hAnsi="Times New Roman" w:cs="Times New Roman"/>
-          <w:sz w:val="28"/>
-          <w:szCs w:val="28"/>
-        </w:rPr>
-        <w:t xml:space="preserve"> который </w:t>
-      </w:r>
-      <w:r>
-        <w:rPr>
-          <w:rFonts w:ascii="Times New Roman" w:eastAsia="Times New Roman" w:hAnsi="Times New Roman" w:cs="Times New Roman"/>
-          <w:sz w:val="28"/>
-          <w:szCs w:val="28"/>
-        </w:rPr>
-        <w:t>показал, что выбор технологии реализации (Tkinter, Pygame, Turtle) напрямую определяет потенциал, производительность и сложность разработки итогового продукта.</w:t>
-      </w:r>
-    </w:p>
-    <w:p>
-      <w:pPr>
-        <w:spacing w:after="0" w:line="240" w:lineRule="auto"/>
-        <w:rPr>
-          <w:rFonts w:ascii="Times New Roman" w:eastAsia="Times New Roman" w:hAnsi="Times New Roman" w:cs="Times New Roman"/>
-          <w:sz w:val="28"/>
-          <w:szCs w:val="28"/>
-        </w:rPr>
-      </w:pPr>
+      <w:r>
+        <w:rPr>
+          <w:rFonts w:ascii="Times New Roman" w:eastAsia="Times New Roman" w:hAnsi="Times New Roman" w:cs="Times New Roman"/>
+          <w:sz w:val="28"/>
+          <w:szCs w:val="28"/>
+        </w:rPr>
+        <w:t>пользовательские возможности</w:t>
+      </w:r>
+      <w:r>
+        <w:rPr>
+          <w:rFonts w:ascii="Times New Roman" w:eastAsia="Times New Roman" w:hAnsi="Times New Roman" w:cs="Times New Roman"/>
+          <w:sz w:val="28"/>
+          <w:szCs w:val="28"/>
+        </w:rPr>
+        <w:t>. Проведен обзор аналогов.</w:t>
+      </w:r>
       <w:bookmarkStart w:id="4" w:name="_heading=h.1y810tw"/>
       <w:bookmarkStart w:id="5" w:name="_heading=h.3j2qqm3"/>
       <w:bookmarkStart w:id="6" w:name="_heading=h.z337ya"/>
@@ -2408,6 +3239,22 @@
           <w:sz w:val="28"/>
           <w:szCs w:val="28"/>
         </w:rPr>
+        <w:t xml:space="preserve"> </w:t>
+      </w:r>
+      <w:r>
+        <w:rPr>
+          <w:rFonts w:ascii="Times New Roman" w:eastAsia="Times New Roman" w:hAnsi="Times New Roman" w:cs="Times New Roman"/>
+          <w:sz w:val="28"/>
+          <w:szCs w:val="28"/>
+        </w:rPr>
+        <w:t xml:space="preserve">Из обзора аналогов я понял, что одними из ключевых моментов для того, чтобы игра была интересной и запоминающейся являются: наличие меню, экранов выигрыша и проигрыша, а также корректно работающая логика змеи и рендера еды. </w:t>
+      </w:r>
+      <w:r>
+        <w:rPr>
+          <w:rFonts w:ascii="Times New Roman" w:eastAsia="Times New Roman" w:hAnsi="Times New Roman" w:cs="Times New Roman"/>
+          <w:sz w:val="28"/>
+          <w:szCs w:val="28"/>
+        </w:rPr>
         <w:br w:type="page"/>
       </w:r>
     </w:p>
@@ -2468,8 +3315,19 @@
           <w:sz w:val="28"/>
           <w:szCs w:val="28"/>
         </w:rPr>
-        <w:t>Snake Game Using Tkinter – Python // GeeksforGeeks. – [Электронный ресурс]. – URL: https://www.geeksforgeeks.org/python/snake-game-using-tkinter-python/ (дата обращения: 25.01.2026).</w:t>
-      </w:r>
+        <w:t xml:space="preserve">Приложение «Змейка 2D» (разработчик DevKD) в RuStore: </w:t>
+      </w:r>
+      <w:hyperlink r:id="rId13" w:tgtFrame="_blank" w:history="1">
+        <w:r>
+          <w:rPr>
+            <w:rStyle w:val="af0"/>
+            <w:rFonts w:ascii="Times New Roman" w:eastAsia="Times New Roman" w:hAnsi="Times New Roman" w:cs="Times New Roman"/>
+            <w:sz w:val="28"/>
+            <w:szCs w:val="28"/>
+          </w:rPr>
+          <w:t>https://www.rustore.ru/catalog/app/com.devkd.snake_game</w:t>
+        </w:r>
+      </w:hyperlink>
     </w:p>
     <w:p>
       <w:pPr>
@@ -2485,16 +3343,72 @@
           <w:rFonts w:ascii="Times New Roman" w:eastAsia="Times New Roman" w:hAnsi="Times New Roman" w:cs="Times New Roman"/>
           <w:sz w:val="28"/>
           <w:szCs w:val="28"/>
-        </w:rPr>
-      </w:pPr>
-      <w:r>
-        <w:rPr>
-          <w:rFonts w:ascii="Times New Roman" w:eastAsia="Times New Roman" w:hAnsi="Times New Roman" w:cs="Times New Roman"/>
-          <w:sz w:val="28"/>
-          <w:szCs w:val="28"/>
-        </w:rPr>
-        <w:t>Snake Game in Python – Using Pygame module // GeeksforGeeks. – [Электронный ресурс]. – URL: https://www.geeksforgeeks.org/python/snake-game-in-python-using-pygame-module/ (дата обращения: 25.01.2026).</w:t>
-      </w:r>
+          <w:lang w:val="en-US"/>
+        </w:rPr>
+      </w:pPr>
+      <w:r>
+        <w:rPr>
+          <w:rFonts w:ascii="Times New Roman" w:eastAsia="Times New Roman" w:hAnsi="Times New Roman" w:cs="Times New Roman"/>
+          <w:sz w:val="28"/>
+          <w:szCs w:val="28"/>
+        </w:rPr>
+        <w:t>Приложение</w:t>
+      </w:r>
+      <w:r>
+        <w:rPr>
+          <w:rFonts w:ascii="Times New Roman" w:eastAsia="Times New Roman" w:hAnsi="Times New Roman" w:cs="Times New Roman"/>
+          <w:sz w:val="28"/>
+          <w:szCs w:val="28"/>
+          <w:lang w:val="en-US"/>
+        </w:rPr>
+        <w:t xml:space="preserve"> «</w:t>
+      </w:r>
+      <w:r>
+        <w:rPr>
+          <w:rFonts w:ascii="Times New Roman" w:eastAsia="Times New Roman" w:hAnsi="Times New Roman" w:cs="Times New Roman"/>
+          <w:sz w:val="28"/>
+          <w:szCs w:val="28"/>
+        </w:rPr>
+        <w:t>Змейка</w:t>
+      </w:r>
+      <w:r>
+        <w:rPr>
+          <w:rFonts w:ascii="Times New Roman" w:eastAsia="Times New Roman" w:hAnsi="Times New Roman" w:cs="Times New Roman"/>
+          <w:sz w:val="28"/>
+          <w:szCs w:val="28"/>
+          <w:lang w:val="en-US"/>
+        </w:rPr>
+        <w:t xml:space="preserve">!» (Simple Snake) </w:t>
+      </w:r>
+      <w:r>
+        <w:rPr>
+          <w:rFonts w:ascii="Times New Roman" w:eastAsia="Times New Roman" w:hAnsi="Times New Roman" w:cs="Times New Roman"/>
+          <w:sz w:val="28"/>
+          <w:szCs w:val="28"/>
+        </w:rPr>
+        <w:t>в</w:t>
+      </w:r>
+      <w:r>
+        <w:rPr>
+          <w:rFonts w:ascii="Times New Roman" w:eastAsia="Times New Roman" w:hAnsi="Times New Roman" w:cs="Times New Roman"/>
+          <w:sz w:val="28"/>
+          <w:szCs w:val="28"/>
+          <w:lang w:val="en-US"/>
+        </w:rPr>
+        <w:t xml:space="preserve"> Microsoft Store: </w:t>
+      </w:r>
+      <w:hyperlink r:id="rId14" w:history="1">
+        <w:r>
+          <w:rPr>
+            <w:rStyle w:val="af0"/>
+            <w:rFonts w:ascii="Times New Roman" w:eastAsia="Times New Roman" w:hAnsi="Times New Roman" w:cs="Times New Roman"/>
+            <w:sz w:val="28"/>
+            <w:szCs w:val="28"/>
+            <w:lang w:val="en-US"/>
+          </w:rPr>
+          <w:t>https://apps.microsoft.com/detail/9WZDNCRDD3MQ?hl=ru&amp;gl=RU&amp;ocid=pdphare</w:t>
+        </w:r>
+      </w:hyperlink>
     </w:p>
     <w:p>
       <w:pPr>
@@ -2518,17 +3432,25 @@
           <w:rFonts w:ascii="Times New Roman" w:eastAsia="Times New Roman" w:hAnsi="Times New Roman" w:cs="Times New Roman"/>
           <w:sz w:val="28"/>
           <w:szCs w:val="28"/>
+        </w:rPr>
+        <w:t>Приложение</w:t>
+      </w:r>
+      <w:r>
+        <w:rPr>
+          <w:rFonts w:ascii="Times New Roman" w:eastAsia="Times New Roman" w:hAnsi="Times New Roman" w:cs="Times New Roman"/>
+          <w:sz w:val="28"/>
+          <w:szCs w:val="28"/>
           <w:lang w:val="en-US"/>
         </w:rPr>
-        <w:t>Create a Snake-Game using Turtle in Python // GeeksforGeeks. – [</w:t>
-      </w:r>
-      <w:r>
-        <w:rPr>
-          <w:rFonts w:ascii="Times New Roman" w:eastAsia="Times New Roman" w:hAnsi="Times New Roman" w:cs="Times New Roman"/>
-          <w:sz w:val="28"/>
-          <w:szCs w:val="28"/>
-        </w:rPr>
-        <w:t>Электронный</w:t>
+        <w:t xml:space="preserve"> «Snake Game» (</w:t>
+      </w:r>
+      <w:r>
+        <w:rPr>
+          <w:rFonts w:ascii="Times New Roman" w:eastAsia="Times New Roman" w:hAnsi="Times New Roman" w:cs="Times New Roman"/>
+          <w:sz w:val="28"/>
+          <w:szCs w:val="28"/>
+        </w:rPr>
+        <w:t>разработчик</w:t>
       </w:r>
       <w:r>
         <w:rPr>
@@ -2537,15 +3459,15 @@
           <w:szCs w:val="28"/>
           <w:lang w:val="en-US"/>
         </w:rPr>
-        <w:t xml:space="preserve"> </w:t>
-      </w:r>
-      <w:r>
-        <w:rPr>
-          <w:rFonts w:ascii="Times New Roman" w:eastAsia="Times New Roman" w:hAnsi="Times New Roman" w:cs="Times New Roman"/>
-          <w:sz w:val="28"/>
-          <w:szCs w:val="28"/>
-        </w:rPr>
-        <w:t>ресурс</w:t>
+        <w:t xml:space="preserve"> SpateTech) </w:t>
+      </w:r>
+      <w:r>
+        <w:rPr>
+          <w:rFonts w:ascii="Times New Roman" w:eastAsia="Times New Roman" w:hAnsi="Times New Roman" w:cs="Times New Roman"/>
+          <w:sz w:val="28"/>
+          <w:szCs w:val="28"/>
+        </w:rPr>
+        <w:t>в</w:t>
       </w:r>
       <w:r>
         <w:rPr>
@@ -2554,47 +3476,39 @@
           <w:szCs w:val="28"/>
           <w:lang w:val="en-US"/>
         </w:rPr>
-        <w:t>]. – URL: https://www.geeksforgeeks.org/python/create-a-snake-game-using-turtle-in-python/ (</w:t>
-      </w:r>
-      <w:r>
-        <w:rPr>
-          <w:rFonts w:ascii="Times New Roman" w:eastAsia="Times New Roman" w:hAnsi="Times New Roman" w:cs="Times New Roman"/>
-          <w:sz w:val="28"/>
-          <w:szCs w:val="28"/>
-        </w:rPr>
-        <w:t>дата</w:t>
-      </w:r>
-      <w:r>
+        <w:t xml:space="preserve"> RuStore: </w:t>
+      </w:r>
+      <w:hyperlink r:id="rId15" w:tgtFrame="_blank" w:history="1">
+        <w:r>
+          <w:rPr>
+            <w:rStyle w:val="af0"/>
+            <w:rFonts w:ascii="Times New Roman" w:eastAsia="Times New Roman" w:hAnsi="Times New Roman" w:cs="Times New Roman"/>
+            <w:sz w:val="28"/>
+            <w:szCs w:val="28"/>
+            <w:lang w:val="en-US"/>
+          </w:rPr>
+          <w:t>https://www.rustore.ru/catalog/app/com.spatetech.simplesnake</w:t>
+        </w:r>
+      </w:hyperlink>
+    </w:p>
+    <w:p>
+      <w:pPr>
+        <w:pStyle w:val="ae"/>
+        <w:spacing w:after="0" w:line="360" w:lineRule="auto"/>
+        <w:ind w:left="0"/>
+        <w:jc w:val="both"/>
         <w:rPr>
           <w:rFonts w:ascii="Times New Roman" w:eastAsia="Times New Roman" w:hAnsi="Times New Roman" w:cs="Times New Roman"/>
           <w:sz w:val="28"/>
           <w:szCs w:val="28"/>
           <w:lang w:val="en-US"/>
         </w:rPr>
-        <w:t xml:space="preserve"> </w:t>
-      </w:r>
-      <w:r>
-        <w:rPr>
-          <w:rFonts w:ascii="Times New Roman" w:eastAsia="Times New Roman" w:hAnsi="Times New Roman" w:cs="Times New Roman"/>
-          <w:sz w:val="28"/>
-          <w:szCs w:val="28"/>
-        </w:rPr>
-        <w:t>обращения</w:t>
-      </w:r>
-      <w:r>
-        <w:rPr>
-          <w:rFonts w:ascii="Times New Roman" w:eastAsia="Times New Roman" w:hAnsi="Times New Roman" w:cs="Times New Roman"/>
-          <w:sz w:val="28"/>
-          <w:szCs w:val="28"/>
-          <w:lang w:val="en-US"/>
-        </w:rPr>
-        <w:t>: 25.01.2026).</w:t>
-      </w:r>
+      </w:pPr>
     </w:p>
     <w:sectPr>
-      <w:headerReference w:type="even" r:id="rId10"/>
-      <w:headerReference w:type="default" r:id="rId11"/>
-      <w:headerReference w:type="first" r:id="rId12"/>
+      <w:headerReference w:type="even" r:id="rId16"/>
+      <w:headerReference w:type="default" r:id="rId17"/>
+      <w:headerReference w:type="first" r:id="rId18"/>
       <w:pgSz w:w="11906" w:h="16838"/>
       <w:pgMar w:top="1134" w:right="851" w:bottom="1134" w:left="1701" w:header="709" w:footer="0" w:gutter="0"/>
       <w:pgNumType w:start="1"/>
@@ -2651,6 +3565,86 @@
       </w:pPr>
       <w:r>
         <w:continuationSeparator/>
+      </w:r>
+    </w:p>
+  </w:footnote>
+  <w:footnote w:id="1">
+    <w:p>
+      <w:pPr>
+        <w:spacing w:after="0" w:line="360" w:lineRule="auto"/>
+        <w:ind w:firstLine="709"/>
+        <w:rPr>
+          <w:rFonts w:ascii="Times New Roman" w:eastAsia="Times New Roman" w:hAnsi="Times New Roman" w:cs="Times New Roman"/>
+          <w:sz w:val="24"/>
+          <w:szCs w:val="24"/>
+        </w:rPr>
+      </w:pPr>
+      <w:r>
+        <w:rPr>
+          <w:rStyle w:val="af4"/>
+        </w:rPr>
+        <w:footnoteRef/>
+      </w:r>
+      <w:r>
+        <w:rPr>
+          <w:rFonts w:ascii="Times New Roman" w:eastAsia="Times New Roman" w:hAnsi="Times New Roman" w:cs="Times New Roman"/>
+          <w:sz w:val="24"/>
+          <w:szCs w:val="24"/>
+        </w:rPr>
+        <w:t>https://apps.microsoft.com/detail/9WZDNCRDD3MQ?hl=ru&amp;gl=RU&amp;ocid=pdpshare</w:t>
+      </w:r>
+    </w:p>
+    <w:p>
+      <w:pPr>
+        <w:pStyle w:val="af2"/>
+      </w:pPr>
+    </w:p>
+  </w:footnote>
+  <w:footnote w:id="2">
+    <w:p>
+      <w:pPr>
+        <w:pStyle w:val="af2"/>
+      </w:pPr>
+      <w:r>
+        <w:rPr>
+          <w:rStyle w:val="af4"/>
+        </w:rPr>
+        <w:footnoteRef/>
+      </w:r>
+      <w:r>
+        <w:t xml:space="preserve"> </w:t>
+      </w:r>
+      <w:r>
+        <w:rPr>
+          <w:rFonts w:ascii="Times New Roman" w:eastAsia="Times New Roman" w:hAnsi="Times New Roman" w:cs="Times New Roman"/>
+          <w:sz w:val="24"/>
+          <w:szCs w:val="24"/>
+        </w:rPr>
+        <w:t>https://www.rustore.ru/catalog/app/com.devkd.snake_game</w:t>
+      </w:r>
+    </w:p>
+  </w:footnote>
+  <w:footnote w:id="3">
+    <w:p>
+      <w:pPr>
+        <w:pStyle w:val="af2"/>
+      </w:pPr>
+      <w:r>
+        <w:rPr>
+          <w:rStyle w:val="af4"/>
+        </w:rPr>
+        <w:footnoteRef/>
+      </w:r>
+      <w:r>
+        <w:t xml:space="preserve"> </w:t>
+      </w:r>
+      <w:r>
+        <w:rPr>
+          <w:rFonts w:ascii="Times New Roman" w:eastAsia="Times New Roman" w:hAnsi="Times New Roman" w:cs="Times New Roman"/>
+          <w:sz w:val="24"/>
+          <w:szCs w:val="24"/>
+        </w:rPr>
+        <w:t>https://www.rustore.ru/catalog/app/com.spatetech.simplesnake</w:t>
       </w:r>
     </w:p>
   </w:footnote>
@@ -3328,6 +4322,247 @@
     </w:lvl>
   </w:abstractNum>
   <w:abstractNum w:abstractNumId="6" w15:restartNumberingAfterBreak="0">
+    <w:nsid w:val="0DA64D28"/>
+    <w:multiLevelType w:val="multilevel"/>
+    <w:tmpl w:val="21B461CA"/>
+    <w:lvl w:ilvl="0">
+      <w:start w:val="1"/>
+      <w:numFmt w:val="decimal"/>
+      <w:lvlText w:val="%1."/>
+      <w:lvlJc w:val="left"/>
+      <w:pPr>
+        <w:tabs>
+          <w:tab w:val="num" w:pos="720"/>
+        </w:tabs>
+        <w:ind w:left="720" w:hanging="360"/>
+      </w:pPr>
+      <w:rPr>
+        <w:rFonts w:hint="default"/>
+        <w:b w:val="0"/>
+        <w:bCs/>
+        <w:sz w:val="28"/>
+        <w:szCs w:val="28"/>
+      </w:rPr>
+    </w:lvl>
+    <w:lvl w:ilvl="1">
+      <w:start w:val="1"/>
+      <w:numFmt w:val="bullet"/>
+      <w:lvlText w:val="o"/>
+      <w:lvlJc w:val="left"/>
+      <w:pPr>
+        <w:tabs>
+          <w:tab w:val="num" w:pos="1440"/>
+        </w:tabs>
+        <w:ind w:left="1440" w:hanging="360"/>
+      </w:pPr>
+      <w:rPr>
+        <w:rFonts w:ascii="Courier New" w:hAnsi="Courier New" w:hint="default"/>
+        <w:sz w:val="20"/>
+      </w:rPr>
+    </w:lvl>
+    <w:lvl w:ilvl="2">
+      <w:start w:val="1"/>
+      <w:numFmt w:val="bullet"/>
+      <w:lvlText w:val=""/>
+      <w:lvlJc w:val="left"/>
+      <w:pPr>
+        <w:tabs>
+          <w:tab w:val="num" w:pos="2160"/>
+        </w:tabs>
+        <w:ind w:left="2160" w:hanging="360"/>
+      </w:pPr>
+      <w:rPr>
+        <w:rFonts w:ascii="Wingdings" w:hAnsi="Wingdings" w:hint="default"/>
+        <w:sz w:val="20"/>
+      </w:rPr>
+    </w:lvl>
+    <w:lvl w:ilvl="3">
+      <w:start w:val="1"/>
+      <w:numFmt w:val="bullet"/>
+      <w:lvlText w:val=""/>
+      <w:lvlJc w:val="left"/>
+      <w:pPr>
+        <w:tabs>
+          <w:tab w:val="num" w:pos="2880"/>
+        </w:tabs>
+        <w:ind w:left="2880" w:hanging="360"/>
+      </w:pPr>
+      <w:rPr>
+        <w:rFonts w:ascii="Wingdings" w:hAnsi="Wingdings" w:hint="default"/>
+        <w:sz w:val="20"/>
+      </w:rPr>
+    </w:lvl>
+    <w:lvl w:ilvl="4">
+      <w:start w:val="1"/>
+      <w:numFmt w:val="bullet"/>
+      <w:lvlText w:val=""/>
+      <w:lvlJc w:val="left"/>
+      <w:pPr>
+        <w:tabs>
+          <w:tab w:val="num" w:pos="3600"/>
+        </w:tabs>
+        <w:ind w:left="3600" w:hanging="360"/>
+      </w:pPr>
+      <w:rPr>
+        <w:rFonts w:ascii="Wingdings" w:hAnsi="Wingdings" w:hint="default"/>
+        <w:sz w:val="20"/>
+      </w:rPr>
+    </w:lvl>
+    <w:lvl w:ilvl="5">
+      <w:start w:val="1"/>
+      <w:numFmt w:val="bullet"/>
+      <w:lvlText w:val=""/>
+      <w:lvlJc w:val="left"/>
+      <w:pPr>
+        <w:tabs>
+          <w:tab w:val="num" w:pos="4320"/>
+        </w:tabs>
+        <w:ind w:left="4320" w:hanging="360"/>
+      </w:pPr>
+      <w:rPr>
+        <w:rFonts w:ascii="Wingdings" w:hAnsi="Wingdings" w:hint="default"/>
+        <w:sz w:val="20"/>
+      </w:rPr>
+    </w:lvl>
+    <w:lvl w:ilvl="6">
+      <w:start w:val="1"/>
+      <w:numFmt w:val="bullet"/>
+      <w:lvlText w:val=""/>
+      <w:lvlJc w:val="left"/>
+      <w:pPr>
+        <w:tabs>
+          <w:tab w:val="num" w:pos="5040"/>
+        </w:tabs>
+        <w:ind w:left="5040" w:hanging="360"/>
+      </w:pPr>
+      <w:rPr>
+        <w:rFonts w:ascii="Wingdings" w:hAnsi="Wingdings" w:hint="default"/>
+        <w:sz w:val="20"/>
+      </w:rPr>
+    </w:lvl>
+    <w:lvl w:ilvl="7">
+      <w:start w:val="1"/>
+      <w:numFmt w:val="bullet"/>
+      <w:lvlText w:val=""/>
+      <w:lvlJc w:val="left"/>
+      <w:pPr>
+        <w:tabs>
+          <w:tab w:val="num" w:pos="5760"/>
+        </w:tabs>
+        <w:ind w:left="5760" w:hanging="360"/>
+      </w:pPr>
+      <w:rPr>
+        <w:rFonts w:ascii="Wingdings" w:hAnsi="Wingdings" w:hint="default"/>
+        <w:sz w:val="20"/>
+      </w:rPr>
+    </w:lvl>
+    <w:lvl w:ilvl="8">
+      <w:start w:val="1"/>
+      <w:numFmt w:val="bullet"/>
+      <w:lvlText w:val=""/>
+      <w:lvlJc w:val="left"/>
+      <w:pPr>
+        <w:tabs>
+          <w:tab w:val="num" w:pos="6480"/>
+        </w:tabs>
+        <w:ind w:left="6480" w:hanging="360"/>
+      </w:pPr>
+      <w:rPr>
+        <w:rFonts w:ascii="Wingdings" w:hAnsi="Wingdings" w:hint="default"/>
+        <w:sz w:val="20"/>
+      </w:rPr>
+    </w:lvl>
+  </w:abstractNum>
+  <w:abstractNum w:abstractNumId="7" w15:restartNumberingAfterBreak="0">
+    <w:nsid w:val="0F29497D"/>
+    <w:multiLevelType w:val="hybridMultilevel"/>
+    <w:tmpl w:val="E146E676"/>
+    <w:lvl w:ilvl="0" w:tplc="42A89252">
+      <w:start w:val="1"/>
+      <w:numFmt w:val="decimal"/>
+      <w:lvlText w:val="%1."/>
+      <w:lvlJc w:val="left"/>
+      <w:pPr>
+        <w:ind w:left="1069" w:hanging="360"/>
+      </w:pPr>
+      <w:rPr>
+        <w:rFonts w:hint="default"/>
+      </w:rPr>
+    </w:lvl>
+    <w:lvl w:ilvl="1" w:tplc="04190019" w:tentative="1">
+      <w:start w:val="1"/>
+      <w:numFmt w:val="lowerLetter"/>
+      <w:lvlText w:val="%2."/>
+      <w:lvlJc w:val="left"/>
+      <w:pPr>
+        <w:ind w:left="1789" w:hanging="360"/>
+      </w:pPr>
+    </w:lvl>
+    <w:lvl w:ilvl="2" w:tplc="0419001B" w:tentative="1">
+      <w:start w:val="1"/>
+      <w:numFmt w:val="lowerRoman"/>
+      <w:lvlText w:val="%3."/>
+      <w:lvlJc w:val="right"/>
+      <w:pPr>
+        <w:ind w:left="2509" w:hanging="180"/>
+      </w:pPr>
+    </w:lvl>
+    <w:lvl w:ilvl="3" w:tplc="0419000F" w:tentative="1">
+      <w:start w:val="1"/>
+      <w:numFmt w:val="decimal"/>
+      <w:lvlText w:val="%4."/>
+      <w:lvlJc w:val="left"/>
+      <w:pPr>
+        <w:ind w:left="3229" w:hanging="360"/>
+      </w:pPr>
+    </w:lvl>
+    <w:lvl w:ilvl="4" w:tplc="04190019" w:tentative="1">
+      <w:start w:val="1"/>
+      <w:numFmt w:val="lowerLetter"/>
+      <w:lvlText w:val="%5."/>
+      <w:lvlJc w:val="left"/>
+      <w:pPr>
+        <w:ind w:left="3949" w:hanging="360"/>
+      </w:pPr>
+    </w:lvl>
+    <w:lvl w:ilvl="5" w:tplc="0419001B" w:tentative="1">
+      <w:start w:val="1"/>
+      <w:numFmt w:val="lowerRoman"/>
+      <w:lvlText w:val="%6."/>
+      <w:lvlJc w:val="right"/>
+      <w:pPr>
+        <w:ind w:left="4669" w:hanging="180"/>
+      </w:pPr>
+    </w:lvl>
+    <w:lvl w:ilvl="6" w:tplc="0419000F" w:tentative="1">
+      <w:start w:val="1"/>
+      <w:numFmt w:val="decimal"/>
+      <w:lvlText w:val="%7."/>
+      <w:lvlJc w:val="left"/>
+      <w:pPr>
+        <w:ind w:left="5389" w:hanging="360"/>
+      </w:pPr>
+    </w:lvl>
+    <w:lvl w:ilvl="7" w:tplc="04190019" w:tentative="1">
+      <w:start w:val="1"/>
+      <w:numFmt w:val="lowerLetter"/>
+      <w:lvlText w:val="%8."/>
+      <w:lvlJc w:val="left"/>
+      <w:pPr>
+        <w:ind w:left="6109" w:hanging="360"/>
+      </w:pPr>
+    </w:lvl>
+    <w:lvl w:ilvl="8" w:tplc="0419001B" w:tentative="1">
+      <w:start w:val="1"/>
+      <w:numFmt w:val="lowerRoman"/>
+      <w:lvlText w:val="%9."/>
+      <w:lvlJc w:val="right"/>
+      <w:pPr>
+        <w:ind w:left="6829" w:hanging="180"/>
+      </w:pPr>
+    </w:lvl>
+  </w:abstractNum>
+  <w:abstractNum w:abstractNumId="8" w15:restartNumberingAfterBreak="0">
     <w:nsid w:val="1088620D"/>
     <w:multiLevelType w:val="multilevel"/>
     <w:tmpl w:val="0419001F"/>
@@ -3413,7 +4648,7 @@
       </w:pPr>
     </w:lvl>
   </w:abstractNum>
-  <w:abstractNum w:abstractNumId="7" w15:restartNumberingAfterBreak="0">
+  <w:abstractNum w:abstractNumId="9" w15:restartNumberingAfterBreak="0">
     <w:nsid w:val="1497CC34"/>
     <w:multiLevelType w:val="hybridMultilevel"/>
     <w:tmpl w:val="DA161046"/>
@@ -3526,7 +4761,7 @@
       </w:rPr>
     </w:lvl>
   </w:abstractNum>
-  <w:abstractNum w:abstractNumId="8" w15:restartNumberingAfterBreak="0">
+  <w:abstractNum w:abstractNumId="10" w15:restartNumberingAfterBreak="0">
     <w:nsid w:val="1889214C"/>
     <w:multiLevelType w:val="hybridMultilevel"/>
     <w:tmpl w:val="C430F2C6"/>
@@ -3639,7 +4874,7 @@
       </w:rPr>
     </w:lvl>
   </w:abstractNum>
-  <w:abstractNum w:abstractNumId="9" w15:restartNumberingAfterBreak="0">
+  <w:abstractNum w:abstractNumId="11" w15:restartNumberingAfterBreak="0">
     <w:nsid w:val="19620754"/>
     <w:multiLevelType w:val="multilevel"/>
     <w:tmpl w:val="89E6DA1E"/>
@@ -3752,7 +4987,7 @@
       </w:pPr>
     </w:lvl>
   </w:abstractNum>
-  <w:abstractNum w:abstractNumId="10" w15:restartNumberingAfterBreak="0">
+  <w:abstractNum w:abstractNumId="12" w15:restartNumberingAfterBreak="0">
     <w:nsid w:val="19772504"/>
     <w:multiLevelType w:val="multilevel"/>
     <w:tmpl w:val="0419001F"/>
@@ -3838,7 +5073,7 @@
       </w:pPr>
     </w:lvl>
   </w:abstractNum>
-  <w:abstractNum w:abstractNumId="11" w15:restartNumberingAfterBreak="0">
+  <w:abstractNum w:abstractNumId="13" w15:restartNumberingAfterBreak="0">
     <w:nsid w:val="1DDB1F89"/>
     <w:multiLevelType w:val="hybridMultilevel"/>
     <w:tmpl w:val="64BA8F9C"/>
@@ -3951,7 +5186,120 @@
       </w:rPr>
     </w:lvl>
   </w:abstractNum>
-  <w:abstractNum w:abstractNumId="12" w15:restartNumberingAfterBreak="0">
+  <w:abstractNum w:abstractNumId="14" w15:restartNumberingAfterBreak="0">
+    <w:nsid w:val="1E974572"/>
+    <w:multiLevelType w:val="multilevel"/>
+    <w:tmpl w:val="E4FC1E54"/>
+    <w:lvl w:ilvl="0">
+      <w:start w:val="1"/>
+      <w:numFmt w:val="decimal"/>
+      <w:lvlText w:val="%1."/>
+      <w:lvlJc w:val="left"/>
+      <w:pPr>
+        <w:tabs>
+          <w:tab w:val="num" w:pos="720"/>
+        </w:tabs>
+        <w:ind w:left="720" w:hanging="360"/>
+      </w:pPr>
+    </w:lvl>
+    <w:lvl w:ilvl="1" w:tentative="1">
+      <w:start w:val="1"/>
+      <w:numFmt w:val="decimal"/>
+      <w:lvlText w:val="%2."/>
+      <w:lvlJc w:val="left"/>
+      <w:pPr>
+        <w:tabs>
+          <w:tab w:val="num" w:pos="1440"/>
+        </w:tabs>
+        <w:ind w:left="1440" w:hanging="360"/>
+      </w:pPr>
+    </w:lvl>
+    <w:lvl w:ilvl="2" w:tentative="1">
+      <w:start w:val="1"/>
+      <w:numFmt w:val="decimal"/>
+      <w:lvlText w:val="%3."/>
+      <w:lvlJc w:val="left"/>
+      <w:pPr>
+        <w:tabs>
+          <w:tab w:val="num" w:pos="2160"/>
+        </w:tabs>
+        <w:ind w:left="2160" w:hanging="360"/>
+      </w:pPr>
+    </w:lvl>
+    <w:lvl w:ilvl="3" w:tentative="1">
+      <w:start w:val="1"/>
+      <w:numFmt w:val="decimal"/>
+      <w:lvlText w:val="%4."/>
+      <w:lvlJc w:val="left"/>
+      <w:pPr>
+        <w:tabs>
+          <w:tab w:val="num" w:pos="2880"/>
+        </w:tabs>
+        <w:ind w:left="2880" w:hanging="360"/>
+      </w:pPr>
+    </w:lvl>
+    <w:lvl w:ilvl="4" w:tentative="1">
+      <w:start w:val="1"/>
+      <w:numFmt w:val="decimal"/>
+      <w:lvlText w:val="%5."/>
+      <w:lvlJc w:val="left"/>
+      <w:pPr>
+        <w:tabs>
+          <w:tab w:val="num" w:pos="3600"/>
+        </w:tabs>
+        <w:ind w:left="3600" w:hanging="360"/>
+      </w:pPr>
+    </w:lvl>
+    <w:lvl w:ilvl="5" w:tentative="1">
+      <w:start w:val="1"/>
+      <w:numFmt w:val="decimal"/>
+      <w:lvlText w:val="%6."/>
+      <w:lvlJc w:val="left"/>
+      <w:pPr>
+        <w:tabs>
+          <w:tab w:val="num" w:pos="4320"/>
+        </w:tabs>
+        <w:ind w:left="4320" w:hanging="360"/>
+      </w:pPr>
+    </w:lvl>
+    <w:lvl w:ilvl="6" w:tentative="1">
+      <w:start w:val="1"/>
+      <w:numFmt w:val="decimal"/>
+      <w:lvlText w:val="%7."/>
+      <w:lvlJc w:val="left"/>
+      <w:pPr>
+        <w:tabs>
+          <w:tab w:val="num" w:pos="5040"/>
+        </w:tabs>
+        <w:ind w:left="5040" w:hanging="360"/>
+      </w:pPr>
+    </w:lvl>
+    <w:lvl w:ilvl="7" w:tentative="1">
+      <w:start w:val="1"/>
+      <w:numFmt w:val="decimal"/>
+      <w:lvlText w:val="%8."/>
+      <w:lvlJc w:val="left"/>
+      <w:pPr>
+        <w:tabs>
+          <w:tab w:val="num" w:pos="5760"/>
+        </w:tabs>
+        <w:ind w:left="5760" w:hanging="360"/>
+      </w:pPr>
+    </w:lvl>
+    <w:lvl w:ilvl="8" w:tentative="1">
+      <w:start w:val="1"/>
+      <w:numFmt w:val="decimal"/>
+      <w:lvlText w:val="%9."/>
+      <w:lvlJc w:val="left"/>
+      <w:pPr>
+        <w:tabs>
+          <w:tab w:val="num" w:pos="6480"/>
+        </w:tabs>
+        <w:ind w:left="6480" w:hanging="360"/>
+      </w:pPr>
+    </w:lvl>
+  </w:abstractNum>
+  <w:abstractNum w:abstractNumId="15" w15:restartNumberingAfterBreak="0">
     <w:nsid w:val="1EB549C4"/>
     <w:multiLevelType w:val="hybridMultilevel"/>
     <w:tmpl w:val="8534C3C6"/>
@@ -4040,7 +5388,159 @@
       </w:pPr>
     </w:lvl>
   </w:abstractNum>
-  <w:abstractNum w:abstractNumId="13" w15:restartNumberingAfterBreak="0">
+  <w:abstractNum w:abstractNumId="16" w15:restartNumberingAfterBreak="0">
+    <w:nsid w:val="1F5B270B"/>
+    <w:multiLevelType w:val="multilevel"/>
+    <w:tmpl w:val="E64CAA52"/>
+    <w:lvl w:ilvl="0">
+      <w:start w:val="1"/>
+      <w:numFmt w:val="decimal"/>
+      <w:lvlText w:val="%1."/>
+      <w:lvlJc w:val="left"/>
+      <w:pPr>
+        <w:tabs>
+          <w:tab w:val="num" w:pos="720"/>
+        </w:tabs>
+        <w:ind w:left="720" w:hanging="360"/>
+      </w:pPr>
+      <w:rPr>
+        <w:rFonts w:hint="default"/>
+        <w:b w:val="0"/>
+        <w:bCs/>
+        <w:sz w:val="28"/>
+        <w:szCs w:val="28"/>
+      </w:rPr>
+    </w:lvl>
+    <w:lvl w:ilvl="1">
+      <w:start w:val="1"/>
+      <w:numFmt w:val="bullet"/>
+      <w:lvlText w:val="o"/>
+      <w:lvlJc w:val="left"/>
+      <w:pPr>
+        <w:tabs>
+          <w:tab w:val="num" w:pos="1440"/>
+        </w:tabs>
+        <w:ind w:left="1440" w:hanging="360"/>
+      </w:pPr>
+      <w:rPr>
+        <w:rFonts w:ascii="Courier New" w:hAnsi="Courier New" w:hint="default"/>
+        <w:sz w:val="20"/>
+      </w:rPr>
+    </w:lvl>
+    <w:lvl w:ilvl="2">
+      <w:start w:val="1"/>
+      <w:numFmt w:val="bullet"/>
+      <w:lvlText w:val=""/>
+      <w:lvlJc w:val="left"/>
+      <w:pPr>
+        <w:tabs>
+          <w:tab w:val="num" w:pos="2160"/>
+        </w:tabs>
+        <w:ind w:left="2160" w:hanging="360"/>
+      </w:pPr>
+      <w:rPr>
+        <w:rFonts w:ascii="Wingdings" w:hAnsi="Wingdings" w:hint="default"/>
+        <w:sz w:val="20"/>
+      </w:rPr>
+    </w:lvl>
+    <w:lvl w:ilvl="3">
+      <w:start w:val="1"/>
+      <w:numFmt w:val="bullet"/>
+      <w:lvlText w:val=""/>
+      <w:lvlJc w:val="left"/>
+      <w:pPr>
+        <w:tabs>
+          <w:tab w:val="num" w:pos="2880"/>
+        </w:tabs>
+        <w:ind w:left="2880" w:hanging="360"/>
+      </w:pPr>
+      <w:rPr>
+        <w:rFonts w:ascii="Wingdings" w:hAnsi="Wingdings" w:hint="default"/>
+        <w:sz w:val="20"/>
+      </w:rPr>
+    </w:lvl>
+    <w:lvl w:ilvl="4">
+      <w:start w:val="1"/>
+      <w:numFmt w:val="bullet"/>
+      <w:lvlText w:val=""/>
+      <w:lvlJc w:val="left"/>
+      <w:pPr>
+        <w:tabs>
+          <w:tab w:val="num" w:pos="3600"/>
+        </w:tabs>
+        <w:ind w:left="3600" w:hanging="360"/>
+      </w:pPr>
+      <w:rPr>
+        <w:rFonts w:ascii="Wingdings" w:hAnsi="Wingdings" w:hint="default"/>
+        <w:sz w:val="20"/>
+      </w:rPr>
+    </w:lvl>
+    <w:lvl w:ilvl="5">
+      <w:start w:val="1"/>
+      <w:numFmt w:val="bullet"/>
+      <w:lvlText w:val=""/>
+      <w:lvlJc w:val="left"/>
+      <w:pPr>
+        <w:tabs>
+          <w:tab w:val="num" w:pos="4320"/>
+        </w:tabs>
+        <w:ind w:left="4320" w:hanging="360"/>
+      </w:pPr>
+      <w:rPr>
+        <w:rFonts w:ascii="Wingdings" w:hAnsi="Wingdings" w:hint="default"/>
+        <w:sz w:val="20"/>
+      </w:rPr>
+    </w:lvl>
+    <w:lvl w:ilvl="6">
+      <w:start w:val="1"/>
+      <w:numFmt w:val="bullet"/>
+      <w:lvlText w:val=""/>
+      <w:lvlJc w:val="left"/>
+      <w:pPr>
+        <w:tabs>
+          <w:tab w:val="num" w:pos="5040"/>
+        </w:tabs>
+        <w:ind w:left="5040" w:hanging="360"/>
+      </w:pPr>
+      <w:rPr>
+        <w:rFonts w:ascii="Wingdings" w:hAnsi="Wingdings" w:hint="default"/>
+        <w:sz w:val="20"/>
+      </w:rPr>
+    </w:lvl>
+    <w:lvl w:ilvl="7">
+      <w:start w:val="1"/>
+      <w:numFmt w:val="bullet"/>
+      <w:lvlText w:val=""/>
+      <w:lvlJc w:val="left"/>
+      <w:pPr>
+        <w:tabs>
+          <w:tab w:val="num" w:pos="5760"/>
+        </w:tabs>
+        <w:ind w:left="5760" w:hanging="360"/>
+      </w:pPr>
+      <w:rPr>
+        <w:rFonts w:ascii="Wingdings" w:hAnsi="Wingdings" w:hint="default"/>
+        <w:sz w:val="20"/>
+      </w:rPr>
+    </w:lvl>
+    <w:lvl w:ilvl="8">
+      <w:start w:val="1"/>
+      <w:numFmt w:val="bullet"/>
+      <w:lvlText w:val=""/>
+      <w:lvlJc w:val="left"/>
+      <w:pPr>
+        <w:tabs>
+          <w:tab w:val="num" w:pos="6480"/>
+        </w:tabs>
+        <w:ind w:left="6480" w:hanging="360"/>
+      </w:pPr>
+      <w:rPr>
+        <w:rFonts w:ascii="Wingdings" w:hAnsi="Wingdings" w:hint="default"/>
+        <w:sz w:val="20"/>
+      </w:rPr>
+    </w:lvl>
+  </w:abstractNum>
+  <w:abstractNum w:abstractNumId="17" w15:restartNumberingAfterBreak="0">
     <w:nsid w:val="231753F7"/>
     <w:multiLevelType w:val="multilevel"/>
     <w:tmpl w:val="0419001D"/>
@@ -4126,7 +5626,7 @@
       </w:pPr>
     </w:lvl>
   </w:abstractNum>
-  <w:abstractNum w:abstractNumId="14" w15:restartNumberingAfterBreak="0">
+  <w:abstractNum w:abstractNumId="18" w15:restartNumberingAfterBreak="0">
     <w:nsid w:val="240516B8"/>
     <w:multiLevelType w:val="hybridMultilevel"/>
     <w:tmpl w:val="9E56EC66"/>
@@ -4239,7 +5739,159 @@
       </w:rPr>
     </w:lvl>
   </w:abstractNum>
-  <w:abstractNum w:abstractNumId="15" w15:restartNumberingAfterBreak="0">
+  <w:abstractNum w:abstractNumId="19" w15:restartNumberingAfterBreak="0">
+    <w:nsid w:val="27482BBB"/>
+    <w:multiLevelType w:val="multilevel"/>
+    <w:tmpl w:val="66DC875A"/>
+    <w:lvl w:ilvl="0">
+      <w:start w:val="1"/>
+      <w:numFmt w:val="decimal"/>
+      <w:lvlText w:val="%1."/>
+      <w:lvlJc w:val="left"/>
+      <w:pPr>
+        <w:tabs>
+          <w:tab w:val="num" w:pos="720"/>
+        </w:tabs>
+        <w:ind w:left="720" w:hanging="360"/>
+      </w:pPr>
+      <w:rPr>
+        <w:rFonts w:hint="default"/>
+        <w:b w:val="0"/>
+        <w:bCs/>
+        <w:sz w:val="28"/>
+        <w:szCs w:val="28"/>
+      </w:rPr>
+    </w:lvl>
+    <w:lvl w:ilvl="1" w:tentative="1">
+      <w:start w:val="1"/>
+      <w:numFmt w:val="bullet"/>
+      <w:lvlText w:val="o"/>
+      <w:lvlJc w:val="left"/>
+      <w:pPr>
+        <w:tabs>
+          <w:tab w:val="num" w:pos="1440"/>
+        </w:tabs>
+        <w:ind w:left="1440" w:hanging="360"/>
+      </w:pPr>
+      <w:rPr>
+        <w:rFonts w:ascii="Courier New" w:hAnsi="Courier New" w:hint="default"/>
+        <w:sz w:val="20"/>
+      </w:rPr>
+    </w:lvl>
+    <w:lvl w:ilvl="2" w:tentative="1">
+      <w:start w:val="1"/>
+      <w:numFmt w:val="bullet"/>
+      <w:lvlText w:val=""/>
+      <w:lvlJc w:val="left"/>
+      <w:pPr>
+        <w:tabs>
+          <w:tab w:val="num" w:pos="2160"/>
+        </w:tabs>
+        <w:ind w:left="2160" w:hanging="360"/>
+      </w:pPr>
+      <w:rPr>
+        <w:rFonts w:ascii="Wingdings" w:hAnsi="Wingdings" w:hint="default"/>
+        <w:sz w:val="20"/>
+      </w:rPr>
+    </w:lvl>
+    <w:lvl w:ilvl="3" w:tentative="1">
+      <w:start w:val="1"/>
+      <w:numFmt w:val="bullet"/>
+      <w:lvlText w:val=""/>
+      <w:lvlJc w:val="left"/>
+      <w:pPr>
+        <w:tabs>
+          <w:tab w:val="num" w:pos="2880"/>
+        </w:tabs>
+        <w:ind w:left="2880" w:hanging="360"/>
+      </w:pPr>
+      <w:rPr>
+        <w:rFonts w:ascii="Wingdings" w:hAnsi="Wingdings" w:hint="default"/>
+        <w:sz w:val="20"/>
+      </w:rPr>
+    </w:lvl>
+    <w:lvl w:ilvl="4" w:tentative="1">
+      <w:start w:val="1"/>
+      <w:numFmt w:val="bullet"/>
+      <w:lvlText w:val=""/>
+      <w:lvlJc w:val="left"/>
+      <w:pPr>
+        <w:tabs>
+          <w:tab w:val="num" w:pos="3600"/>
+        </w:tabs>
+        <w:ind w:left="3600" w:hanging="360"/>
+      </w:pPr>
+      <w:rPr>
+        <w:rFonts w:ascii="Wingdings" w:hAnsi="Wingdings" w:hint="default"/>
+        <w:sz w:val="20"/>
+      </w:rPr>
+    </w:lvl>
+    <w:lvl w:ilvl="5" w:tentative="1">
+      <w:start w:val="1"/>
+      <w:numFmt w:val="bullet"/>
+      <w:lvlText w:val=""/>
+      <w:lvlJc w:val="left"/>
+      <w:pPr>
+        <w:tabs>
+          <w:tab w:val="num" w:pos="4320"/>
+        </w:tabs>
+        <w:ind w:left="4320" w:hanging="360"/>
+      </w:pPr>
+      <w:rPr>
+        <w:rFonts w:ascii="Wingdings" w:hAnsi="Wingdings" w:hint="default"/>
+        <w:sz w:val="20"/>
+      </w:rPr>
+    </w:lvl>
+    <w:lvl w:ilvl="6" w:tentative="1">
+      <w:start w:val="1"/>
+      <w:numFmt w:val="bullet"/>
+      <w:lvlText w:val=""/>
+      <w:lvlJc w:val="left"/>
+      <w:pPr>
+        <w:tabs>
+          <w:tab w:val="num" w:pos="5040"/>
+        </w:tabs>
+        <w:ind w:left="5040" w:hanging="360"/>
+      </w:pPr>
+      <w:rPr>
+        <w:rFonts w:ascii="Wingdings" w:hAnsi="Wingdings" w:hint="default"/>
+        <w:sz w:val="20"/>
+      </w:rPr>
+    </w:lvl>
+    <w:lvl w:ilvl="7" w:tentative="1">
+      <w:start w:val="1"/>
+      <w:numFmt w:val="bullet"/>
+      <w:lvlText w:val=""/>
+      <w:lvlJc w:val="left"/>
+      <w:pPr>
+        <w:tabs>
+          <w:tab w:val="num" w:pos="5760"/>
+        </w:tabs>
+        <w:ind w:left="5760" w:hanging="360"/>
+      </w:pPr>
+      <w:rPr>
+        <w:rFonts w:ascii="Wingdings" w:hAnsi="Wingdings" w:hint="default"/>
+        <w:sz w:val="20"/>
+      </w:rPr>
+    </w:lvl>
+    <w:lvl w:ilvl="8" w:tentative="1">
+      <w:start w:val="1"/>
+      <w:numFmt w:val="bullet"/>
+      <w:lvlText w:val=""/>
+      <w:lvlJc w:val="left"/>
+      <w:pPr>
+        <w:tabs>
+          <w:tab w:val="num" w:pos="6480"/>
+        </w:tabs>
+        <w:ind w:left="6480" w:hanging="360"/>
+      </w:pPr>
+      <w:rPr>
+        <w:rFonts w:ascii="Wingdings" w:hAnsi="Wingdings" w:hint="default"/>
+        <w:sz w:val="20"/>
+      </w:rPr>
+    </w:lvl>
+  </w:abstractNum>
+  <w:abstractNum w:abstractNumId="20" w15:restartNumberingAfterBreak="0">
     <w:nsid w:val="28499591"/>
     <w:multiLevelType w:val="hybridMultilevel"/>
     <w:tmpl w:val="8EC8335E"/>
@@ -4352,7 +6004,7 @@
       </w:rPr>
     </w:lvl>
   </w:abstractNum>
-  <w:abstractNum w:abstractNumId="16" w15:restartNumberingAfterBreak="0">
+  <w:abstractNum w:abstractNumId="21" w15:restartNumberingAfterBreak="0">
     <w:nsid w:val="28AD2323"/>
     <w:multiLevelType w:val="hybridMultilevel"/>
     <w:tmpl w:val="6CB6E9AC"/>
@@ -4465,7 +6117,7 @@
       </w:rPr>
     </w:lvl>
   </w:abstractNum>
-  <w:abstractNum w:abstractNumId="17" w15:restartNumberingAfterBreak="0">
+  <w:abstractNum w:abstractNumId="22" w15:restartNumberingAfterBreak="0">
     <w:nsid w:val="2AE425FD"/>
     <w:multiLevelType w:val="multilevel"/>
     <w:tmpl w:val="23B420E2"/>
@@ -4578,7 +6230,7 @@
       </w:pPr>
     </w:lvl>
   </w:abstractNum>
-  <w:abstractNum w:abstractNumId="18" w15:restartNumberingAfterBreak="0">
+  <w:abstractNum w:abstractNumId="23" w15:restartNumberingAfterBreak="0">
     <w:nsid w:val="2BE51D6B"/>
     <w:multiLevelType w:val="hybridMultilevel"/>
     <w:tmpl w:val="AF946A2A"/>
@@ -4691,7 +6343,7 @@
       </w:rPr>
     </w:lvl>
   </w:abstractNum>
-  <w:abstractNum w:abstractNumId="19" w15:restartNumberingAfterBreak="0">
+  <w:abstractNum w:abstractNumId="24" w15:restartNumberingAfterBreak="0">
     <w:nsid w:val="2E6E6AAA"/>
     <w:multiLevelType w:val="multilevel"/>
     <w:tmpl w:val="B2469E9A"/>
@@ -4813,7 +6465,7 @@
       </w:pPr>
     </w:lvl>
   </w:abstractNum>
-  <w:abstractNum w:abstractNumId="20" w15:restartNumberingAfterBreak="0">
+  <w:abstractNum w:abstractNumId="25" w15:restartNumberingAfterBreak="0">
     <w:nsid w:val="361214B2"/>
     <w:multiLevelType w:val="multilevel"/>
     <w:tmpl w:val="0419001F"/>
@@ -4899,7 +6551,7 @@
       </w:pPr>
     </w:lvl>
   </w:abstractNum>
-  <w:abstractNum w:abstractNumId="21" w15:restartNumberingAfterBreak="0">
+  <w:abstractNum w:abstractNumId="26" w15:restartNumberingAfterBreak="0">
     <w:nsid w:val="376845F6"/>
     <w:multiLevelType w:val="multilevel"/>
     <w:tmpl w:val="0419001D"/>
@@ -4985,7 +6637,7 @@
       </w:pPr>
     </w:lvl>
   </w:abstractNum>
-  <w:abstractNum w:abstractNumId="22" w15:restartNumberingAfterBreak="0">
+  <w:abstractNum w:abstractNumId="27" w15:restartNumberingAfterBreak="0">
     <w:nsid w:val="38736794"/>
     <w:multiLevelType w:val="hybridMultilevel"/>
     <w:tmpl w:val="0638F1C0"/>
@@ -5098,7 +6750,7 @@
       </w:rPr>
     </w:lvl>
   </w:abstractNum>
-  <w:abstractNum w:abstractNumId="23" w15:restartNumberingAfterBreak="0">
+  <w:abstractNum w:abstractNumId="28" w15:restartNumberingAfterBreak="0">
     <w:nsid w:val="40123AA4"/>
     <w:multiLevelType w:val="hybridMultilevel"/>
     <w:tmpl w:val="CBEA6842"/>
@@ -5211,7 +6863,311 @@
       </w:rPr>
     </w:lvl>
   </w:abstractNum>
-  <w:abstractNum w:abstractNumId="24" w15:restartNumberingAfterBreak="0">
+  <w:abstractNum w:abstractNumId="29" w15:restartNumberingAfterBreak="0">
+    <w:nsid w:val="413F5B4C"/>
+    <w:multiLevelType w:val="multilevel"/>
+    <w:tmpl w:val="66DC875A"/>
+    <w:lvl w:ilvl="0">
+      <w:start w:val="1"/>
+      <w:numFmt w:val="decimal"/>
+      <w:lvlText w:val="%1."/>
+      <w:lvlJc w:val="left"/>
+      <w:pPr>
+        <w:tabs>
+          <w:tab w:val="num" w:pos="720"/>
+        </w:tabs>
+        <w:ind w:left="720" w:hanging="360"/>
+      </w:pPr>
+      <w:rPr>
+        <w:rFonts w:hint="default"/>
+        <w:b w:val="0"/>
+        <w:bCs/>
+        <w:sz w:val="28"/>
+        <w:szCs w:val="28"/>
+      </w:rPr>
+    </w:lvl>
+    <w:lvl w:ilvl="1" w:tentative="1">
+      <w:start w:val="1"/>
+      <w:numFmt w:val="bullet"/>
+      <w:lvlText w:val="o"/>
+      <w:lvlJc w:val="left"/>
+      <w:pPr>
+        <w:tabs>
+          <w:tab w:val="num" w:pos="1440"/>
+        </w:tabs>
+        <w:ind w:left="1440" w:hanging="360"/>
+      </w:pPr>
+      <w:rPr>
+        <w:rFonts w:ascii="Courier New" w:hAnsi="Courier New" w:hint="default"/>
+        <w:sz w:val="20"/>
+      </w:rPr>
+    </w:lvl>
+    <w:lvl w:ilvl="2" w:tentative="1">
+      <w:start w:val="1"/>
+      <w:numFmt w:val="bullet"/>
+      <w:lvlText w:val=""/>
+      <w:lvlJc w:val="left"/>
+      <w:pPr>
+        <w:tabs>
+          <w:tab w:val="num" w:pos="2160"/>
+        </w:tabs>
+        <w:ind w:left="2160" w:hanging="360"/>
+      </w:pPr>
+      <w:rPr>
+        <w:rFonts w:ascii="Wingdings" w:hAnsi="Wingdings" w:hint="default"/>
+        <w:sz w:val="20"/>
+      </w:rPr>
+    </w:lvl>
+    <w:lvl w:ilvl="3" w:tentative="1">
+      <w:start w:val="1"/>
+      <w:numFmt w:val="bullet"/>
+      <w:lvlText w:val=""/>
+      <w:lvlJc w:val="left"/>
+      <w:pPr>
+        <w:tabs>
+          <w:tab w:val="num" w:pos="2880"/>
+        </w:tabs>
+        <w:ind w:left="2880" w:hanging="360"/>
+      </w:pPr>
+      <w:rPr>
+        <w:rFonts w:ascii="Wingdings" w:hAnsi="Wingdings" w:hint="default"/>
+        <w:sz w:val="20"/>
+      </w:rPr>
+    </w:lvl>
+    <w:lvl w:ilvl="4" w:tentative="1">
+      <w:start w:val="1"/>
+      <w:numFmt w:val="bullet"/>
+      <w:lvlText w:val=""/>
+      <w:lvlJc w:val="left"/>
+      <w:pPr>
+        <w:tabs>
+          <w:tab w:val="num" w:pos="3600"/>
+        </w:tabs>
+        <w:ind w:left="3600" w:hanging="360"/>
+      </w:pPr>
+      <w:rPr>
+        <w:rFonts w:ascii="Wingdings" w:hAnsi="Wingdings" w:hint="default"/>
+        <w:sz w:val="20"/>
+      </w:rPr>
+    </w:lvl>
+    <w:lvl w:ilvl="5" w:tentative="1">
+      <w:start w:val="1"/>
+      <w:numFmt w:val="bullet"/>
+      <w:lvlText w:val=""/>
+      <w:lvlJc w:val="left"/>
+      <w:pPr>
+        <w:tabs>
+          <w:tab w:val="num" w:pos="4320"/>
+        </w:tabs>
+        <w:ind w:left="4320" w:hanging="360"/>
+      </w:pPr>
+      <w:rPr>
+        <w:rFonts w:ascii="Wingdings" w:hAnsi="Wingdings" w:hint="default"/>
+        <w:sz w:val="20"/>
+      </w:rPr>
+    </w:lvl>
+    <w:lvl w:ilvl="6" w:tentative="1">
+      <w:start w:val="1"/>
+      <w:numFmt w:val="bullet"/>
+      <w:lvlText w:val=""/>
+      <w:lvlJc w:val="left"/>
+      <w:pPr>
+        <w:tabs>
+          <w:tab w:val="num" w:pos="5040"/>
+        </w:tabs>
+        <w:ind w:left="5040" w:hanging="360"/>
+      </w:pPr>
+      <w:rPr>
+        <w:rFonts w:ascii="Wingdings" w:hAnsi="Wingdings" w:hint="default"/>
+        <w:sz w:val="20"/>
+      </w:rPr>
+    </w:lvl>
+    <w:lvl w:ilvl="7" w:tentative="1">
+      <w:start w:val="1"/>
+      <w:numFmt w:val="bullet"/>
+      <w:lvlText w:val=""/>
+      <w:lvlJc w:val="left"/>
+      <w:pPr>
+        <w:tabs>
+          <w:tab w:val="num" w:pos="5760"/>
+        </w:tabs>
+        <w:ind w:left="5760" w:hanging="360"/>
+      </w:pPr>
+      <w:rPr>
+        <w:rFonts w:ascii="Wingdings" w:hAnsi="Wingdings" w:hint="default"/>
+        <w:sz w:val="20"/>
+      </w:rPr>
+    </w:lvl>
+    <w:lvl w:ilvl="8" w:tentative="1">
+      <w:start w:val="1"/>
+      <w:numFmt w:val="bullet"/>
+      <w:lvlText w:val=""/>
+      <w:lvlJc w:val="left"/>
+      <w:pPr>
+        <w:tabs>
+          <w:tab w:val="num" w:pos="6480"/>
+        </w:tabs>
+        <w:ind w:left="6480" w:hanging="360"/>
+      </w:pPr>
+      <w:rPr>
+        <w:rFonts w:ascii="Wingdings" w:hAnsi="Wingdings" w:hint="default"/>
+        <w:sz w:val="20"/>
+      </w:rPr>
+    </w:lvl>
+  </w:abstractNum>
+  <w:abstractNum w:abstractNumId="30" w15:restartNumberingAfterBreak="0">
+    <w:nsid w:val="41B87C58"/>
+    <w:multiLevelType w:val="multilevel"/>
+    <w:tmpl w:val="120CAE98"/>
+    <w:lvl w:ilvl="0">
+      <w:start w:val="1"/>
+      <w:numFmt w:val="decimal"/>
+      <w:lvlText w:val="%1."/>
+      <w:lvlJc w:val="left"/>
+      <w:pPr>
+        <w:tabs>
+          <w:tab w:val="num" w:pos="720"/>
+        </w:tabs>
+        <w:ind w:left="720" w:hanging="360"/>
+      </w:pPr>
+      <w:rPr>
+        <w:rFonts w:hint="default"/>
+        <w:b w:val="0"/>
+        <w:bCs/>
+        <w:sz w:val="28"/>
+        <w:szCs w:val="28"/>
+      </w:rPr>
+    </w:lvl>
+    <w:lvl w:ilvl="1">
+      <w:start w:val="1"/>
+      <w:numFmt w:val="bullet"/>
+      <w:lvlText w:val="o"/>
+      <w:lvlJc w:val="left"/>
+      <w:pPr>
+        <w:tabs>
+          <w:tab w:val="num" w:pos="1440"/>
+        </w:tabs>
+        <w:ind w:left="1440" w:hanging="360"/>
+      </w:pPr>
+      <w:rPr>
+        <w:rFonts w:ascii="Courier New" w:hAnsi="Courier New" w:hint="default"/>
+        <w:sz w:val="20"/>
+      </w:rPr>
+    </w:lvl>
+    <w:lvl w:ilvl="2">
+      <w:start w:val="1"/>
+      <w:numFmt w:val="bullet"/>
+      <w:lvlText w:val=""/>
+      <w:lvlJc w:val="left"/>
+      <w:pPr>
+        <w:tabs>
+          <w:tab w:val="num" w:pos="2160"/>
+        </w:tabs>
+        <w:ind w:left="2160" w:hanging="360"/>
+      </w:pPr>
+      <w:rPr>
+        <w:rFonts w:ascii="Wingdings" w:hAnsi="Wingdings" w:hint="default"/>
+        <w:sz w:val="20"/>
+      </w:rPr>
+    </w:lvl>
+    <w:lvl w:ilvl="3">
+      <w:start w:val="1"/>
+      <w:numFmt w:val="bullet"/>
+      <w:lvlText w:val=""/>
+      <w:lvlJc w:val="left"/>
+      <w:pPr>
+        <w:tabs>
+          <w:tab w:val="num" w:pos="2880"/>
+        </w:tabs>
+        <w:ind w:left="2880" w:hanging="360"/>
+      </w:pPr>
+      <w:rPr>
+        <w:rFonts w:ascii="Wingdings" w:hAnsi="Wingdings" w:hint="default"/>
+        <w:sz w:val="20"/>
+      </w:rPr>
+    </w:lvl>
+    <w:lvl w:ilvl="4">
+      <w:start w:val="1"/>
+      <w:numFmt w:val="bullet"/>
+      <w:lvlText w:val=""/>
+      <w:lvlJc w:val="left"/>
+      <w:pPr>
+        <w:tabs>
+          <w:tab w:val="num" w:pos="3600"/>
+        </w:tabs>
+        <w:ind w:left="3600" w:hanging="360"/>
+      </w:pPr>
+      <w:rPr>
+        <w:rFonts w:ascii="Wingdings" w:hAnsi="Wingdings" w:hint="default"/>
+        <w:sz w:val="20"/>
+      </w:rPr>
+    </w:lvl>
+    <w:lvl w:ilvl="5">
+      <w:start w:val="1"/>
+      <w:numFmt w:val="bullet"/>
+      <w:lvlText w:val=""/>
+      <w:lvlJc w:val="left"/>
+      <w:pPr>
+        <w:tabs>
+          <w:tab w:val="num" w:pos="4320"/>
+        </w:tabs>
+        <w:ind w:left="4320" w:hanging="360"/>
+      </w:pPr>
+      <w:rPr>
+        <w:rFonts w:ascii="Wingdings" w:hAnsi="Wingdings" w:hint="default"/>
+        <w:sz w:val="20"/>
+      </w:rPr>
+    </w:lvl>
+    <w:lvl w:ilvl="6">
+      <w:start w:val="1"/>
+      <w:numFmt w:val="bullet"/>
+      <w:lvlText w:val=""/>
+      <w:lvlJc w:val="left"/>
+      <w:pPr>
+        <w:tabs>
+          <w:tab w:val="num" w:pos="5040"/>
+        </w:tabs>
+        <w:ind w:left="5040" w:hanging="360"/>
+      </w:pPr>
+      <w:rPr>
+        <w:rFonts w:ascii="Wingdings" w:hAnsi="Wingdings" w:hint="default"/>
+        <w:sz w:val="20"/>
+      </w:rPr>
+    </w:lvl>
+    <w:lvl w:ilvl="7">
+      <w:start w:val="1"/>
+      <w:numFmt w:val="bullet"/>
+      <w:lvlText w:val=""/>
+      <w:lvlJc w:val="left"/>
+      <w:pPr>
+        <w:tabs>
+          <w:tab w:val="num" w:pos="5760"/>
+        </w:tabs>
+        <w:ind w:left="5760" w:hanging="360"/>
+      </w:pPr>
+      <w:rPr>
+        <w:rFonts w:ascii="Wingdings" w:hAnsi="Wingdings" w:hint="default"/>
+        <w:sz w:val="20"/>
+      </w:rPr>
+    </w:lvl>
+    <w:lvl w:ilvl="8">
+      <w:start w:val="1"/>
+      <w:numFmt w:val="bullet"/>
+      <w:lvlText w:val=""/>
+      <w:lvlJc w:val="left"/>
+      <w:pPr>
+        <w:tabs>
+          <w:tab w:val="num" w:pos="6480"/>
+        </w:tabs>
+        <w:ind w:left="6480" w:hanging="360"/>
+      </w:pPr>
+      <w:rPr>
+        <w:rFonts w:ascii="Wingdings" w:hAnsi="Wingdings" w:hint="default"/>
+        <w:sz w:val="20"/>
+      </w:rPr>
+    </w:lvl>
+  </w:abstractNum>
+  <w:abstractNum w:abstractNumId="31" w15:restartNumberingAfterBreak="0">
     <w:nsid w:val="427951B4"/>
     <w:multiLevelType w:val="multilevel"/>
     <w:tmpl w:val="0419001F"/>
@@ -5297,7 +7253,96 @@
       </w:pPr>
     </w:lvl>
   </w:abstractNum>
-  <w:abstractNum w:abstractNumId="25" w15:restartNumberingAfterBreak="0">
+  <w:abstractNum w:abstractNumId="32" w15:restartNumberingAfterBreak="0">
+    <w:nsid w:val="4B193887"/>
+    <w:multiLevelType w:val="hybridMultilevel"/>
+    <w:tmpl w:val="E4EE0178"/>
+    <w:lvl w:ilvl="0" w:tplc="F12844DC">
+      <w:start w:val="1"/>
+      <w:numFmt w:val="decimal"/>
+      <w:lvlText w:val="%1."/>
+      <w:lvlJc w:val="left"/>
+      <w:pPr>
+        <w:ind w:left="1069" w:hanging="360"/>
+      </w:pPr>
+      <w:rPr>
+        <w:rFonts w:hint="default"/>
+      </w:rPr>
+    </w:lvl>
+    <w:lvl w:ilvl="1" w:tplc="FFFFFFFF" w:tentative="1">
+      <w:start w:val="1"/>
+      <w:numFmt w:val="lowerLetter"/>
+      <w:lvlText w:val="%2."/>
+      <w:lvlJc w:val="left"/>
+      <w:pPr>
+        <w:ind w:left="1789" w:hanging="360"/>
+      </w:pPr>
+    </w:lvl>
+    <w:lvl w:ilvl="2" w:tplc="FFFFFFFF" w:tentative="1">
+      <w:start w:val="1"/>
+      <w:numFmt w:val="lowerRoman"/>
+      <w:lvlText w:val="%3."/>
+      <w:lvlJc w:val="right"/>
+      <w:pPr>
+        <w:ind w:left="2509" w:hanging="180"/>
+      </w:pPr>
+    </w:lvl>
+    <w:lvl w:ilvl="3" w:tplc="FFFFFFFF" w:tentative="1">
+      <w:start w:val="1"/>
+      <w:numFmt w:val="decimal"/>
+      <w:lvlText w:val="%4."/>
+      <w:lvlJc w:val="left"/>
+      <w:pPr>
+        <w:ind w:left="3229" w:hanging="360"/>
+      </w:pPr>
+    </w:lvl>
+    <w:lvl w:ilvl="4" w:tplc="FFFFFFFF" w:tentative="1">
+      <w:start w:val="1"/>
+      <w:numFmt w:val="lowerLetter"/>
+      <w:lvlText w:val="%5."/>
+      <w:lvlJc w:val="left"/>
+      <w:pPr>
+        <w:ind w:left="3949" w:hanging="360"/>
+      </w:pPr>
+    </w:lvl>
+    <w:lvl w:ilvl="5" w:tplc="FFFFFFFF" w:tentative="1">
+      <w:start w:val="1"/>
+      <w:numFmt w:val="lowerRoman"/>
+      <w:lvlText w:val="%6."/>
+      <w:lvlJc w:val="right"/>
+      <w:pPr>
+        <w:ind w:left="4669" w:hanging="180"/>
+      </w:pPr>
+    </w:lvl>
+    <w:lvl w:ilvl="6" w:tplc="FFFFFFFF" w:tentative="1">
+      <w:start w:val="1"/>
+      <w:numFmt w:val="decimal"/>
+      <w:lvlText w:val="%7."/>
+      <w:lvlJc w:val="left"/>
+      <w:pPr>
+        <w:ind w:left="5389" w:hanging="360"/>
+      </w:pPr>
+    </w:lvl>
+    <w:lvl w:ilvl="7" w:tplc="FFFFFFFF" w:tentative="1">
+      <w:start w:val="1"/>
+      <w:numFmt w:val="lowerLetter"/>
+      <w:lvlText w:val="%8."/>
+      <w:lvlJc w:val="left"/>
+      <w:pPr>
+        <w:ind w:left="6109" w:hanging="360"/>
+      </w:pPr>
+    </w:lvl>
+    <w:lvl w:ilvl="8" w:tplc="FFFFFFFF" w:tentative="1">
+      <w:start w:val="1"/>
+      <w:numFmt w:val="lowerRoman"/>
+      <w:lvlText w:val="%9."/>
+      <w:lvlJc w:val="right"/>
+      <w:pPr>
+        <w:ind w:left="6829" w:hanging="180"/>
+      </w:pPr>
+    </w:lvl>
+  </w:abstractNum>
+  <w:abstractNum w:abstractNumId="33" w15:restartNumberingAfterBreak="0">
     <w:nsid w:val="4C6A3D29"/>
     <w:multiLevelType w:val="hybridMultilevel"/>
     <w:tmpl w:val="F6A4B2E6"/>
@@ -5410,7 +7455,7 @@
       </w:rPr>
     </w:lvl>
   </w:abstractNum>
-  <w:abstractNum w:abstractNumId="26" w15:restartNumberingAfterBreak="0">
+  <w:abstractNum w:abstractNumId="34" w15:restartNumberingAfterBreak="0">
     <w:nsid w:val="4F9B3F6C"/>
     <w:multiLevelType w:val="hybridMultilevel"/>
     <w:tmpl w:val="A480709E"/>
@@ -5499,7 +7544,7 @@
       </w:pPr>
     </w:lvl>
   </w:abstractNum>
-  <w:abstractNum w:abstractNumId="27" w15:restartNumberingAfterBreak="0">
+  <w:abstractNum w:abstractNumId="35" w15:restartNumberingAfterBreak="0">
     <w:nsid w:val="53942C05"/>
     <w:multiLevelType w:val="multilevel"/>
     <w:tmpl w:val="0419001D"/>
@@ -5585,7 +7630,7 @@
       </w:pPr>
     </w:lvl>
   </w:abstractNum>
-  <w:abstractNum w:abstractNumId="28" w15:restartNumberingAfterBreak="0">
+  <w:abstractNum w:abstractNumId="36" w15:restartNumberingAfterBreak="0">
     <w:nsid w:val="58910B12"/>
     <w:multiLevelType w:val="multilevel"/>
     <w:tmpl w:val="BB346898"/>
@@ -5725,7 +7770,7 @@
       </w:rPr>
     </w:lvl>
   </w:abstractNum>
-  <w:abstractNum w:abstractNumId="29" w15:restartNumberingAfterBreak="0">
+  <w:abstractNum w:abstractNumId="37" w15:restartNumberingAfterBreak="0">
     <w:nsid w:val="5E5F1EB2"/>
     <w:multiLevelType w:val="hybridMultilevel"/>
     <w:tmpl w:val="8A2A06A6"/>
@@ -5838,7 +7883,7 @@
       </w:rPr>
     </w:lvl>
   </w:abstractNum>
-  <w:abstractNum w:abstractNumId="30" w15:restartNumberingAfterBreak="0">
+  <w:abstractNum w:abstractNumId="38" w15:restartNumberingAfterBreak="0">
     <w:nsid w:val="5F7E3006"/>
     <w:multiLevelType w:val="multilevel"/>
     <w:tmpl w:val="42423C7A"/>
@@ -5951,7 +7996,7 @@
       </w:pPr>
     </w:lvl>
   </w:abstractNum>
-  <w:abstractNum w:abstractNumId="31" w15:restartNumberingAfterBreak="0">
+  <w:abstractNum w:abstractNumId="39" w15:restartNumberingAfterBreak="0">
     <w:nsid w:val="623E2BCE"/>
     <w:multiLevelType w:val="multilevel"/>
     <w:tmpl w:val="0419001D"/>
@@ -6037,7 +8082,7 @@
       </w:pPr>
     </w:lvl>
   </w:abstractNum>
-  <w:abstractNum w:abstractNumId="32" w15:restartNumberingAfterBreak="0">
+  <w:abstractNum w:abstractNumId="40" w15:restartNumberingAfterBreak="0">
     <w:nsid w:val="63975423"/>
     <w:multiLevelType w:val="multilevel"/>
     <w:tmpl w:val="0419001F"/>
@@ -6123,7 +8168,7 @@
       </w:pPr>
     </w:lvl>
   </w:abstractNum>
-  <w:abstractNum w:abstractNumId="33" w15:restartNumberingAfterBreak="0">
+  <w:abstractNum w:abstractNumId="41" w15:restartNumberingAfterBreak="0">
     <w:nsid w:val="648643D9"/>
     <w:multiLevelType w:val="multilevel"/>
     <w:tmpl w:val="1D06D070"/>
@@ -6236,7 +8281,7 @@
       </w:pPr>
     </w:lvl>
   </w:abstractNum>
-  <w:abstractNum w:abstractNumId="34" w15:restartNumberingAfterBreak="0">
+  <w:abstractNum w:abstractNumId="42" w15:restartNumberingAfterBreak="0">
     <w:nsid w:val="66157033"/>
     <w:multiLevelType w:val="multilevel"/>
     <w:tmpl w:val="0419001D"/>
@@ -6322,7 +8367,7 @@
       </w:pPr>
     </w:lvl>
   </w:abstractNum>
-  <w:abstractNum w:abstractNumId="35" w15:restartNumberingAfterBreak="0">
+  <w:abstractNum w:abstractNumId="43" w15:restartNumberingAfterBreak="0">
     <w:nsid w:val="691237F8"/>
     <w:multiLevelType w:val="multilevel"/>
     <w:tmpl w:val="0419001F"/>
@@ -6408,7 +8453,7 @@
       </w:pPr>
     </w:lvl>
   </w:abstractNum>
-  <w:abstractNum w:abstractNumId="36" w15:restartNumberingAfterBreak="0">
+  <w:abstractNum w:abstractNumId="44" w15:restartNumberingAfterBreak="0">
     <w:nsid w:val="6FEA3757"/>
     <w:multiLevelType w:val="hybridMultilevel"/>
     <w:tmpl w:val="641047D2"/>
@@ -6521,7 +8566,7 @@
       </w:rPr>
     </w:lvl>
   </w:abstractNum>
-  <w:abstractNum w:abstractNumId="37" w15:restartNumberingAfterBreak="0">
+  <w:abstractNum w:abstractNumId="45" w15:restartNumberingAfterBreak="0">
     <w:nsid w:val="79D8B828"/>
     <w:multiLevelType w:val="hybridMultilevel"/>
     <w:tmpl w:val="053C2154"/>
@@ -6635,76 +8680,76 @@
     </w:lvl>
   </w:abstractNum>
   <w:num w:numId="1" w16cid:durableId="1537961111">
+    <w:abstractNumId w:val="13"/>
+  </w:num>
+  <w:num w:numId="2" w16cid:durableId="442848644">
+    <w:abstractNumId w:val="20"/>
+  </w:num>
+  <w:num w:numId="3" w16cid:durableId="1729110417">
+    <w:abstractNumId w:val="27"/>
+  </w:num>
+  <w:num w:numId="4" w16cid:durableId="1409114535">
+    <w:abstractNumId w:val="9"/>
+  </w:num>
+  <w:num w:numId="5" w16cid:durableId="1493377098">
+    <w:abstractNumId w:val="45"/>
+  </w:num>
+  <w:num w:numId="6" w16cid:durableId="1822115703">
+    <w:abstractNumId w:val="10"/>
+  </w:num>
+  <w:num w:numId="7" w16cid:durableId="1380783327">
     <w:abstractNumId w:val="11"/>
   </w:num>
-  <w:num w:numId="2" w16cid:durableId="442848644">
-    <w:abstractNumId w:val="15"/>
+  <w:num w:numId="8" w16cid:durableId="60106203">
+    <w:abstractNumId w:val="24"/>
   </w:num>
-  <w:num w:numId="3" w16cid:durableId="1729110417">
-    <w:abstractNumId w:val="22"/>
+  <w:num w:numId="9" w16cid:durableId="350882937">
+    <w:abstractNumId w:val="36"/>
   </w:num>
-  <w:num w:numId="4" w16cid:durableId="1409114535">
-    <w:abstractNumId w:val="7"/>
+  <w:num w:numId="10" w16cid:durableId="615987238">
+    <w:abstractNumId w:val="25"/>
   </w:num>
-  <w:num w:numId="5" w16cid:durableId="1493377098">
-    <w:abstractNumId w:val="37"/>
+  <w:num w:numId="11" w16cid:durableId="1614744299">
+    <w:abstractNumId w:val="12"/>
   </w:num>
-  <w:num w:numId="6" w16cid:durableId="1822115703">
+  <w:num w:numId="12" w16cid:durableId="771626668">
+    <w:abstractNumId w:val="43"/>
+  </w:num>
+  <w:num w:numId="13" w16cid:durableId="86393830">
     <w:abstractNumId w:val="8"/>
   </w:num>
-  <w:num w:numId="7" w16cid:durableId="1380783327">
-    <w:abstractNumId w:val="9"/>
-  </w:num>
-  <w:num w:numId="8" w16cid:durableId="60106203">
-    <w:abstractNumId w:val="19"/>
-  </w:num>
-  <w:num w:numId="9" w16cid:durableId="350882937">
-    <w:abstractNumId w:val="28"/>
-  </w:num>
-  <w:num w:numId="10" w16cid:durableId="615987238">
-    <w:abstractNumId w:val="20"/>
-  </w:num>
-  <w:num w:numId="11" w16cid:durableId="1614744299">
-    <w:abstractNumId w:val="10"/>
-  </w:num>
-  <w:num w:numId="12" w16cid:durableId="771626668">
-    <w:abstractNumId w:val="35"/>
-  </w:num>
-  <w:num w:numId="13" w16cid:durableId="86393830">
-    <w:abstractNumId w:val="6"/>
-  </w:num>
   <w:num w:numId="14" w16cid:durableId="1435898065">
-    <w:abstractNumId w:val="24"/>
+    <w:abstractNumId w:val="31"/>
   </w:num>
   <w:num w:numId="15" w16cid:durableId="2061859807">
-    <w:abstractNumId w:val="32"/>
+    <w:abstractNumId w:val="40"/>
   </w:num>
   <w:num w:numId="16" w16cid:durableId="708602639">
     <w:abstractNumId w:val="2"/>
   </w:num>
   <w:num w:numId="17" w16cid:durableId="1983729988">
-    <w:abstractNumId w:val="33"/>
+    <w:abstractNumId w:val="41"/>
   </w:num>
   <w:num w:numId="18" w16cid:durableId="1138764099">
-    <w:abstractNumId w:val="30"/>
+    <w:abstractNumId w:val="38"/>
   </w:num>
   <w:num w:numId="19" w16cid:durableId="1635675216">
-    <w:abstractNumId w:val="17"/>
+    <w:abstractNumId w:val="22"/>
   </w:num>
   <w:num w:numId="20" w16cid:durableId="639269118">
-    <w:abstractNumId w:val="26"/>
+    <w:abstractNumId w:val="34"/>
   </w:num>
   <w:num w:numId="21" w16cid:durableId="1436292200">
     <w:abstractNumId w:val="5"/>
   </w:num>
   <w:num w:numId="22" w16cid:durableId="785464205">
-    <w:abstractNumId w:val="31"/>
+    <w:abstractNumId w:val="39"/>
   </w:num>
   <w:num w:numId="23" w16cid:durableId="2038853138">
-    <w:abstractNumId w:val="34"/>
+    <w:abstractNumId w:val="42"/>
   </w:num>
   <w:num w:numId="24" w16cid:durableId="2120223158">
-    <w:abstractNumId w:val="21"/>
+    <w:abstractNumId w:val="26"/>
   </w:num>
   <w:num w:numId="25" w16cid:durableId="1366445438">
     <w:abstractNumId w:val="1"/>
@@ -6713,40 +8758,64 @@
     <w:abstractNumId w:val="3"/>
   </w:num>
   <w:num w:numId="27" w16cid:durableId="657074279">
-    <w:abstractNumId w:val="13"/>
+    <w:abstractNumId w:val="17"/>
   </w:num>
   <w:num w:numId="28" w16cid:durableId="1047684074">
-    <w:abstractNumId w:val="29"/>
+    <w:abstractNumId w:val="37"/>
   </w:num>
   <w:num w:numId="29" w16cid:durableId="573975785">
+    <w:abstractNumId w:val="23"/>
+  </w:num>
+  <w:num w:numId="30" w16cid:durableId="875964920">
+    <w:abstractNumId w:val="33"/>
+  </w:num>
+  <w:num w:numId="31" w16cid:durableId="729233001">
+    <w:abstractNumId w:val="21"/>
+  </w:num>
+  <w:num w:numId="32" w16cid:durableId="1343897965">
     <w:abstractNumId w:val="18"/>
   </w:num>
-  <w:num w:numId="30" w16cid:durableId="875964920">
-    <w:abstractNumId w:val="25"/>
-  </w:num>
-  <w:num w:numId="31" w16cid:durableId="729233001">
-    <w:abstractNumId w:val="16"/>
-  </w:num>
-  <w:num w:numId="32" w16cid:durableId="1343897965">
-    <w:abstractNumId w:val="14"/>
-  </w:num>
   <w:num w:numId="33" w16cid:durableId="1050806461">
-    <w:abstractNumId w:val="36"/>
+    <w:abstractNumId w:val="44"/>
   </w:num>
   <w:num w:numId="34" w16cid:durableId="116264651">
-    <w:abstractNumId w:val="23"/>
+    <w:abstractNumId w:val="28"/>
   </w:num>
   <w:num w:numId="35" w16cid:durableId="1110004846">
-    <w:abstractNumId w:val="27"/>
+    <w:abstractNumId w:val="35"/>
   </w:num>
   <w:num w:numId="36" w16cid:durableId="63602662">
     <w:abstractNumId w:val="0"/>
   </w:num>
   <w:num w:numId="37" w16cid:durableId="112553312">
-    <w:abstractNumId w:val="12"/>
+    <w:abstractNumId w:val="15"/>
   </w:num>
   <w:num w:numId="38" w16cid:durableId="170410713">
     <w:abstractNumId w:val="4"/>
+  </w:num>
+  <w:num w:numId="39" w16cid:durableId="1152403458">
+    <w:abstractNumId w:val="19"/>
+  </w:num>
+  <w:num w:numId="40" w16cid:durableId="590889876">
+    <w:abstractNumId w:val="29"/>
+  </w:num>
+  <w:num w:numId="41" w16cid:durableId="746344960">
+    <w:abstractNumId w:val="7"/>
+  </w:num>
+  <w:num w:numId="42" w16cid:durableId="1313485246">
+    <w:abstractNumId w:val="32"/>
+  </w:num>
+  <w:num w:numId="43" w16cid:durableId="1115754947">
+    <w:abstractNumId w:val="16"/>
+  </w:num>
+  <w:num w:numId="44" w16cid:durableId="1800302642">
+    <w:abstractNumId w:val="6"/>
+  </w:num>
+  <w:num w:numId="45" w16cid:durableId="1216350666">
+    <w:abstractNumId w:val="30"/>
+  </w:num>
+  <w:num w:numId="46" w16cid:durableId="1630669848">
+    <w:abstractNumId w:val="14"/>
   </w:num>
 </w:numbering>
 </file>
@@ -7732,28 +9801,28 @@
 </file>
 
 <file path=customXml/item1.xml><?xml version="1.0" encoding="utf-8"?>
-<b:Sources xmlns:b="http://schemas.openxmlformats.org/officeDocument/2006/bibliography" xmlns="http://schemas.openxmlformats.org/officeDocument/2006/bibliography" SelectedStyle="\APASixthEditionOfficeOnline.xsl" StyleName="APA" Version="6"/>
-</file>
-
-<file path=customXml/item2.xml><?xml version="1.0" encoding="utf-8"?>
 <go:gDocsCustomXmlDataStorage xmlns:go="http://customooxmlschemas.google.com/" xmlns:r="http://schemas.openxmlformats.org/officeDocument/2006/relationships">
   <go:docsCustomData roundtripDataSignature="AMtx7mg1qiIUzfAXOzB5bWkZS60MHi9S8Q==">AMUW2mWLmYDSJRmnV6dYdP51iqq04Ck81LoEa64nqAjk3nhMOHlbeZszGKfITx6qMUfs3rM2x2PB2rqPWOZDmLezaW88oaQx8NXfhVAkPlDZS2wEVkl4j1ZVp5N0ODg5yBxfBVoZJMrC+Jcei3uD2SILoR2E9HxkkBc2BwpU9XFOvywaRwcRxLvmFCFlRthXODtEtJTAOczHSBLaLOFwJ6Tyfi1FSDKnqQ+6e5Hgf+zVu8x6NYS5zxhoT6JcUh5UDMmi87m7x+K0GItW4NZ8LEBJ6P15GzYKoutGIYaP2WUs4sl4LxDeecnKf6wQrJUByYhmJFB9kjCE7fCCZOoq1glGGLv9CeteaGvkYAcfulA79D71Y0aUT6HKOeE8lSYOEL/EKL6csNEiwEv6crK2XVbVHTpE4bOldQ==</go:docsCustomData>
 </go:gDocsCustomXmlDataStorage>
 </file>
 
-<file path=customXml/itemProps1.xml><?xml version="1.0" encoding="utf-8"?>
-<ds:datastoreItem xmlns:ds="http://schemas.openxmlformats.org/officeDocument/2006/customXml" ds:itemID="{C716AF5C-AAE3-4974-81F5-527E6B387549}">
-  <ds:schemaRefs>
-    <ds:schemaRef ds:uri="http://schemas.openxmlformats.org/officeDocument/2006/bibliography"/>
-  </ds:schemaRefs>
-</ds:datastoreItem>
+<file path=customXml/item2.xml><?xml version="1.0" encoding="utf-8"?>
+<b:Sources xmlns:b="http://schemas.openxmlformats.org/officeDocument/2006/bibliography" xmlns="http://schemas.openxmlformats.org/officeDocument/2006/bibliography" SelectedStyle="\APASixthEditionOfficeOnline.xsl" StyleName="APA" Version="6"/>
 </file>
 
-<file path=customXml/itemProps2.xml><?xml version="1.0" encoding="utf-8"?>
+<file path=customXml/itemProps1.xml><?xml version="1.0" encoding="utf-8"?>
 <ds:datastoreItem xmlns:ds="http://schemas.openxmlformats.org/officeDocument/2006/customXml" ds:itemID="{11111111-1234-1234-1234-123412341234}">
   <ds:schemaRefs>
     <ds:schemaRef ds:uri="http://customooxmlschemas.google.com/"/>
     <ds:schemaRef ds:uri="http://schemas.openxmlformats.org/officeDocument/2006/relationships"/>
   </ds:schemaRefs>
 </ds:datastoreItem>
+</file>
+
+<file path=customXml/itemProps2.xml><?xml version="1.0" encoding="utf-8"?>
+<ds:datastoreItem xmlns:ds="http://schemas.openxmlformats.org/officeDocument/2006/customXml" ds:itemID="{C716AF5C-AAE3-4974-81F5-527E6B387549}">
+  <ds:schemaRefs>
+    <ds:schemaRef ds:uri="http://schemas.openxmlformats.org/officeDocument/2006/bibliography"/>
+  </ds:schemaRefs>
+</ds:datastoreItem>
 </file>